--- a/Gold_vs_Aktien_Bericht.docx
+++ b/Gold_vs_Aktien_Bericht.docx
@@ -4,29 +4,23 @@
   <w:body>
     <w:p>
       <w:pPr>
-        <w:spacing w:after="40"/>
         <w:jc w:val="center"/>
       </w:pPr>
       <w:r>
         <w:rPr>
-          <w:rFonts w:ascii="Arial" w:hAnsi="Arial"/>
           <w:b/>
-          <w:color w:val="2E4057"/>
-          <w:sz w:val="44"/>
+          <w:sz w:val="40"/>
         </w:rPr>
         <w:t>Gold als Kapitalanlage</w:t>
       </w:r>
     </w:p>
     <w:p>
       <w:pPr>
-        <w:spacing w:after="60"/>
         <w:jc w:val="center"/>
       </w:pPr>
       <w:r>
         <w:rPr>
-          <w:rFonts w:ascii="Arial" w:hAnsi="Arial"/>
           <w:i/>
-          <w:color w:val="666666"/>
           <w:sz w:val="24"/>
         </w:rPr>
         <w:t>Wertentwicklung, Steuervorteile, demografischer Ausblick</w:t>
@@ -36,16 +30,11 @@
     </w:p>
     <w:p>
       <w:pPr>
-        <w:spacing w:after="200"/>
         <w:jc w:val="center"/>
-        <w:pBdr>
-          <w:bottom w:val="single" w:sz="16" w:space="1" w:color="D4A017"/>
-        </w:pBdr>
       </w:pPr>
       <w:r>
         <w:rPr>
-          <w:rFonts w:ascii="Arial" w:hAnsi="Arial"/>
-          <w:color w:val="999999"/>
+          <w:color w:val="666666"/>
           <w:sz w:val="18"/>
         </w:rPr>
         <w:t>Stand März 2026  ·  Datenbasis: Yahoo Finance, ECB, London Bullion Market</w:t>
@@ -53,159 +42,43 @@
     </w:p>
     <w:p>
       <w:pPr>
-        <w:spacing w:before="280" w:after="80"/>
-        <w:pBdr>
-          <w:bottom w:val="single" w:sz="10" w:space="1" w:color="D4A017"/>
-        </w:pBdr>
+        <w:pStyle w:val="Heading1"/>
       </w:pPr>
       <w:r>
-        <w:rPr>
-          <w:rFonts w:ascii="Arial" w:hAnsi="Arial"/>
-          <w:b/>
-          <w:color w:val="2E4057"/>
-          <w:sz w:val="28"/>
-        </w:rPr>
         <w:t>1  Methodik und Datenbasis</w:t>
       </w:r>
     </w:p>
     <w:p>
-      <w:pPr>
-        <w:spacing w:after="120" w:before="20" w:line="300" w:lineRule="exact"/>
-      </w:pPr>
       <w:r>
-        <w:rPr>
-          <w:rFonts w:ascii="Arial" w:hAnsi="Arial"/>
-          <w:sz w:val="21"/>
-        </w:rPr>
-        <w:t>Diese Analyse vergleicht physisches Gold (XAU, Londoner Abendfix) mit dem S&amp;P 500 Total Return Index (USD, inklusive reinvestierter Dividenden) und dem DAX Performance-Index (EUR, inklusive Dividenden) aus Sicht eines deutschen Anlegers. Alle Werte wurden in Euro umgerechnet. Als Startkapital dienen jeweils 1.000 € zu Monatsbeginn der Jahre 2000, 2005, 2010, 2015 und 2020. Für die Steuerbetrachtung wird die aktuelle deutsche Abgeltungsteuer (26,375 % inkl. Solidaritätszuschlag) sowie die Teilfreistellung von 30 % für Aktien-ETFs (effektiver Steuersatz: 18,46 %) angewendet.</w:t>
+        <w:t>Diese Analyse vergleicht physisches Gold (XAU, Londoner Abendfix) mit dem S&amp;P 500 Total Return Index (USD, inklusive reinvestierter Dividenden) und dem DAX Performance-Index (EUR, inklusive Dividenden) aus Sicht eines deutschen Anlegers. Alle Werte wurden in Euro umgerechnet. Als Startkapital dienen jeweils 1.000 € zu Monatsbeginn jedes Jahres von 2000 bis 2025. Für die Steuerbetrachtung wird die aktuelle deutsche Abgeltungsteuer (26,375 % inkl. Solidaritätszuschlag) sowie die Teilfreistellung von 30 % für Aktien-ETFs (effektiver Steuersatz: 18,46 %) angewendet.</w:t>
       </w:r>
     </w:p>
     <w:p>
       <w:pPr>
-        <w:spacing w:before="280" w:after="80"/>
-        <w:pBdr>
-          <w:bottom w:val="single" w:sz="10" w:space="1" w:color="D4A017"/>
-        </w:pBdr>
+        <w:pStyle w:val="Heading1"/>
       </w:pPr>
       <w:r>
-        <w:rPr>
-          <w:rFonts w:ascii="Arial" w:hAnsi="Arial"/>
-          <w:b/>
-          <w:color w:val="2E4057"/>
-          <w:sz w:val="28"/>
-        </w:rPr>
-        <w:t>2  Wertentwicklung seit Januar 2000</w:t>
+        <w:t>2  Wertentwicklung seit 2000</w:t>
       </w:r>
     </w:p>
     <w:p>
-      <w:pPr>
-        <w:spacing w:after="120" w:before="20" w:line="300" w:lineRule="exact"/>
-      </w:pPr>
       <w:r>
         <w:rPr>
-          <w:rFonts w:ascii="Arial" w:hAnsi="Arial"/>
-          <w:b w:val="0"/>
-          <w:sz w:val="21"/>
+          <w:b/>
         </w:rPr>
-        <w:t xml:space="preserve">Wer im Januar 2000 je 1.000 € in Gold, den S&amp;P 500 TR und den DAX investiert hätte, erzielt heute fundamental unterschiedliche Ergebnisse: Gold wuchs auf </w:t>
-      </w:r>
-      <w:r>
-        <w:rPr>
-          <w:rFonts w:ascii="Arial" w:hAnsi="Arial"/>
-          <w:b/>
-          <w:color w:val="D4A017"/>
-          <w:sz w:val="21"/>
-        </w:rPr>
-        <w:t>€ 14,115</w:t>
-      </w:r>
-      <w:r>
-        <w:rPr>
-          <w:rFonts w:ascii="Arial" w:hAnsi="Arial"/>
-          <w:b w:val="0"/>
-          <w:sz w:val="21"/>
-        </w:rPr>
-        <w:t xml:space="preserve"> (10.9 % p.a.)</w:t>
-      </w:r>
-      <w:r>
-        <w:rPr>
-          <w:rFonts w:ascii="Arial" w:hAnsi="Arial"/>
-          <w:b w:val="0"/>
-          <w:sz w:val="21"/>
-        </w:rPr>
-        <w:t xml:space="preserve">, der S&amp;P 500 TR auf </w:t>
-      </w:r>
-      <w:r>
-        <w:rPr>
-          <w:rFonts w:ascii="Arial" w:hAnsi="Arial"/>
-          <w:b/>
-          <w:color w:val="1F77B4"/>
-          <w:sz w:val="21"/>
-        </w:rPr>
-        <w:t>€ 5,452</w:t>
-      </w:r>
-      <w:r>
-        <w:rPr>
-          <w:rFonts w:ascii="Arial" w:hAnsi="Arial"/>
-          <w:b w:val="0"/>
-          <w:sz w:val="21"/>
-        </w:rPr>
-        <w:t xml:space="preserve"> (6.9 % p.a.)</w:t>
-      </w:r>
-      <w:r>
-        <w:rPr>
-          <w:rFonts w:ascii="Arial" w:hAnsi="Arial"/>
-          <w:b w:val="0"/>
-          <w:sz w:val="21"/>
-        </w:rPr>
-        <w:t xml:space="preserve"> und der DAX auf </w:t>
-      </w:r>
-      <w:r>
-        <w:rPr>
-          <w:rFonts w:ascii="Arial" w:hAnsi="Arial"/>
-          <w:b/>
-          <w:color w:val="2CA02C"/>
-          <w:sz w:val="21"/>
-        </w:rPr>
-        <w:t>€ 3,249</w:t>
-      </w:r>
-      <w:r>
-        <w:rPr>
-          <w:rFonts w:ascii="Arial" w:hAnsi="Arial"/>
-          <w:b w:val="0"/>
-          <w:sz w:val="21"/>
-        </w:rPr>
-        <w:t xml:space="preserve"> (4.7 % p.a.)</w:t>
-      </w:r>
-      <w:r>
-        <w:rPr>
-          <w:rFonts w:ascii="Arial" w:hAnsi="Arial"/>
-          <w:b w:val="0"/>
-          <w:sz w:val="21"/>
-        </w:rPr>
-        <w:t>. Gold übertrifft beide Aktienindizes über diesen Zeitraum erheblich.</w:t>
+        <w:t>Wer im Jahr 2000 je 1.000 € in Gold, den S&amp;P 500 TR und den DAX investiert hätte, erzielt heute fundamental unterschiedliche Ergebnisse: Gold wuchs auf € 23.436 (13,2 % p.a.), der S&amp;P 500 TR auf € 7.566 netto (8,2 % p.a. netto) und der DAX auf € 4.583 netto (6,1 % p.a. netto). Gold übertrifft beide Aktienindizes über diesen Zeitraum erheblich.</w:t>
       </w:r>
     </w:p>
     <w:p>
-      <w:pPr>
-        <w:spacing w:after="120" w:before="20" w:line="300" w:lineRule="exact"/>
-      </w:pPr>
       <w:r>
-        <w:rPr>
-          <w:rFonts w:ascii="Arial" w:hAnsi="Arial"/>
-          <w:sz w:val="21"/>
-        </w:rPr>
-        <w:t>Der Schlüssel zu Golds Outperformance liegt in zwei schweren Aktienmarktkrisen: Erstens der Dotcom-Blase (2000–2002), in der DAX und S&amp;P 500 mehr als 50 % verloren, während Gold nahezu stabil blieb. Zweitens der Finanzkrise 2008/09, in der Aktien erneut rund 50 % einbrachen und Gold als sicherer Hafen gefragt war. Beide Male mussten Aktienanleger erst jahrelange Verluste aufholen, bevor Wachstum erzielt werden konnte – ein sogenanntes "verlorenes Jahrzehnt".</w:t>
+        <w:t>Der Schlüssel zu Golds Outperformance liegt in zwei schweren Aktienmarktkrisen: Erstens der Dotcom-Blase (2000–2002), in der DAX und S&amp;P 500 mehr als 50 % verloren, während Gold nahezu stabil blieb. Zweitens der Finanzkrise 2008/09, in der Aktien erneut rund 50 % einbrachen und Gold als sicherer Hafen gefragt war.</w:t>
       </w:r>
     </w:p>
     <w:p>
-      <w:pPr>
-        <w:spacing w:after="40"/>
-        <w:jc w:val="center"/>
-      </w:pPr>
       <w:r>
         <w:drawing>
           <wp:inline xmlns:a="http://schemas.openxmlformats.org/drawingml/2006/main" xmlns:pic="http://schemas.openxmlformats.org/drawingml/2006/picture">
-            <wp:extent cx="5760720" cy="2835153"/>
+            <wp:extent cx="5760720" cy="2880360"/>
             <wp:docPr id="1" name="Picture 1"/>
             <wp:cNvGraphicFramePr>
               <a:graphicFrameLocks noChangeAspect="1"/>
@@ -214,7 +87,7 @@
               <a:graphicData uri="http://schemas.openxmlformats.org/drawingml/2006/picture">
                 <pic:pic>
                   <pic:nvPicPr>
-                    <pic:cNvPr id="0" name="chart_steuer.png"/>
+                    <pic:cNvPr id="0" name="chart1_performance.png"/>
                     <pic:cNvPicPr/>
                   </pic:nvPicPr>
                   <pic:blipFill>
@@ -226,7 +99,7 @@
                   <pic:spPr>
                     <a:xfrm>
                       <a:off x="0" y="0"/>
-                      <a:ext cx="5760720" cy="2835153"/>
+                      <a:ext cx="5760720" cy="2880360"/>
                     </a:xfrm>
                     <a:prstGeom prst="rect"/>
                   </pic:spPr>
@@ -238,85 +111,58 @@
       </w:r>
     </w:p>
     <w:p>
-      <w:pPr>
-        <w:spacing w:after="160"/>
-        <w:jc w:val="center"/>
-      </w:pPr>
       <w:r>
         <w:rPr>
-          <w:rFonts w:ascii="Arial" w:hAnsi="Arial"/>
           <w:i/>
-          <w:color w:val="666666"/>
-          <w:sz w:val="17"/>
+          <w:sz w:val="18"/>
         </w:rPr>
         <w:t>Abb. 1: Brutto- und Netto-Wertentwicklung seit 2000 in EUR (inkl. Abgeltungsteuer)</w:t>
       </w:r>
     </w:p>
     <w:p>
       <w:pPr>
-        <w:spacing w:before="280" w:after="80"/>
-        <w:pBdr>
-          <w:bottom w:val="single" w:sz="10" w:space="1" w:color="D4A017"/>
-        </w:pBdr>
+        <w:pStyle w:val="Heading1"/>
       </w:pPr>
       <w:r>
-        <w:rPr>
-          <w:rFonts w:ascii="Arial" w:hAnsi="Arial"/>
-          <w:b/>
-          <w:color w:val="2E4057"/>
-          <w:sz w:val="28"/>
-        </w:rPr>
-        <w:t>3  Vergleich nach Startjahr</w:t>
+        <w:t>3  Vergleich nach Startjahr (2000–2025)</w:t>
       </w:r>
     </w:p>
     <w:p>
-      <w:pPr>
-        <w:spacing w:after="120" w:before="20" w:line="300" w:lineRule="exact"/>
-      </w:pPr>
       <w:r>
-        <w:rPr>
-          <w:rFonts w:ascii="Arial" w:hAnsi="Arial"/>
-          <w:sz w:val="21"/>
-        </w:rPr>
-        <w:t>Je nach Einstiegszeitpunkt verändert sich das Bild deutlich. Gold dominiert in Krisenzeiten und bei langem Zeithorizont; der S&amp;P 500 TR überholt Gold im Zeitraum 2010–2019, als Nullzinspolitik und Tech-Boom Aktien massiv beflügelten. Ab 2020 führt Gold wieder, getrieben durch Inflation und Währungsrisiken. Die folgende Tabelle zeigt Brutto- und Netto-Ergebnisse.</w:t>
+        <w:t>Je nach Einstiegszeitpunkt verändert sich das Bild deutlich. Gold dominiert in Krisenzeiten und bei langem Zeithorizont; der S&amp;P 500 TR überholt Gold im Zeitraum 2008–2013. Ab 2014 führt Gold wieder in den meisten Jahren. Die folgende Tabelle zeigt die Netto-Ergebnisse für jedes einzelne Startjahr.</w:t>
       </w:r>
     </w:p>
     <w:tbl>
       <w:tblPr>
-        <w:tblStyle w:val="TableGrid"/>
+        <w:tblStyle w:val="LightShading-Accent1"/>
         <w:tblW w:type="auto" w:w="0"/>
         <w:jc w:val="center"/>
         <w:tblLook w:firstColumn="1" w:firstRow="1" w:lastColumn="0" w:lastRow="0" w:noHBand="0" w:noVBand="1" w:val="04A0"/>
       </w:tblPr>
       <w:tblGrid>
-        <w:gridCol w:w="1046"/>
-        <w:gridCol w:w="1046"/>
-        <w:gridCol w:w="1046"/>
-        <w:gridCol w:w="1046"/>
-        <w:gridCol w:w="1046"/>
-        <w:gridCol w:w="1046"/>
-        <w:gridCol w:w="1046"/>
-        <w:gridCol w:w="1046"/>
-        <w:gridCol w:w="1046"/>
+        <w:gridCol w:w="960"/>
+        <w:gridCol w:w="960"/>
+        <w:gridCol w:w="960"/>
+        <w:gridCol w:w="960"/>
+        <w:gridCol w:w="960"/>
+        <w:gridCol w:w="960"/>
+        <w:gridCol w:w="960"/>
+        <w:gridCol w:w="960"/>
+        <w:gridCol w:w="960"/>
       </w:tblGrid>
       <w:tr>
         <w:tc>
           <w:tcPr>
-            <w:tcW w:type="dxa" w:w="737"/>
-            <w:shd w:val="clear" w:color="auto" w:fill="2E4057"/>
-            <w:vAlign w:val="center"/>
+            <w:tcW w:type="dxa" w:w="960"/>
           </w:tcPr>
           <w:p>
             <w:pPr>
               <w:jc w:val="center"/>
             </w:pPr>
-            <w:r/>
             <w:r>
               <w:rPr>
-                <w:rFonts w:ascii="Arial" w:hAnsi="Arial"/>
                 <w:b/>
-                <w:color w:val="FFFFFF"/>
-                <w:sz w:val="17"/>
+                <w:sz w:val="16"/>
               </w:rPr>
               <w:t>Start</w:t>
             </w:r>
@@ -324,21 +170,16 @@
         </w:tc>
         <w:tc>
           <w:tcPr>
-            <w:tcW w:type="dxa" w:w="567"/>
-            <w:shd w:val="clear" w:color="auto" w:fill="2E4057"/>
-            <w:vAlign w:val="center"/>
+            <w:tcW w:type="dxa" w:w="960"/>
           </w:tcPr>
           <w:p>
             <w:pPr>
               <w:jc w:val="center"/>
             </w:pPr>
-            <w:r/>
             <w:r>
               <w:rPr>
-                <w:rFonts w:ascii="Arial" w:hAnsi="Arial"/>
                 <w:b/>
-                <w:color w:val="FFFFFF"/>
-                <w:sz w:val="17"/>
+                <w:sz w:val="16"/>
               </w:rPr>
               <w:t>Jahre</w:t>
             </w:r>
@@ -346,21 +187,16 @@
         </w:tc>
         <w:tc>
           <w:tcPr>
-            <w:tcW w:type="dxa" w:w="1191"/>
-            <w:shd w:val="clear" w:color="auto" w:fill="2E4057"/>
-            <w:vAlign w:val="center"/>
+            <w:tcW w:type="dxa" w:w="960"/>
           </w:tcPr>
           <w:p>
             <w:pPr>
               <w:jc w:val="center"/>
             </w:pPr>
-            <w:r/>
             <w:r>
               <w:rPr>
-                <w:rFonts w:ascii="Arial" w:hAnsi="Arial"/>
                 <w:b/>
-                <w:color w:val="FFFFFF"/>
-                <w:sz w:val="17"/>
+                <w:sz w:val="16"/>
               </w:rPr>
               <w:t>Gold netto</w:t>
             </w:r>
@@ -368,21 +204,16 @@
         </w:tc>
         <w:tc>
           <w:tcPr>
-            <w:tcW w:type="dxa" w:w="907"/>
-            <w:shd w:val="clear" w:color="auto" w:fill="2E4057"/>
-            <w:vAlign w:val="center"/>
+            <w:tcW w:type="dxa" w:w="960"/>
           </w:tcPr>
           <w:p>
             <w:pPr>
               <w:jc w:val="center"/>
             </w:pPr>
-            <w:r/>
             <w:r>
               <w:rPr>
-                <w:rFonts w:ascii="Arial" w:hAnsi="Arial"/>
                 <w:b/>
-                <w:color w:val="FFFFFF"/>
-                <w:sz w:val="17"/>
+                <w:sz w:val="16"/>
               </w:rPr>
               <w:t>Gold CAGR</w:t>
             </w:r>
@@ -390,21 +221,16 @@
         </w:tc>
         <w:tc>
           <w:tcPr>
-            <w:tcW w:type="dxa" w:w="1191"/>
-            <w:shd w:val="clear" w:color="auto" w:fill="2E4057"/>
-            <w:vAlign w:val="center"/>
+            <w:tcW w:type="dxa" w:w="960"/>
           </w:tcPr>
           <w:p>
             <w:pPr>
               <w:jc w:val="center"/>
             </w:pPr>
-            <w:r/>
             <w:r>
               <w:rPr>
-                <w:rFonts w:ascii="Arial" w:hAnsi="Arial"/>
                 <w:b/>
-                <w:color w:val="FFFFFF"/>
-                <w:sz w:val="17"/>
+                <w:sz w:val="16"/>
               </w:rPr>
               <w:t>S&amp;P 500 netto</w:t>
             </w:r>
@@ -412,21 +238,16 @@
         </w:tc>
         <w:tc>
           <w:tcPr>
-            <w:tcW w:type="dxa" w:w="907"/>
-            <w:shd w:val="clear" w:color="auto" w:fill="2E4057"/>
-            <w:vAlign w:val="center"/>
+            <w:tcW w:type="dxa" w:w="960"/>
           </w:tcPr>
           <w:p>
             <w:pPr>
               <w:jc w:val="center"/>
             </w:pPr>
-            <w:r/>
             <w:r>
               <w:rPr>
-                <w:rFonts w:ascii="Arial" w:hAnsi="Arial"/>
                 <w:b/>
-                <w:color w:val="FFFFFF"/>
-                <w:sz w:val="17"/>
+                <w:sz w:val="16"/>
               </w:rPr>
               <w:t>S&amp;P CAGR</w:t>
             </w:r>
@@ -434,21 +255,16 @@
         </w:tc>
         <w:tc>
           <w:tcPr>
-            <w:tcW w:type="dxa" w:w="1191"/>
-            <w:shd w:val="clear" w:color="auto" w:fill="2E4057"/>
-            <w:vAlign w:val="center"/>
+            <w:tcW w:type="dxa" w:w="960"/>
           </w:tcPr>
           <w:p>
             <w:pPr>
               <w:jc w:val="center"/>
             </w:pPr>
-            <w:r/>
             <w:r>
               <w:rPr>
-                <w:rFonts w:ascii="Arial" w:hAnsi="Arial"/>
                 <w:b/>
-                <w:color w:val="FFFFFF"/>
-                <w:sz w:val="17"/>
+                <w:sz w:val="16"/>
               </w:rPr>
               <w:t>DAX netto</w:t>
             </w:r>
@@ -456,21 +272,16 @@
         </w:tc>
         <w:tc>
           <w:tcPr>
-            <w:tcW w:type="dxa" w:w="907"/>
-            <w:shd w:val="clear" w:color="auto" w:fill="2E4057"/>
-            <w:vAlign w:val="center"/>
+            <w:tcW w:type="dxa" w:w="960"/>
           </w:tcPr>
           <w:p>
             <w:pPr>
               <w:jc w:val="center"/>
             </w:pPr>
-            <w:r/>
             <w:r>
               <w:rPr>
-                <w:rFonts w:ascii="Arial" w:hAnsi="Arial"/>
                 <w:b/>
-                <w:color w:val="FFFFFF"/>
-                <w:sz w:val="17"/>
+                <w:sz w:val="16"/>
               </w:rPr>
               <w:t>DAX CAGR</w:t>
             </w:r>
@@ -478,23 +289,18 @@
         </w:tc>
         <w:tc>
           <w:tcPr>
-            <w:tcW w:type="dxa" w:w="1191"/>
-            <w:shd w:val="clear" w:color="auto" w:fill="2E4057"/>
-            <w:vAlign w:val="center"/>
+            <w:tcW w:type="dxa" w:w="960"/>
           </w:tcPr>
           <w:p>
             <w:pPr>
               <w:jc w:val="center"/>
             </w:pPr>
-            <w:r/>
             <w:r>
               <w:rPr>
-                <w:rFonts w:ascii="Arial" w:hAnsi="Arial"/>
                 <w:b/>
-                <w:color w:val="FFFFFF"/>
-                <w:sz w:val="17"/>
+                <w:sz w:val="16"/>
               </w:rPr>
-              <w:t>Gold Vorteil*</w:t>
+              <w:t>Goldvorteil*</w:t>
             </w:r>
           </w:p>
         </w:tc>
@@ -502,19 +308,15 @@
       <w:tr>
         <w:tc>
           <w:tcPr>
-            <w:tcW w:type="dxa" w:w="737"/>
-            <w:shd w:val="clear" w:color="auto" w:fill="FFFFFF"/>
-            <w:vAlign w:val="center"/>
+            <w:tcW w:type="dxa" w:w="960"/>
           </w:tcPr>
           <w:p>
             <w:pPr>
               <w:jc w:val="center"/>
             </w:pPr>
-            <w:r/>
             <w:r>
               <w:rPr>
-                <w:rFonts w:ascii="Arial" w:hAnsi="Arial"/>
-                <w:sz w:val="18"/>
+                <w:sz w:val="16"/>
               </w:rPr>
               <w:t>2000</w:t>
             </w:r>
@@ -522,19 +324,15 @@
         </w:tc>
         <w:tc>
           <w:tcPr>
-            <w:tcW w:type="dxa" w:w="567"/>
-            <w:shd w:val="clear" w:color="auto" w:fill="FFFFFF"/>
-            <w:vAlign w:val="center"/>
+            <w:tcW w:type="dxa" w:w="960"/>
           </w:tcPr>
           <w:p>
             <w:pPr>
               <w:jc w:val="center"/>
             </w:pPr>
-            <w:r/>
             <w:r>
               <w:rPr>
-                <w:rFonts w:ascii="Arial" w:hAnsi="Arial"/>
-                <w:sz w:val="18"/>
+                <w:sz w:val="16"/>
               </w:rPr>
               <w:t>26</w:t>
             </w:r>
@@ -542,143 +340,114 @@
         </w:tc>
         <w:tc>
           <w:tcPr>
-            <w:tcW w:type="dxa" w:w="1191"/>
-            <w:shd w:val="clear" w:color="auto" w:fill="FFF3CC"/>
-            <w:vAlign w:val="center"/>
+            <w:tcW w:type="dxa" w:w="960"/>
           </w:tcPr>
           <w:p>
             <w:pPr>
               <w:jc w:val="center"/>
             </w:pPr>
-            <w:r/>
             <w:r>
               <w:rPr>
-                <w:rFonts w:ascii="Arial" w:hAnsi="Arial"/>
-                <w:sz w:val="18"/>
+                <w:sz w:val="16"/>
               </w:rPr>
-              <w:t>€ 14,115</w:t>
+              <w:t>€23,436</w:t>
             </w:r>
           </w:p>
         </w:tc>
         <w:tc>
           <w:tcPr>
-            <w:tcW w:type="dxa" w:w="907"/>
-            <w:shd w:val="clear" w:color="auto" w:fill="FFF3CC"/>
-            <w:vAlign w:val="center"/>
+            <w:tcW w:type="dxa" w:w="960"/>
           </w:tcPr>
           <w:p>
             <w:pPr>
               <w:jc w:val="center"/>
             </w:pPr>
-            <w:r/>
             <w:r>
               <w:rPr>
-                <w:rFonts w:ascii="Arial" w:hAnsi="Arial"/>
-                <w:sz w:val="18"/>
+                <w:sz w:val="16"/>
               </w:rPr>
-              <w:t>10.9 %</w:t>
+              <w:t>13.2%</w:t>
             </w:r>
           </w:p>
         </w:tc>
         <w:tc>
           <w:tcPr>
-            <w:tcW w:type="dxa" w:w="1191"/>
-            <w:shd w:val="clear" w:color="auto" w:fill="EAF4FB"/>
-            <w:vAlign w:val="center"/>
+            <w:tcW w:type="dxa" w:w="960"/>
           </w:tcPr>
           <w:p>
             <w:pPr>
               <w:jc w:val="center"/>
             </w:pPr>
-            <w:r/>
             <w:r>
               <w:rPr>
-                <w:rFonts w:ascii="Arial" w:hAnsi="Arial"/>
-                <w:sz w:val="18"/>
+                <w:sz w:val="16"/>
               </w:rPr>
-              <w:t>€ 4,630</w:t>
+              <w:t>€7,566</w:t>
             </w:r>
           </w:p>
         </w:tc>
         <w:tc>
           <w:tcPr>
-            <w:tcW w:type="dxa" w:w="907"/>
-            <w:shd w:val="clear" w:color="auto" w:fill="EAF4FB"/>
-            <w:vAlign w:val="center"/>
+            <w:tcW w:type="dxa" w:w="960"/>
           </w:tcPr>
           <w:p>
             <w:pPr>
               <w:jc w:val="center"/>
             </w:pPr>
-            <w:r/>
             <w:r>
               <w:rPr>
-                <w:rFonts w:ascii="Arial" w:hAnsi="Arial"/>
-                <w:sz w:val="18"/>
+                <w:sz w:val="16"/>
               </w:rPr>
-              <w:t>6.2 %</w:t>
+              <w:t>8.2%</w:t>
             </w:r>
           </w:p>
         </w:tc>
         <w:tc>
           <w:tcPr>
-            <w:tcW w:type="dxa" w:w="1191"/>
-            <w:shd w:val="clear" w:color="auto" w:fill="EAF9EA"/>
-            <w:vAlign w:val="center"/>
+            <w:tcW w:type="dxa" w:w="960"/>
           </w:tcPr>
           <w:p>
             <w:pPr>
               <w:jc w:val="center"/>
             </w:pPr>
-            <w:r/>
             <w:r>
               <w:rPr>
-                <w:rFonts w:ascii="Arial" w:hAnsi="Arial"/>
-                <w:sz w:val="18"/>
+                <w:sz w:val="16"/>
               </w:rPr>
-              <w:t>€ 2,834</w:t>
+              <w:t>€4,583</w:t>
             </w:r>
           </w:p>
         </w:tc>
         <w:tc>
           <w:tcPr>
-            <w:tcW w:type="dxa" w:w="907"/>
-            <w:shd w:val="clear" w:color="auto" w:fill="EAF9EA"/>
-            <w:vAlign w:val="center"/>
+            <w:tcW w:type="dxa" w:w="960"/>
           </w:tcPr>
           <w:p>
             <w:pPr>
               <w:jc w:val="center"/>
             </w:pPr>
-            <w:r/>
             <w:r>
               <w:rPr>
-                <w:rFonts w:ascii="Arial" w:hAnsi="Arial"/>
-                <w:sz w:val="18"/>
+                <w:sz w:val="16"/>
               </w:rPr>
-              <w:t>4.2 %</w:t>
+              <w:t>6.1%</w:t>
             </w:r>
           </w:p>
         </w:tc>
         <w:tc>
           <w:tcPr>
-            <w:tcW w:type="dxa" w:w="1191"/>
-            <w:shd w:val="clear" w:color="auto" w:fill="A8E6A8"/>
-            <w:vAlign w:val="center"/>
+            <w:tcW w:type="dxa" w:w="960"/>
           </w:tcPr>
           <w:p>
             <w:pPr>
               <w:jc w:val="center"/>
             </w:pPr>
-            <w:r/>
             <w:r>
               <w:rPr>
-                <w:rFonts w:ascii="Arial" w:hAnsi="Arial"/>
-                <w:b/>
-                <w:color w:val="006600"/>
-                <w:sz w:val="18"/>
+                <w:color w:val="008000"/>
+                <w:sz w:val="16"/>
               </w:rPr>
-              <w:t>+€9,485</w:t>
+              <w:t>+€15,869</w:t>
             </w:r>
           </w:p>
         </w:tc>
@@ -686,19 +455,603 @@
       <w:tr>
         <w:tc>
           <w:tcPr>
-            <w:tcW w:type="dxa" w:w="737"/>
-            <w:shd w:val="clear" w:color="auto" w:fill="F7F7F7"/>
-            <w:vAlign w:val="center"/>
+            <w:tcW w:type="dxa" w:w="960"/>
           </w:tcPr>
           <w:p>
             <w:pPr>
               <w:jc w:val="center"/>
             </w:pPr>
-            <w:r/>
             <w:r>
               <w:rPr>
-                <w:rFonts w:ascii="Arial" w:hAnsi="Arial"/>
-                <w:sz w:val="18"/>
+                <w:sz w:val="16"/>
+              </w:rPr>
+              <w:t>2001</w:t>
+            </w:r>
+          </w:p>
+        </w:tc>
+        <w:tc>
+          <w:tcPr>
+            <w:tcW w:type="dxa" w:w="960"/>
+          </w:tcPr>
+          <w:p>
+            <w:pPr>
+              <w:jc w:val="center"/>
+            </w:pPr>
+            <w:r>
+              <w:rPr>
+                <w:sz w:val="16"/>
+              </w:rPr>
+              <w:t>25</w:t>
+            </w:r>
+          </w:p>
+        </w:tc>
+        <w:tc>
+          <w:tcPr>
+            <w:tcW w:type="dxa" w:w="960"/>
+          </w:tcPr>
+          <w:p>
+            <w:pPr>
+              <w:jc w:val="center"/>
+            </w:pPr>
+            <w:r>
+              <w:rPr>
+                <w:sz w:val="16"/>
+              </w:rPr>
+              <w:t>€23,535</w:t>
+            </w:r>
+          </w:p>
+        </w:tc>
+        <w:tc>
+          <w:tcPr>
+            <w:tcW w:type="dxa" w:w="960"/>
+          </w:tcPr>
+          <w:p>
+            <w:pPr>
+              <w:jc w:val="center"/>
+            </w:pPr>
+            <w:r>
+              <w:rPr>
+                <w:sz w:val="16"/>
+              </w:rPr>
+              <w:t>13.4%</w:t>
+            </w:r>
+          </w:p>
+        </w:tc>
+        <w:tc>
+          <w:tcPr>
+            <w:tcW w:type="dxa" w:w="960"/>
+          </w:tcPr>
+          <w:p>
+            <w:pPr>
+              <w:jc w:val="center"/>
+            </w:pPr>
+            <w:r>
+              <w:rPr>
+                <w:sz w:val="16"/>
+              </w:rPr>
+              <w:t>€8,010</w:t>
+            </w:r>
+          </w:p>
+        </w:tc>
+        <w:tc>
+          <w:tcPr>
+            <w:tcW w:type="dxa" w:w="960"/>
+          </w:tcPr>
+          <w:p>
+            <w:pPr>
+              <w:jc w:val="center"/>
+            </w:pPr>
+            <w:r>
+              <w:rPr>
+                <w:sz w:val="16"/>
+              </w:rPr>
+              <w:t>8.6%</w:t>
+            </w:r>
+          </w:p>
+        </w:tc>
+        <w:tc>
+          <w:tcPr>
+            <w:tcW w:type="dxa" w:w="960"/>
+          </w:tcPr>
+          <w:p>
+            <w:pPr>
+              <w:jc w:val="center"/>
+            </w:pPr>
+            <w:r>
+              <w:rPr>
+                <w:sz w:val="16"/>
+              </w:rPr>
+              <w:t>€4,476</w:t>
+            </w:r>
+          </w:p>
+        </w:tc>
+        <w:tc>
+          <w:tcPr>
+            <w:tcW w:type="dxa" w:w="960"/>
+          </w:tcPr>
+          <w:p>
+            <w:pPr>
+              <w:jc w:val="center"/>
+            </w:pPr>
+            <w:r>
+              <w:rPr>
+                <w:sz w:val="16"/>
+              </w:rPr>
+              <w:t>6.1%</w:t>
+            </w:r>
+          </w:p>
+        </w:tc>
+        <w:tc>
+          <w:tcPr>
+            <w:tcW w:type="dxa" w:w="960"/>
+          </w:tcPr>
+          <w:p>
+            <w:pPr>
+              <w:jc w:val="center"/>
+            </w:pPr>
+            <w:r>
+              <w:rPr>
+                <w:color w:val="008000"/>
+                <w:sz w:val="16"/>
+              </w:rPr>
+              <w:t>+€15,525</w:t>
+            </w:r>
+          </w:p>
+        </w:tc>
+      </w:tr>
+      <w:tr>
+        <w:tc>
+          <w:tcPr>
+            <w:tcW w:type="dxa" w:w="960"/>
+          </w:tcPr>
+          <w:p>
+            <w:pPr>
+              <w:jc w:val="center"/>
+            </w:pPr>
+            <w:r>
+              <w:rPr>
+                <w:sz w:val="16"/>
+              </w:rPr>
+              <w:t>2002</w:t>
+            </w:r>
+          </w:p>
+        </w:tc>
+        <w:tc>
+          <w:tcPr>
+            <w:tcW w:type="dxa" w:w="960"/>
+          </w:tcPr>
+          <w:p>
+            <w:pPr>
+              <w:jc w:val="center"/>
+            </w:pPr>
+            <w:r>
+              <w:rPr>
+                <w:sz w:val="16"/>
+              </w:rPr>
+              <w:t>24</w:t>
+            </w:r>
+          </w:p>
+        </w:tc>
+        <w:tc>
+          <w:tcPr>
+            <w:tcW w:type="dxa" w:w="960"/>
+          </w:tcPr>
+          <w:p>
+            <w:pPr>
+              <w:jc w:val="center"/>
+            </w:pPr>
+            <w:r>
+              <w:rPr>
+                <w:sz w:val="16"/>
+              </w:rPr>
+              <w:t>€23,841</w:t>
+            </w:r>
+          </w:p>
+        </w:tc>
+        <w:tc>
+          <w:tcPr>
+            <w:tcW w:type="dxa" w:w="960"/>
+          </w:tcPr>
+          <w:p>
+            <w:pPr>
+              <w:jc w:val="center"/>
+            </w:pPr>
+            <w:r>
+              <w:rPr>
+                <w:sz w:val="16"/>
+              </w:rPr>
+              <w:t>14.1%</w:t>
+            </w:r>
+          </w:p>
+        </w:tc>
+        <w:tc>
+          <w:tcPr>
+            <w:tcW w:type="dxa" w:w="960"/>
+          </w:tcPr>
+          <w:p>
+            <w:pPr>
+              <w:jc w:val="center"/>
+            </w:pPr>
+            <w:r>
+              <w:rPr>
+                <w:sz w:val="16"/>
+              </w:rPr>
+              <w:t>€10,225</w:t>
+            </w:r>
+          </w:p>
+        </w:tc>
+        <w:tc>
+          <w:tcPr>
+            <w:tcW w:type="dxa" w:w="960"/>
+          </w:tcPr>
+          <w:p>
+            <w:pPr>
+              <w:jc w:val="center"/>
+            </w:pPr>
+            <w:r>
+              <w:rPr>
+                <w:sz w:val="16"/>
+              </w:rPr>
+              <w:t>10.1%</w:t>
+            </w:r>
+          </w:p>
+        </w:tc>
+        <w:tc>
+          <w:tcPr>
+            <w:tcW w:type="dxa" w:w="960"/>
+          </w:tcPr>
+          <w:p>
+            <w:pPr>
+              <w:jc w:val="center"/>
+            </w:pPr>
+            <w:r>
+              <w:rPr>
+                <w:sz w:val="16"/>
+              </w:rPr>
+              <w:t>€6,793</w:t>
+            </w:r>
+          </w:p>
+        </w:tc>
+        <w:tc>
+          <w:tcPr>
+            <w:tcW w:type="dxa" w:w="960"/>
+          </w:tcPr>
+          <w:p>
+            <w:pPr>
+              <w:jc w:val="center"/>
+            </w:pPr>
+            <w:r>
+              <w:rPr>
+                <w:sz w:val="16"/>
+              </w:rPr>
+              <w:t>8.3%</w:t>
+            </w:r>
+          </w:p>
+        </w:tc>
+        <w:tc>
+          <w:tcPr>
+            <w:tcW w:type="dxa" w:w="960"/>
+          </w:tcPr>
+          <w:p>
+            <w:pPr>
+              <w:jc w:val="center"/>
+            </w:pPr>
+            <w:r>
+              <w:rPr>
+                <w:color w:val="008000"/>
+                <w:sz w:val="16"/>
+              </w:rPr>
+              <w:t>+€13,615</w:t>
+            </w:r>
+          </w:p>
+        </w:tc>
+      </w:tr>
+      <w:tr>
+        <w:tc>
+          <w:tcPr>
+            <w:tcW w:type="dxa" w:w="960"/>
+          </w:tcPr>
+          <w:p>
+            <w:pPr>
+              <w:jc w:val="center"/>
+            </w:pPr>
+            <w:r>
+              <w:rPr>
+                <w:sz w:val="16"/>
+              </w:rPr>
+              <w:t>2003</w:t>
+            </w:r>
+          </w:p>
+        </w:tc>
+        <w:tc>
+          <w:tcPr>
+            <w:tcW w:type="dxa" w:w="960"/>
+          </w:tcPr>
+          <w:p>
+            <w:pPr>
+              <w:jc w:val="center"/>
+            </w:pPr>
+            <w:r>
+              <w:rPr>
+                <w:sz w:val="16"/>
+              </w:rPr>
+              <w:t>23</w:t>
+            </w:r>
+          </w:p>
+        </w:tc>
+        <w:tc>
+          <w:tcPr>
+            <w:tcW w:type="dxa" w:w="960"/>
+          </w:tcPr>
+          <w:p>
+            <w:pPr>
+              <w:jc w:val="center"/>
+            </w:pPr>
+            <w:r>
+              <w:rPr>
+                <w:sz w:val="16"/>
+              </w:rPr>
+              <w:t>€14,582</w:t>
+            </w:r>
+          </w:p>
+        </w:tc>
+        <w:tc>
+          <w:tcPr>
+            <w:tcW w:type="dxa" w:w="960"/>
+          </w:tcPr>
+          <w:p>
+            <w:pPr>
+              <w:jc w:val="center"/>
+            </w:pPr>
+            <w:r>
+              <w:rPr>
+                <w:sz w:val="16"/>
+              </w:rPr>
+              <w:t>12.3%</w:t>
+            </w:r>
+          </w:p>
+        </w:tc>
+        <w:tc>
+          <w:tcPr>
+            <w:tcW w:type="dxa" w:w="960"/>
+          </w:tcPr>
+          <w:p>
+            <w:pPr>
+              <w:jc w:val="center"/>
+            </w:pPr>
+            <w:r>
+              <w:rPr>
+                <w:sz w:val="16"/>
+              </w:rPr>
+              <w:t>€10,600</w:t>
+            </w:r>
+          </w:p>
+        </w:tc>
+        <w:tc>
+          <w:tcPr>
+            <w:tcW w:type="dxa" w:w="960"/>
+          </w:tcPr>
+          <w:p>
+            <w:pPr>
+              <w:jc w:val="center"/>
+            </w:pPr>
+            <w:r>
+              <w:rPr>
+                <w:sz w:val="16"/>
+              </w:rPr>
+              <w:t>10.8%</w:t>
+            </w:r>
+          </w:p>
+        </w:tc>
+        <w:tc>
+          <w:tcPr>
+            <w:tcW w:type="dxa" w:w="960"/>
+          </w:tcPr>
+          <w:p>
+            <w:pPr>
+              <w:jc w:val="center"/>
+            </w:pPr>
+            <w:r>
+              <w:rPr>
+                <w:sz w:val="16"/>
+              </w:rPr>
+              <w:t>€8,018</w:t>
+            </w:r>
+          </w:p>
+        </w:tc>
+        <w:tc>
+          <w:tcPr>
+            <w:tcW w:type="dxa" w:w="960"/>
+          </w:tcPr>
+          <w:p>
+            <w:pPr>
+              <w:jc w:val="center"/>
+            </w:pPr>
+            <w:r>
+              <w:rPr>
+                <w:sz w:val="16"/>
+              </w:rPr>
+              <w:t>9.4%</w:t>
+            </w:r>
+          </w:p>
+        </w:tc>
+        <w:tc>
+          <w:tcPr>
+            <w:tcW w:type="dxa" w:w="960"/>
+          </w:tcPr>
+          <w:p>
+            <w:pPr>
+              <w:jc w:val="center"/>
+            </w:pPr>
+            <w:r>
+              <w:rPr>
+                <w:color w:val="008000"/>
+                <w:sz w:val="16"/>
+              </w:rPr>
+              <w:t>+€3,982</w:t>
+            </w:r>
+          </w:p>
+        </w:tc>
+      </w:tr>
+      <w:tr>
+        <w:tc>
+          <w:tcPr>
+            <w:tcW w:type="dxa" w:w="960"/>
+          </w:tcPr>
+          <w:p>
+            <w:pPr>
+              <w:jc w:val="center"/>
+            </w:pPr>
+            <w:r>
+              <w:rPr>
+                <w:sz w:val="16"/>
+              </w:rPr>
+              <w:t>2004</w:t>
+            </w:r>
+          </w:p>
+        </w:tc>
+        <w:tc>
+          <w:tcPr>
+            <w:tcW w:type="dxa" w:w="960"/>
+          </w:tcPr>
+          <w:p>
+            <w:pPr>
+              <w:jc w:val="center"/>
+            </w:pPr>
+            <w:r>
+              <w:rPr>
+                <w:sz w:val="16"/>
+              </w:rPr>
+              <w:t>22</w:t>
+            </w:r>
+          </w:p>
+        </w:tc>
+        <w:tc>
+          <w:tcPr>
+            <w:tcW w:type="dxa" w:w="960"/>
+          </w:tcPr>
+          <w:p>
+            <w:pPr>
+              <w:jc w:val="center"/>
+            </w:pPr>
+            <w:r>
+              <w:rPr>
+                <w:sz w:val="16"/>
+              </w:rPr>
+              <w:t>€11,662</w:t>
+            </w:r>
+          </w:p>
+        </w:tc>
+        <w:tc>
+          <w:tcPr>
+            <w:tcW w:type="dxa" w:w="960"/>
+          </w:tcPr>
+          <w:p>
+            <w:pPr>
+              <w:jc w:val="center"/>
+            </w:pPr>
+            <w:r>
+              <w:rPr>
+                <w:sz w:val="16"/>
+              </w:rPr>
+              <w:t>11.7%</w:t>
+            </w:r>
+          </w:p>
+        </w:tc>
+        <w:tc>
+          <w:tcPr>
+            <w:tcW w:type="dxa" w:w="960"/>
+          </w:tcPr>
+          <w:p>
+            <w:pPr>
+              <w:jc w:val="center"/>
+            </w:pPr>
+            <w:r>
+              <w:rPr>
+                <w:sz w:val="16"/>
+              </w:rPr>
+              <w:t>€6,944</w:t>
+            </w:r>
+          </w:p>
+        </w:tc>
+        <w:tc>
+          <w:tcPr>
+            <w:tcW w:type="dxa" w:w="960"/>
+          </w:tcPr>
+          <w:p>
+            <w:pPr>
+              <w:jc w:val="center"/>
+            </w:pPr>
+            <w:r>
+              <w:rPr>
+                <w:sz w:val="16"/>
+              </w:rPr>
+              <w:t>9.2%</w:t>
+            </w:r>
+          </w:p>
+        </w:tc>
+        <w:tc>
+          <w:tcPr>
+            <w:tcW w:type="dxa" w:w="960"/>
+          </w:tcPr>
+          <w:p>
+            <w:pPr>
+              <w:jc w:val="center"/>
+            </w:pPr>
+            <w:r>
+              <w:rPr>
+                <w:sz w:val="16"/>
+              </w:rPr>
+              <w:t>€4,230</w:t>
+            </w:r>
+          </w:p>
+        </w:tc>
+        <w:tc>
+          <w:tcPr>
+            <w:tcW w:type="dxa" w:w="960"/>
+          </w:tcPr>
+          <w:p>
+            <w:pPr>
+              <w:jc w:val="center"/>
+            </w:pPr>
+            <w:r>
+              <w:rPr>
+                <w:sz w:val="16"/>
+              </w:rPr>
+              <w:t>6.7%</w:t>
+            </w:r>
+          </w:p>
+        </w:tc>
+        <w:tc>
+          <w:tcPr>
+            <w:tcW w:type="dxa" w:w="960"/>
+          </w:tcPr>
+          <w:p>
+            <w:pPr>
+              <w:jc w:val="center"/>
+            </w:pPr>
+            <w:r>
+              <w:rPr>
+                <w:color w:val="008000"/>
+                <w:sz w:val="16"/>
+              </w:rPr>
+              <w:t>+€4,718</w:t>
+            </w:r>
+          </w:p>
+        </w:tc>
+      </w:tr>
+      <w:tr>
+        <w:tc>
+          <w:tcPr>
+            <w:tcW w:type="dxa" w:w="960"/>
+          </w:tcPr>
+          <w:p>
+            <w:pPr>
+              <w:jc w:val="center"/>
+            </w:pPr>
+            <w:r>
+              <w:rPr>
+                <w:sz w:val="16"/>
               </w:rPr>
               <w:t>2005</w:t>
             </w:r>
@@ -706,19 +1059,15 @@
         </w:tc>
         <w:tc>
           <w:tcPr>
-            <w:tcW w:type="dxa" w:w="567"/>
-            <w:shd w:val="clear" w:color="auto" w:fill="F7F7F7"/>
-            <w:vAlign w:val="center"/>
+            <w:tcW w:type="dxa" w:w="960"/>
           </w:tcPr>
           <w:p>
             <w:pPr>
               <w:jc w:val="center"/>
             </w:pPr>
-            <w:r/>
             <w:r>
               <w:rPr>
-                <w:rFonts w:ascii="Arial" w:hAnsi="Arial"/>
-                <w:sz w:val="18"/>
+                <w:sz w:val="16"/>
               </w:rPr>
               <w:t>21</w:t>
             </w:r>
@@ -726,143 +1075,114 @@
         </w:tc>
         <w:tc>
           <w:tcPr>
-            <w:tcW w:type="dxa" w:w="1191"/>
-            <w:shd w:val="clear" w:color="auto" w:fill="FFF3CC"/>
-            <w:vAlign w:val="center"/>
+            <w:tcW w:type="dxa" w:w="960"/>
           </w:tcPr>
           <w:p>
             <w:pPr>
               <w:jc w:val="center"/>
             </w:pPr>
-            <w:r/>
             <w:r>
               <w:rPr>
-                <w:rFonts w:ascii="Arial" w:hAnsi="Arial"/>
-                <w:sz w:val="18"/>
+                <w:sz w:val="16"/>
               </w:rPr>
-              <w:t>€ 13,630</w:t>
+              <w:t>€10,565</w:t>
             </w:r>
           </w:p>
         </w:tc>
         <w:tc>
           <w:tcPr>
-            <w:tcW w:type="dxa" w:w="907"/>
-            <w:shd w:val="clear" w:color="auto" w:fill="FFF3CC"/>
-            <w:vAlign w:val="center"/>
+            <w:tcW w:type="dxa" w:w="960"/>
           </w:tcPr>
           <w:p>
             <w:pPr>
               <w:jc w:val="center"/>
             </w:pPr>
-            <w:r/>
             <w:r>
               <w:rPr>
-                <w:rFonts w:ascii="Arial" w:hAnsi="Arial"/>
-                <w:sz w:val="18"/>
+                <w:sz w:val="16"/>
               </w:rPr>
-              <w:t>13.2 %</w:t>
+              <w:t>11.8%</w:t>
             </w:r>
           </w:p>
         </w:tc>
         <w:tc>
           <w:tcPr>
-            <w:tcW w:type="dxa" w:w="1191"/>
-            <w:shd w:val="clear" w:color="auto" w:fill="EAF4FB"/>
-            <w:vAlign w:val="center"/>
+            <w:tcW w:type="dxa" w:w="960"/>
           </w:tcPr>
           <w:p>
             <w:pPr>
               <w:jc w:val="center"/>
             </w:pPr>
-            <w:r/>
             <w:r>
               <w:rPr>
-                <w:rFonts w:ascii="Arial" w:hAnsi="Arial"/>
-                <w:sz w:val="18"/>
+                <w:sz w:val="16"/>
               </w:rPr>
-              <w:t>€ 7,984</w:t>
+              <w:t>€6,230</w:t>
             </w:r>
           </w:p>
         </w:tc>
         <w:tc>
           <w:tcPr>
-            <w:tcW w:type="dxa" w:w="907"/>
-            <w:shd w:val="clear" w:color="auto" w:fill="EAF4FB"/>
-            <w:vAlign w:val="center"/>
+            <w:tcW w:type="dxa" w:w="960"/>
           </w:tcPr>
           <w:p>
             <w:pPr>
               <w:jc w:val="center"/>
             </w:pPr>
-            <w:r/>
             <w:r>
               <w:rPr>
-                <w:rFonts w:ascii="Arial" w:hAnsi="Arial"/>
-                <w:sz w:val="18"/>
+                <w:sz w:val="16"/>
               </w:rPr>
-              <w:t>10.3 %</w:t>
+              <w:t>9.1%</w:t>
             </w:r>
           </w:p>
         </w:tc>
         <w:tc>
           <w:tcPr>
-            <w:tcW w:type="dxa" w:w="1191"/>
-            <w:shd w:val="clear" w:color="auto" w:fill="EAF9EA"/>
-            <w:vAlign w:val="center"/>
+            <w:tcW w:type="dxa" w:w="960"/>
           </w:tcPr>
           <w:p>
             <w:pPr>
               <w:jc w:val="center"/>
             </w:pPr>
-            <w:r/>
             <w:r>
               <w:rPr>
-                <w:rFonts w:ascii="Arial" w:hAnsi="Arial"/>
-                <w:sz w:val="18"/>
+                <w:sz w:val="16"/>
               </w:rPr>
-              <w:t>€ 4,678</w:t>
+              <w:t>€3,668</w:t>
             </w:r>
           </w:p>
         </w:tc>
         <w:tc>
           <w:tcPr>
-            <w:tcW w:type="dxa" w:w="907"/>
-            <w:shd w:val="clear" w:color="auto" w:fill="EAF9EA"/>
-            <w:vAlign w:val="center"/>
+            <w:tcW w:type="dxa" w:w="960"/>
           </w:tcPr>
           <w:p>
             <w:pPr>
               <w:jc w:val="center"/>
             </w:pPr>
-            <w:r/>
             <w:r>
               <w:rPr>
-                <w:rFonts w:ascii="Arial" w:hAnsi="Arial"/>
-                <w:sz w:val="18"/>
+                <w:sz w:val="16"/>
               </w:rPr>
-              <w:t>7.6 %</w:t>
+              <w:t>6.3%</w:t>
             </w:r>
           </w:p>
         </w:tc>
         <w:tc>
           <w:tcPr>
-            <w:tcW w:type="dxa" w:w="1191"/>
-            <w:shd w:val="clear" w:color="auto" w:fill="A8E6A8"/>
-            <w:vAlign w:val="center"/>
+            <w:tcW w:type="dxa" w:w="960"/>
           </w:tcPr>
           <w:p>
             <w:pPr>
               <w:jc w:val="center"/>
             </w:pPr>
-            <w:r/>
             <w:r>
               <w:rPr>
-                <w:rFonts w:ascii="Arial" w:hAnsi="Arial"/>
-                <w:b/>
-                <w:color w:val="006600"/>
-                <w:sz w:val="18"/>
+                <w:color w:val="008000"/>
+                <w:sz w:val="16"/>
               </w:rPr>
-              <w:t>+€5,646</w:t>
+              <w:t>+€4,335</w:t>
             </w:r>
           </w:p>
         </w:tc>
@@ -870,19 +1190,603 @@
       <w:tr>
         <w:tc>
           <w:tcPr>
-            <w:tcW w:type="dxa" w:w="737"/>
-            <w:shd w:val="clear" w:color="auto" w:fill="FFFFFF"/>
-            <w:vAlign w:val="center"/>
+            <w:tcW w:type="dxa" w:w="960"/>
           </w:tcPr>
           <w:p>
             <w:pPr>
               <w:jc w:val="center"/>
             </w:pPr>
-            <w:r/>
             <w:r>
               <w:rPr>
-                <w:rFonts w:ascii="Arial" w:hAnsi="Arial"/>
-                <w:sz w:val="18"/>
+                <w:sz w:val="16"/>
+              </w:rPr>
+              <w:t>2006</w:t>
+            </w:r>
+          </w:p>
+        </w:tc>
+        <w:tc>
+          <w:tcPr>
+            <w:tcW w:type="dxa" w:w="960"/>
+          </w:tcPr>
+          <w:p>
+            <w:pPr>
+              <w:jc w:val="center"/>
+            </w:pPr>
+            <w:r>
+              <w:rPr>
+                <w:sz w:val="16"/>
+              </w:rPr>
+              <w:t>20</w:t>
+            </w:r>
+          </w:p>
+        </w:tc>
+        <w:tc>
+          <w:tcPr>
+            <w:tcW w:type="dxa" w:w="960"/>
+          </w:tcPr>
+          <w:p>
+            <w:pPr>
+              <w:jc w:val="center"/>
+            </w:pPr>
+            <w:r>
+              <w:rPr>
+                <w:sz w:val="16"/>
+              </w:rPr>
+              <w:t>€8,398</w:t>
+            </w:r>
+          </w:p>
+        </w:tc>
+        <w:tc>
+          <w:tcPr>
+            <w:tcW w:type="dxa" w:w="960"/>
+          </w:tcPr>
+          <w:p>
+            <w:pPr>
+              <w:jc w:val="center"/>
+            </w:pPr>
+            <w:r>
+              <w:rPr>
+                <w:sz w:val="16"/>
+              </w:rPr>
+              <w:t>11.2%</w:t>
+            </w:r>
+          </w:p>
+        </w:tc>
+        <w:tc>
+          <w:tcPr>
+            <w:tcW w:type="dxa" w:w="960"/>
+          </w:tcPr>
+          <w:p>
+            <w:pPr>
+              <w:jc w:val="center"/>
+            </w:pPr>
+            <w:r>
+              <w:rPr>
+                <w:sz w:val="16"/>
+              </w:rPr>
+              <w:t>€6,076</w:t>
+            </w:r>
+          </w:p>
+        </w:tc>
+        <w:tc>
+          <w:tcPr>
+            <w:tcW w:type="dxa" w:w="960"/>
+          </w:tcPr>
+          <w:p>
+            <w:pPr>
+              <w:jc w:val="center"/>
+            </w:pPr>
+            <w:r>
+              <w:rPr>
+                <w:sz w:val="16"/>
+              </w:rPr>
+              <w:t>9.4%</w:t>
+            </w:r>
+          </w:p>
+        </w:tc>
+        <w:tc>
+          <w:tcPr>
+            <w:tcW w:type="dxa" w:w="960"/>
+          </w:tcPr>
+          <w:p>
+            <w:pPr>
+              <w:jc w:val="center"/>
+            </w:pPr>
+            <w:r>
+              <w:rPr>
+                <w:sz w:val="16"/>
+              </w:rPr>
+              <w:t>€3,207</w:t>
+            </w:r>
+          </w:p>
+        </w:tc>
+        <w:tc>
+          <w:tcPr>
+            <w:tcW w:type="dxa" w:w="960"/>
+          </w:tcPr>
+          <w:p>
+            <w:pPr>
+              <w:jc w:val="center"/>
+            </w:pPr>
+            <w:r>
+              <w:rPr>
+                <w:sz w:val="16"/>
+              </w:rPr>
+              <w:t>6.0%</w:t>
+            </w:r>
+          </w:p>
+        </w:tc>
+        <w:tc>
+          <w:tcPr>
+            <w:tcW w:type="dxa" w:w="960"/>
+          </w:tcPr>
+          <w:p>
+            <w:pPr>
+              <w:jc w:val="center"/>
+            </w:pPr>
+            <w:r>
+              <w:rPr>
+                <w:color w:val="008000"/>
+                <w:sz w:val="16"/>
+              </w:rPr>
+              <w:t>+€2,322</w:t>
+            </w:r>
+          </w:p>
+        </w:tc>
+      </w:tr>
+      <w:tr>
+        <w:tc>
+          <w:tcPr>
+            <w:tcW w:type="dxa" w:w="960"/>
+          </w:tcPr>
+          <w:p>
+            <w:pPr>
+              <w:jc w:val="center"/>
+            </w:pPr>
+            <w:r>
+              <w:rPr>
+                <w:sz w:val="16"/>
+              </w:rPr>
+              <w:t>2007</w:t>
+            </w:r>
+          </w:p>
+        </w:tc>
+        <w:tc>
+          <w:tcPr>
+            <w:tcW w:type="dxa" w:w="960"/>
+          </w:tcPr>
+          <w:p>
+            <w:pPr>
+              <w:jc w:val="center"/>
+            </w:pPr>
+            <w:r>
+              <w:rPr>
+                <w:sz w:val="16"/>
+              </w:rPr>
+              <w:t>19</w:t>
+            </w:r>
+          </w:p>
+        </w:tc>
+        <w:tc>
+          <w:tcPr>
+            <w:tcW w:type="dxa" w:w="960"/>
+          </w:tcPr>
+          <w:p>
+            <w:pPr>
+              <w:jc w:val="center"/>
+            </w:pPr>
+            <w:r>
+              <w:rPr>
+                <w:sz w:val="16"/>
+              </w:rPr>
+              <w:t>€6,878</w:t>
+            </w:r>
+          </w:p>
+        </w:tc>
+        <w:tc>
+          <w:tcPr>
+            <w:tcW w:type="dxa" w:w="960"/>
+          </w:tcPr>
+          <w:p>
+            <w:pPr>
+              <w:jc w:val="center"/>
+            </w:pPr>
+            <w:r>
+              <w:rPr>
+                <w:sz w:val="16"/>
+              </w:rPr>
+              <w:t>10.6%</w:t>
+            </w:r>
+          </w:p>
+        </w:tc>
+        <w:tc>
+          <w:tcPr>
+            <w:tcW w:type="dxa" w:w="960"/>
+          </w:tcPr>
+          <w:p>
+            <w:pPr>
+              <w:jc w:val="center"/>
+            </w:pPr>
+            <w:r>
+              <w:rPr>
+                <w:sz w:val="16"/>
+              </w:rPr>
+              <w:t>€4,997</w:t>
+            </w:r>
+          </w:p>
+        </w:tc>
+        <w:tc>
+          <w:tcPr>
+            <w:tcW w:type="dxa" w:w="960"/>
+          </w:tcPr>
+          <w:p>
+            <w:pPr>
+              <w:jc w:val="center"/>
+            </w:pPr>
+            <w:r>
+              <w:rPr>
+                <w:sz w:val="16"/>
+              </w:rPr>
+              <w:t>8.8%</w:t>
+            </w:r>
+          </w:p>
+        </w:tc>
+        <w:tc>
+          <w:tcPr>
+            <w:tcW w:type="dxa" w:w="960"/>
+          </w:tcPr>
+          <w:p>
+            <w:pPr>
+              <w:jc w:val="center"/>
+            </w:pPr>
+            <w:r>
+              <w:rPr>
+                <w:sz w:val="16"/>
+              </w:rPr>
+              <w:t>€2,395</w:t>
+            </w:r>
+          </w:p>
+        </w:tc>
+        <w:tc>
+          <w:tcPr>
+            <w:tcW w:type="dxa" w:w="960"/>
+          </w:tcPr>
+          <w:p>
+            <w:pPr>
+              <w:jc w:val="center"/>
+            </w:pPr>
+            <w:r>
+              <w:rPr>
+                <w:sz w:val="16"/>
+              </w:rPr>
+              <w:t>4.7%</w:t>
+            </w:r>
+          </w:p>
+        </w:tc>
+        <w:tc>
+          <w:tcPr>
+            <w:tcW w:type="dxa" w:w="960"/>
+          </w:tcPr>
+          <w:p>
+            <w:pPr>
+              <w:jc w:val="center"/>
+            </w:pPr>
+            <w:r>
+              <w:rPr>
+                <w:color w:val="008000"/>
+                <w:sz w:val="16"/>
+              </w:rPr>
+              <w:t>+€1,880</w:t>
+            </w:r>
+          </w:p>
+        </w:tc>
+      </w:tr>
+      <w:tr>
+        <w:tc>
+          <w:tcPr>
+            <w:tcW w:type="dxa" w:w="960"/>
+          </w:tcPr>
+          <w:p>
+            <w:pPr>
+              <w:jc w:val="center"/>
+            </w:pPr>
+            <w:r>
+              <w:rPr>
+                <w:sz w:val="16"/>
+              </w:rPr>
+              <w:t>2008</w:t>
+            </w:r>
+          </w:p>
+        </w:tc>
+        <w:tc>
+          <w:tcPr>
+            <w:tcW w:type="dxa" w:w="960"/>
+          </w:tcPr>
+          <w:p>
+            <w:pPr>
+              <w:jc w:val="center"/>
+            </w:pPr>
+            <w:r>
+              <w:rPr>
+                <w:sz w:val="16"/>
+              </w:rPr>
+              <w:t>18</w:t>
+            </w:r>
+          </w:p>
+        </w:tc>
+        <w:tc>
+          <w:tcPr>
+            <w:tcW w:type="dxa" w:w="960"/>
+          </w:tcPr>
+          <w:p>
+            <w:pPr>
+              <w:jc w:val="center"/>
+            </w:pPr>
+            <w:r>
+              <w:rPr>
+                <w:sz w:val="16"/>
+              </w:rPr>
+              <w:t>€4,234</w:t>
+            </w:r>
+          </w:p>
+        </w:tc>
+        <w:tc>
+          <w:tcPr>
+            <w:tcW w:type="dxa" w:w="960"/>
+          </w:tcPr>
+          <w:p>
+            <w:pPr>
+              <w:jc w:val="center"/>
+            </w:pPr>
+            <w:r>
+              <w:rPr>
+                <w:sz w:val="16"/>
+              </w:rPr>
+              <w:t>8.3%</w:t>
+            </w:r>
+          </w:p>
+        </w:tc>
+        <w:tc>
+          <w:tcPr>
+            <w:tcW w:type="dxa" w:w="960"/>
+          </w:tcPr>
+          <w:p>
+            <w:pPr>
+              <w:jc w:val="center"/>
+            </w:pPr>
+            <w:r>
+              <w:rPr>
+                <w:sz w:val="16"/>
+              </w:rPr>
+              <w:t>€4,476</w:t>
+            </w:r>
+          </w:p>
+        </w:tc>
+        <w:tc>
+          <w:tcPr>
+            <w:tcW w:type="dxa" w:w="960"/>
+          </w:tcPr>
+          <w:p>
+            <w:pPr>
+              <w:jc w:val="center"/>
+            </w:pPr>
+            <w:r>
+              <w:rPr>
+                <w:sz w:val="16"/>
+              </w:rPr>
+              <w:t>8.6%</w:t>
+            </w:r>
+          </w:p>
+        </w:tc>
+        <w:tc>
+          <w:tcPr>
+            <w:tcW w:type="dxa" w:w="960"/>
+          </w:tcPr>
+          <w:p>
+            <w:pPr>
+              <w:jc w:val="center"/>
+            </w:pPr>
+            <w:r>
+              <w:rPr>
+                <w:sz w:val="16"/>
+              </w:rPr>
+              <w:t>€1,847</w:t>
+            </w:r>
+          </w:p>
+        </w:tc>
+        <w:tc>
+          <w:tcPr>
+            <w:tcW w:type="dxa" w:w="960"/>
+          </w:tcPr>
+          <w:p>
+            <w:pPr>
+              <w:jc w:val="center"/>
+            </w:pPr>
+            <w:r>
+              <w:rPr>
+                <w:sz w:val="16"/>
+              </w:rPr>
+              <w:t>3.4%</w:t>
+            </w:r>
+          </w:p>
+        </w:tc>
+        <w:tc>
+          <w:tcPr>
+            <w:tcW w:type="dxa" w:w="960"/>
+          </w:tcPr>
+          <w:p>
+            <w:pPr>
+              <w:jc w:val="center"/>
+            </w:pPr>
+            <w:r>
+              <w:rPr>
+                <w:color w:val="CC0000"/>
+                <w:sz w:val="16"/>
+              </w:rPr>
+              <w:t>€-243</w:t>
+            </w:r>
+          </w:p>
+        </w:tc>
+      </w:tr>
+      <w:tr>
+        <w:tc>
+          <w:tcPr>
+            <w:tcW w:type="dxa" w:w="960"/>
+          </w:tcPr>
+          <w:p>
+            <w:pPr>
+              <w:jc w:val="center"/>
+            </w:pPr>
+            <w:r>
+              <w:rPr>
+                <w:sz w:val="16"/>
+              </w:rPr>
+              <w:t>2009</w:t>
+            </w:r>
+          </w:p>
+        </w:tc>
+        <w:tc>
+          <w:tcPr>
+            <w:tcW w:type="dxa" w:w="960"/>
+          </w:tcPr>
+          <w:p>
+            <w:pPr>
+              <w:jc w:val="center"/>
+            </w:pPr>
+            <w:r>
+              <w:rPr>
+                <w:sz w:val="16"/>
+              </w:rPr>
+              <w:t>17</w:t>
+            </w:r>
+          </w:p>
+        </w:tc>
+        <w:tc>
+          <w:tcPr>
+            <w:tcW w:type="dxa" w:w="960"/>
+          </w:tcPr>
+          <w:p>
+            <w:pPr>
+              <w:jc w:val="center"/>
+            </w:pPr>
+            <w:r>
+              <w:rPr>
+                <w:sz w:val="16"/>
+              </w:rPr>
+              <w:t>€4,888</w:t>
+            </w:r>
+          </w:p>
+        </w:tc>
+        <w:tc>
+          <w:tcPr>
+            <w:tcW w:type="dxa" w:w="960"/>
+          </w:tcPr>
+          <w:p>
+            <w:pPr>
+              <w:jc w:val="center"/>
+            </w:pPr>
+            <w:r>
+              <w:rPr>
+                <w:sz w:val="16"/>
+              </w:rPr>
+              <w:t>9.7%</w:t>
+            </w:r>
+          </w:p>
+        </w:tc>
+        <w:tc>
+          <w:tcPr>
+            <w:tcW w:type="dxa" w:w="960"/>
+          </w:tcPr>
+          <w:p>
+            <w:pPr>
+              <w:jc w:val="center"/>
+            </w:pPr>
+            <w:r>
+              <w:rPr>
+                <w:sz w:val="16"/>
+              </w:rPr>
+              <w:t>€8,298</w:t>
+            </w:r>
+          </w:p>
+        </w:tc>
+        <w:tc>
+          <w:tcPr>
+            <w:tcW w:type="dxa" w:w="960"/>
+          </w:tcPr>
+          <w:p>
+            <w:pPr>
+              <w:jc w:val="center"/>
+            </w:pPr>
+            <w:r>
+              <w:rPr>
+                <w:sz w:val="16"/>
+              </w:rPr>
+              <w:t>13.2%</w:t>
+            </w:r>
+          </w:p>
+        </w:tc>
+        <w:tc>
+          <w:tcPr>
+            <w:tcW w:type="dxa" w:w="960"/>
+          </w:tcPr>
+          <w:p>
+            <w:pPr>
+              <w:jc w:val="center"/>
+            </w:pPr>
+            <w:r>
+              <w:rPr>
+                <w:sz w:val="16"/>
+              </w:rPr>
+              <w:t>€3,718</w:t>
+            </w:r>
+          </w:p>
+        </w:tc>
+        <w:tc>
+          <w:tcPr>
+            <w:tcW w:type="dxa" w:w="960"/>
+          </w:tcPr>
+          <w:p>
+            <w:pPr>
+              <w:jc w:val="center"/>
+            </w:pPr>
+            <w:r>
+              <w:rPr>
+                <w:sz w:val="16"/>
+              </w:rPr>
+              <w:t>8.0%</w:t>
+            </w:r>
+          </w:p>
+        </w:tc>
+        <w:tc>
+          <w:tcPr>
+            <w:tcW w:type="dxa" w:w="960"/>
+          </w:tcPr>
+          <w:p>
+            <w:pPr>
+              <w:jc w:val="center"/>
+            </w:pPr>
+            <w:r>
+              <w:rPr>
+                <w:color w:val="CC0000"/>
+                <w:sz w:val="16"/>
+              </w:rPr>
+              <w:t>€-3,410</w:t>
+            </w:r>
+          </w:p>
+        </w:tc>
+      </w:tr>
+      <w:tr>
+        <w:tc>
+          <w:tcPr>
+            <w:tcW w:type="dxa" w:w="960"/>
+          </w:tcPr>
+          <w:p>
+            <w:pPr>
+              <w:jc w:val="center"/>
+            </w:pPr>
+            <w:r>
+              <w:rPr>
+                <w:sz w:val="16"/>
               </w:rPr>
               <w:t>2010</w:t>
             </w:r>
@@ -890,19 +1794,15 @@
         </w:tc>
         <w:tc>
           <w:tcPr>
-            <w:tcW w:type="dxa" w:w="567"/>
-            <w:shd w:val="clear" w:color="auto" w:fill="FFFFFF"/>
-            <w:vAlign w:val="center"/>
+            <w:tcW w:type="dxa" w:w="960"/>
           </w:tcPr>
           <w:p>
             <w:pPr>
               <w:jc w:val="center"/>
             </w:pPr>
-            <w:r/>
             <w:r>
               <w:rPr>
-                <w:rFonts w:ascii="Arial" w:hAnsi="Arial"/>
-                <w:sz w:val="18"/>
+                <w:sz w:val="16"/>
               </w:rPr>
               <w:t>16</w:t>
             </w:r>
@@ -910,143 +1810,114 @@
         </w:tc>
         <w:tc>
           <w:tcPr>
-            <w:tcW w:type="dxa" w:w="1191"/>
-            <w:shd w:val="clear" w:color="auto" w:fill="FFF3CC"/>
-            <w:vAlign w:val="center"/>
+            <w:tcW w:type="dxa" w:w="960"/>
           </w:tcPr>
           <w:p>
             <w:pPr>
               <w:jc w:val="center"/>
             </w:pPr>
-            <w:r/>
             <w:r>
               <w:rPr>
-                <w:rFonts w:ascii="Arial" w:hAnsi="Arial"/>
-                <w:sz w:val="18"/>
+                <w:sz w:val="16"/>
               </w:rPr>
-              <w:t>€ 5,688</w:t>
+              <w:t>€3,840</w:t>
             </w:r>
           </w:p>
         </w:tc>
         <w:tc>
           <w:tcPr>
-            <w:tcW w:type="dxa" w:w="907"/>
-            <w:shd w:val="clear" w:color="auto" w:fill="FFF3CC"/>
-            <w:vAlign w:val="center"/>
+            <w:tcW w:type="dxa" w:w="960"/>
           </w:tcPr>
           <w:p>
             <w:pPr>
               <w:jc w:val="center"/>
             </w:pPr>
-            <w:r/>
             <w:r>
               <w:rPr>
-                <w:rFonts w:ascii="Arial" w:hAnsi="Arial"/>
-                <w:sz w:val="18"/>
+                <w:sz w:val="16"/>
               </w:rPr>
-              <w:t>11.4 %</w:t>
+              <w:t>8.7%</w:t>
             </w:r>
           </w:p>
         </w:tc>
         <w:tc>
           <w:tcPr>
-            <w:tcW w:type="dxa" w:w="1191"/>
-            <w:shd w:val="clear" w:color="auto" w:fill="EAF4FB"/>
-            <w:vAlign w:val="center"/>
+            <w:tcW w:type="dxa" w:w="960"/>
           </w:tcPr>
           <w:p>
             <w:pPr>
               <w:jc w:val="center"/>
             </w:pPr>
-            <w:r/>
             <w:r>
               <w:rPr>
-                <w:rFonts w:ascii="Arial" w:hAnsi="Arial"/>
-                <w:sz w:val="18"/>
+                <w:sz w:val="16"/>
               </w:rPr>
-              <w:t>€ 8,467</w:t>
+              <w:t>€5,777</w:t>
             </w:r>
           </w:p>
         </w:tc>
         <w:tc>
           <w:tcPr>
-            <w:tcW w:type="dxa" w:w="907"/>
-            <w:shd w:val="clear" w:color="auto" w:fill="EAF4FB"/>
-            <w:vAlign w:val="center"/>
+            <w:tcW w:type="dxa" w:w="960"/>
           </w:tcPr>
           <w:p>
             <w:pPr>
               <w:jc w:val="center"/>
             </w:pPr>
-            <w:r/>
             <w:r>
               <w:rPr>
-                <w:rFonts w:ascii="Arial" w:hAnsi="Arial"/>
-                <w:sz w:val="18"/>
+                <w:sz w:val="16"/>
               </w:rPr>
-              <w:t>14.2 %</w:t>
+              <w:t>11.5%</w:t>
             </w:r>
           </w:p>
         </w:tc>
         <w:tc>
           <w:tcPr>
-            <w:tcW w:type="dxa" w:w="1191"/>
-            <w:shd w:val="clear" w:color="auto" w:fill="EAF9EA"/>
-            <w:vAlign w:val="center"/>
+            <w:tcW w:type="dxa" w:w="960"/>
           </w:tcPr>
           <w:p>
             <w:pPr>
               <w:jc w:val="center"/>
             </w:pPr>
-            <w:r/>
             <w:r>
               <w:rPr>
-                <w:rFonts w:ascii="Arial" w:hAnsi="Arial"/>
-                <w:sz w:val="18"/>
+                <w:sz w:val="16"/>
               </w:rPr>
-              <w:t>€ 3,593</w:t>
+              <w:t>€2,486</w:t>
             </w:r>
           </w:p>
         </w:tc>
         <w:tc>
           <w:tcPr>
-            <w:tcW w:type="dxa" w:w="907"/>
-            <w:shd w:val="clear" w:color="auto" w:fill="EAF9EA"/>
-            <w:vAlign w:val="center"/>
+            <w:tcW w:type="dxa" w:w="960"/>
           </w:tcPr>
           <w:p>
             <w:pPr>
               <w:jc w:val="center"/>
             </w:pPr>
-            <w:r/>
             <w:r>
               <w:rPr>
-                <w:rFonts w:ascii="Arial" w:hAnsi="Arial"/>
-                <w:sz w:val="18"/>
+                <w:sz w:val="16"/>
               </w:rPr>
-              <w:t>8.3 %</w:t>
+              <w:t>5.8%</w:t>
             </w:r>
           </w:p>
         </w:tc>
         <w:tc>
           <w:tcPr>
-            <w:tcW w:type="dxa" w:w="1191"/>
-            <w:shd w:val="clear" w:color="auto" w:fill="FFD0D0"/>
-            <w:vAlign w:val="center"/>
+            <w:tcW w:type="dxa" w:w="960"/>
           </w:tcPr>
           <w:p>
             <w:pPr>
               <w:jc w:val="center"/>
             </w:pPr>
-            <w:r/>
             <w:r>
               <w:rPr>
-                <w:rFonts w:ascii="Arial" w:hAnsi="Arial"/>
-                <w:b/>
-                <w:color w:val="990000"/>
-                <w:sz w:val="18"/>
+                <w:color w:val="CC0000"/>
+                <w:sz w:val="16"/>
               </w:rPr>
-              <w:t>-€2,779</w:t>
+              <w:t>€-1,936</w:t>
             </w:r>
           </w:p>
         </w:tc>
@@ -1054,19 +1925,603 @@
       <w:tr>
         <w:tc>
           <w:tcPr>
-            <w:tcW w:type="dxa" w:w="737"/>
-            <w:shd w:val="clear" w:color="auto" w:fill="F7F7F7"/>
-            <w:vAlign w:val="center"/>
+            <w:tcW w:type="dxa" w:w="960"/>
           </w:tcPr>
           <w:p>
             <w:pPr>
               <w:jc w:val="center"/>
             </w:pPr>
-            <w:r/>
             <w:r>
               <w:rPr>
-                <w:rFonts w:ascii="Arial" w:hAnsi="Arial"/>
-                <w:sz w:val="18"/>
+                <w:sz w:val="16"/>
+              </w:rPr>
+              <w:t>2011</w:t>
+            </w:r>
+          </w:p>
+        </w:tc>
+        <w:tc>
+          <w:tcPr>
+            <w:tcW w:type="dxa" w:w="960"/>
+          </w:tcPr>
+          <w:p>
+            <w:pPr>
+              <w:jc w:val="center"/>
+            </w:pPr>
+            <w:r>
+              <w:rPr>
+                <w:sz w:val="16"/>
+              </w:rPr>
+              <w:t>15</w:t>
+            </w:r>
+          </w:p>
+        </w:tc>
+        <w:tc>
+          <w:tcPr>
+            <w:tcW w:type="dxa" w:w="960"/>
+          </w:tcPr>
+          <w:p>
+            <w:pPr>
+              <w:jc w:val="center"/>
+            </w:pPr>
+            <w:r>
+              <w:rPr>
+                <w:sz w:val="16"/>
+              </w:rPr>
+              <w:t>€3,181</w:t>
+            </w:r>
+          </w:p>
+        </w:tc>
+        <w:tc>
+          <w:tcPr>
+            <w:tcW w:type="dxa" w:w="960"/>
+          </w:tcPr>
+          <w:p>
+            <w:pPr>
+              <w:jc w:val="center"/>
+            </w:pPr>
+            <w:r>
+              <w:rPr>
+                <w:sz w:val="16"/>
+              </w:rPr>
+              <w:t>8.0%</w:t>
+            </w:r>
+          </w:p>
+        </w:tc>
+        <w:tc>
+          <w:tcPr>
+            <w:tcW w:type="dxa" w:w="960"/>
+          </w:tcPr>
+          <w:p>
+            <w:pPr>
+              <w:jc w:val="center"/>
+            </w:pPr>
+            <w:r>
+              <w:rPr>
+                <w:sz w:val="16"/>
+              </w:rPr>
+              <w:t>€4,853</w:t>
+            </w:r>
+          </w:p>
+        </w:tc>
+        <w:tc>
+          <w:tcPr>
+            <w:tcW w:type="dxa" w:w="960"/>
+          </w:tcPr>
+          <w:p>
+            <w:pPr>
+              <w:jc w:val="center"/>
+            </w:pPr>
+            <w:r>
+              <w:rPr>
+                <w:sz w:val="16"/>
+              </w:rPr>
+              <w:t>11.0%</w:t>
+            </w:r>
+          </w:p>
+        </w:tc>
+        <w:tc>
+          <w:tcPr>
+            <w:tcW w:type="dxa" w:w="960"/>
+          </w:tcPr>
+          <w:p>
+            <w:pPr>
+              <w:jc w:val="center"/>
+            </w:pPr>
+            <w:r>
+              <w:rPr>
+                <w:sz w:val="16"/>
+              </w:rPr>
+              <w:t>€2,082</w:t>
+            </w:r>
+          </w:p>
+        </w:tc>
+        <w:tc>
+          <w:tcPr>
+            <w:tcW w:type="dxa" w:w="960"/>
+          </w:tcPr>
+          <w:p>
+            <w:pPr>
+              <w:jc w:val="center"/>
+            </w:pPr>
+            <w:r>
+              <w:rPr>
+                <w:sz w:val="16"/>
+              </w:rPr>
+              <w:t>5.0%</w:t>
+            </w:r>
+          </w:p>
+        </w:tc>
+        <w:tc>
+          <w:tcPr>
+            <w:tcW w:type="dxa" w:w="960"/>
+          </w:tcPr>
+          <w:p>
+            <w:pPr>
+              <w:jc w:val="center"/>
+            </w:pPr>
+            <w:r>
+              <w:rPr>
+                <w:color w:val="CC0000"/>
+                <w:sz w:val="16"/>
+              </w:rPr>
+              <w:t>€-1,672</w:t>
+            </w:r>
+          </w:p>
+        </w:tc>
+      </w:tr>
+      <w:tr>
+        <w:tc>
+          <w:tcPr>
+            <w:tcW w:type="dxa" w:w="960"/>
+          </w:tcPr>
+          <w:p>
+            <w:pPr>
+              <w:jc w:val="center"/>
+            </w:pPr>
+            <w:r>
+              <w:rPr>
+                <w:sz w:val="16"/>
+              </w:rPr>
+              <w:t>2012</w:t>
+            </w:r>
+          </w:p>
+        </w:tc>
+        <w:tc>
+          <w:tcPr>
+            <w:tcW w:type="dxa" w:w="960"/>
+          </w:tcPr>
+          <w:p>
+            <w:pPr>
+              <w:jc w:val="center"/>
+            </w:pPr>
+            <w:r>
+              <w:rPr>
+                <w:sz w:val="16"/>
+              </w:rPr>
+              <w:t>14</w:t>
+            </w:r>
+          </w:p>
+        </w:tc>
+        <w:tc>
+          <w:tcPr>
+            <w:tcW w:type="dxa" w:w="960"/>
+          </w:tcPr>
+          <w:p>
+            <w:pPr>
+              <w:jc w:val="center"/>
+            </w:pPr>
+            <w:r>
+              <w:rPr>
+                <w:sz w:val="16"/>
+              </w:rPr>
+              <w:t>€2,537</w:t>
+            </w:r>
+          </w:p>
+        </w:tc>
+        <w:tc>
+          <w:tcPr>
+            <w:tcW w:type="dxa" w:w="960"/>
+          </w:tcPr>
+          <w:p>
+            <w:pPr>
+              <w:jc w:val="center"/>
+            </w:pPr>
+            <w:r>
+              <w:rPr>
+                <w:sz w:val="16"/>
+              </w:rPr>
+              <w:t>6.8%</w:t>
+            </w:r>
+          </w:p>
+        </w:tc>
+        <w:tc>
+          <w:tcPr>
+            <w:tcW w:type="dxa" w:w="960"/>
+          </w:tcPr>
+          <w:p>
+            <w:pPr>
+              <w:jc w:val="center"/>
+            </w:pPr>
+            <w:r>
+              <w:rPr>
+                <w:sz w:val="16"/>
+              </w:rPr>
+              <w:t>€4,840</w:t>
+            </w:r>
+          </w:p>
+        </w:tc>
+        <w:tc>
+          <w:tcPr>
+            <w:tcW w:type="dxa" w:w="960"/>
+          </w:tcPr>
+          <w:p>
+            <w:pPr>
+              <w:jc w:val="center"/>
+            </w:pPr>
+            <w:r>
+              <w:rPr>
+                <w:sz w:val="16"/>
+              </w:rPr>
+              <w:t>11.8%</w:t>
+            </w:r>
+          </w:p>
+        </w:tc>
+        <w:tc>
+          <w:tcPr>
+            <w:tcW w:type="dxa" w:w="960"/>
+          </w:tcPr>
+          <w:p>
+            <w:pPr>
+              <w:jc w:val="center"/>
+            </w:pPr>
+            <w:r>
+              <w:rPr>
+                <w:sz w:val="16"/>
+              </w:rPr>
+              <w:t>€2,430</w:t>
+            </w:r>
+          </w:p>
+        </w:tc>
+        <w:tc>
+          <w:tcPr>
+            <w:tcW w:type="dxa" w:w="960"/>
+          </w:tcPr>
+          <w:p>
+            <w:pPr>
+              <w:jc w:val="center"/>
+            </w:pPr>
+            <w:r>
+              <w:rPr>
+                <w:sz w:val="16"/>
+              </w:rPr>
+              <w:t>6.5%</w:t>
+            </w:r>
+          </w:p>
+        </w:tc>
+        <w:tc>
+          <w:tcPr>
+            <w:tcW w:type="dxa" w:w="960"/>
+          </w:tcPr>
+          <w:p>
+            <w:pPr>
+              <w:jc w:val="center"/>
+            </w:pPr>
+            <w:r>
+              <w:rPr>
+                <w:color w:val="CC0000"/>
+                <w:sz w:val="16"/>
+              </w:rPr>
+              <w:t>€-2,303</w:t>
+            </w:r>
+          </w:p>
+        </w:tc>
+      </w:tr>
+      <w:tr>
+        <w:tc>
+          <w:tcPr>
+            <w:tcW w:type="dxa" w:w="960"/>
+          </w:tcPr>
+          <w:p>
+            <w:pPr>
+              <w:jc w:val="center"/>
+            </w:pPr>
+            <w:r>
+              <w:rPr>
+                <w:sz w:val="16"/>
+              </w:rPr>
+              <w:t>2013</w:t>
+            </w:r>
+          </w:p>
+        </w:tc>
+        <w:tc>
+          <w:tcPr>
+            <w:tcW w:type="dxa" w:w="960"/>
+          </w:tcPr>
+          <w:p>
+            <w:pPr>
+              <w:jc w:val="center"/>
+            </w:pPr>
+            <w:r>
+              <w:rPr>
+                <w:sz w:val="16"/>
+              </w:rPr>
+              <w:t>13</w:t>
+            </w:r>
+          </w:p>
+        </w:tc>
+        <w:tc>
+          <w:tcPr>
+            <w:tcW w:type="dxa" w:w="960"/>
+          </w:tcPr>
+          <w:p>
+            <w:pPr>
+              <w:jc w:val="center"/>
+            </w:pPr>
+            <w:r>
+              <w:rPr>
+                <w:sz w:val="16"/>
+              </w:rPr>
+              <w:t>€2,582</w:t>
+            </w:r>
+          </w:p>
+        </w:tc>
+        <w:tc>
+          <w:tcPr>
+            <w:tcW w:type="dxa" w:w="960"/>
+          </w:tcPr>
+          <w:p>
+            <w:pPr>
+              <w:jc w:val="center"/>
+            </w:pPr>
+            <w:r>
+              <w:rPr>
+                <w:sz w:val="16"/>
+              </w:rPr>
+              <w:t>7.5%</w:t>
+            </w:r>
+          </w:p>
+        </w:tc>
+        <w:tc>
+          <w:tcPr>
+            <w:tcW w:type="dxa" w:w="960"/>
+          </w:tcPr>
+          <w:p>
+            <w:pPr>
+              <w:jc w:val="center"/>
+            </w:pPr>
+            <w:r>
+              <w:rPr>
+                <w:sz w:val="16"/>
+              </w:rPr>
+              <w:t>€4,061</w:t>
+            </w:r>
+          </w:p>
+        </w:tc>
+        <w:tc>
+          <w:tcPr>
+            <w:tcW w:type="dxa" w:w="960"/>
+          </w:tcPr>
+          <w:p>
+            <w:pPr>
+              <w:jc w:val="center"/>
+            </w:pPr>
+            <w:r>
+              <w:rPr>
+                <w:sz w:val="16"/>
+              </w:rPr>
+              <w:t>11.3%</w:t>
+            </w:r>
+          </w:p>
+        </w:tc>
+        <w:tc>
+          <w:tcPr>
+            <w:tcW w:type="dxa" w:w="960"/>
+          </w:tcPr>
+          <w:p>
+            <w:pPr>
+              <w:jc w:val="center"/>
+            </w:pPr>
+            <w:r>
+              <w:rPr>
+                <w:sz w:val="16"/>
+              </w:rPr>
+              <w:t>€1,948</w:t>
+            </w:r>
+          </w:p>
+        </w:tc>
+        <w:tc>
+          <w:tcPr>
+            <w:tcW w:type="dxa" w:w="960"/>
+          </w:tcPr>
+          <w:p>
+            <w:pPr>
+              <w:jc w:val="center"/>
+            </w:pPr>
+            <w:r>
+              <w:rPr>
+                <w:sz w:val="16"/>
+              </w:rPr>
+              <w:t>5.2%</w:t>
+            </w:r>
+          </w:p>
+        </w:tc>
+        <w:tc>
+          <w:tcPr>
+            <w:tcW w:type="dxa" w:w="960"/>
+          </w:tcPr>
+          <w:p>
+            <w:pPr>
+              <w:jc w:val="center"/>
+            </w:pPr>
+            <w:r>
+              <w:rPr>
+                <w:color w:val="CC0000"/>
+                <w:sz w:val="16"/>
+              </w:rPr>
+              <w:t>€-1,479</w:t>
+            </w:r>
+          </w:p>
+        </w:tc>
+      </w:tr>
+      <w:tr>
+        <w:tc>
+          <w:tcPr>
+            <w:tcW w:type="dxa" w:w="960"/>
+          </w:tcPr>
+          <w:p>
+            <w:pPr>
+              <w:jc w:val="center"/>
+            </w:pPr>
+            <w:r>
+              <w:rPr>
+                <w:sz w:val="16"/>
+              </w:rPr>
+              <w:t>2014</w:t>
+            </w:r>
+          </w:p>
+        </w:tc>
+        <w:tc>
+          <w:tcPr>
+            <w:tcW w:type="dxa" w:w="960"/>
+          </w:tcPr>
+          <w:p>
+            <w:pPr>
+              <w:jc w:val="center"/>
+            </w:pPr>
+            <w:r>
+              <w:rPr>
+                <w:sz w:val="16"/>
+              </w:rPr>
+              <w:t>12</w:t>
+            </w:r>
+          </w:p>
+        </w:tc>
+        <w:tc>
+          <w:tcPr>
+            <w:tcW w:type="dxa" w:w="960"/>
+          </w:tcPr>
+          <w:p>
+            <w:pPr>
+              <w:jc w:val="center"/>
+            </w:pPr>
+            <w:r>
+              <w:rPr>
+                <w:sz w:val="16"/>
+              </w:rPr>
+              <w:t>€3,466</w:t>
+            </w:r>
+          </w:p>
+        </w:tc>
+        <w:tc>
+          <w:tcPr>
+            <w:tcW w:type="dxa" w:w="960"/>
+          </w:tcPr>
+          <w:p>
+            <w:pPr>
+              <w:jc w:val="center"/>
+            </w:pPr>
+            <w:r>
+              <w:rPr>
+                <w:sz w:val="16"/>
+              </w:rPr>
+              <w:t>10.8%</w:t>
+            </w:r>
+          </w:p>
+        </w:tc>
+        <w:tc>
+          <w:tcPr>
+            <w:tcW w:type="dxa" w:w="960"/>
+          </w:tcPr>
+          <w:p>
+            <w:pPr>
+              <w:jc w:val="center"/>
+            </w:pPr>
+            <w:r>
+              <w:rPr>
+                <w:sz w:val="16"/>
+              </w:rPr>
+              <w:t>€3,382</w:t>
+            </w:r>
+          </w:p>
+        </w:tc>
+        <w:tc>
+          <w:tcPr>
+            <w:tcW w:type="dxa" w:w="960"/>
+          </w:tcPr>
+          <w:p>
+            <w:pPr>
+              <w:jc w:val="center"/>
+            </w:pPr>
+            <w:r>
+              <w:rPr>
+                <w:sz w:val="16"/>
+              </w:rPr>
+              <w:t>10.6%</w:t>
+            </w:r>
+          </w:p>
+        </w:tc>
+        <w:tc>
+          <w:tcPr>
+            <w:tcW w:type="dxa" w:w="960"/>
+          </w:tcPr>
+          <w:p>
+            <w:pPr>
+              <w:jc w:val="center"/>
+            </w:pPr>
+            <w:r>
+              <w:rPr>
+                <w:sz w:val="16"/>
+              </w:rPr>
+              <w:t>€1,666</w:t>
+            </w:r>
+          </w:p>
+        </w:tc>
+        <w:tc>
+          <w:tcPr>
+            <w:tcW w:type="dxa" w:w="960"/>
+          </w:tcPr>
+          <w:p>
+            <w:pPr>
+              <w:jc w:val="center"/>
+            </w:pPr>
+            <w:r>
+              <w:rPr>
+                <w:sz w:val="16"/>
+              </w:rPr>
+              <w:t>4.3%</w:t>
+            </w:r>
+          </w:p>
+        </w:tc>
+        <w:tc>
+          <w:tcPr>
+            <w:tcW w:type="dxa" w:w="960"/>
+          </w:tcPr>
+          <w:p>
+            <w:pPr>
+              <w:jc w:val="center"/>
+            </w:pPr>
+            <w:r>
+              <w:rPr>
+                <w:color w:val="008000"/>
+                <w:sz w:val="16"/>
+              </w:rPr>
+              <w:t>+€83</w:t>
+            </w:r>
+          </w:p>
+        </w:tc>
+      </w:tr>
+      <w:tr>
+        <w:tc>
+          <w:tcPr>
+            <w:tcW w:type="dxa" w:w="960"/>
+          </w:tcPr>
+          <w:p>
+            <w:pPr>
+              <w:jc w:val="center"/>
+            </w:pPr>
+            <w:r>
+              <w:rPr>
+                <w:sz w:val="16"/>
               </w:rPr>
               <w:t>2015</w:t>
             </w:r>
@@ -1074,19 +2529,15 @@
         </w:tc>
         <w:tc>
           <w:tcPr>
-            <w:tcW w:type="dxa" w:w="567"/>
-            <w:shd w:val="clear" w:color="auto" w:fill="F7F7F7"/>
-            <w:vAlign w:val="center"/>
+            <w:tcW w:type="dxa" w:w="960"/>
           </w:tcPr>
           <w:p>
             <w:pPr>
               <w:jc w:val="center"/>
             </w:pPr>
-            <w:r/>
             <w:r>
               <w:rPr>
-                <w:rFonts w:ascii="Arial" w:hAnsi="Arial"/>
-                <w:sz w:val="18"/>
+                <w:sz w:val="16"/>
               </w:rPr>
               <w:t>11</w:t>
             </w:r>
@@ -1094,143 +2545,114 @@
         </w:tc>
         <w:tc>
           <w:tcPr>
-            <w:tcW w:type="dxa" w:w="1191"/>
-            <w:shd w:val="clear" w:color="auto" w:fill="FFF3CC"/>
-            <w:vAlign w:val="center"/>
+            <w:tcW w:type="dxa" w:w="960"/>
           </w:tcPr>
           <w:p>
             <w:pPr>
               <w:jc w:val="center"/>
             </w:pPr>
-            <w:r/>
             <w:r>
               <w:rPr>
-                <w:rFonts w:ascii="Arial" w:hAnsi="Arial"/>
-                <w:sz w:val="18"/>
+                <w:sz w:val="16"/>
               </w:rPr>
-              <w:t>€ 3,900</w:t>
+              <w:t>€4,019</w:t>
             </w:r>
           </w:p>
         </w:tc>
         <w:tc>
           <w:tcPr>
-            <w:tcW w:type="dxa" w:w="907"/>
-            <w:shd w:val="clear" w:color="auto" w:fill="FFF3CC"/>
-            <w:vAlign w:val="center"/>
+            <w:tcW w:type="dxa" w:w="960"/>
           </w:tcPr>
           <w:p>
             <w:pPr>
               <w:jc w:val="center"/>
             </w:pPr>
-            <w:r/>
             <w:r>
               <w:rPr>
-                <w:rFonts w:ascii="Arial" w:hAnsi="Arial"/>
-                <w:sz w:val="18"/>
+                <w:sz w:val="16"/>
               </w:rPr>
-              <w:t>13.0 %</w:t>
+              <w:t>13.3%</w:t>
             </w:r>
           </w:p>
         </w:tc>
         <w:tc>
           <w:tcPr>
-            <w:tcW w:type="dxa" w:w="1191"/>
-            <w:shd w:val="clear" w:color="auto" w:fill="EAF4FB"/>
-            <w:vAlign w:val="center"/>
+            <w:tcW w:type="dxa" w:w="960"/>
           </w:tcPr>
           <w:p>
             <w:pPr>
               <w:jc w:val="center"/>
             </w:pPr>
-            <w:r/>
             <w:r>
               <w:rPr>
-                <w:rFonts w:ascii="Arial" w:hAnsi="Arial"/>
-                <w:sz w:val="18"/>
+                <w:sz w:val="16"/>
               </w:rPr>
-              <w:t>€ 3,433</w:t>
+              <w:t>€3,532</w:t>
             </w:r>
           </w:p>
         </w:tc>
         <w:tc>
           <w:tcPr>
-            <w:tcW w:type="dxa" w:w="907"/>
-            <w:shd w:val="clear" w:color="auto" w:fill="EAF4FB"/>
-            <w:vAlign w:val="center"/>
+            <w:tcW w:type="dxa" w:w="960"/>
           </w:tcPr>
           <w:p>
             <w:pPr>
               <w:jc w:val="center"/>
             </w:pPr>
-            <w:r/>
             <w:r>
               <w:rPr>
-                <w:rFonts w:ascii="Arial" w:hAnsi="Arial"/>
-                <w:sz w:val="18"/>
+                <w:sz w:val="16"/>
               </w:rPr>
-              <w:t>11.7 %</w:t>
+              <w:t>12.0%</w:t>
             </w:r>
           </w:p>
         </w:tc>
         <w:tc>
           <w:tcPr>
-            <w:tcW w:type="dxa" w:w="1191"/>
-            <w:shd w:val="clear" w:color="auto" w:fill="EAF9EA"/>
-            <w:vAlign w:val="center"/>
+            <w:tcW w:type="dxa" w:w="960"/>
           </w:tcPr>
           <w:p>
             <w:pPr>
               <w:jc w:val="center"/>
             </w:pPr>
-            <w:r/>
             <w:r>
               <w:rPr>
-                <w:rFonts w:ascii="Arial" w:hAnsi="Arial"/>
-                <w:sz w:val="18"/>
+                <w:sz w:val="16"/>
               </w:rPr>
-              <w:t>€ 1,972</w:t>
+              <w:t>€2,027</w:t>
             </w:r>
           </w:p>
         </w:tc>
         <w:tc>
           <w:tcPr>
-            <w:tcW w:type="dxa" w:w="907"/>
-            <w:shd w:val="clear" w:color="auto" w:fill="EAF9EA"/>
-            <w:vAlign w:val="center"/>
+            <w:tcW w:type="dxa" w:w="960"/>
           </w:tcPr>
           <w:p>
             <w:pPr>
               <w:jc w:val="center"/>
             </w:pPr>
-            <w:r/>
             <w:r>
               <w:rPr>
-                <w:rFonts w:ascii="Arial" w:hAnsi="Arial"/>
-                <w:sz w:val="18"/>
+                <w:sz w:val="16"/>
               </w:rPr>
-              <w:t>6.3 %</w:t>
+              <w:t>6.6%</w:t>
             </w:r>
           </w:p>
         </w:tc>
         <w:tc>
           <w:tcPr>
-            <w:tcW w:type="dxa" w:w="1191"/>
-            <w:shd w:val="clear" w:color="auto" w:fill="A8E6A8"/>
-            <w:vAlign w:val="center"/>
+            <w:tcW w:type="dxa" w:w="960"/>
           </w:tcPr>
           <w:p>
             <w:pPr>
               <w:jc w:val="center"/>
             </w:pPr>
-            <w:r/>
             <w:r>
               <w:rPr>
-                <w:rFonts w:ascii="Arial" w:hAnsi="Arial"/>
-                <w:b/>
-                <w:color w:val="006600"/>
-                <w:sz w:val="18"/>
+                <w:color w:val="008000"/>
+                <w:sz w:val="16"/>
               </w:rPr>
-              <w:t>+€467</w:t>
+              <w:t>+€487</w:t>
             </w:r>
           </w:p>
         </w:tc>
@@ -1238,19 +2660,603 @@
       <w:tr>
         <w:tc>
           <w:tcPr>
-            <w:tcW w:type="dxa" w:w="737"/>
-            <w:shd w:val="clear" w:color="auto" w:fill="FFFFFF"/>
-            <w:vAlign w:val="center"/>
+            <w:tcW w:type="dxa" w:w="960"/>
           </w:tcPr>
           <w:p>
             <w:pPr>
               <w:jc w:val="center"/>
             </w:pPr>
-            <w:r/>
             <w:r>
               <w:rPr>
-                <w:rFonts w:ascii="Arial" w:hAnsi="Arial"/>
-                <w:sz w:val="18"/>
+                <w:sz w:val="16"/>
+              </w:rPr>
+              <w:t>2016</w:t>
+            </w:r>
+          </w:p>
+        </w:tc>
+        <w:tc>
+          <w:tcPr>
+            <w:tcW w:type="dxa" w:w="960"/>
+          </w:tcPr>
+          <w:p>
+            <w:pPr>
+              <w:jc w:val="center"/>
+            </w:pPr>
+            <w:r>
+              <w:rPr>
+                <w:sz w:val="16"/>
+              </w:rPr>
+              <w:t>10</w:t>
+            </w:r>
+          </w:p>
+        </w:tc>
+        <w:tc>
+          <w:tcPr>
+            <w:tcW w:type="dxa" w:w="960"/>
+          </w:tcPr>
+          <w:p>
+            <w:pPr>
+              <w:jc w:val="center"/>
+            </w:pPr>
+            <w:r>
+              <w:rPr>
+                <w:sz w:val="16"/>
+              </w:rPr>
+              <w:t>€4,765</w:t>
+            </w:r>
+          </w:p>
+        </w:tc>
+        <w:tc>
+          <w:tcPr>
+            <w:tcW w:type="dxa" w:w="960"/>
+          </w:tcPr>
+          <w:p>
+            <w:pPr>
+              <w:jc w:val="center"/>
+            </w:pPr>
+            <w:r>
+              <w:rPr>
+                <w:sz w:val="16"/>
+              </w:rPr>
+              <w:t>16.7%</w:t>
+            </w:r>
+          </w:p>
+        </w:tc>
+        <w:tc>
+          <w:tcPr>
+            <w:tcW w:type="dxa" w:w="960"/>
+          </w:tcPr>
+          <w:p>
+            <w:pPr>
+              <w:jc w:val="center"/>
+            </w:pPr>
+            <w:r>
+              <w:rPr>
+                <w:sz w:val="16"/>
+              </w:rPr>
+              <w:t>€3,673</w:t>
+            </w:r>
+          </w:p>
+        </w:tc>
+        <w:tc>
+          <w:tcPr>
+            <w:tcW w:type="dxa" w:w="960"/>
+          </w:tcPr>
+          <w:p>
+            <w:pPr>
+              <w:jc w:val="center"/>
+            </w:pPr>
+            <w:r>
+              <w:rPr>
+                <w:sz w:val="16"/>
+              </w:rPr>
+              <w:t>13.7%</w:t>
+            </w:r>
+          </w:p>
+        </w:tc>
+        <w:tc>
+          <w:tcPr>
+            <w:tcW w:type="dxa" w:w="960"/>
+          </w:tcPr>
+          <w:p>
+            <w:pPr>
+              <w:jc w:val="center"/>
+            </w:pPr>
+            <w:r>
+              <w:rPr>
+                <w:sz w:val="16"/>
+              </w:rPr>
+              <w:t>€2,340</w:t>
+            </w:r>
+          </w:p>
+        </w:tc>
+        <w:tc>
+          <w:tcPr>
+            <w:tcW w:type="dxa" w:w="960"/>
+          </w:tcPr>
+          <w:p>
+            <w:pPr>
+              <w:jc w:val="center"/>
+            </w:pPr>
+            <w:r>
+              <w:rPr>
+                <w:sz w:val="16"/>
+              </w:rPr>
+              <w:t>8.8%</w:t>
+            </w:r>
+          </w:p>
+        </w:tc>
+        <w:tc>
+          <w:tcPr>
+            <w:tcW w:type="dxa" w:w="960"/>
+          </w:tcPr>
+          <w:p>
+            <w:pPr>
+              <w:jc w:val="center"/>
+            </w:pPr>
+            <w:r>
+              <w:rPr>
+                <w:color w:val="008000"/>
+                <w:sz w:val="16"/>
+              </w:rPr>
+              <w:t>+€1,092</w:t>
+            </w:r>
+          </w:p>
+        </w:tc>
+      </w:tr>
+      <w:tr>
+        <w:tc>
+          <w:tcPr>
+            <w:tcW w:type="dxa" w:w="960"/>
+          </w:tcPr>
+          <w:p>
+            <w:pPr>
+              <w:jc w:val="center"/>
+            </w:pPr>
+            <w:r>
+              <w:rPr>
+                <w:sz w:val="16"/>
+              </w:rPr>
+              <w:t>2017</w:t>
+            </w:r>
+          </w:p>
+        </w:tc>
+        <w:tc>
+          <w:tcPr>
+            <w:tcW w:type="dxa" w:w="960"/>
+          </w:tcPr>
+          <w:p>
+            <w:pPr>
+              <w:jc w:val="center"/>
+            </w:pPr>
+            <w:r>
+              <w:rPr>
+                <w:sz w:val="16"/>
+              </w:rPr>
+              <w:t>9</w:t>
+            </w:r>
+          </w:p>
+        </w:tc>
+        <w:tc>
+          <w:tcPr>
+            <w:tcW w:type="dxa" w:w="960"/>
+          </w:tcPr>
+          <w:p>
+            <w:pPr>
+              <w:jc w:val="center"/>
+            </w:pPr>
+            <w:r>
+              <w:rPr>
+                <w:sz w:val="16"/>
+              </w:rPr>
+              <w:t>€4,469</w:t>
+            </w:r>
+          </w:p>
+        </w:tc>
+        <w:tc>
+          <w:tcPr>
+            <w:tcW w:type="dxa" w:w="960"/>
+          </w:tcPr>
+          <w:p>
+            <w:pPr>
+              <w:jc w:val="center"/>
+            </w:pPr>
+            <w:r>
+              <w:rPr>
+                <w:sz w:val="16"/>
+              </w:rPr>
+              <w:t>17.9%</w:t>
+            </w:r>
+          </w:p>
+        </w:tc>
+        <w:tc>
+          <w:tcPr>
+            <w:tcW w:type="dxa" w:w="960"/>
+          </w:tcPr>
+          <w:p>
+            <w:pPr>
+              <w:jc w:val="center"/>
+            </w:pPr>
+            <w:r>
+              <w:rPr>
+                <w:sz w:val="16"/>
+              </w:rPr>
+              <w:t>€3,135</w:t>
+            </w:r>
+          </w:p>
+        </w:tc>
+        <w:tc>
+          <w:tcPr>
+            <w:tcW w:type="dxa" w:w="960"/>
+          </w:tcPr>
+          <w:p>
+            <w:pPr>
+              <w:jc w:val="center"/>
+            </w:pPr>
+            <w:r>
+              <w:rPr>
+                <w:sz w:val="16"/>
+              </w:rPr>
+              <w:t>13.4%</w:t>
+            </w:r>
+          </w:p>
+        </w:tc>
+        <w:tc>
+          <w:tcPr>
+            <w:tcW w:type="dxa" w:w="960"/>
+          </w:tcPr>
+          <w:p>
+            <w:pPr>
+              <w:jc w:val="center"/>
+            </w:pPr>
+            <w:r>
+              <w:rPr>
+                <w:sz w:val="16"/>
+              </w:rPr>
+              <w:t>€2,072</w:t>
+            </w:r>
+          </w:p>
+        </w:tc>
+        <w:tc>
+          <w:tcPr>
+            <w:tcW w:type="dxa" w:w="960"/>
+          </w:tcPr>
+          <w:p>
+            <w:pPr>
+              <w:jc w:val="center"/>
+            </w:pPr>
+            <w:r>
+              <w:rPr>
+                <w:sz w:val="16"/>
+              </w:rPr>
+              <w:t>8.3%</w:t>
+            </w:r>
+          </w:p>
+        </w:tc>
+        <w:tc>
+          <w:tcPr>
+            <w:tcW w:type="dxa" w:w="960"/>
+          </w:tcPr>
+          <w:p>
+            <w:pPr>
+              <w:jc w:val="center"/>
+            </w:pPr>
+            <w:r>
+              <w:rPr>
+                <w:color w:val="008000"/>
+                <w:sz w:val="16"/>
+              </w:rPr>
+              <w:t>+€1,334</w:t>
+            </w:r>
+          </w:p>
+        </w:tc>
+      </w:tr>
+      <w:tr>
+        <w:tc>
+          <w:tcPr>
+            <w:tcW w:type="dxa" w:w="960"/>
+          </w:tcPr>
+          <w:p>
+            <w:pPr>
+              <w:jc w:val="center"/>
+            </w:pPr>
+            <w:r>
+              <w:rPr>
+                <w:sz w:val="16"/>
+              </w:rPr>
+              <w:t>2018</w:t>
+            </w:r>
+          </w:p>
+        </w:tc>
+        <w:tc>
+          <w:tcPr>
+            <w:tcW w:type="dxa" w:w="960"/>
+          </w:tcPr>
+          <w:p>
+            <w:pPr>
+              <w:jc w:val="center"/>
+            </w:pPr>
+            <w:r>
+              <w:rPr>
+                <w:sz w:val="16"/>
+              </w:rPr>
+              <w:t>8</w:t>
+            </w:r>
+          </w:p>
+        </w:tc>
+        <w:tc>
+          <w:tcPr>
+            <w:tcW w:type="dxa" w:w="960"/>
+          </w:tcPr>
+          <w:p>
+            <w:pPr>
+              <w:jc w:val="center"/>
+            </w:pPr>
+            <w:r>
+              <w:rPr>
+                <w:sz w:val="16"/>
+              </w:rPr>
+              <w:t>€3,483</w:t>
+            </w:r>
+          </w:p>
+        </w:tc>
+        <w:tc>
+          <w:tcPr>
+            <w:tcW w:type="dxa" w:w="960"/>
+          </w:tcPr>
+          <w:p>
+            <w:pPr>
+              <w:jc w:val="center"/>
+            </w:pPr>
+            <w:r>
+              <w:rPr>
+                <w:sz w:val="16"/>
+              </w:rPr>
+              <w:t>16.6%</w:t>
+            </w:r>
+          </w:p>
+        </w:tc>
+        <w:tc>
+          <w:tcPr>
+            <w:tcW w:type="dxa" w:w="960"/>
+          </w:tcPr>
+          <w:p>
+            <w:pPr>
+              <w:jc w:val="center"/>
+            </w:pPr>
+            <w:r>
+              <w:rPr>
+                <w:sz w:val="16"/>
+              </w:rPr>
+              <w:t>€2,200</w:t>
+            </w:r>
+          </w:p>
+        </w:tc>
+        <w:tc>
+          <w:tcPr>
+            <w:tcW w:type="dxa" w:w="960"/>
+          </w:tcPr>
+          <w:p>
+            <w:pPr>
+              <w:jc w:val="center"/>
+            </w:pPr>
+            <w:r>
+              <w:rPr>
+                <w:sz w:val="16"/>
+              </w:rPr>
+              <w:t>10.2%</w:t>
+            </w:r>
+          </w:p>
+        </w:tc>
+        <w:tc>
+          <w:tcPr>
+            <w:tcW w:type="dxa" w:w="960"/>
+          </w:tcPr>
+          <w:p>
+            <w:pPr>
+              <w:jc w:val="center"/>
+            </w:pPr>
+            <w:r>
+              <w:rPr>
+                <w:sz w:val="16"/>
+              </w:rPr>
+              <w:t>€1,415</w:t>
+            </w:r>
+          </w:p>
+        </w:tc>
+        <w:tc>
+          <w:tcPr>
+            <w:tcW w:type="dxa" w:w="960"/>
+          </w:tcPr>
+          <w:p>
+            <w:pPr>
+              <w:jc w:val="center"/>
+            </w:pPr>
+            <w:r>
+              <w:rPr>
+                <w:sz w:val="16"/>
+              </w:rPr>
+              <w:t>4.4%</w:t>
+            </w:r>
+          </w:p>
+        </w:tc>
+        <w:tc>
+          <w:tcPr>
+            <w:tcW w:type="dxa" w:w="960"/>
+          </w:tcPr>
+          <w:p>
+            <w:pPr>
+              <w:jc w:val="center"/>
+            </w:pPr>
+            <w:r>
+              <w:rPr>
+                <w:color w:val="008000"/>
+                <w:sz w:val="16"/>
+              </w:rPr>
+              <w:t>+€1,283</w:t>
+            </w:r>
+          </w:p>
+        </w:tc>
+      </w:tr>
+      <w:tr>
+        <w:tc>
+          <w:tcPr>
+            <w:tcW w:type="dxa" w:w="960"/>
+          </w:tcPr>
+          <w:p>
+            <w:pPr>
+              <w:jc w:val="center"/>
+            </w:pPr>
+            <w:r>
+              <w:rPr>
+                <w:sz w:val="16"/>
+              </w:rPr>
+              <w:t>2019</w:t>
+            </w:r>
+          </w:p>
+        </w:tc>
+        <w:tc>
+          <w:tcPr>
+            <w:tcW w:type="dxa" w:w="960"/>
+          </w:tcPr>
+          <w:p>
+            <w:pPr>
+              <w:jc w:val="center"/>
+            </w:pPr>
+            <w:r>
+              <w:rPr>
+                <w:sz w:val="16"/>
+              </w:rPr>
+              <w:t>7</w:t>
+            </w:r>
+          </w:p>
+        </w:tc>
+        <w:tc>
+          <w:tcPr>
+            <w:tcW w:type="dxa" w:w="960"/>
+          </w:tcPr>
+          <w:p>
+            <w:pPr>
+              <w:jc w:val="center"/>
+            </w:pPr>
+            <w:r>
+              <w:rPr>
+                <w:sz w:val="16"/>
+              </w:rPr>
+              <w:t>€3,831</w:t>
+            </w:r>
+          </w:p>
+        </w:tc>
+        <w:tc>
+          <w:tcPr>
+            <w:tcW w:type="dxa" w:w="960"/>
+          </w:tcPr>
+          <w:p>
+            <w:pPr>
+              <w:jc w:val="center"/>
+            </w:pPr>
+            <w:r>
+              <w:rPr>
+                <w:sz w:val="16"/>
+              </w:rPr>
+              <w:t>20.8%</w:t>
+            </w:r>
+          </w:p>
+        </w:tc>
+        <w:tc>
+          <w:tcPr>
+            <w:tcW w:type="dxa" w:w="960"/>
+          </w:tcPr>
+          <w:p>
+            <w:pPr>
+              <w:jc w:val="center"/>
+            </w:pPr>
+            <w:r>
+              <w:rPr>
+                <w:sz w:val="16"/>
+              </w:rPr>
+              <w:t>€2,422</w:t>
+            </w:r>
+          </w:p>
+        </w:tc>
+        <w:tc>
+          <w:tcPr>
+            <w:tcW w:type="dxa" w:w="960"/>
+          </w:tcPr>
+          <w:p>
+            <w:pPr>
+              <w:jc w:val="center"/>
+            </w:pPr>
+            <w:r>
+              <w:rPr>
+                <w:sz w:val="16"/>
+              </w:rPr>
+              <w:t>13.2%</w:t>
+            </w:r>
+          </w:p>
+        </w:tc>
+        <w:tc>
+          <w:tcPr>
+            <w:tcW w:type="dxa" w:w="960"/>
+          </w:tcPr>
+          <w:p>
+            <w:pPr>
+              <w:jc w:val="center"/>
+            </w:pPr>
+            <w:r>
+              <w:rPr>
+                <w:sz w:val="16"/>
+              </w:rPr>
+              <w:t>€1,892</w:t>
+            </w:r>
+          </w:p>
+        </w:tc>
+        <w:tc>
+          <w:tcPr>
+            <w:tcW w:type="dxa" w:w="960"/>
+          </w:tcPr>
+          <w:p>
+            <w:pPr>
+              <w:jc w:val="center"/>
+            </w:pPr>
+            <w:r>
+              <w:rPr>
+                <w:sz w:val="16"/>
+              </w:rPr>
+              <w:t>9.4%</w:t>
+            </w:r>
+          </w:p>
+        </w:tc>
+        <w:tc>
+          <w:tcPr>
+            <w:tcW w:type="dxa" w:w="960"/>
+          </w:tcPr>
+          <w:p>
+            <w:pPr>
+              <w:jc w:val="center"/>
+            </w:pPr>
+            <w:r>
+              <w:rPr>
+                <w:color w:val="008000"/>
+                <w:sz w:val="16"/>
+              </w:rPr>
+              <w:t>+€1,410</w:t>
+            </w:r>
+          </w:p>
+        </w:tc>
+      </w:tr>
+      <w:tr>
+        <w:tc>
+          <w:tcPr>
+            <w:tcW w:type="dxa" w:w="960"/>
+          </w:tcPr>
+          <w:p>
+            <w:pPr>
+              <w:jc w:val="center"/>
+            </w:pPr>
+            <w:r>
+              <w:rPr>
+                <w:sz w:val="16"/>
               </w:rPr>
               <w:t>2020</w:t>
             </w:r>
@@ -1258,19 +3264,15 @@
         </w:tc>
         <w:tc>
           <w:tcPr>
-            <w:tcW w:type="dxa" w:w="567"/>
-            <w:shd w:val="clear" w:color="auto" w:fill="FFFFFF"/>
-            <w:vAlign w:val="center"/>
+            <w:tcW w:type="dxa" w:w="960"/>
           </w:tcPr>
           <w:p>
             <w:pPr>
               <w:jc w:val="center"/>
             </w:pPr>
-            <w:r/>
             <w:r>
               <w:rPr>
-                <w:rFonts w:ascii="Arial" w:hAnsi="Arial"/>
-                <w:sz w:val="18"/>
+                <w:sz w:val="16"/>
               </w:rPr>
               <w:t>6</w:t>
             </w:r>
@@ -1278,171 +3280,868 @@
         </w:tc>
         <w:tc>
           <w:tcPr>
-            <w:tcW w:type="dxa" w:w="1191"/>
-            <w:shd w:val="clear" w:color="auto" w:fill="FFF3CC"/>
-            <w:vAlign w:val="center"/>
+            <w:tcW w:type="dxa" w:w="960"/>
           </w:tcPr>
           <w:p>
             <w:pPr>
               <w:jc w:val="center"/>
             </w:pPr>
-            <w:r/>
             <w:r>
               <w:rPr>
-                <w:rFonts w:ascii="Arial" w:hAnsi="Arial"/>
-                <w:sz w:val="18"/>
+                <w:sz w:val="16"/>
               </w:rPr>
-              <w:t>€ 3,080</w:t>
+              <w:t>€3,320</w:t>
             </w:r>
           </w:p>
         </w:tc>
         <w:tc>
           <w:tcPr>
-            <w:tcW w:type="dxa" w:w="907"/>
-            <w:shd w:val="clear" w:color="auto" w:fill="FFF3CC"/>
-            <w:vAlign w:val="center"/>
+            <w:tcW w:type="dxa" w:w="960"/>
           </w:tcPr>
           <w:p>
             <w:pPr>
               <w:jc w:val="center"/>
             </w:pPr>
-            <w:r/>
             <w:r>
               <w:rPr>
-                <w:rFonts w:ascii="Arial" w:hAnsi="Arial"/>
-                <w:sz w:val="18"/>
+                <w:sz w:val="16"/>
               </w:rPr>
-              <w:t>20.2 %</w:t>
+              <w:t>21.7%</w:t>
             </w:r>
           </w:p>
         </w:tc>
         <w:tc>
           <w:tcPr>
-            <w:tcW w:type="dxa" w:w="1191"/>
-            <w:shd w:val="clear" w:color="auto" w:fill="EAF4FB"/>
-            <w:vAlign w:val="center"/>
+            <w:tcW w:type="dxa" w:w="960"/>
           </w:tcPr>
           <w:p>
             <w:pPr>
               <w:jc w:val="center"/>
             </w:pPr>
-            <w:r/>
             <w:r>
               <w:rPr>
-                <w:rFonts w:ascii="Arial" w:hAnsi="Arial"/>
-                <w:sz w:val="18"/>
+                <w:sz w:val="16"/>
               </w:rPr>
-              <w:t>€ 1,957</w:t>
+              <w:t>€2,095</w:t>
             </w:r>
           </w:p>
         </w:tc>
         <w:tc>
           <w:tcPr>
-            <w:tcW w:type="dxa" w:w="907"/>
-            <w:shd w:val="clear" w:color="auto" w:fill="EAF4FB"/>
-            <w:vAlign w:val="center"/>
+            <w:tcW w:type="dxa" w:w="960"/>
           </w:tcPr>
           <w:p>
             <w:pPr>
               <w:jc w:val="center"/>
             </w:pPr>
-            <w:r/>
             <w:r>
               <w:rPr>
-                <w:rFonts w:ascii="Arial" w:hAnsi="Arial"/>
-                <w:sz w:val="18"/>
+                <w:sz w:val="16"/>
               </w:rPr>
-              <w:t>11.6 %</w:t>
+              <w:t>12.9%</w:t>
             </w:r>
           </w:p>
         </w:tc>
         <w:tc>
           <w:tcPr>
-            <w:tcW w:type="dxa" w:w="1191"/>
-            <w:shd w:val="clear" w:color="auto" w:fill="EAF9EA"/>
-            <w:vAlign w:val="center"/>
+            <w:tcW w:type="dxa" w:w="960"/>
           </w:tcPr>
           <w:p>
             <w:pPr>
               <w:jc w:val="center"/>
             </w:pPr>
-            <w:r/>
             <w:r>
               <w:rPr>
-                <w:rFonts w:ascii="Arial" w:hAnsi="Arial"/>
-                <w:sz w:val="18"/>
+                <w:sz w:val="16"/>
               </w:rPr>
-              <w:t>€ 1,657</w:t>
+              <w:t>€1,772</w:t>
             </w:r>
           </w:p>
         </w:tc>
         <w:tc>
           <w:tcPr>
-            <w:tcW w:type="dxa" w:w="907"/>
-            <w:shd w:val="clear" w:color="auto" w:fill="EAF9EA"/>
-            <w:vAlign w:val="center"/>
+            <w:tcW w:type="dxa" w:w="960"/>
           </w:tcPr>
           <w:p>
             <w:pPr>
               <w:jc w:val="center"/>
             </w:pPr>
-            <w:r/>
             <w:r>
               <w:rPr>
-                <w:rFonts w:ascii="Arial" w:hAnsi="Arial"/>
-                <w:sz w:val="18"/>
+                <w:sz w:val="16"/>
               </w:rPr>
-              <w:t>8.6 %</w:t>
+              <w:t>9.8%</w:t>
             </w:r>
           </w:p>
         </w:tc>
         <w:tc>
           <w:tcPr>
-            <w:tcW w:type="dxa" w:w="1191"/>
-            <w:shd w:val="clear" w:color="auto" w:fill="A8E6A8"/>
-            <w:vAlign w:val="center"/>
+            <w:tcW w:type="dxa" w:w="960"/>
           </w:tcPr>
           <w:p>
             <w:pPr>
               <w:jc w:val="center"/>
             </w:pPr>
-            <w:r/>
             <w:r>
               <w:rPr>
-                <w:rFonts w:ascii="Arial" w:hAnsi="Arial"/>
-                <w:b/>
-                <w:color w:val="006600"/>
-                <w:sz w:val="18"/>
+                <w:color w:val="008000"/>
+                <w:sz w:val="16"/>
               </w:rPr>
-              <w:t>+€1,123</w:t>
+              <w:t>+€1,225</w:t>
+            </w:r>
+          </w:p>
+        </w:tc>
+      </w:tr>
+      <w:tr>
+        <w:tc>
+          <w:tcPr>
+            <w:tcW w:type="dxa" w:w="960"/>
+          </w:tcPr>
+          <w:p>
+            <w:pPr>
+              <w:jc w:val="center"/>
+            </w:pPr>
+            <w:r>
+              <w:rPr>
+                <w:sz w:val="16"/>
+              </w:rPr>
+              <w:t>2021</w:t>
+            </w:r>
+          </w:p>
+        </w:tc>
+        <w:tc>
+          <w:tcPr>
+            <w:tcW w:type="dxa" w:w="960"/>
+          </w:tcPr>
+          <w:p>
+            <w:pPr>
+              <w:jc w:val="center"/>
+            </w:pPr>
+            <w:r>
+              <w:rPr>
+                <w:sz w:val="16"/>
+              </w:rPr>
+              <w:t>5</w:t>
+            </w:r>
+          </w:p>
+        </w:tc>
+        <w:tc>
+          <w:tcPr>
+            <w:tcW w:type="dxa" w:w="960"/>
+          </w:tcPr>
+          <w:p>
+            <w:pPr>
+              <w:jc w:val="center"/>
+            </w:pPr>
+            <w:r>
+              <w:rPr>
+                <w:sz w:val="16"/>
+              </w:rPr>
+              <w:t>€2,591</w:t>
+            </w:r>
+          </w:p>
+        </w:tc>
+        <w:tc>
+          <w:tcPr>
+            <w:tcW w:type="dxa" w:w="960"/>
+          </w:tcPr>
+          <w:p>
+            <w:pPr>
+              <w:jc w:val="center"/>
+            </w:pPr>
+            <w:r>
+              <w:rPr>
+                <w:sz w:val="16"/>
+              </w:rPr>
+              <w:t>20.4%</w:t>
+            </w:r>
+          </w:p>
+        </w:tc>
+        <w:tc>
+          <w:tcPr>
+            <w:tcW w:type="dxa" w:w="960"/>
+          </w:tcPr>
+          <w:p>
+            <w:pPr>
+              <w:jc w:val="center"/>
+            </w:pPr>
+            <w:r>
+              <w:rPr>
+                <w:sz w:val="16"/>
+              </w:rPr>
+              <w:t>€1,669</w:t>
+            </w:r>
+          </w:p>
+        </w:tc>
+        <w:tc>
+          <w:tcPr>
+            <w:tcW w:type="dxa" w:w="960"/>
+          </w:tcPr>
+          <w:p>
+            <w:pPr>
+              <w:jc w:val="center"/>
+            </w:pPr>
+            <w:r>
+              <w:rPr>
+                <w:sz w:val="16"/>
+              </w:rPr>
+              <w:t>10.5%</w:t>
+            </w:r>
+          </w:p>
+        </w:tc>
+        <w:tc>
+          <w:tcPr>
+            <w:tcW w:type="dxa" w:w="960"/>
+          </w:tcPr>
+          <w:p>
+            <w:pPr>
+              <w:jc w:val="center"/>
+            </w:pPr>
+            <w:r>
+              <w:rPr>
+                <w:sz w:val="16"/>
+              </w:rPr>
+              <w:t>€1,457</w:t>
+            </w:r>
+          </w:p>
+        </w:tc>
+        <w:tc>
+          <w:tcPr>
+            <w:tcW w:type="dxa" w:w="960"/>
+          </w:tcPr>
+          <w:p>
+            <w:pPr>
+              <w:jc w:val="center"/>
+            </w:pPr>
+            <w:r>
+              <w:rPr>
+                <w:sz w:val="16"/>
+              </w:rPr>
+              <w:t>7.6%</w:t>
+            </w:r>
+          </w:p>
+        </w:tc>
+        <w:tc>
+          <w:tcPr>
+            <w:tcW w:type="dxa" w:w="960"/>
+          </w:tcPr>
+          <w:p>
+            <w:pPr>
+              <w:jc w:val="center"/>
+            </w:pPr>
+            <w:r>
+              <w:rPr>
+                <w:color w:val="008000"/>
+                <w:sz w:val="16"/>
+              </w:rPr>
+              <w:t>+€922</w:t>
+            </w:r>
+          </w:p>
+        </w:tc>
+      </w:tr>
+      <w:tr>
+        <w:tc>
+          <w:tcPr>
+            <w:tcW w:type="dxa" w:w="960"/>
+          </w:tcPr>
+          <w:p>
+            <w:pPr>
+              <w:jc w:val="center"/>
+            </w:pPr>
+            <w:r>
+              <w:rPr>
+                <w:sz w:val="16"/>
+              </w:rPr>
+              <w:t>2022</w:t>
+            </w:r>
+          </w:p>
+        </w:tc>
+        <w:tc>
+          <w:tcPr>
+            <w:tcW w:type="dxa" w:w="960"/>
+          </w:tcPr>
+          <w:p>
+            <w:pPr>
+              <w:jc w:val="center"/>
+            </w:pPr>
+            <w:r>
+              <w:rPr>
+                <w:sz w:val="16"/>
+              </w:rPr>
+              <w:t>4</w:t>
+            </w:r>
+          </w:p>
+        </w:tc>
+        <w:tc>
+          <w:tcPr>
+            <w:tcW w:type="dxa" w:w="960"/>
+          </w:tcPr>
+          <w:p>
+            <w:pPr>
+              <w:jc w:val="center"/>
+            </w:pPr>
+            <w:r>
+              <w:rPr>
+                <w:sz w:val="16"/>
+              </w:rPr>
+              <w:t>€2,901</w:t>
+            </w:r>
+          </w:p>
+        </w:tc>
+        <w:tc>
+          <w:tcPr>
+            <w:tcW w:type="dxa" w:w="960"/>
+          </w:tcPr>
+          <w:p>
+            <w:pPr>
+              <w:jc w:val="center"/>
+            </w:pPr>
+            <w:r>
+              <w:rPr>
+                <w:sz w:val="16"/>
+              </w:rPr>
+              <w:t>29.6%</w:t>
+            </w:r>
+          </w:p>
+        </w:tc>
+        <w:tc>
+          <w:tcPr>
+            <w:tcW w:type="dxa" w:w="960"/>
+          </w:tcPr>
+          <w:p>
+            <w:pPr>
+              <w:jc w:val="center"/>
+            </w:pPr>
+            <w:r>
+              <w:rPr>
+                <w:sz w:val="16"/>
+              </w:rPr>
+              <w:t>€1,494</w:t>
+            </w:r>
+          </w:p>
+        </w:tc>
+        <w:tc>
+          <w:tcPr>
+            <w:tcW w:type="dxa" w:w="960"/>
+          </w:tcPr>
+          <w:p>
+            <w:pPr>
+              <w:jc w:val="center"/>
+            </w:pPr>
+            <w:r>
+              <w:rPr>
+                <w:sz w:val="16"/>
+              </w:rPr>
+              <w:t>10.3%</w:t>
+            </w:r>
+          </w:p>
+        </w:tc>
+        <w:tc>
+          <w:tcPr>
+            <w:tcW w:type="dxa" w:w="960"/>
+          </w:tcPr>
+          <w:p>
+            <w:pPr>
+              <w:jc w:val="center"/>
+            </w:pPr>
+            <w:r>
+              <w:rPr>
+                <w:sz w:val="16"/>
+              </w:rPr>
+              <w:t>€1,492</w:t>
+            </w:r>
+          </w:p>
+        </w:tc>
+        <w:tc>
+          <w:tcPr>
+            <w:tcW w:type="dxa" w:w="960"/>
+          </w:tcPr>
+          <w:p>
+            <w:pPr>
+              <w:jc w:val="center"/>
+            </w:pPr>
+            <w:r>
+              <w:rPr>
+                <w:sz w:val="16"/>
+              </w:rPr>
+              <w:t>10.2%</w:t>
+            </w:r>
+          </w:p>
+        </w:tc>
+        <w:tc>
+          <w:tcPr>
+            <w:tcW w:type="dxa" w:w="960"/>
+          </w:tcPr>
+          <w:p>
+            <w:pPr>
+              <w:jc w:val="center"/>
+            </w:pPr>
+            <w:r>
+              <w:rPr>
+                <w:color w:val="008000"/>
+                <w:sz w:val="16"/>
+              </w:rPr>
+              <w:t>+€1,407</w:t>
+            </w:r>
+          </w:p>
+        </w:tc>
+      </w:tr>
+      <w:tr>
+        <w:tc>
+          <w:tcPr>
+            <w:tcW w:type="dxa" w:w="960"/>
+          </w:tcPr>
+          <w:p>
+            <w:pPr>
+              <w:jc w:val="center"/>
+            </w:pPr>
+            <w:r>
+              <w:rPr>
+                <w:sz w:val="16"/>
+              </w:rPr>
+              <w:t>2023</w:t>
+            </w:r>
+          </w:p>
+        </w:tc>
+        <w:tc>
+          <w:tcPr>
+            <w:tcW w:type="dxa" w:w="960"/>
+          </w:tcPr>
+          <w:p>
+            <w:pPr>
+              <w:jc w:val="center"/>
+            </w:pPr>
+            <w:r>
+              <w:rPr>
+                <w:sz w:val="16"/>
+              </w:rPr>
+              <w:t>3</w:t>
+            </w:r>
+          </w:p>
+        </w:tc>
+        <w:tc>
+          <w:tcPr>
+            <w:tcW w:type="dxa" w:w="960"/>
+          </w:tcPr>
+          <w:p>
+            <w:pPr>
+              <w:jc w:val="center"/>
+            </w:pPr>
+            <w:r>
+              <w:rPr>
+                <w:sz w:val="16"/>
+              </w:rPr>
+              <w:t>€2,779</w:t>
+            </w:r>
+          </w:p>
+        </w:tc>
+        <w:tc>
+          <w:tcPr>
+            <w:tcW w:type="dxa" w:w="960"/>
+          </w:tcPr>
+          <w:p>
+            <w:pPr>
+              <w:jc w:val="center"/>
+            </w:pPr>
+            <w:r>
+              <w:rPr>
+                <w:sz w:val="16"/>
+              </w:rPr>
+              <w:t>38.9%</w:t>
+            </w:r>
+          </w:p>
+        </w:tc>
+        <w:tc>
+          <w:tcPr>
+            <w:tcW w:type="dxa" w:w="960"/>
+          </w:tcPr>
+          <w:p>
+            <w:pPr>
+              <w:jc w:val="center"/>
+            </w:pPr>
+            <w:r>
+              <w:rPr>
+                <w:sz w:val="16"/>
+              </w:rPr>
+              <w:t>€1,654</w:t>
+            </w:r>
+          </w:p>
+        </w:tc>
+        <w:tc>
+          <w:tcPr>
+            <w:tcW w:type="dxa" w:w="960"/>
+          </w:tcPr>
+          <w:p>
+            <w:pPr>
+              <w:jc w:val="center"/>
+            </w:pPr>
+            <w:r>
+              <w:rPr>
+                <w:sz w:val="16"/>
+              </w:rPr>
+              <w:t>17.5%</w:t>
+            </w:r>
+          </w:p>
+        </w:tc>
+        <w:tc>
+          <w:tcPr>
+            <w:tcW w:type="dxa" w:w="960"/>
+          </w:tcPr>
+          <w:p>
+            <w:pPr>
+              <w:jc w:val="center"/>
+            </w:pPr>
+            <w:r>
+              <w:rPr>
+                <w:sz w:val="16"/>
+              </w:rPr>
+              <w:t>€1,603</w:t>
+            </w:r>
+          </w:p>
+        </w:tc>
+        <w:tc>
+          <w:tcPr>
+            <w:tcW w:type="dxa" w:w="960"/>
+          </w:tcPr>
+          <w:p>
+            <w:pPr>
+              <w:jc w:val="center"/>
+            </w:pPr>
+            <w:r>
+              <w:rPr>
+                <w:sz w:val="16"/>
+              </w:rPr>
+              <w:t>16.4%</w:t>
+            </w:r>
+          </w:p>
+        </w:tc>
+        <w:tc>
+          <w:tcPr>
+            <w:tcW w:type="dxa" w:w="960"/>
+          </w:tcPr>
+          <w:p>
+            <w:pPr>
+              <w:jc w:val="center"/>
+            </w:pPr>
+            <w:r>
+              <w:rPr>
+                <w:color w:val="008000"/>
+                <w:sz w:val="16"/>
+              </w:rPr>
+              <w:t>+€1,125</w:t>
+            </w:r>
+          </w:p>
+        </w:tc>
+      </w:tr>
+      <w:tr>
+        <w:tc>
+          <w:tcPr>
+            <w:tcW w:type="dxa" w:w="960"/>
+          </w:tcPr>
+          <w:p>
+            <w:pPr>
+              <w:jc w:val="center"/>
+            </w:pPr>
+            <w:r>
+              <w:rPr>
+                <w:sz w:val="16"/>
+              </w:rPr>
+              <w:t>2024</w:t>
+            </w:r>
+          </w:p>
+        </w:tc>
+        <w:tc>
+          <w:tcPr>
+            <w:tcW w:type="dxa" w:w="960"/>
+          </w:tcPr>
+          <w:p>
+            <w:pPr>
+              <w:jc w:val="center"/>
+            </w:pPr>
+            <w:r>
+              <w:rPr>
+                <w:sz w:val="16"/>
+              </w:rPr>
+              <w:t>2</w:t>
+            </w:r>
+          </w:p>
+        </w:tc>
+        <w:tc>
+          <w:tcPr>
+            <w:tcW w:type="dxa" w:w="960"/>
+          </w:tcPr>
+          <w:p>
+            <w:pPr>
+              <w:jc w:val="center"/>
+            </w:pPr>
+            <w:r>
+              <w:rPr>
+                <w:sz w:val="16"/>
+              </w:rPr>
+              <w:t>€2,617</w:t>
+            </w:r>
+          </w:p>
+        </w:tc>
+        <w:tc>
+          <w:tcPr>
+            <w:tcW w:type="dxa" w:w="960"/>
+          </w:tcPr>
+          <w:p>
+            <w:pPr>
+              <w:jc w:val="center"/>
+            </w:pPr>
+            <w:r>
+              <w:rPr>
+                <w:sz w:val="16"/>
+              </w:rPr>
+              <w:t>57.6%</w:t>
+            </w:r>
+          </w:p>
+        </w:tc>
+        <w:tc>
+          <w:tcPr>
+            <w:tcW w:type="dxa" w:w="960"/>
+          </w:tcPr>
+          <w:p>
+            <w:pPr>
+              <w:jc w:val="center"/>
+            </w:pPr>
+            <w:r>
+              <w:rPr>
+                <w:sz w:val="16"/>
+              </w:rPr>
+              <w:t>€1,400</w:t>
+            </w:r>
+          </w:p>
+        </w:tc>
+        <w:tc>
+          <w:tcPr>
+            <w:tcW w:type="dxa" w:w="960"/>
+          </w:tcPr>
+          <w:p>
+            <w:pPr>
+              <w:jc w:val="center"/>
+            </w:pPr>
+            <w:r>
+              <w:rPr>
+                <w:sz w:val="16"/>
+              </w:rPr>
+              <w:t>17.3%</w:t>
+            </w:r>
+          </w:p>
+        </w:tc>
+        <w:tc>
+          <w:tcPr>
+            <w:tcW w:type="dxa" w:w="960"/>
+          </w:tcPr>
+          <w:p>
+            <w:pPr>
+              <w:jc w:val="center"/>
+            </w:pPr>
+            <w:r>
+              <w:rPr>
+                <w:sz w:val="16"/>
+              </w:rPr>
+              <w:t>€1,453</w:t>
+            </w:r>
+          </w:p>
+        </w:tc>
+        <w:tc>
+          <w:tcPr>
+            <w:tcW w:type="dxa" w:w="960"/>
+          </w:tcPr>
+          <w:p>
+            <w:pPr>
+              <w:jc w:val="center"/>
+            </w:pPr>
+            <w:r>
+              <w:rPr>
+                <w:sz w:val="16"/>
+              </w:rPr>
+              <w:t>19.3%</w:t>
+            </w:r>
+          </w:p>
+        </w:tc>
+        <w:tc>
+          <w:tcPr>
+            <w:tcW w:type="dxa" w:w="960"/>
+          </w:tcPr>
+          <w:p>
+            <w:pPr>
+              <w:jc w:val="center"/>
+            </w:pPr>
+            <w:r>
+              <w:rPr>
+                <w:color w:val="008000"/>
+                <w:sz w:val="16"/>
+              </w:rPr>
+              <w:t>+€1,164</w:t>
+            </w:r>
+          </w:p>
+        </w:tc>
+      </w:tr>
+      <w:tr>
+        <w:tc>
+          <w:tcPr>
+            <w:tcW w:type="dxa" w:w="960"/>
+          </w:tcPr>
+          <w:p>
+            <w:pPr>
+              <w:jc w:val="center"/>
+            </w:pPr>
+            <w:r>
+              <w:rPr>
+                <w:sz w:val="16"/>
+              </w:rPr>
+              <w:t>2025</w:t>
+            </w:r>
+          </w:p>
+        </w:tc>
+        <w:tc>
+          <w:tcPr>
+            <w:tcW w:type="dxa" w:w="960"/>
+          </w:tcPr>
+          <w:p>
+            <w:pPr>
+              <w:jc w:val="center"/>
+            </w:pPr>
+            <w:r>
+              <w:rPr>
+                <w:sz w:val="16"/>
+              </w:rPr>
+              <w:t>1</w:t>
+            </w:r>
+          </w:p>
+        </w:tc>
+        <w:tc>
+          <w:tcPr>
+            <w:tcW w:type="dxa" w:w="960"/>
+          </w:tcPr>
+          <w:p>
+            <w:pPr>
+              <w:jc w:val="center"/>
+            </w:pPr>
+            <w:r>
+              <w:rPr>
+                <w:sz w:val="16"/>
+              </w:rPr>
+              <w:t>€1,987</w:t>
+            </w:r>
+          </w:p>
+        </w:tc>
+        <w:tc>
+          <w:tcPr>
+            <w:tcW w:type="dxa" w:w="960"/>
+          </w:tcPr>
+          <w:p>
+            <w:pPr>
+              <w:jc w:val="center"/>
+            </w:pPr>
+            <w:r>
+              <w:rPr>
+                <w:sz w:val="16"/>
+              </w:rPr>
+              <w:t>85.5%</w:t>
+            </w:r>
+          </w:p>
+        </w:tc>
+        <w:tc>
+          <w:tcPr>
+            <w:tcW w:type="dxa" w:w="960"/>
+          </w:tcPr>
+          <w:p>
+            <w:pPr>
+              <w:jc w:val="center"/>
+            </w:pPr>
+            <w:r>
+              <w:rPr>
+                <w:sz w:val="16"/>
+              </w:rPr>
+              <w:t>€1,188</w:t>
+            </w:r>
+          </w:p>
+        </w:tc>
+        <w:tc>
+          <w:tcPr>
+            <w:tcW w:type="dxa" w:w="960"/>
+          </w:tcPr>
+          <w:p>
+            <w:pPr>
+              <w:jc w:val="center"/>
+            </w:pPr>
+            <w:r>
+              <w:rPr>
+                <w:sz w:val="16"/>
+              </w:rPr>
+              <w:t>16.7%</w:t>
+            </w:r>
+          </w:p>
+        </w:tc>
+        <w:tc>
+          <w:tcPr>
+            <w:tcW w:type="dxa" w:w="960"/>
+          </w:tcPr>
+          <w:p>
+            <w:pPr>
+              <w:jc w:val="center"/>
+            </w:pPr>
+            <w:r>
+              <w:rPr>
+                <w:sz w:val="16"/>
+              </w:rPr>
+              <w:t>€1,257</w:t>
+            </w:r>
+          </w:p>
+        </w:tc>
+        <w:tc>
+          <w:tcPr>
+            <w:tcW w:type="dxa" w:w="960"/>
+          </w:tcPr>
+          <w:p>
+            <w:pPr>
+              <w:jc w:val="center"/>
+            </w:pPr>
+            <w:r>
+              <w:rPr>
+                <w:sz w:val="16"/>
+              </w:rPr>
+              <w:t>22.9%</w:t>
+            </w:r>
+          </w:p>
+        </w:tc>
+        <w:tc>
+          <w:tcPr>
+            <w:tcW w:type="dxa" w:w="960"/>
+          </w:tcPr>
+          <w:p>
+            <w:pPr>
+              <w:jc w:val="center"/>
+            </w:pPr>
+            <w:r>
+              <w:rPr>
+                <w:color w:val="008000"/>
+                <w:sz w:val="16"/>
+              </w:rPr>
+              <w:t>+€730</w:t>
             </w:r>
           </w:p>
         </w:tc>
       </w:tr>
     </w:tbl>
     <w:p>
-      <w:pPr>
-        <w:spacing w:after="120"/>
-      </w:pPr>
       <w:r>
         <w:rPr>
-          <w:rFonts w:ascii="Arial" w:hAnsi="Arial"/>
           <w:i/>
-          <w:color w:val="666666"/>
           <w:sz w:val="16"/>
         </w:rPr>
         <w:t>* Goldvorteil netto: Differenz zum besten Aktienindex nach Steuer. Netto = nach Abgeltungsteuer (Gold steuerfrei; Aktien-ETF 18,46 % eff.).</w:t>
       </w:r>
     </w:p>
     <w:p>
-      <w:pPr>
-        <w:spacing w:after="40"/>
-        <w:jc w:val="center"/>
-      </w:pPr>
       <w:r>
         <w:drawing>
           <wp:inline xmlns:a="http://schemas.openxmlformats.org/drawingml/2006/main" xmlns:pic="http://schemas.openxmlformats.org/drawingml/2006/picture">
-            <wp:extent cx="5760720" cy="2427604"/>
+            <wp:extent cx="5760720" cy="2618509"/>
             <wp:docPr id="2" name="Picture 2"/>
             <wp:cNvGraphicFramePr>
               <a:graphicFrameLocks noChangeAspect="1"/>
@@ -1451,7 +4150,7 @@
               <a:graphicData uri="http://schemas.openxmlformats.org/drawingml/2006/picture">
                 <pic:pic>
                   <pic:nvPicPr>
-                    <pic:cNvPr id="0" name="chart_netto_bars.png"/>
+                    <pic:cNvPr id="0" name="chart2_entry_year.png"/>
                     <pic:cNvPicPr/>
                   </pic:nvPicPr>
                   <pic:blipFill>
@@ -1463,7 +4162,7 @@
                   <pic:spPr>
                     <a:xfrm>
                       <a:off x="0" y="0"/>
-                      <a:ext cx="5760720" cy="2427604"/>
+                      <a:ext cx="5760720" cy="2618509"/>
                     </a:xfrm>
                     <a:prstGeom prst="rect"/>
                   </pic:spPr>
@@ -1475,457 +4174,19 @@
       </w:r>
     </w:p>
     <w:p>
-      <w:pPr>
-        <w:spacing w:after="160"/>
-        <w:jc w:val="center"/>
-      </w:pPr>
       <w:r>
         <w:rPr>
-          <w:rFonts w:ascii="Arial" w:hAnsi="Arial"/>
           <w:i/>
-          <w:color w:val="666666"/>
-          <w:sz w:val="17"/>
+          <w:sz w:val="18"/>
         </w:rPr>
         <w:t>Abb. 2: Endwert und CAGR netto nach Startjahr (nach Abgeltungsteuer)</w:t>
       </w:r>
     </w:p>
     <w:p>
       <w:r>
-        <w:br w:type="page"/>
-      </w:r>
-    </w:p>
-    <w:p>
-      <w:pPr>
-        <w:spacing w:before="280" w:after="80"/>
-        <w:pBdr>
-          <w:bottom w:val="single" w:sz="10" w:space="1" w:color="D4A017"/>
-        </w:pBdr>
-      </w:pPr>
-      <w:r>
-        <w:rPr>
-          <w:rFonts w:ascii="Arial" w:hAnsi="Arial"/>
-          <w:b/>
-          <w:color w:val="2E4057"/>
-          <w:sz w:val="28"/>
-        </w:rPr>
-        <w:t>4  Steuerliche Vorteile von Gold in Deutschland</w:t>
-      </w:r>
-    </w:p>
-    <w:p>
-      <w:pPr>
-        <w:spacing w:after="120" w:before="20" w:line="300" w:lineRule="exact"/>
-      </w:pPr>
-      <w:r>
-        <w:rPr>
-          <w:rFonts w:ascii="Arial" w:hAnsi="Arial"/>
-          <w:sz w:val="21"/>
-        </w:rPr>
-        <w:t>Die Steuergesetzgebung begünstigt physisches Gold in Deutschland in einzigartiger Weise gegenüber Wertpapieren. Der Unterschied ist erheblich und wird von vielen Anlegern systematisch unterschätzt.</w:t>
-      </w:r>
-    </w:p>
-    <w:p>
-      <w:pPr>
-        <w:spacing w:before="160" w:after="60"/>
-      </w:pPr>
-      <w:r>
-        <w:rPr>
-          <w:rFonts w:ascii="Arial" w:hAnsi="Arial"/>
-          <w:b/>
-          <w:color w:val="2E4057"/>
-          <w:sz w:val="23"/>
-        </w:rPr>
-        <w:t>4.1  Spekulationsfrist nach § 23 EStG</w:t>
-      </w:r>
-    </w:p>
-    <w:p>
-      <w:pPr>
-        <w:spacing w:after="120" w:before="20" w:line="300" w:lineRule="exact"/>
-      </w:pPr>
-      <w:r>
-        <w:rPr>
-          <w:rFonts w:ascii="Arial" w:hAnsi="Arial"/>
-          <w:sz w:val="21"/>
-        </w:rPr>
-        <w:t>Physisches Gold (Barren, Münzen) gilt als privates Veräußerungsgeschäft. Gewinne aus dem Verkauf sind nach einer Haltedauer von mehr als einem Jahr vollständig steuerfrei – ohne Betragsbegrenzung. Wer im Jahr 2000 für 1.000 € Gold kaufte und heute verkauft, erzielt einen steuerfreien Gewinn von rund €13,115. Kein anderes Anlageinstrument bietet diese Kombination aus Renditepotenzial und vollständiger Steuerfreiheit.</w:t>
-      </w:r>
-    </w:p>
-    <w:p>
-      <w:pPr>
-        <w:spacing w:before="160" w:after="60"/>
-      </w:pPr>
-      <w:r>
-        <w:rPr>
-          <w:rFonts w:ascii="Arial" w:hAnsi="Arial"/>
-          <w:b/>
-          <w:color w:val="2E4057"/>
-          <w:sz w:val="23"/>
-        </w:rPr>
-        <w:t>4.2  Aktien und ETFs: Abgeltungsteuer und Vorabpauschale</w:t>
-      </w:r>
-    </w:p>
-    <w:p>
-      <w:pPr>
-        <w:spacing w:after="120" w:before="20" w:line="300" w:lineRule="exact"/>
-      </w:pPr>
-      <w:r>
-        <w:rPr>
-          <w:rFonts w:ascii="Arial" w:hAnsi="Arial"/>
-          <w:sz w:val="21"/>
-        </w:rPr>
-        <w:t>Kursgewinne und Dividenden aus Aktien und Aktienfonds unterliegen der Abgeltungsteuer von 25 % zuzüglich 5,5 % Solidaritätszuschlag, insgesamt 26,375 % (ohne Kirchensteuer). Für Aktien-ETFs gilt zwar eine Teilfreistellung von 30 %, die den effektiven Steuersatz auf ca. 18,46 % senkt – dennoch ist jeder thesaurierende Fonds zusätzlich der Vorabpauschale unterworfen, einer jährlichen Mindestbesteuerung auch ohne Verkauf. Diese laufende Steuerbelastung schmälert den Zinseszinseffekt erheblich.</w:t>
-      </w:r>
-    </w:p>
-    <w:p>
-      <w:pPr>
-        <w:spacing w:before="160" w:after="60"/>
-      </w:pPr>
-      <w:r>
-        <w:rPr>
-          <w:rFonts w:ascii="Arial" w:hAnsi="Arial"/>
-          <w:b/>
-          <w:color w:val="2E4057"/>
-          <w:sz w:val="23"/>
-        </w:rPr>
-        <w:t>4.3  Quantitativer Steuereffekt</w:t>
-      </w:r>
-    </w:p>
-    <w:p>
-      <w:pPr>
-        <w:spacing w:after="120" w:before="20" w:line="300" w:lineRule="exact"/>
-      </w:pPr>
-      <w:r>
-        <w:rPr>
-          <w:rFonts w:ascii="Arial" w:hAnsi="Arial"/>
-          <w:b w:val="0"/>
-          <w:sz w:val="21"/>
-        </w:rPr>
-        <w:t xml:space="preserve">Der Steuereffekt ist erheblich: Aus 1.000 € in einem Aktien-ETF seit 2000 werden brutto </w:t>
-      </w:r>
-      <w:r>
-        <w:rPr>
-          <w:rFonts w:ascii="Arial" w:hAnsi="Arial"/>
-          <w:b/>
-          <w:color w:val="1F77B4"/>
-          <w:sz w:val="21"/>
-        </w:rPr>
-        <w:t>€ 5,452</w:t>
-      </w:r>
-      <w:r>
-        <w:rPr>
-          <w:rFonts w:ascii="Arial" w:hAnsi="Arial"/>
-          <w:b w:val="0"/>
-          <w:sz w:val="21"/>
-        </w:rPr>
-        <w:t xml:space="preserve">, nach Steuer jedoch nur </w:t>
-      </w:r>
-      <w:r>
-        <w:rPr>
-          <w:rFonts w:ascii="Arial" w:hAnsi="Arial"/>
-          <w:b/>
-          <w:color w:val="880000"/>
-          <w:sz w:val="21"/>
-        </w:rPr>
-        <w:t>€ 4,630</w:t>
-      </w:r>
-      <w:r>
-        <w:rPr>
-          <w:rFonts w:ascii="Arial" w:hAnsi="Arial"/>
-          <w:b w:val="0"/>
-          <w:sz w:val="21"/>
-        </w:rPr>
-        <w:t xml:space="preserve">. Gold hingegen: brutto wie netto </w:t>
-      </w:r>
-      <w:r>
-        <w:rPr>
-          <w:rFonts w:ascii="Arial" w:hAnsi="Arial"/>
-          <w:b/>
-          <w:color w:val="D4A017"/>
-          <w:sz w:val="21"/>
-        </w:rPr>
-        <w:t>€ 14,115</w:t>
-      </w:r>
-      <w:r>
-        <w:rPr>
-          <w:rFonts w:ascii="Arial" w:hAnsi="Arial"/>
-          <w:b w:val="0"/>
-          <w:sz w:val="21"/>
-        </w:rPr>
-        <w:t xml:space="preserve">. Der Steuerabzug beim S&amp;P 500 ETF beträgt allein </w:t>
-      </w:r>
-      <w:r>
-        <w:rPr>
-          <w:rFonts w:ascii="Arial" w:hAnsi="Arial"/>
-          <w:b/>
-          <w:color w:val="880000"/>
-          <w:sz w:val="21"/>
-        </w:rPr>
-        <w:t>€ 822</w:t>
-      </w:r>
-      <w:r>
-        <w:rPr>
-          <w:rFonts w:ascii="Arial" w:hAnsi="Arial"/>
-          <w:b w:val="0"/>
-          <w:sz w:val="21"/>
-        </w:rPr>
-        <w:t xml:space="preserve"> – fast so viel wie das gesamte Endvermögen des DAX-Anlegers nach Steuer.</w:t>
-      </w:r>
-    </w:p>
-    <w:p>
-      <w:pPr>
-        <w:pStyle w:val="ListBullet"/>
-        <w:spacing w:after="60" w:before="20"/>
-        <w:ind w:left="340"/>
-      </w:pPr>
-      <w:r>
-        <w:rPr>
-          <w:rFonts w:ascii="Arial" w:hAnsi="Arial"/>
-          <w:sz w:val="21"/>
-        </w:rPr>
-        <w:t>Gold (physisch, &gt;1 Jahr): 0 % Steuer auf Kursgewinne</w:t>
-      </w:r>
-    </w:p>
-    <w:p>
-      <w:pPr>
-        <w:pStyle w:val="ListBullet"/>
-        <w:spacing w:after="60" w:before="20"/>
-        <w:ind w:left="340"/>
-      </w:pPr>
-      <w:r>
-        <w:rPr>
-          <w:rFonts w:ascii="Arial" w:hAnsi="Arial"/>
-          <w:sz w:val="21"/>
-        </w:rPr>
-        <w:t>Aktien-ETF (thesaurierend): 18,46 % eff. Steuer auf Kursgewinne + Vorabpauschale jährlich</w:t>
-      </w:r>
-    </w:p>
-    <w:p>
-      <w:pPr>
-        <w:pStyle w:val="ListBullet"/>
-        <w:spacing w:after="60" w:before="20"/>
-        <w:ind w:left="340"/>
-      </w:pPr>
-      <w:r>
-        <w:rPr>
-          <w:rFonts w:ascii="Arial" w:hAnsi="Arial"/>
-          <w:sz w:val="21"/>
-        </w:rPr>
-        <w:t>Aktien direkt / aktiv verwaltete Fonds: 26,375 % auf Kursgewinne und Dividenden</w:t>
-      </w:r>
-    </w:p>
-    <w:p>
-      <w:pPr>
-        <w:pStyle w:val="ListBullet"/>
-        <w:spacing w:after="60" w:before="20"/>
-        <w:ind w:left="340"/>
-      </w:pPr>
-      <w:r>
-        <w:rPr>
-          <w:rFonts w:ascii="Arial" w:hAnsi="Arial"/>
-          <w:sz w:val="21"/>
-        </w:rPr>
-        <w:t>Gold-ETF/ETC: Diese sind steuerlich wie Wertpapiere behandelt – kein Steuervorteil!</w:t>
-      </w:r>
-    </w:p>
-    <w:p>
-      <w:pPr>
-        <w:spacing w:after="120" w:before="80"/>
-        <w:ind w:left="283"/>
-        <w:pBdr>
-          <w:top w:val="single" w:sz="4" w:space="4" w:color="D4A017"/>
-          <w:bottom w:val="single" w:sz="4" w:space="4" w:color="D4A017"/>
-          <w:left w:val="single" w:sz="4" w:space="4" w:color="D4A017"/>
-          <w:right w:val="single" w:sz="4" w:space="4" w:color="D4A017"/>
-        </w:pBdr>
-      </w:pPr>
-      <w:r>
-        <w:rPr>
-          <w:rFonts w:ascii="Arial" w:hAnsi="Arial"/>
-          <w:b/>
-          <w:color w:val="C07000"/>
-          <w:sz w:val="20"/>
-        </w:rPr>
-        <w:t xml:space="preserve">Wichtig: </w:t>
-      </w:r>
-      <w:r>
-        <w:rPr>
-          <w:rFonts w:ascii="Arial" w:hAnsi="Arial"/>
-          <w:sz w:val="20"/>
-        </w:rPr>
-        <w:t>Nur physisches Gold (Barren, Münzen wie Krügerrand, Maple Leaf, Wiener Philharmoniker) profitiert von der Steuerfreiheit nach §23 EStG. Gold-ETFs, Gold-ETCs (z. B. Xetra-Gold mit physischer Lieferungsoption: steuerfrei; andere ohne Lieferrecht: steuerpflichtig!) und Goldaktien werden steuerlich wie Wertpapiere behandelt.</w:t>
-      </w:r>
-    </w:p>
-    <w:p>
-      <w:pPr>
-        <w:spacing w:before="280" w:after="80"/>
-        <w:pBdr>
-          <w:bottom w:val="single" w:sz="10" w:space="1" w:color="D4A017"/>
-        </w:pBdr>
-      </w:pPr>
-      <w:r>
-        <w:rPr>
-          <w:rFonts w:ascii="Arial" w:hAnsi="Arial"/>
-          <w:b/>
-          <w:color w:val="2E4057"/>
-          <w:sz w:val="28"/>
-        </w:rPr>
-        <w:t>5  Demografischer Gegenwind für Aktien: Die Boomer-Liquidierung</w:t>
-      </w:r>
-    </w:p>
-    <w:p>
-      <w:pPr>
-        <w:spacing w:after="120" w:before="20" w:line="300" w:lineRule="exact"/>
-      </w:pPr>
-      <w:r>
-        <w:rPr>
-          <w:rFonts w:ascii="Arial" w:hAnsi="Arial"/>
-          <w:sz w:val="21"/>
-        </w:rPr>
-        <w:t>Die geburtenstarken Jahrgänge (Babyboomer, ca. 1946–1964) sind die reichste Anlegergeneration der Geschichte. Sie haben über Jahrzehnte systematisch Kapital in Aktien, Aktienfonds und betriebliche Altersvorsorgepläne eingezahlt – und stehen nun kurz davor, dieses Kapital zu entnehmen.</w:t>
-      </w:r>
-    </w:p>
-    <w:p>
-      <w:pPr>
-        <w:spacing w:before="160" w:after="60"/>
-      </w:pPr>
-      <w:r>
-        <w:rPr>
-          <w:rFonts w:ascii="Arial" w:hAnsi="Arial"/>
-          <w:b/>
-          <w:color w:val="2E4057"/>
-          <w:sz w:val="23"/>
-        </w:rPr>
-        <w:t>5.1  Das Ausmaß der Kapitalumschichtung</w:t>
-      </w:r>
-    </w:p>
-    <w:p>
-      <w:pPr>
-        <w:spacing w:after="120" w:before="20" w:line="300" w:lineRule="exact"/>
-      </w:pPr>
-      <w:r>
-        <w:rPr>
-          <w:rFonts w:ascii="Arial" w:hAnsi="Arial"/>
-          <w:sz w:val="21"/>
-        </w:rPr>
-        <w:t>In Deutschland halten Privathaushalte laut Bundesbank Aktien und Investmentfonds im Wert von über 1,5 Billionen Euro. Der Großteil davon entfällt auf die Generation 60+. In den USA verwalten Boomer (Jahrgang 1946–1964) mit Stand 2023 rund 52 % des gesamten Aktienvermögens – ein Anteil, der nie zuvor in der Geschichte so konzentriert war. Zwischen 2025 und 2035 erreichen die stärksten Jahrgänge das Alter von 70–80 Jahren und beginnen, Ersparnisse für Lebenshaltungskosten, Pflege und Erbschaften aufzulösen.</w:t>
-      </w:r>
-    </w:p>
-    <w:p>
-      <w:pPr>
-        <w:spacing w:before="160" w:after="60"/>
-      </w:pPr>
-      <w:r>
-        <w:rPr>
-          <w:rFonts w:ascii="Arial" w:hAnsi="Arial"/>
-          <w:b/>
-          <w:color w:val="2E4057"/>
-          <w:sz w:val="23"/>
-        </w:rPr>
-        <w:t>5.2  Strukturelle Konsequenzen für Aktienmärkte</w:t>
-      </w:r>
-    </w:p>
-    <w:p>
-      <w:pPr>
-        <w:spacing w:after="120" w:before="20" w:line="300" w:lineRule="exact"/>
-      </w:pPr>
-      <w:r>
-        <w:rPr>
-          <w:rFonts w:ascii="Arial" w:hAnsi="Arial"/>
-          <w:sz w:val="21"/>
-        </w:rPr>
-        <w:t>Das klassische Finanzmarkt-Modell besagt: Aktienpreise steigen, wenn mehr Kapital in Aktien fließt als herausfließt. Für Jahrzehnte waren die Boomer die dominante Netto-Kaufkraft. Dieser Hebel dreht sich nun um. Gleichzeitig ist die nachfolgende Generation (Gen X, Millennials) zwar zahlreicher in absoluten Zahlen, aber deutlich ärmer – durch höhere Immobilienpreise, Studienschulden und niedrigere Reallöhne. Sie können die strukturellen Netto-Verkäufe der Boomer nicht vollständig absorbieren.</w:t>
-      </w:r>
-    </w:p>
-    <w:p>
-      <w:pPr>
-        <w:pStyle w:val="ListBullet"/>
-        <w:spacing w:after="60" w:before="20"/>
-        <w:ind w:left="340"/>
-      </w:pPr>
-      <w:r>
-        <w:rPr>
-          <w:rFonts w:ascii="Arial" w:hAnsi="Arial"/>
-          <w:sz w:val="21"/>
-        </w:rPr>
-        <w:t>Netto-Abflüsse aus Aktienfonds: In den USA beobachten Analysten (BofA, JPMorgan) seit 2022 steigende Netto-Entnahmen aus 401(k)-Plänen durch über 65-Jährige.</w:t>
-      </w:r>
-    </w:p>
-    <w:p>
-      <w:pPr>
-        <w:pStyle w:val="ListBullet"/>
-        <w:spacing w:after="60" w:before="20"/>
-        <w:ind w:left="340"/>
-      </w:pPr>
-      <w:r>
-        <w:rPr>
-          <w:rFonts w:ascii="Arial" w:hAnsi="Arial"/>
-          <w:sz w:val="21"/>
-        </w:rPr>
-        <w:t>Required Minimum Distributions (USA): Ab 73 Jahren müssen Boomer jährlich Prozentsätze aus Altersvorsorgeplänen entnehmen und versteuern – Zwangsverkäufe.</w:t>
-      </w:r>
-    </w:p>
-    <w:p>
-      <w:pPr>
-        <w:pStyle w:val="ListBullet"/>
-        <w:spacing w:after="60" w:before="20"/>
-        <w:ind w:left="340"/>
-      </w:pPr>
-      <w:r>
-        <w:rPr>
-          <w:rFonts w:ascii="Arial" w:hAnsi="Arial"/>
-          <w:sz w:val="21"/>
-        </w:rPr>
-        <w:t>Europa/Deutschland: Riester-, Rürup- und Betriebsrenten zahlen in den nächsten Jahren Milliardenbeträge aus, die Fonds liquidieren müssen.</w:t>
-      </w:r>
-    </w:p>
-    <w:p>
-      <w:pPr>
-        <w:pStyle w:val="ListBullet"/>
-        <w:spacing w:after="60" w:before="20"/>
-        <w:ind w:left="340"/>
-      </w:pPr>
-      <w:r>
-        <w:rPr>
-          <w:rFonts w:ascii="Arial" w:hAnsi="Arial"/>
-          <w:sz w:val="21"/>
-        </w:rPr>
-        <w:t>Erbschaftswelle: Vererben ältere Boomer an Kinder/Enkel, werden Portfolios oft umgeschichtet oder verkauft.</w:t>
-      </w:r>
-    </w:p>
-    <w:p>
-      <w:pPr>
-        <w:spacing w:before="160" w:after="60"/>
-      </w:pPr>
-      <w:r>
-        <w:rPr>
-          <w:rFonts w:ascii="Arial" w:hAnsi="Arial"/>
-          <w:b/>
-          <w:color w:val="2E4057"/>
-          <w:sz w:val="23"/>
-        </w:rPr>
-        <w:t>5.3  Gold profitiert strukturell</w:t>
-      </w:r>
-    </w:p>
-    <w:p>
-      <w:pPr>
-        <w:spacing w:after="120" w:before="20" w:line="300" w:lineRule="exact"/>
-      </w:pPr>
-      <w:r>
-        <w:rPr>
-          <w:rFonts w:ascii="Arial" w:hAnsi="Arial"/>
-          <w:sz w:val="21"/>
-        </w:rPr>
-        <w:t>Gold hat keinen "Eigentümer" der verkaufen muss. Die wichtigsten strukturellen Goldkäufer sind Zentralbanken (Rekordkäufe 2022–2024 laut World Gold Council: über 1.000 Tonnen p.a.), aufstrebende Mittelschichten in Asien (China, Indien) und staatliche Reservefonds. Diese Nachfrage ist demographisch unabhängig und wächst. Gleichzeitig sinkt das Goldangebot: Neue Minen werden seltener erschlossen, die Förderkosten (All-in Sustaining Costs) steigen jährlich.</w:t>
-      </w:r>
-    </w:p>
-    <w:p>
-      <w:pPr>
-        <w:spacing w:after="40"/>
-        <w:jc w:val="center"/>
-      </w:pPr>
-      <w:r>
         <w:drawing>
           <wp:inline xmlns:a="http://schemas.openxmlformats.org/drawingml/2006/main" xmlns:pic="http://schemas.openxmlformats.org/drawingml/2006/picture">
-            <wp:extent cx="5760720" cy="2192291"/>
+            <wp:extent cx="5760720" cy="2592324"/>
             <wp:docPr id="3" name="Picture 3"/>
             <wp:cNvGraphicFramePr>
               <a:graphicFrameLocks noChangeAspect="1"/>
@@ -1934,7 +4195,7 @@
               <a:graphicData uri="http://schemas.openxmlformats.org/drawingml/2006/picture">
                 <pic:pic>
                   <pic:nvPicPr>
-                    <pic:cNvPr id="0" name="chart_demografie.png"/>
+                    <pic:cNvPr id="0" name="chart3_gold_advantage.png"/>
                     <pic:cNvPicPr/>
                   </pic:nvPicPr>
                   <pic:blipFill>
@@ -1946,7 +4207,7 @@
                   <pic:spPr>
                     <a:xfrm>
                       <a:off x="0" y="0"/>
-                      <a:ext cx="5760720" cy="2192291"/>
+                      <a:ext cx="5760720" cy="2592324"/>
                     </a:xfrm>
                     <a:prstGeom prst="rect"/>
                   </pic:spPr>
@@ -1958,106 +4219,228 @@
       </w:r>
     </w:p>
     <w:p>
-      <w:pPr>
-        <w:spacing w:after="160"/>
-        <w:jc w:val="center"/>
-      </w:pPr>
       <w:r>
         <w:rPr>
-          <w:rFonts w:ascii="Arial" w:hAnsi="Arial"/>
           <w:i/>
-          <w:color w:val="666666"/>
-          <w:sz w:val="17"/>
+          <w:sz w:val="18"/>
         </w:rPr>
-        <w:t>Abb. 3: Demografischer Gegenwind – stilisierter Ausblick Netto-Mittelflüsse (Projektion ab 2025)</w:t>
+        <w:t>Abb. 3: Goldvorteil gegenüber bestem Aktienindex nach Steuer, pro Einstiegsjahr</w:t>
       </w:r>
     </w:p>
     <w:p>
       <w:pPr>
-        <w:spacing w:before="280" w:after="80"/>
-        <w:pBdr>
-          <w:bottom w:val="single" w:sz="10" w:space="1" w:color="D4A017"/>
-        </w:pBdr>
+        <w:pStyle w:val="Heading1"/>
       </w:pPr>
       <w:r>
+        <w:t>4  Steuerliche Vorteile von Gold in Deutschland</w:t>
+      </w:r>
+    </w:p>
+    <w:p>
+      <w:r>
+        <w:t>Die Steuergesetzgebung begünstigt physisches Gold in Deutschland in einzigartiger Weise gegenüber Wertpapieren. Der Unterschied ist erheblich und wird von vielen Anlegern systematisch unterschätzt.</w:t>
+      </w:r>
+    </w:p>
+    <w:p>
+      <w:pPr>
+        <w:pStyle w:val="Heading2"/>
+      </w:pPr>
+      <w:r>
+        <w:t>4.1  Spekulationsfrist nach § 23 EStG</w:t>
+      </w:r>
+    </w:p>
+    <w:p>
+      <w:r>
+        <w:t>Physisches Gold (Barren, Münzen) gilt als privates Veräußerungsgeschäft. Gewinne aus dem Verkauf sind nach einer Haltedauer von mehr als einem Jahr vollständig steuerfrei – ohne Betragsbegrenzung. Wer im Jahr 2000 für 1.000 € Gold kaufte und heute verkauft, erzielt einen steuerfreien Gewinn von rund € 22.436. Kein anderes Anlageinstrument bietet diese Kombination aus Renditepotenzial und vollständiger Steuerfreiheit.</w:t>
+      </w:r>
+    </w:p>
+    <w:p>
+      <w:pPr>
+        <w:pStyle w:val="Heading2"/>
+      </w:pPr>
+      <w:r>
+        <w:t>4.2  Aktien und ETFs: Abgeltungsteuer und Vorabpauschale</w:t>
+      </w:r>
+    </w:p>
+    <w:p>
+      <w:r>
+        <w:t>Kursgewinne und Dividenden aus Aktien und Aktienfonds unterliegen der Abgeltungsteuer von 25 % zuzüglich 5,5 % Solidaritätszuschlag, insgesamt 26,375 % (ohne Kirchensteuer). Für Aktien-ETFs gilt zwar eine Teilfreistellung von 30 %, die den effektiven Steuersatz auf ca. 18,46 % senkt – dennoch ist jeder thesaurierende Fonds zusätzlich der Vorabpauschale unterworfen, einer jährlichen Mindestbesteuerung auch ohne Verkauf.</w:t>
+      </w:r>
+    </w:p>
+    <w:p>
+      <w:pPr>
+        <w:pStyle w:val="Heading2"/>
+      </w:pPr>
+      <w:r>
+        <w:t>4.3  Quantitativer Steuereffekt</w:t>
+      </w:r>
+    </w:p>
+    <w:p>
+      <w:r>
+        <w:t>Der Steuereffekt ist erheblich: Aus 1.000 € in einem S&amp;P 500 Aktien-ETF seit 2000 werden brutto € 9.268, nach Steuer jedoch nur € 7.566. Gold hingegen: brutto wie netto € 23.436.</w:t>
+      </w:r>
+    </w:p>
+    <w:p>
+      <w:pPr>
+        <w:pStyle w:val="ListBullet"/>
+      </w:pPr>
+      <w:r>
+        <w:t>Gold (physisch, &gt;1 Jahr): 0 % Steuer auf Kursgewinne</w:t>
+      </w:r>
+    </w:p>
+    <w:p>
+      <w:pPr>
+        <w:pStyle w:val="ListBullet"/>
+      </w:pPr>
+      <w:r>
+        <w:t>Aktien-ETF (thesaurierend): 18,46 % eff. Steuer auf Kursgewinne + Vorabpauschale jährlich</w:t>
+      </w:r>
+    </w:p>
+    <w:p>
+      <w:pPr>
+        <w:pStyle w:val="ListBullet"/>
+      </w:pPr>
+      <w:r>
+        <w:t>Aktien direkt / aktiv verwaltete Fonds: 26,375 % auf Kursgewinne und Dividenden</w:t>
+      </w:r>
+    </w:p>
+    <w:p>
+      <w:pPr>
+        <w:pStyle w:val="ListBullet"/>
+      </w:pPr>
+      <w:r>
+        <w:t>Gold-ETF/ETC: Steuerlich wie Wertpapiere behandelt – kein Steuervorteil!</w:t>
+      </w:r>
+    </w:p>
+    <w:p>
+      <w:r>
         <w:rPr>
-          <w:rFonts w:ascii="Arial" w:hAnsi="Arial"/>
           <w:b/>
-          <w:color w:val="2E4057"/>
-          <w:sz w:val="28"/>
         </w:rPr>
+        <w:t xml:space="preserve">Wichtig: </w:t>
+      </w:r>
+      <w:r>
+        <w:t>Nur physisches Gold (Barren, Münzen wie Krügerrand, Maple Leaf, Wiener Philharmoniker) profitiert von der Steuerfreiheit nach §23 EStG. Gold-ETFs, Gold-ETCs (z.B. Xetra-Gold mit physischer Lieferungsoption: steuerfrei; andere ohne Lieferrecht: steuerpflichtig!) und Goldaktien werden steuerlich wie Wertpapiere behandelt.</w:t>
+      </w:r>
+    </w:p>
+    <w:p>
+      <w:pPr>
+        <w:pStyle w:val="Heading1"/>
+      </w:pPr>
+      <w:r>
+        <w:t>5  Demografischer Gegenwind für Aktien: Die Boomer-Liquidierung</w:t>
+      </w:r>
+    </w:p>
+    <w:p>
+      <w:r>
+        <w:t>Die geburtenstarken Jahrgänge (Babyboomer, ca. 1946–1964) sind die reichste Anlegergeneration der Geschichte. Sie haben über Jahrzehnte systematisch Kapital in Aktien, Aktienfonds und betriebliche Altersvorsorgepläne eingezahlt – und stehen nun kurz davor, dieses Kapital zu entnehmen.</w:t>
+      </w:r>
+    </w:p>
+    <w:p>
+      <w:pPr>
+        <w:pStyle w:val="Heading2"/>
+      </w:pPr>
+      <w:r>
+        <w:t>5.1  Das Ausmaß der Kapitalumschichtung</w:t>
+      </w:r>
+    </w:p>
+    <w:p>
+      <w:r>
+        <w:t>In Deutschland halten Privathaushalte laut Bundesbank Aktien und Investmentfonds im Wert von über 1,5 Billionen Euro. Der Großteil davon entfällt auf die Generation 60+. In den USA verwalten Boomer mit Stand 2023 rund 52 % des gesamten Aktienvermogens. Zwischen 2025 und 2035 erreichen die stärksten Jahrgänge das Alter von 70–80 Jahren.</w:t>
+      </w:r>
+    </w:p>
+    <w:p>
+      <w:pPr>
+        <w:pStyle w:val="Heading2"/>
+      </w:pPr>
+      <w:r>
+        <w:t>5.2  Strukturelle Konsequenzen für Aktienmärkte</w:t>
+      </w:r>
+    </w:p>
+    <w:p>
+      <w:pPr>
+        <w:pStyle w:val="ListBullet"/>
+      </w:pPr>
+      <w:r>
+        <w:t>Netto-Abflüsse aus Aktienfonds: Steigende Netto-Entnahmen aus 401(k)-Plänen seit 2022.</w:t>
+      </w:r>
+    </w:p>
+    <w:p>
+      <w:pPr>
+        <w:pStyle w:val="ListBullet"/>
+      </w:pPr>
+      <w:r>
+        <w:t>Required Minimum Distributions (USA): Ab 73 Jahren Zwangsverkaufe aus Altersvorsorge.</w:t>
+      </w:r>
+    </w:p>
+    <w:p>
+      <w:pPr>
+        <w:pStyle w:val="ListBullet"/>
+      </w:pPr>
+      <w:r>
+        <w:t>Europa/Deutschland: Riester-, Rürup- und Betriebsrenten zahlen Milliardenbeträge aus.</w:t>
+      </w:r>
+    </w:p>
+    <w:p>
+      <w:pPr>
+        <w:pStyle w:val="ListBullet"/>
+      </w:pPr>
+      <w:r>
+        <w:t>Erbschaftswelle: Portfolios werden oft umgeschichtet oder verkauft.</w:t>
+      </w:r>
+    </w:p>
+    <w:p>
+      <w:pPr>
+        <w:pStyle w:val="Heading2"/>
+      </w:pPr>
+      <w:r>
+        <w:t>5.3  Gold profitiert strukturell</w:t>
+      </w:r>
+    </w:p>
+    <w:p>
+      <w:r>
+        <w:t>Gold hat keinen Eigentümer der verkaufen muss. Die wichtigsten strukturellen Goldkäufer sind Zentralbanken (Rekordkäufe 2022–2024: über 1.000 Tonnen p.a.), aufstrebende Mittelschichten in Asien und staatliche Reservefonds.</w:t>
+      </w:r>
+    </w:p>
+    <w:p>
+      <w:pPr>
+        <w:pStyle w:val="Heading1"/>
+      </w:pPr>
+      <w:r>
         <w:t>6  Fehlberatung durch Banken und Finanzvertriebe</w:t>
       </w:r>
     </w:p>
     <w:p>
-      <w:pPr>
-        <w:spacing w:after="120" w:before="20" w:line="300" w:lineRule="exact"/>
-      </w:pPr>
       <w:r>
-        <w:rPr>
-          <w:rFonts w:ascii="Arial" w:hAnsi="Arial"/>
-          <w:sz w:val="21"/>
-        </w:rPr>
-        <w:t>Die Analyse der historischen Renditen zeigt, dass Gold eine der renditestärksten und steuerlich effizientesten Anlageformen der letzten 25 Jahre war. Dennoch empfehlen Banken und Finanzvertriebe Gold systematisch wenig oder gar nicht. Dahinter stehen strukturelle Interessenkonflikte, die für Anleger erhebliche Folgekosten haben.</w:t>
+        <w:t>Gold war eine der renditestarks­ten und steuerlich effizientesten Anlageformen der letzten 25 Jahre. Dennoch empfehlen Banken Gold systematisch wenig oder gar nicht – wegen struktureller Interessenkonflikte.</w:t>
       </w:r>
     </w:p>
     <w:p>
       <w:pPr>
-        <w:spacing w:before="160" w:after="60"/>
+        <w:pStyle w:val="Heading2"/>
       </w:pPr>
       <w:r>
-        <w:rPr>
-          <w:rFonts w:ascii="Arial" w:hAnsi="Arial"/>
-          <w:b/>
-          <w:color w:val="2E4057"/>
-          <w:sz w:val="23"/>
-        </w:rPr>
-        <w:t>6.1  Das Provisionsmodell und seine Konsequenzen</w:t>
+        <w:t>6.1  Das Provisionsmodell</w:t>
+      </w:r>
+    </w:p>
+    <w:p>
+      <w:r>
+        <w:t>Bankberater werden durch Provisionen vergütet: Ausgabeaufschläge (3–5 %), Bestandsprovisionen (0,5–1,0 % p.a.) und Performance-Fees. Gold hat keine solchen Provisionsstrukturen.</w:t>
       </w:r>
     </w:p>
     <w:p>
       <w:pPr>
-        <w:spacing w:after="120" w:before="20" w:line="300" w:lineRule="exact"/>
+        <w:pStyle w:val="Heading2"/>
       </w:pPr>
       <w:r>
-        <w:rPr>
-          <w:rFonts w:ascii="Arial" w:hAnsi="Arial"/>
-          <w:sz w:val="21"/>
-        </w:rPr>
-        <w:t>Bankberater und Finanzvertriebe werden überwiegend durch Provisionen vergütet, die von den Produktanbietern gezahlt werden. Aktiv verwaltete Fonds zahlen Ausgabeaufschläge (häufig 3–5 %), laufende Bestandsprovisionen (ca. 0,5–1,0 % p.a.) und in manchen Fällen Performance-Fees. Gold hat keine solchen Provisionsstrukturen – der Berater verdient an der Empfehlung von Gold faktisch nichts.</w:t>
-      </w:r>
-    </w:p>
-    <w:p>
-      <w:pPr>
-        <w:spacing w:before="160" w:after="60"/>
-      </w:pPr>
-      <w:r>
-        <w:rPr>
-          <w:rFonts w:ascii="Arial" w:hAnsi="Arial"/>
-          <w:b/>
-          <w:color w:val="2E4057"/>
-          <w:sz w:val="23"/>
-        </w:rPr>
         <w:t>6.2  Kostenwirkung über die Zeit</w:t>
       </w:r>
     </w:p>
     <w:p>
-      <w:pPr>
-        <w:spacing w:after="120" w:before="20" w:line="300" w:lineRule="exact"/>
-      </w:pPr>
       <w:r>
-        <w:rPr>
-          <w:rFonts w:ascii="Arial" w:hAnsi="Arial"/>
-          <w:sz w:val="21"/>
-        </w:rPr>
-        <w:t>Die kombinierten Kosten eines aktiv verwalteten Bankfonds sind für Anleger verheerend. Ein typischer Ausgabeaufschlag von 5 % bedeutet, dass von 1.000 € direkt 50 € verloren gehen. Dazu kommen laufende Kosten (TER) von 1,5–2,5 % pro Jahr, verglichen mit 0,1–0,2 % bei günstigen ETFs oder 0 % bei physischem Gold (einmaliger Kaufspread ca. 1–2 %).</w:t>
+        <w:t>Ein typischer Ausgabeaufschlag von 5 % bedeutet, dass von 1.000 € direkt 50 € verloren gehen. Laufende Kosten (TER) von 1,5–2,5 % pro Jahr vs. 0,1–0,2 % bei ETFs oder 0 % bei physischem Gold.</w:t>
       </w:r>
     </w:p>
     <w:p>
-      <w:pPr>
-        <w:spacing w:after="40"/>
-        <w:jc w:val="center"/>
-      </w:pPr>
       <w:r>
         <w:drawing>
           <wp:inline xmlns:a="http://schemas.openxmlformats.org/drawingml/2006/main" xmlns:pic="http://schemas.openxmlformats.org/drawingml/2006/picture">
@@ -2070,7 +4453,7 @@
               <a:graphicData uri="http://schemas.openxmlformats.org/drawingml/2006/picture">
                 <pic:pic>
                   <pic:nvPicPr>
-                    <pic:cNvPr id="0" name="chart_kosten.png"/>
+                    <pic:cNvPr id="0" name="image4.png"/>
                     <pic:cNvPicPr/>
                   </pic:nvPicPr>
                   <pic:blipFill>
@@ -2094,278 +4477,130 @@
       </w:r>
     </w:p>
     <w:p>
-      <w:pPr>
-        <w:spacing w:after="160"/>
-        <w:jc w:val="center"/>
-      </w:pPr>
       <w:r>
         <w:rPr>
-          <w:rFonts w:ascii="Arial" w:hAnsi="Arial"/>
           <w:i/>
-          <w:color w:val="666666"/>
-          <w:sz w:val="17"/>
+          <w:sz w:val="18"/>
         </w:rPr>
         <w:t>Abb. 4: Kosteneffekt: Bankfonds vs. ETF vs. physisches Gold (7 % Bruttorendite, 25 Jahre)</w:t>
       </w:r>
     </w:p>
     <w:p>
       <w:pPr>
-        <w:spacing w:after="120" w:before="20" w:line="300" w:lineRule="exact"/>
+        <w:pStyle w:val="Heading2"/>
       </w:pPr>
       <w:r>
-        <w:rPr>
-          <w:rFonts w:ascii="Arial" w:hAnsi="Arial"/>
-          <w:sz w:val="21"/>
-        </w:rPr>
-        <w:t>Die Grafik illustriert die dramatische Auswirkung laufender Kosten über 25 Jahre: Der Bankfonds-Anleger erzielt bei gleicher Bruttorendite von 7 % p.a. deutlich weniger als der ETF-Anleger – allein durch höhere Kosten.</w:t>
-      </w:r>
-    </w:p>
-    <w:p>
-      <w:pPr>
-        <w:spacing w:before="160" w:after="60"/>
-      </w:pPr>
-      <w:r>
-        <w:rPr>
-          <w:rFonts w:ascii="Arial" w:hAnsi="Arial"/>
-          <w:b/>
-          <w:color w:val="2E4057"/>
-          <w:sz w:val="23"/>
-        </w:rPr>
         <w:t>6.3  Bekannte Fälle von Fehlberatung</w:t>
       </w:r>
     </w:p>
     <w:p>
       <w:pPr>
-        <w:spacing w:after="120" w:before="20" w:line="300" w:lineRule="exact"/>
+        <w:pStyle w:val="ListBullet"/>
       </w:pPr>
       <w:r>
-        <w:rPr>
-          <w:rFonts w:ascii="Arial" w:hAnsi="Arial"/>
-          <w:sz w:val="21"/>
-        </w:rPr>
-        <w:t>Die Liste struktureller Fehlberatung in Deutschland ist lang und dokumentiert. Im Zuge der Finanzkrise 2008 verloren Hunderttausende Anleger erhebliche Summen durch Lehman-Zertifikate, die von Sparkassen und Volksbanken als "sicher" verkauft worden waren – mit voller Provision für die Berater. Geschlossene Fonds (Schiffsfonds, Immobilienfonds) wurden als "solide Sachwertinvestition" empfohlen, bevor sie massenhaft insolvent gingen. Der Bundesverband der Verbraucherzentralen dokumentiert jährlich tausende Fälle von Falschberatung bei Finanzprodukten.</w:t>
+        <w:t>Lehman-Zertifikate als „sicher“ verkauft – mit voller Provision</w:t>
       </w:r>
     </w:p>
     <w:p>
       <w:pPr>
         <w:pStyle w:val="ListBullet"/>
-        <w:spacing w:after="60" w:before="20"/>
-        <w:ind w:left="340"/>
       </w:pPr>
       <w:r>
-        <w:rPr>
-          <w:rFonts w:ascii="Arial" w:hAnsi="Arial"/>
-          <w:sz w:val="21"/>
-        </w:rPr>
-        <w:t>Interessenkonflikt: Berater verdienen an Fonds, nicht an Gold oder ETFs.</w:t>
+        <w:t>Geschlossene Fonds (Schiffsfonds, Immobilienfonds) vor Masseninsolvenzen empfohlen</w:t>
       </w:r>
     </w:p>
     <w:p>
       <w:pPr>
         <w:pStyle w:val="ListBullet"/>
-        <w:spacing w:after="60" w:before="20"/>
-        <w:ind w:left="340"/>
       </w:pPr>
       <w:r>
-        <w:rPr>
-          <w:rFonts w:ascii="Arial" w:hAnsi="Arial"/>
-          <w:sz w:val="21"/>
-        </w:rPr>
-        <w:t>Informationsasymmetrie: Kosten und Provisionen werden oft nicht transparent dargestellt (MiFID II verbessert dies, aber Umsetzung mangelhaft).</w:t>
+        <w:t>Interessenkonflikt: Berater verdienen an Fonds, nicht an Gold oder ETFs</w:t>
       </w:r>
     </w:p>
     <w:p>
       <w:pPr>
         <w:pStyle w:val="ListBullet"/>
-        <w:spacing w:after="60" w:before="20"/>
-        <w:ind w:left="340"/>
       </w:pPr>
       <w:r>
-        <w:rPr>
-          <w:rFonts w:ascii="Arial" w:hAnsi="Arial"/>
-          <w:sz w:val="21"/>
-        </w:rPr>
-        <w:t>Komplexität als Instrument: Je komplexer das Produkt, desto schwieriger der Vergleich – und desto höher die Marge.</w:t>
+        <w:t>Komplexität als Instrument: Je komplexer, desto höher die Marge</w:t>
       </w:r>
     </w:p>
     <w:p>
       <w:pPr>
         <w:pStyle w:val="ListBullet"/>
-        <w:spacing w:after="60" w:before="20"/>
-        <w:ind w:left="340"/>
       </w:pPr>
       <w:r>
-        <w:rPr>
-          <w:rFonts w:ascii="Arial" w:hAnsi="Arial"/>
-          <w:sz w:val="21"/>
-        </w:rPr>
-        <w:t>Eigenprodukte: Banken bevorzugen eigene Fonds, deren Kosten besonders hoch sind (Hausfonds).</w:t>
+        <w:t>Eigenprodukte: Banken bevorzugen eigene Hausfonds mit hohen Kosten</w:t>
+      </w:r>
+    </w:p>
+    <w:p>
+      <w:pPr>
+        <w:pStyle w:val="Heading2"/>
+      </w:pPr>
+      <w:r>
+        <w:t>6.4  Regulatorische Situation</w:t>
+      </w:r>
+    </w:p>
+    <w:p>
+      <w:r>
+        <w:t>MiFID II (seit 2018) schreibt mehr Transparenz vor, wird aber oft nur formal eingehalten. Großbritannien hat Provisionen 2012 verboten (RDR). In Deutschland steht ein entsprechendes Verbot noch aus.</w:t>
+      </w:r>
+    </w:p>
+    <w:p>
+      <w:pPr>
+        <w:pStyle w:val="Heading1"/>
+      </w:pPr>
+      <w:r>
+        <w:t>7  Fazit und Ausblick</w:t>
+      </w:r>
+    </w:p>
+    <w:p>
+      <w:r>
+        <w:t>Die Datenlage ist eindeutig: Physisches Gold hat europäische Anleger in den letzten 25 Jahren besser gestellt als Aktien – und dies gilt umso mehr nach Steuern.</w:t>
       </w:r>
     </w:p>
     <w:p>
       <w:pPr>
         <w:pStyle w:val="ListBullet"/>
-        <w:spacing w:after="60" w:before="20"/>
-        <w:ind w:left="340"/>
       </w:pPr>
       <w:r>
-        <w:rPr>
-          <w:rFonts w:ascii="Arial" w:hAnsi="Arial"/>
-          <w:sz w:val="21"/>
-        </w:rPr>
-        <w:t>Markt-Timing: Bankfonds werden oft auf Höchstständen massiv beworben und verkauft (z.B. Technologiefonds 1999/2000).</w:t>
-      </w:r>
-    </w:p>
-    <w:p>
-      <w:pPr>
-        <w:spacing w:before="160" w:after="60"/>
-      </w:pPr>
-      <w:r>
-        <w:rPr>
-          <w:rFonts w:ascii="Arial" w:hAnsi="Arial"/>
-          <w:b/>
-          <w:color w:val="2E4057"/>
-          <w:sz w:val="23"/>
-        </w:rPr>
-        <w:t>6.4  Regulatorische Situation</w:t>
-      </w:r>
-    </w:p>
-    <w:p>
-      <w:pPr>
-        <w:spacing w:after="120" w:before="20" w:line="300" w:lineRule="exact"/>
-      </w:pPr>
-      <w:r>
-        <w:rPr>
-          <w:rFonts w:ascii="Arial" w:hAnsi="Arial"/>
-          <w:sz w:val="21"/>
-        </w:rPr>
-        <w:t>Die EU-Finanzmarktrichtlinie MiFID II (seit 2018) schreibt mehr Transparenz bei Kosten und Interessenkonflikten vor. In der Praxis werden die Regeln jedoch häufig formal eingehalten, ohne echte Aufklärung zu leisten. Großbritannien hat Provisionen für Finanzberatung bereits 2012 verboten (RDR), was dort zu deutlich kostengünstigeren Anlageempfehlungen führte. In Deutschland ist ein entsprechendes Verbot trotz EU-Diskussionen bisher nicht umgesetzt.</w:t>
-      </w:r>
-    </w:p>
-    <w:p>
-      <w:pPr>
-        <w:spacing w:before="280" w:after="80"/>
-        <w:pBdr>
-          <w:bottom w:val="single" w:sz="10" w:space="1" w:color="D4A017"/>
-        </w:pBdr>
-      </w:pPr>
-      <w:r>
-        <w:rPr>
-          <w:rFonts w:ascii="Arial" w:hAnsi="Arial"/>
-          <w:b/>
-          <w:color w:val="2E4057"/>
-          <w:sz w:val="28"/>
-        </w:rPr>
-        <w:t>7  Fazit und Ausblick</w:t>
-      </w:r>
-    </w:p>
-    <w:p>
-      <w:pPr>
-        <w:spacing w:after="120" w:before="20" w:line="300" w:lineRule="exact"/>
-      </w:pPr>
-      <w:r>
-        <w:rPr>
-          <w:rFonts w:ascii="Arial" w:hAnsi="Arial"/>
-          <w:sz w:val="21"/>
-        </w:rPr>
-        <w:t>Die Datenlage ist eindeutig: Physisches Gold hat europäische Anleger in den letzten 25 Jahren besser gestellt als Aktien – und dies gilt umso mehr nach Steuern. Die drei Hauptgründe dafür sind:</w:t>
+        <w:t>Krisenresistenz: Gold verliert in Marktcrashs kaum an Wert, während Aktien 50 %+ einbrachen.</w:t>
       </w:r>
     </w:p>
     <w:p>
       <w:pPr>
         <w:pStyle w:val="ListBullet"/>
-        <w:spacing w:after="60" w:before="20"/>
-        <w:ind w:left="340"/>
       </w:pPr>
       <w:r>
-        <w:rPr>
-          <w:rFonts w:ascii="Arial" w:hAnsi="Arial"/>
-          <w:sz w:val="21"/>
-        </w:rPr>
-        <w:t>Krisenresistenz: Gold verliert in Marktcrashs kaum an Wert, während Aktien 50 %+ einbrachen. Die daraus resultierenden Aufholzeiträume kosten Rendite.</w:t>
+        <w:t>Steuervorteil: Physisches Gold ist nach einem Jahr vollständig steuerfrei.</w:t>
       </w:r>
     </w:p>
     <w:p>
       <w:pPr>
         <w:pStyle w:val="ListBullet"/>
-        <w:spacing w:after="60" w:before="20"/>
-        <w:ind w:left="340"/>
       </w:pPr>
       <w:r>
-        <w:rPr>
-          <w:rFonts w:ascii="Arial" w:hAnsi="Arial"/>
-          <w:sz w:val="21"/>
-        </w:rPr>
-        <w:t>Steuervorteil: Physisches Gold ist nach einem Jahr vollständig steuerfrei. Der Steuervorteil gegenüber Aktien-ETFs beträgt über 25 Jahre mehrere tausend Euro.</w:t>
-      </w:r>
-    </w:p>
-    <w:p>
-      <w:pPr>
-        <w:pStyle w:val="ListBullet"/>
-        <w:spacing w:after="60" w:before="20"/>
-        <w:ind w:left="340"/>
-      </w:pPr>
-      <w:r>
-        <w:rPr>
-          <w:rFonts w:ascii="Arial" w:hAnsi="Arial"/>
-          <w:sz w:val="21"/>
-        </w:rPr>
         <w:t>Währungseffekt: Der schwächere US-Dollar stärkte den Goldpreis in EUR-Sicht zusätzlich.</w:t>
       </w:r>
     </w:p>
     <w:p>
-      <w:pPr>
-        <w:spacing w:after="120" w:before="20" w:line="300" w:lineRule="exact"/>
-      </w:pPr>
       <w:r>
-        <w:rPr>
-          <w:rFonts w:ascii="Arial" w:hAnsi="Arial"/>
-          <w:sz w:val="21"/>
-        </w:rPr>
-        <w:t>Für die kommenden Jahre kommen strukturelle Rückenwinde hinzu: Die Liquidierungen der Boomer-Generation dürften Aktienindizes belasten, während die Zentralbanknachfrage und geopolitische Unsicherheit Gold weiter stützen. Hinzu kommt die zunehmend multipolare Weltordnung, in der viele Staaten Dollar-Reserven durch Gold ersetzen (De-Dollarisierung).</w:t>
+        <w:t>Für die kommenden Jahre kommen strukturelle Rückenwíinde hinzu: Die Liquidierungen der Boomer-Generation dürften Aktienindizes belasten, während Zentralbanknachfrage und geopolitische Unsicherheit Gold weiter stützen.</w:t>
       </w:r>
     </w:p>
     <w:p>
-      <w:pPr>
-        <w:spacing w:after="120" w:before="20" w:line="300" w:lineRule="exact"/>
-      </w:pPr>
       <w:r>
-        <w:rPr>
-          <w:rFonts w:ascii="Arial" w:hAnsi="Arial"/>
-          <w:sz w:val="21"/>
-        </w:rPr>
-        <w:t>Dennoch ist Gold kein Allheilmittel: Ab 2010 zeigte der S&amp;P 500 TR eine deutliche Outperformance. Eine ausgewogene Strategie empfiehlt sich – mit einem Goldanteil als Krisenpuffer und steuereffizientem Wertspeicher, ergänzt durch kostengünstige Aktien-ETFs für langfristiges Wachstum. Das Wichtigste: aktiv verwaltete Bankfonds mit hohen Kosten meiden – sie kosten über Jahrzehnte mehr als die Differenz zwischen den Assetklassen.</w:t>
+        <w:t>Dennoch ist Gold kein Allheilmittel: Im Zeitraum 2008–2013 zeigte der S&amp;P 500 TR eine deutliche Outperformance. Eine ausgewogene Strategie empfiehlt sich – mit einem Goldanteil als Krisenpuffer und steuereffizientem Wertspeicher, ergänzt durch kostengünstige Aktien-ETFs. Das Wichtigste: aktiv verwaltete Bankfonds mit hohen Kosten meiden.</w:t>
       </w:r>
     </w:p>
     <w:sectPr>
-      <w:footerReference w:type="default" r:id="rId13"/>
-      <w:pgSz w:w="11906" w:h="16838"/>
-      <w:pgMar w:top="1020" w:right="1247" w:bottom="1020" w:left="1247" w:header="720" w:footer="720" w:gutter="0"/>
+      <w:pgSz w:w="12240" w:h="15840"/>
+      <w:pgMar w:top="1440" w:right="1800" w:bottom="1440" w:left="1800" w:header="720" w:footer="720" w:gutter="0"/>
       <w:cols w:space="720"/>
       <w:docGrid w:linePitch="360"/>
     </w:sectPr>
   </w:body>
 </w:document>
-</file>
-
-<file path=word/footer1.xml><?xml version="1.0" encoding="utf-8"?>
-<w:ftr xmlns:m="http://schemas.openxmlformats.org/officeDocument/2006/math" xmlns:mc="http://schemas.openxmlformats.org/markup-compatibility/2006" xmlns:mo="http://schemas.microsoft.com/office/mac/office/2008/main" xmlns:mv="urn:schemas-microsoft-com:mac:vml" xmlns:o="urn:schemas-microsoft-com:office:office" xmlns:r="http://schemas.openxmlformats.org/officeDocument/2006/relationships" xmlns:v="urn:schemas-microsoft-com:vml" xmlns:w10="urn:schemas-microsoft-com:office:word" xmlns:w14="http://schemas.microsoft.com/office/word/2010/wordml" xmlns:w="http://schemas.openxmlformats.org/wordprocessingml/2006/main" xmlns:wne="http://schemas.microsoft.com/office/word/2006/wordml" xmlns:wp14="http://schemas.microsoft.com/office/word/2010/wordprocessingDrawing" xmlns:wp="http://schemas.openxmlformats.org/drawingml/2006/wordprocessingDrawing" xmlns:wpc="http://schemas.microsoft.com/office/word/2010/wordprocessingCanvas" xmlns:wpg="http://schemas.microsoft.com/office/word/2010/wordprocessingGroup" xmlns:wpi="http://schemas.microsoft.com/office/word/2010/wordprocessingInk" xmlns:wps="http://schemas.microsoft.com/office/word/2010/wordprocessingShape" mc:Ignorable="w14 wp14">
-  <w:p>
-    <w:pPr>
-      <w:pStyle w:val="Footer"/>
-      <w:jc w:val="center"/>
-    </w:pPr>
-    <w:r>
-      <w:rPr>
-        <w:rFonts w:ascii="Arial" w:hAnsi="Arial"/>
-        <w:i/>
-        <w:color w:val="888888"/>
-        <w:sz w:val="15"/>
-      </w:rPr>
-      <w:t>Hinweis: Historische Wertentwicklung ist kein Indikator für zukünftige Erträge. Keine Anlageberatung. Datenbasis: Yahoo Finance, ECB, London Bullion Market. Stand März 2026.</w:t>
-    </w:r>
-  </w:p>
-</w:ftr>
 </file>
 
 <file path=word/numbering.xml><?xml version="1.0" encoding="utf-8"?>
@@ -2732,8 +4967,8 @@
     <w:qFormat/>
     <w:rsid w:val="00FC693F"/>
     <w:rPr>
-      <w:rFonts w:ascii="Arial" w:hAnsi="Arial"/>
-      <w:sz w:val="21"/>
+      <w:rFonts w:ascii="Calibri" w:hAnsi="Calibri"/>
+      <w:sz w:val="22"/>
     </w:rPr>
   </w:style>
   <w:style w:type="paragraph" w:styleId="Header">

--- a/Gold_vs_Aktien_Bericht.docx
+++ b/Gold_vs_Aktien_Bericht.docx
@@ -1492,6 +1492,7 @@
             </w:pPr>
             <w:r>
               <w:rPr>
+                <w:color w:val="CC0000"/>
                 <w:sz w:val="16"/>
               </w:rPr>
               <w:t>2008</w:t>
@@ -1508,6 +1509,7 @@
             </w:pPr>
             <w:r>
               <w:rPr>
+                <w:color w:val="CC0000"/>
                 <w:sz w:val="16"/>
               </w:rPr>
               <w:t>18</w:t>
@@ -1524,6 +1526,7 @@
             </w:pPr>
             <w:r>
               <w:rPr>
+                <w:color w:val="CC0000"/>
                 <w:sz w:val="16"/>
               </w:rPr>
               <w:t>€4,234</w:t>
@@ -1540,6 +1543,7 @@
             </w:pPr>
             <w:r>
               <w:rPr>
+                <w:color w:val="CC0000"/>
                 <w:sz w:val="16"/>
               </w:rPr>
               <w:t>8.3%</w:t>
@@ -1556,6 +1560,7 @@
             </w:pPr>
             <w:r>
               <w:rPr>
+                <w:color w:val="CC0000"/>
                 <w:sz w:val="16"/>
               </w:rPr>
               <w:t>€4,476</w:t>
@@ -1572,6 +1577,7 @@
             </w:pPr>
             <w:r>
               <w:rPr>
+                <w:color w:val="CC0000"/>
                 <w:sz w:val="16"/>
               </w:rPr>
               <w:t>8.6%</w:t>
@@ -1588,6 +1594,7 @@
             </w:pPr>
             <w:r>
               <w:rPr>
+                <w:color w:val="CC0000"/>
                 <w:sz w:val="16"/>
               </w:rPr>
               <w:t>€1,847</w:t>
@@ -1604,6 +1611,7 @@
             </w:pPr>
             <w:r>
               <w:rPr>
+                <w:color w:val="CC0000"/>
                 <w:sz w:val="16"/>
               </w:rPr>
               <w:t>3.4%</w:t>
@@ -1639,6 +1647,7 @@
             </w:pPr>
             <w:r>
               <w:rPr>
+                <w:color w:val="CC0000"/>
                 <w:sz w:val="16"/>
               </w:rPr>
               <w:t>2009</w:t>
@@ -1655,6 +1664,7 @@
             </w:pPr>
             <w:r>
               <w:rPr>
+                <w:color w:val="CC0000"/>
                 <w:sz w:val="16"/>
               </w:rPr>
               <w:t>17</w:t>
@@ -1671,6 +1681,7 @@
             </w:pPr>
             <w:r>
               <w:rPr>
+                <w:color w:val="CC0000"/>
                 <w:sz w:val="16"/>
               </w:rPr>
               <w:t>€4,888</w:t>
@@ -1687,6 +1698,7 @@
             </w:pPr>
             <w:r>
               <w:rPr>
+                <w:color w:val="CC0000"/>
                 <w:sz w:val="16"/>
               </w:rPr>
               <w:t>9.7%</w:t>
@@ -1703,6 +1715,7 @@
             </w:pPr>
             <w:r>
               <w:rPr>
+                <w:color w:val="CC0000"/>
                 <w:sz w:val="16"/>
               </w:rPr>
               <w:t>€8,298</w:t>
@@ -1719,6 +1732,7 @@
             </w:pPr>
             <w:r>
               <w:rPr>
+                <w:color w:val="CC0000"/>
                 <w:sz w:val="16"/>
               </w:rPr>
               <w:t>13.2%</w:t>
@@ -1735,6 +1749,7 @@
             </w:pPr>
             <w:r>
               <w:rPr>
+                <w:color w:val="CC0000"/>
                 <w:sz w:val="16"/>
               </w:rPr>
               <w:t>€3,718</w:t>
@@ -1751,6 +1766,7 @@
             </w:pPr>
             <w:r>
               <w:rPr>
+                <w:color w:val="CC0000"/>
                 <w:sz w:val="16"/>
               </w:rPr>
               <w:t>8.0%</w:t>
@@ -1786,6 +1802,7 @@
             </w:pPr>
             <w:r>
               <w:rPr>
+                <w:color w:val="CC0000"/>
                 <w:sz w:val="16"/>
               </w:rPr>
               <w:t>2010</w:t>
@@ -1802,6 +1819,7 @@
             </w:pPr>
             <w:r>
               <w:rPr>
+                <w:color w:val="CC0000"/>
                 <w:sz w:val="16"/>
               </w:rPr>
               <w:t>16</w:t>
@@ -1818,6 +1836,7 @@
             </w:pPr>
             <w:r>
               <w:rPr>
+                <w:color w:val="CC0000"/>
                 <w:sz w:val="16"/>
               </w:rPr>
               <w:t>€3,840</w:t>
@@ -1834,6 +1853,7 @@
             </w:pPr>
             <w:r>
               <w:rPr>
+                <w:color w:val="CC0000"/>
                 <w:sz w:val="16"/>
               </w:rPr>
               <w:t>8.7%</w:t>
@@ -1850,6 +1870,7 @@
             </w:pPr>
             <w:r>
               <w:rPr>
+                <w:color w:val="CC0000"/>
                 <w:sz w:val="16"/>
               </w:rPr>
               <w:t>€5,777</w:t>
@@ -1866,6 +1887,7 @@
             </w:pPr>
             <w:r>
               <w:rPr>
+                <w:color w:val="CC0000"/>
                 <w:sz w:val="16"/>
               </w:rPr>
               <w:t>11.5%</w:t>
@@ -1882,6 +1904,7 @@
             </w:pPr>
             <w:r>
               <w:rPr>
+                <w:color w:val="CC0000"/>
                 <w:sz w:val="16"/>
               </w:rPr>
               <w:t>€2,486</w:t>
@@ -1898,6 +1921,7 @@
             </w:pPr>
             <w:r>
               <w:rPr>
+                <w:color w:val="CC0000"/>
                 <w:sz w:val="16"/>
               </w:rPr>
               <w:t>5.8%</w:t>
@@ -1933,6 +1957,7 @@
             </w:pPr>
             <w:r>
               <w:rPr>
+                <w:color w:val="CC0000"/>
                 <w:sz w:val="16"/>
               </w:rPr>
               <w:t>2011</w:t>
@@ -1949,6 +1974,7 @@
             </w:pPr>
             <w:r>
               <w:rPr>
+                <w:color w:val="CC0000"/>
                 <w:sz w:val="16"/>
               </w:rPr>
               <w:t>15</w:t>
@@ -1965,6 +1991,7 @@
             </w:pPr>
             <w:r>
               <w:rPr>
+                <w:color w:val="CC0000"/>
                 <w:sz w:val="16"/>
               </w:rPr>
               <w:t>€3,181</w:t>
@@ -1981,6 +2008,7 @@
             </w:pPr>
             <w:r>
               <w:rPr>
+                <w:color w:val="CC0000"/>
                 <w:sz w:val="16"/>
               </w:rPr>
               <w:t>8.0%</w:t>
@@ -1997,6 +2025,7 @@
             </w:pPr>
             <w:r>
               <w:rPr>
+                <w:color w:val="CC0000"/>
                 <w:sz w:val="16"/>
               </w:rPr>
               <w:t>€4,853</w:t>
@@ -2013,6 +2042,7 @@
             </w:pPr>
             <w:r>
               <w:rPr>
+                <w:color w:val="CC0000"/>
                 <w:sz w:val="16"/>
               </w:rPr>
               <w:t>11.0%</w:t>
@@ -2029,6 +2059,7 @@
             </w:pPr>
             <w:r>
               <w:rPr>
+                <w:color w:val="CC0000"/>
                 <w:sz w:val="16"/>
               </w:rPr>
               <w:t>€2,082</w:t>
@@ -2045,6 +2076,7 @@
             </w:pPr>
             <w:r>
               <w:rPr>
+                <w:color w:val="CC0000"/>
                 <w:sz w:val="16"/>
               </w:rPr>
               <w:t>5.0%</w:t>
@@ -2080,6 +2112,7 @@
             </w:pPr>
             <w:r>
               <w:rPr>
+                <w:color w:val="CC0000"/>
                 <w:sz w:val="16"/>
               </w:rPr>
               <w:t>2012</w:t>
@@ -2096,6 +2129,7 @@
             </w:pPr>
             <w:r>
               <w:rPr>
+                <w:color w:val="CC0000"/>
                 <w:sz w:val="16"/>
               </w:rPr>
               <w:t>14</w:t>
@@ -2112,6 +2146,7 @@
             </w:pPr>
             <w:r>
               <w:rPr>
+                <w:color w:val="CC0000"/>
                 <w:sz w:val="16"/>
               </w:rPr>
               <w:t>€2,537</w:t>
@@ -2128,6 +2163,7 @@
             </w:pPr>
             <w:r>
               <w:rPr>
+                <w:color w:val="CC0000"/>
                 <w:sz w:val="16"/>
               </w:rPr>
               <w:t>6.8%</w:t>
@@ -2144,6 +2180,7 @@
             </w:pPr>
             <w:r>
               <w:rPr>
+                <w:color w:val="CC0000"/>
                 <w:sz w:val="16"/>
               </w:rPr>
               <w:t>€4,840</w:t>
@@ -2160,6 +2197,7 @@
             </w:pPr>
             <w:r>
               <w:rPr>
+                <w:color w:val="CC0000"/>
                 <w:sz w:val="16"/>
               </w:rPr>
               <w:t>11.8%</w:t>
@@ -2176,6 +2214,7 @@
             </w:pPr>
             <w:r>
               <w:rPr>
+                <w:color w:val="CC0000"/>
                 <w:sz w:val="16"/>
               </w:rPr>
               <w:t>€2,430</w:t>
@@ -2192,6 +2231,7 @@
             </w:pPr>
             <w:r>
               <w:rPr>
+                <w:color w:val="CC0000"/>
                 <w:sz w:val="16"/>
               </w:rPr>
               <w:t>6.5%</w:t>
@@ -2227,6 +2267,7 @@
             </w:pPr>
             <w:r>
               <w:rPr>
+                <w:color w:val="CC0000"/>
                 <w:sz w:val="16"/>
               </w:rPr>
               <w:t>2013</w:t>
@@ -2243,6 +2284,7 @@
             </w:pPr>
             <w:r>
               <w:rPr>
+                <w:color w:val="CC0000"/>
                 <w:sz w:val="16"/>
               </w:rPr>
               <w:t>13</w:t>
@@ -2259,6 +2301,7 @@
             </w:pPr>
             <w:r>
               <w:rPr>
+                <w:color w:val="CC0000"/>
                 <w:sz w:val="16"/>
               </w:rPr>
               <w:t>€2,582</w:t>
@@ -2275,6 +2318,7 @@
             </w:pPr>
             <w:r>
               <w:rPr>
+                <w:color w:val="CC0000"/>
                 <w:sz w:val="16"/>
               </w:rPr>
               <w:t>7.5%</w:t>
@@ -2291,6 +2335,7 @@
             </w:pPr>
             <w:r>
               <w:rPr>
+                <w:color w:val="CC0000"/>
                 <w:sz w:val="16"/>
               </w:rPr>
               <w:t>€4,061</w:t>
@@ -2307,6 +2352,7 @@
             </w:pPr>
             <w:r>
               <w:rPr>
+                <w:color w:val="CC0000"/>
                 <w:sz w:val="16"/>
               </w:rPr>
               <w:t>11.3%</w:t>
@@ -2323,6 +2369,7 @@
             </w:pPr>
             <w:r>
               <w:rPr>
+                <w:color w:val="CC0000"/>
                 <w:sz w:val="16"/>
               </w:rPr>
               <w:t>€1,948</w:t>
@@ -2339,6 +2386,7 @@
             </w:pPr>
             <w:r>
               <w:rPr>
+                <w:color w:val="CC0000"/>
                 <w:sz w:val="16"/>
               </w:rPr>
               <w:t>5.2%</w:t>

--- a/Gold_vs_Aktien_Bericht.docx
+++ b/Gold_vs_Aktien_Bericht.docx
@@ -135,9 +135,9 @@
     <w:tbl>
       <w:tblPr>
         <w:tblStyle w:val="LightShading-Accent1"/>
-        <w:tblW w:type="auto" w:w="0"/>
         <w:jc w:val="center"/>
         <w:tblLook w:firstColumn="1" w:firstRow="1" w:lastColumn="0" w:lastRow="0" w:noHBand="0" w:noVBand="1" w:val="04A0"/>
+        <w:tblLayout w:type="autofit"/>
       </w:tblPr>
       <w:tblGrid>
         <w:gridCol w:w="960"/>
@@ -154,6 +154,7 @@
         <w:tc>
           <w:tcPr>
             <w:tcW w:type="dxa" w:w="960"/>
+            <w:noWrap/>
           </w:tcPr>
           <w:p>
             <w:pPr>
@@ -162,7 +163,7 @@
             <w:r>
               <w:rPr>
                 <w:b/>
-                <w:sz w:val="16"/>
+                <w:sz w:val="18"/>
               </w:rPr>
               <w:t>Start</w:t>
             </w:r>
@@ -171,6 +172,7 @@
         <w:tc>
           <w:tcPr>
             <w:tcW w:type="dxa" w:w="960"/>
+            <w:noWrap/>
           </w:tcPr>
           <w:p>
             <w:pPr>
@@ -179,7 +181,7 @@
             <w:r>
               <w:rPr>
                 <w:b/>
-                <w:sz w:val="16"/>
+                <w:sz w:val="18"/>
               </w:rPr>
               <w:t>Jahre</w:t>
             </w:r>
@@ -188,6 +190,7 @@
         <w:tc>
           <w:tcPr>
             <w:tcW w:type="dxa" w:w="960"/>
+            <w:noWrap/>
           </w:tcPr>
           <w:p>
             <w:pPr>
@@ -196,7 +199,7 @@
             <w:r>
               <w:rPr>
                 <w:b/>
-                <w:sz w:val="16"/>
+                <w:sz w:val="18"/>
               </w:rPr>
               <w:t>Gold netto</w:t>
             </w:r>
@@ -205,6 +208,7 @@
         <w:tc>
           <w:tcPr>
             <w:tcW w:type="dxa" w:w="960"/>
+            <w:noWrap/>
           </w:tcPr>
           <w:p>
             <w:pPr>
@@ -213,7 +217,7 @@
             <w:r>
               <w:rPr>
                 <w:b/>
-                <w:sz w:val="16"/>
+                <w:sz w:val="18"/>
               </w:rPr>
               <w:t>Gold CAGR</w:t>
             </w:r>
@@ -222,6 +226,7 @@
         <w:tc>
           <w:tcPr>
             <w:tcW w:type="dxa" w:w="960"/>
+            <w:noWrap/>
           </w:tcPr>
           <w:p>
             <w:pPr>
@@ -230,7 +235,7 @@
             <w:r>
               <w:rPr>
                 <w:b/>
-                <w:sz w:val="16"/>
+                <w:sz w:val="18"/>
               </w:rPr>
               <w:t>S&amp;P 500 netto</w:t>
             </w:r>
@@ -239,6 +244,7 @@
         <w:tc>
           <w:tcPr>
             <w:tcW w:type="dxa" w:w="960"/>
+            <w:noWrap/>
           </w:tcPr>
           <w:p>
             <w:pPr>
@@ -247,7 +253,7 @@
             <w:r>
               <w:rPr>
                 <w:b/>
-                <w:sz w:val="16"/>
+                <w:sz w:val="18"/>
               </w:rPr>
               <w:t>S&amp;P CAGR</w:t>
             </w:r>
@@ -256,6 +262,7 @@
         <w:tc>
           <w:tcPr>
             <w:tcW w:type="dxa" w:w="960"/>
+            <w:noWrap/>
           </w:tcPr>
           <w:p>
             <w:pPr>
@@ -264,7 +271,7 @@
             <w:r>
               <w:rPr>
                 <w:b/>
-                <w:sz w:val="16"/>
+                <w:sz w:val="18"/>
               </w:rPr>
               <w:t>DAX netto</w:t>
             </w:r>
@@ -273,6 +280,7 @@
         <w:tc>
           <w:tcPr>
             <w:tcW w:type="dxa" w:w="960"/>
+            <w:noWrap/>
           </w:tcPr>
           <w:p>
             <w:pPr>
@@ -281,7 +289,7 @@
             <w:r>
               <w:rPr>
                 <w:b/>
-                <w:sz w:val="16"/>
+                <w:sz w:val="18"/>
               </w:rPr>
               <w:t>DAX CAGR</w:t>
             </w:r>
@@ -290,6 +298,7 @@
         <w:tc>
           <w:tcPr>
             <w:tcW w:type="dxa" w:w="960"/>
+            <w:noWrap/>
           </w:tcPr>
           <w:p>
             <w:pPr>
@@ -298,7 +307,7 @@
             <w:r>
               <w:rPr>
                 <w:b/>
-                <w:sz w:val="16"/>
+                <w:sz w:val="18"/>
               </w:rPr>
               <w:t>Goldvorteil*</w:t>
             </w:r>
@@ -309,6 +318,7 @@
         <w:tc>
           <w:tcPr>
             <w:tcW w:type="dxa" w:w="960"/>
+            <w:noWrap/>
           </w:tcPr>
           <w:p>
             <w:pPr>
@@ -316,7 +326,7 @@
             </w:pPr>
             <w:r>
               <w:rPr>
-                <w:sz w:val="16"/>
+                <w:sz w:val="18"/>
               </w:rPr>
               <w:t>2000</w:t>
             </w:r>
@@ -325,6 +335,7 @@
         <w:tc>
           <w:tcPr>
             <w:tcW w:type="dxa" w:w="960"/>
+            <w:noWrap/>
           </w:tcPr>
           <w:p>
             <w:pPr>
@@ -332,7 +343,7 @@
             </w:pPr>
             <w:r>
               <w:rPr>
-                <w:sz w:val="16"/>
+                <w:sz w:val="18"/>
               </w:rPr>
               <w:t>26</w:t>
             </w:r>
@@ -341,6 +352,7 @@
         <w:tc>
           <w:tcPr>
             <w:tcW w:type="dxa" w:w="960"/>
+            <w:noWrap/>
           </w:tcPr>
           <w:p>
             <w:pPr>
@@ -348,7 +360,7 @@
             </w:pPr>
             <w:r>
               <w:rPr>
-                <w:sz w:val="16"/>
+                <w:sz w:val="18"/>
               </w:rPr>
               <w:t>€23,436</w:t>
             </w:r>
@@ -357,6 +369,7 @@
         <w:tc>
           <w:tcPr>
             <w:tcW w:type="dxa" w:w="960"/>
+            <w:noWrap/>
           </w:tcPr>
           <w:p>
             <w:pPr>
@@ -364,7 +377,7 @@
             </w:pPr>
             <w:r>
               <w:rPr>
-                <w:sz w:val="16"/>
+                <w:sz w:val="18"/>
               </w:rPr>
               <w:t>13.2%</w:t>
             </w:r>
@@ -373,6 +386,7 @@
         <w:tc>
           <w:tcPr>
             <w:tcW w:type="dxa" w:w="960"/>
+            <w:noWrap/>
           </w:tcPr>
           <w:p>
             <w:pPr>
@@ -380,7 +394,7 @@
             </w:pPr>
             <w:r>
               <w:rPr>
-                <w:sz w:val="16"/>
+                <w:sz w:val="18"/>
               </w:rPr>
               <w:t>€7,566</w:t>
             </w:r>
@@ -389,6 +403,7 @@
         <w:tc>
           <w:tcPr>
             <w:tcW w:type="dxa" w:w="960"/>
+            <w:noWrap/>
           </w:tcPr>
           <w:p>
             <w:pPr>
@@ -396,7 +411,7 @@
             </w:pPr>
             <w:r>
               <w:rPr>
-                <w:sz w:val="16"/>
+                <w:sz w:val="18"/>
               </w:rPr>
               <w:t>8.2%</w:t>
             </w:r>
@@ -405,6 +420,7 @@
         <w:tc>
           <w:tcPr>
             <w:tcW w:type="dxa" w:w="960"/>
+            <w:noWrap/>
           </w:tcPr>
           <w:p>
             <w:pPr>
@@ -412,7 +428,7 @@
             </w:pPr>
             <w:r>
               <w:rPr>
-                <w:sz w:val="16"/>
+                <w:sz w:val="18"/>
               </w:rPr>
               <w:t>€4,583</w:t>
             </w:r>
@@ -421,6 +437,7 @@
         <w:tc>
           <w:tcPr>
             <w:tcW w:type="dxa" w:w="960"/>
+            <w:noWrap/>
           </w:tcPr>
           <w:p>
             <w:pPr>
@@ -428,7 +445,7 @@
             </w:pPr>
             <w:r>
               <w:rPr>
-                <w:sz w:val="16"/>
+                <w:sz w:val="18"/>
               </w:rPr>
               <w:t>6.1%</w:t>
             </w:r>
@@ -437,6 +454,7 @@
         <w:tc>
           <w:tcPr>
             <w:tcW w:type="dxa" w:w="960"/>
+            <w:noWrap/>
           </w:tcPr>
           <w:p>
             <w:pPr>
@@ -445,7 +463,7 @@
             <w:r>
               <w:rPr>
                 <w:color w:val="008000"/>
-                <w:sz w:val="16"/>
+                <w:sz w:val="18"/>
               </w:rPr>
               <w:t>+€15,869</w:t>
             </w:r>
@@ -456,6 +474,7 @@
         <w:tc>
           <w:tcPr>
             <w:tcW w:type="dxa" w:w="960"/>
+            <w:noWrap/>
           </w:tcPr>
           <w:p>
             <w:pPr>
@@ -463,7 +482,7 @@
             </w:pPr>
             <w:r>
               <w:rPr>
-                <w:sz w:val="16"/>
+                <w:sz w:val="18"/>
               </w:rPr>
               <w:t>2001</w:t>
             </w:r>
@@ -472,6 +491,7 @@
         <w:tc>
           <w:tcPr>
             <w:tcW w:type="dxa" w:w="960"/>
+            <w:noWrap/>
           </w:tcPr>
           <w:p>
             <w:pPr>
@@ -479,7 +499,7 @@
             </w:pPr>
             <w:r>
               <w:rPr>
-                <w:sz w:val="16"/>
+                <w:sz w:val="18"/>
               </w:rPr>
               <w:t>25</w:t>
             </w:r>
@@ -488,6 +508,7 @@
         <w:tc>
           <w:tcPr>
             <w:tcW w:type="dxa" w:w="960"/>
+            <w:noWrap/>
           </w:tcPr>
           <w:p>
             <w:pPr>
@@ -495,7 +516,7 @@
             </w:pPr>
             <w:r>
               <w:rPr>
-                <w:sz w:val="16"/>
+                <w:sz w:val="18"/>
               </w:rPr>
               <w:t>€23,535</w:t>
             </w:r>
@@ -504,6 +525,7 @@
         <w:tc>
           <w:tcPr>
             <w:tcW w:type="dxa" w:w="960"/>
+            <w:noWrap/>
           </w:tcPr>
           <w:p>
             <w:pPr>
@@ -511,7 +533,7 @@
             </w:pPr>
             <w:r>
               <w:rPr>
-                <w:sz w:val="16"/>
+                <w:sz w:val="18"/>
               </w:rPr>
               <w:t>13.4%</w:t>
             </w:r>
@@ -520,6 +542,7 @@
         <w:tc>
           <w:tcPr>
             <w:tcW w:type="dxa" w:w="960"/>
+            <w:noWrap/>
           </w:tcPr>
           <w:p>
             <w:pPr>
@@ -527,7 +550,7 @@
             </w:pPr>
             <w:r>
               <w:rPr>
-                <w:sz w:val="16"/>
+                <w:sz w:val="18"/>
               </w:rPr>
               <w:t>€8,010</w:t>
             </w:r>
@@ -536,6 +559,7 @@
         <w:tc>
           <w:tcPr>
             <w:tcW w:type="dxa" w:w="960"/>
+            <w:noWrap/>
           </w:tcPr>
           <w:p>
             <w:pPr>
@@ -543,7 +567,7 @@
             </w:pPr>
             <w:r>
               <w:rPr>
-                <w:sz w:val="16"/>
+                <w:sz w:val="18"/>
               </w:rPr>
               <w:t>8.6%</w:t>
             </w:r>
@@ -552,6 +576,7 @@
         <w:tc>
           <w:tcPr>
             <w:tcW w:type="dxa" w:w="960"/>
+            <w:noWrap/>
           </w:tcPr>
           <w:p>
             <w:pPr>
@@ -559,7 +584,7 @@
             </w:pPr>
             <w:r>
               <w:rPr>
-                <w:sz w:val="16"/>
+                <w:sz w:val="18"/>
               </w:rPr>
               <w:t>€4,476</w:t>
             </w:r>
@@ -568,6 +593,7 @@
         <w:tc>
           <w:tcPr>
             <w:tcW w:type="dxa" w:w="960"/>
+            <w:noWrap/>
           </w:tcPr>
           <w:p>
             <w:pPr>
@@ -575,7 +601,7 @@
             </w:pPr>
             <w:r>
               <w:rPr>
-                <w:sz w:val="16"/>
+                <w:sz w:val="18"/>
               </w:rPr>
               <w:t>6.1%</w:t>
             </w:r>
@@ -584,6 +610,7 @@
         <w:tc>
           <w:tcPr>
             <w:tcW w:type="dxa" w:w="960"/>
+            <w:noWrap/>
           </w:tcPr>
           <w:p>
             <w:pPr>
@@ -592,7 +619,7 @@
             <w:r>
               <w:rPr>
                 <w:color w:val="008000"/>
-                <w:sz w:val="16"/>
+                <w:sz w:val="18"/>
               </w:rPr>
               <w:t>+€15,525</w:t>
             </w:r>
@@ -603,6 +630,7 @@
         <w:tc>
           <w:tcPr>
             <w:tcW w:type="dxa" w:w="960"/>
+            <w:noWrap/>
           </w:tcPr>
           <w:p>
             <w:pPr>
@@ -610,7 +638,7 @@
             </w:pPr>
             <w:r>
               <w:rPr>
-                <w:sz w:val="16"/>
+                <w:sz w:val="18"/>
               </w:rPr>
               <w:t>2002</w:t>
             </w:r>
@@ -619,6 +647,7 @@
         <w:tc>
           <w:tcPr>
             <w:tcW w:type="dxa" w:w="960"/>
+            <w:noWrap/>
           </w:tcPr>
           <w:p>
             <w:pPr>
@@ -626,7 +655,7 @@
             </w:pPr>
             <w:r>
               <w:rPr>
-                <w:sz w:val="16"/>
+                <w:sz w:val="18"/>
               </w:rPr>
               <w:t>24</w:t>
             </w:r>
@@ -635,6 +664,7 @@
         <w:tc>
           <w:tcPr>
             <w:tcW w:type="dxa" w:w="960"/>
+            <w:noWrap/>
           </w:tcPr>
           <w:p>
             <w:pPr>
@@ -642,7 +672,7 @@
             </w:pPr>
             <w:r>
               <w:rPr>
-                <w:sz w:val="16"/>
+                <w:sz w:val="18"/>
               </w:rPr>
               <w:t>€23,841</w:t>
             </w:r>
@@ -651,6 +681,7 @@
         <w:tc>
           <w:tcPr>
             <w:tcW w:type="dxa" w:w="960"/>
+            <w:noWrap/>
           </w:tcPr>
           <w:p>
             <w:pPr>
@@ -658,7 +689,7 @@
             </w:pPr>
             <w:r>
               <w:rPr>
-                <w:sz w:val="16"/>
+                <w:sz w:val="18"/>
               </w:rPr>
               <w:t>14.1%</w:t>
             </w:r>
@@ -667,6 +698,7 @@
         <w:tc>
           <w:tcPr>
             <w:tcW w:type="dxa" w:w="960"/>
+            <w:noWrap/>
           </w:tcPr>
           <w:p>
             <w:pPr>
@@ -674,7 +706,7 @@
             </w:pPr>
             <w:r>
               <w:rPr>
-                <w:sz w:val="16"/>
+                <w:sz w:val="18"/>
               </w:rPr>
               <w:t>€10,225</w:t>
             </w:r>
@@ -683,6 +715,7 @@
         <w:tc>
           <w:tcPr>
             <w:tcW w:type="dxa" w:w="960"/>
+            <w:noWrap/>
           </w:tcPr>
           <w:p>
             <w:pPr>
@@ -690,7 +723,7 @@
             </w:pPr>
             <w:r>
               <w:rPr>
-                <w:sz w:val="16"/>
+                <w:sz w:val="18"/>
               </w:rPr>
               <w:t>10.1%</w:t>
             </w:r>
@@ -699,6 +732,7 @@
         <w:tc>
           <w:tcPr>
             <w:tcW w:type="dxa" w:w="960"/>
+            <w:noWrap/>
           </w:tcPr>
           <w:p>
             <w:pPr>
@@ -706,7 +740,7 @@
             </w:pPr>
             <w:r>
               <w:rPr>
-                <w:sz w:val="16"/>
+                <w:sz w:val="18"/>
               </w:rPr>
               <w:t>€6,793</w:t>
             </w:r>
@@ -715,6 +749,7 @@
         <w:tc>
           <w:tcPr>
             <w:tcW w:type="dxa" w:w="960"/>
+            <w:noWrap/>
           </w:tcPr>
           <w:p>
             <w:pPr>
@@ -722,7 +757,7 @@
             </w:pPr>
             <w:r>
               <w:rPr>
-                <w:sz w:val="16"/>
+                <w:sz w:val="18"/>
               </w:rPr>
               <w:t>8.3%</w:t>
             </w:r>
@@ -731,6 +766,7 @@
         <w:tc>
           <w:tcPr>
             <w:tcW w:type="dxa" w:w="960"/>
+            <w:noWrap/>
           </w:tcPr>
           <w:p>
             <w:pPr>
@@ -739,7 +775,7 @@
             <w:r>
               <w:rPr>
                 <w:color w:val="008000"/>
-                <w:sz w:val="16"/>
+                <w:sz w:val="18"/>
               </w:rPr>
               <w:t>+€13,615</w:t>
             </w:r>
@@ -750,6 +786,7 @@
         <w:tc>
           <w:tcPr>
             <w:tcW w:type="dxa" w:w="960"/>
+            <w:noWrap/>
           </w:tcPr>
           <w:p>
             <w:pPr>
@@ -757,7 +794,7 @@
             </w:pPr>
             <w:r>
               <w:rPr>
-                <w:sz w:val="16"/>
+                <w:sz w:val="18"/>
               </w:rPr>
               <w:t>2003</w:t>
             </w:r>
@@ -766,6 +803,7 @@
         <w:tc>
           <w:tcPr>
             <w:tcW w:type="dxa" w:w="960"/>
+            <w:noWrap/>
           </w:tcPr>
           <w:p>
             <w:pPr>
@@ -773,7 +811,7 @@
             </w:pPr>
             <w:r>
               <w:rPr>
-                <w:sz w:val="16"/>
+                <w:sz w:val="18"/>
               </w:rPr>
               <w:t>23</w:t>
             </w:r>
@@ -782,6 +820,7 @@
         <w:tc>
           <w:tcPr>
             <w:tcW w:type="dxa" w:w="960"/>
+            <w:noWrap/>
           </w:tcPr>
           <w:p>
             <w:pPr>
@@ -789,7 +828,7 @@
             </w:pPr>
             <w:r>
               <w:rPr>
-                <w:sz w:val="16"/>
+                <w:sz w:val="18"/>
               </w:rPr>
               <w:t>€14,582</w:t>
             </w:r>
@@ -798,6 +837,7 @@
         <w:tc>
           <w:tcPr>
             <w:tcW w:type="dxa" w:w="960"/>
+            <w:noWrap/>
           </w:tcPr>
           <w:p>
             <w:pPr>
@@ -805,7 +845,7 @@
             </w:pPr>
             <w:r>
               <w:rPr>
-                <w:sz w:val="16"/>
+                <w:sz w:val="18"/>
               </w:rPr>
               <w:t>12.3%</w:t>
             </w:r>
@@ -814,6 +854,7 @@
         <w:tc>
           <w:tcPr>
             <w:tcW w:type="dxa" w:w="960"/>
+            <w:noWrap/>
           </w:tcPr>
           <w:p>
             <w:pPr>
@@ -821,7 +862,7 @@
             </w:pPr>
             <w:r>
               <w:rPr>
-                <w:sz w:val="16"/>
+                <w:sz w:val="18"/>
               </w:rPr>
               <w:t>€10,600</w:t>
             </w:r>
@@ -830,6 +871,7 @@
         <w:tc>
           <w:tcPr>
             <w:tcW w:type="dxa" w:w="960"/>
+            <w:noWrap/>
           </w:tcPr>
           <w:p>
             <w:pPr>
@@ -837,7 +879,7 @@
             </w:pPr>
             <w:r>
               <w:rPr>
-                <w:sz w:val="16"/>
+                <w:sz w:val="18"/>
               </w:rPr>
               <w:t>10.8%</w:t>
             </w:r>
@@ -846,6 +888,7 @@
         <w:tc>
           <w:tcPr>
             <w:tcW w:type="dxa" w:w="960"/>
+            <w:noWrap/>
           </w:tcPr>
           <w:p>
             <w:pPr>
@@ -853,7 +896,7 @@
             </w:pPr>
             <w:r>
               <w:rPr>
-                <w:sz w:val="16"/>
+                <w:sz w:val="18"/>
               </w:rPr>
               <w:t>€8,018</w:t>
             </w:r>
@@ -862,6 +905,7 @@
         <w:tc>
           <w:tcPr>
             <w:tcW w:type="dxa" w:w="960"/>
+            <w:noWrap/>
           </w:tcPr>
           <w:p>
             <w:pPr>
@@ -869,7 +913,7 @@
             </w:pPr>
             <w:r>
               <w:rPr>
-                <w:sz w:val="16"/>
+                <w:sz w:val="18"/>
               </w:rPr>
               <w:t>9.4%</w:t>
             </w:r>
@@ -878,6 +922,7 @@
         <w:tc>
           <w:tcPr>
             <w:tcW w:type="dxa" w:w="960"/>
+            <w:noWrap/>
           </w:tcPr>
           <w:p>
             <w:pPr>
@@ -886,7 +931,7 @@
             <w:r>
               <w:rPr>
                 <w:color w:val="008000"/>
-                <w:sz w:val="16"/>
+                <w:sz w:val="18"/>
               </w:rPr>
               <w:t>+€3,982</w:t>
             </w:r>
@@ -897,6 +942,7 @@
         <w:tc>
           <w:tcPr>
             <w:tcW w:type="dxa" w:w="960"/>
+            <w:noWrap/>
           </w:tcPr>
           <w:p>
             <w:pPr>
@@ -904,7 +950,7 @@
             </w:pPr>
             <w:r>
               <w:rPr>
-                <w:sz w:val="16"/>
+                <w:sz w:val="18"/>
               </w:rPr>
               <w:t>2004</w:t>
             </w:r>
@@ -913,6 +959,7 @@
         <w:tc>
           <w:tcPr>
             <w:tcW w:type="dxa" w:w="960"/>
+            <w:noWrap/>
           </w:tcPr>
           <w:p>
             <w:pPr>
@@ -920,7 +967,7 @@
             </w:pPr>
             <w:r>
               <w:rPr>
-                <w:sz w:val="16"/>
+                <w:sz w:val="18"/>
               </w:rPr>
               <w:t>22</w:t>
             </w:r>
@@ -929,6 +976,7 @@
         <w:tc>
           <w:tcPr>
             <w:tcW w:type="dxa" w:w="960"/>
+            <w:noWrap/>
           </w:tcPr>
           <w:p>
             <w:pPr>
@@ -936,7 +984,7 @@
             </w:pPr>
             <w:r>
               <w:rPr>
-                <w:sz w:val="16"/>
+                <w:sz w:val="18"/>
               </w:rPr>
               <w:t>€11,662</w:t>
             </w:r>
@@ -945,6 +993,7 @@
         <w:tc>
           <w:tcPr>
             <w:tcW w:type="dxa" w:w="960"/>
+            <w:noWrap/>
           </w:tcPr>
           <w:p>
             <w:pPr>
@@ -952,7 +1001,7 @@
             </w:pPr>
             <w:r>
               <w:rPr>
-                <w:sz w:val="16"/>
+                <w:sz w:val="18"/>
               </w:rPr>
               <w:t>11.7%</w:t>
             </w:r>
@@ -961,6 +1010,7 @@
         <w:tc>
           <w:tcPr>
             <w:tcW w:type="dxa" w:w="960"/>
+            <w:noWrap/>
           </w:tcPr>
           <w:p>
             <w:pPr>
@@ -968,7 +1018,7 @@
             </w:pPr>
             <w:r>
               <w:rPr>
-                <w:sz w:val="16"/>
+                <w:sz w:val="18"/>
               </w:rPr>
               <w:t>€6,944</w:t>
             </w:r>
@@ -977,6 +1027,7 @@
         <w:tc>
           <w:tcPr>
             <w:tcW w:type="dxa" w:w="960"/>
+            <w:noWrap/>
           </w:tcPr>
           <w:p>
             <w:pPr>
@@ -984,7 +1035,7 @@
             </w:pPr>
             <w:r>
               <w:rPr>
-                <w:sz w:val="16"/>
+                <w:sz w:val="18"/>
               </w:rPr>
               <w:t>9.2%</w:t>
             </w:r>
@@ -993,6 +1044,7 @@
         <w:tc>
           <w:tcPr>
             <w:tcW w:type="dxa" w:w="960"/>
+            <w:noWrap/>
           </w:tcPr>
           <w:p>
             <w:pPr>
@@ -1000,7 +1052,7 @@
             </w:pPr>
             <w:r>
               <w:rPr>
-                <w:sz w:val="16"/>
+                <w:sz w:val="18"/>
               </w:rPr>
               <w:t>€4,230</w:t>
             </w:r>
@@ -1009,6 +1061,7 @@
         <w:tc>
           <w:tcPr>
             <w:tcW w:type="dxa" w:w="960"/>
+            <w:noWrap/>
           </w:tcPr>
           <w:p>
             <w:pPr>
@@ -1016,7 +1069,7 @@
             </w:pPr>
             <w:r>
               <w:rPr>
-                <w:sz w:val="16"/>
+                <w:sz w:val="18"/>
               </w:rPr>
               <w:t>6.7%</w:t>
             </w:r>
@@ -1025,6 +1078,7 @@
         <w:tc>
           <w:tcPr>
             <w:tcW w:type="dxa" w:w="960"/>
+            <w:noWrap/>
           </w:tcPr>
           <w:p>
             <w:pPr>
@@ -1033,7 +1087,7 @@
             <w:r>
               <w:rPr>
                 <w:color w:val="008000"/>
-                <w:sz w:val="16"/>
+                <w:sz w:val="18"/>
               </w:rPr>
               <w:t>+€4,718</w:t>
             </w:r>
@@ -1044,6 +1098,7 @@
         <w:tc>
           <w:tcPr>
             <w:tcW w:type="dxa" w:w="960"/>
+            <w:noWrap/>
           </w:tcPr>
           <w:p>
             <w:pPr>
@@ -1051,7 +1106,7 @@
             </w:pPr>
             <w:r>
               <w:rPr>
-                <w:sz w:val="16"/>
+                <w:sz w:val="18"/>
               </w:rPr>
               <w:t>2005</w:t>
             </w:r>
@@ -1060,6 +1115,7 @@
         <w:tc>
           <w:tcPr>
             <w:tcW w:type="dxa" w:w="960"/>
+            <w:noWrap/>
           </w:tcPr>
           <w:p>
             <w:pPr>
@@ -1067,7 +1123,7 @@
             </w:pPr>
             <w:r>
               <w:rPr>
-                <w:sz w:val="16"/>
+                <w:sz w:val="18"/>
               </w:rPr>
               <w:t>21</w:t>
             </w:r>
@@ -1076,6 +1132,7 @@
         <w:tc>
           <w:tcPr>
             <w:tcW w:type="dxa" w:w="960"/>
+            <w:noWrap/>
           </w:tcPr>
           <w:p>
             <w:pPr>
@@ -1083,7 +1140,7 @@
             </w:pPr>
             <w:r>
               <w:rPr>
-                <w:sz w:val="16"/>
+                <w:sz w:val="18"/>
               </w:rPr>
               <w:t>€10,565</w:t>
             </w:r>
@@ -1092,6 +1149,7 @@
         <w:tc>
           <w:tcPr>
             <w:tcW w:type="dxa" w:w="960"/>
+            <w:noWrap/>
           </w:tcPr>
           <w:p>
             <w:pPr>
@@ -1099,7 +1157,7 @@
             </w:pPr>
             <w:r>
               <w:rPr>
-                <w:sz w:val="16"/>
+                <w:sz w:val="18"/>
               </w:rPr>
               <w:t>11.8%</w:t>
             </w:r>
@@ -1108,6 +1166,7 @@
         <w:tc>
           <w:tcPr>
             <w:tcW w:type="dxa" w:w="960"/>
+            <w:noWrap/>
           </w:tcPr>
           <w:p>
             <w:pPr>
@@ -1115,7 +1174,7 @@
             </w:pPr>
             <w:r>
               <w:rPr>
-                <w:sz w:val="16"/>
+                <w:sz w:val="18"/>
               </w:rPr>
               <w:t>€6,230</w:t>
             </w:r>
@@ -1124,6 +1183,7 @@
         <w:tc>
           <w:tcPr>
             <w:tcW w:type="dxa" w:w="960"/>
+            <w:noWrap/>
           </w:tcPr>
           <w:p>
             <w:pPr>
@@ -1131,7 +1191,7 @@
             </w:pPr>
             <w:r>
               <w:rPr>
-                <w:sz w:val="16"/>
+                <w:sz w:val="18"/>
               </w:rPr>
               <w:t>9.1%</w:t>
             </w:r>
@@ -1140,6 +1200,7 @@
         <w:tc>
           <w:tcPr>
             <w:tcW w:type="dxa" w:w="960"/>
+            <w:noWrap/>
           </w:tcPr>
           <w:p>
             <w:pPr>
@@ -1147,7 +1208,7 @@
             </w:pPr>
             <w:r>
               <w:rPr>
-                <w:sz w:val="16"/>
+                <w:sz w:val="18"/>
               </w:rPr>
               <w:t>€3,668</w:t>
             </w:r>
@@ -1156,6 +1217,7 @@
         <w:tc>
           <w:tcPr>
             <w:tcW w:type="dxa" w:w="960"/>
+            <w:noWrap/>
           </w:tcPr>
           <w:p>
             <w:pPr>
@@ -1163,7 +1225,7 @@
             </w:pPr>
             <w:r>
               <w:rPr>
-                <w:sz w:val="16"/>
+                <w:sz w:val="18"/>
               </w:rPr>
               <w:t>6.3%</w:t>
             </w:r>
@@ -1172,6 +1234,7 @@
         <w:tc>
           <w:tcPr>
             <w:tcW w:type="dxa" w:w="960"/>
+            <w:noWrap/>
           </w:tcPr>
           <w:p>
             <w:pPr>
@@ -1180,7 +1243,7 @@
             <w:r>
               <w:rPr>
                 <w:color w:val="008000"/>
-                <w:sz w:val="16"/>
+                <w:sz w:val="18"/>
               </w:rPr>
               <w:t>+€4,335</w:t>
             </w:r>
@@ -1191,6 +1254,7 @@
         <w:tc>
           <w:tcPr>
             <w:tcW w:type="dxa" w:w="960"/>
+            <w:noWrap/>
           </w:tcPr>
           <w:p>
             <w:pPr>
@@ -1198,7 +1262,7 @@
             </w:pPr>
             <w:r>
               <w:rPr>
-                <w:sz w:val="16"/>
+                <w:sz w:val="18"/>
               </w:rPr>
               <w:t>2006</w:t>
             </w:r>
@@ -1207,6 +1271,7 @@
         <w:tc>
           <w:tcPr>
             <w:tcW w:type="dxa" w:w="960"/>
+            <w:noWrap/>
           </w:tcPr>
           <w:p>
             <w:pPr>
@@ -1214,7 +1279,7 @@
             </w:pPr>
             <w:r>
               <w:rPr>
-                <w:sz w:val="16"/>
+                <w:sz w:val="18"/>
               </w:rPr>
               <w:t>20</w:t>
             </w:r>
@@ -1223,6 +1288,7 @@
         <w:tc>
           <w:tcPr>
             <w:tcW w:type="dxa" w:w="960"/>
+            <w:noWrap/>
           </w:tcPr>
           <w:p>
             <w:pPr>
@@ -1230,7 +1296,7 @@
             </w:pPr>
             <w:r>
               <w:rPr>
-                <w:sz w:val="16"/>
+                <w:sz w:val="18"/>
               </w:rPr>
               <w:t>€8,398</w:t>
             </w:r>
@@ -1239,6 +1305,7 @@
         <w:tc>
           <w:tcPr>
             <w:tcW w:type="dxa" w:w="960"/>
+            <w:noWrap/>
           </w:tcPr>
           <w:p>
             <w:pPr>
@@ -1246,7 +1313,7 @@
             </w:pPr>
             <w:r>
               <w:rPr>
-                <w:sz w:val="16"/>
+                <w:sz w:val="18"/>
               </w:rPr>
               <w:t>11.2%</w:t>
             </w:r>
@@ -1255,6 +1322,7 @@
         <w:tc>
           <w:tcPr>
             <w:tcW w:type="dxa" w:w="960"/>
+            <w:noWrap/>
           </w:tcPr>
           <w:p>
             <w:pPr>
@@ -1262,7 +1330,7 @@
             </w:pPr>
             <w:r>
               <w:rPr>
-                <w:sz w:val="16"/>
+                <w:sz w:val="18"/>
               </w:rPr>
               <w:t>€6,076</w:t>
             </w:r>
@@ -1271,6 +1339,7 @@
         <w:tc>
           <w:tcPr>
             <w:tcW w:type="dxa" w:w="960"/>
+            <w:noWrap/>
           </w:tcPr>
           <w:p>
             <w:pPr>
@@ -1278,7 +1347,7 @@
             </w:pPr>
             <w:r>
               <w:rPr>
-                <w:sz w:val="16"/>
+                <w:sz w:val="18"/>
               </w:rPr>
               <w:t>9.4%</w:t>
             </w:r>
@@ -1287,6 +1356,7 @@
         <w:tc>
           <w:tcPr>
             <w:tcW w:type="dxa" w:w="960"/>
+            <w:noWrap/>
           </w:tcPr>
           <w:p>
             <w:pPr>
@@ -1294,7 +1364,7 @@
             </w:pPr>
             <w:r>
               <w:rPr>
-                <w:sz w:val="16"/>
+                <w:sz w:val="18"/>
               </w:rPr>
               <w:t>€3,207</w:t>
             </w:r>
@@ -1303,6 +1373,7 @@
         <w:tc>
           <w:tcPr>
             <w:tcW w:type="dxa" w:w="960"/>
+            <w:noWrap/>
           </w:tcPr>
           <w:p>
             <w:pPr>
@@ -1310,7 +1381,7 @@
             </w:pPr>
             <w:r>
               <w:rPr>
-                <w:sz w:val="16"/>
+                <w:sz w:val="18"/>
               </w:rPr>
               <w:t>6.0%</w:t>
             </w:r>
@@ -1319,6 +1390,7 @@
         <w:tc>
           <w:tcPr>
             <w:tcW w:type="dxa" w:w="960"/>
+            <w:noWrap/>
           </w:tcPr>
           <w:p>
             <w:pPr>
@@ -1327,7 +1399,7 @@
             <w:r>
               <w:rPr>
                 <w:color w:val="008000"/>
-                <w:sz w:val="16"/>
+                <w:sz w:val="18"/>
               </w:rPr>
               <w:t>+€2,322</w:t>
             </w:r>
@@ -1338,6 +1410,7 @@
         <w:tc>
           <w:tcPr>
             <w:tcW w:type="dxa" w:w="960"/>
+            <w:noWrap/>
           </w:tcPr>
           <w:p>
             <w:pPr>
@@ -1345,7 +1418,7 @@
             </w:pPr>
             <w:r>
               <w:rPr>
-                <w:sz w:val="16"/>
+                <w:sz w:val="18"/>
               </w:rPr>
               <w:t>2007</w:t>
             </w:r>
@@ -1354,6 +1427,7 @@
         <w:tc>
           <w:tcPr>
             <w:tcW w:type="dxa" w:w="960"/>
+            <w:noWrap/>
           </w:tcPr>
           <w:p>
             <w:pPr>
@@ -1361,7 +1435,7 @@
             </w:pPr>
             <w:r>
               <w:rPr>
-                <w:sz w:val="16"/>
+                <w:sz w:val="18"/>
               </w:rPr>
               <w:t>19</w:t>
             </w:r>
@@ -1370,6 +1444,7 @@
         <w:tc>
           <w:tcPr>
             <w:tcW w:type="dxa" w:w="960"/>
+            <w:noWrap/>
           </w:tcPr>
           <w:p>
             <w:pPr>
@@ -1377,7 +1452,7 @@
             </w:pPr>
             <w:r>
               <w:rPr>
-                <w:sz w:val="16"/>
+                <w:sz w:val="18"/>
               </w:rPr>
               <w:t>€6,878</w:t>
             </w:r>
@@ -1386,6 +1461,7 @@
         <w:tc>
           <w:tcPr>
             <w:tcW w:type="dxa" w:w="960"/>
+            <w:noWrap/>
           </w:tcPr>
           <w:p>
             <w:pPr>
@@ -1393,7 +1469,7 @@
             </w:pPr>
             <w:r>
               <w:rPr>
-                <w:sz w:val="16"/>
+                <w:sz w:val="18"/>
               </w:rPr>
               <w:t>10.6%</w:t>
             </w:r>
@@ -1402,6 +1478,7 @@
         <w:tc>
           <w:tcPr>
             <w:tcW w:type="dxa" w:w="960"/>
+            <w:noWrap/>
           </w:tcPr>
           <w:p>
             <w:pPr>
@@ -1409,7 +1486,7 @@
             </w:pPr>
             <w:r>
               <w:rPr>
-                <w:sz w:val="16"/>
+                <w:sz w:val="18"/>
               </w:rPr>
               <w:t>€4,997</w:t>
             </w:r>
@@ -1418,6 +1495,7 @@
         <w:tc>
           <w:tcPr>
             <w:tcW w:type="dxa" w:w="960"/>
+            <w:noWrap/>
           </w:tcPr>
           <w:p>
             <w:pPr>
@@ -1425,7 +1503,7 @@
             </w:pPr>
             <w:r>
               <w:rPr>
-                <w:sz w:val="16"/>
+                <w:sz w:val="18"/>
               </w:rPr>
               <w:t>8.8%</w:t>
             </w:r>
@@ -1434,6 +1512,7 @@
         <w:tc>
           <w:tcPr>
             <w:tcW w:type="dxa" w:w="960"/>
+            <w:noWrap/>
           </w:tcPr>
           <w:p>
             <w:pPr>
@@ -1441,7 +1520,7 @@
             </w:pPr>
             <w:r>
               <w:rPr>
-                <w:sz w:val="16"/>
+                <w:sz w:val="18"/>
               </w:rPr>
               <w:t>€2,395</w:t>
             </w:r>
@@ -1450,6 +1529,7 @@
         <w:tc>
           <w:tcPr>
             <w:tcW w:type="dxa" w:w="960"/>
+            <w:noWrap/>
           </w:tcPr>
           <w:p>
             <w:pPr>
@@ -1457,7 +1537,7 @@
             </w:pPr>
             <w:r>
               <w:rPr>
-                <w:sz w:val="16"/>
+                <w:sz w:val="18"/>
               </w:rPr>
               <w:t>4.7%</w:t>
             </w:r>
@@ -1466,6 +1546,7 @@
         <w:tc>
           <w:tcPr>
             <w:tcW w:type="dxa" w:w="960"/>
+            <w:noWrap/>
           </w:tcPr>
           <w:p>
             <w:pPr>
@@ -1474,7 +1555,7 @@
             <w:r>
               <w:rPr>
                 <w:color w:val="008000"/>
-                <w:sz w:val="16"/>
+                <w:sz w:val="18"/>
               </w:rPr>
               <w:t>+€1,880</w:t>
             </w:r>
@@ -1485,6 +1566,7 @@
         <w:tc>
           <w:tcPr>
             <w:tcW w:type="dxa" w:w="960"/>
+            <w:noWrap/>
           </w:tcPr>
           <w:p>
             <w:pPr>
@@ -1493,7 +1575,7 @@
             <w:r>
               <w:rPr>
                 <w:color w:val="CC0000"/>
-                <w:sz w:val="16"/>
+                <w:sz w:val="18"/>
               </w:rPr>
               <w:t>2008</w:t>
             </w:r>
@@ -1502,6 +1584,7 @@
         <w:tc>
           <w:tcPr>
             <w:tcW w:type="dxa" w:w="960"/>
+            <w:noWrap/>
           </w:tcPr>
           <w:p>
             <w:pPr>
@@ -1510,7 +1593,7 @@
             <w:r>
               <w:rPr>
                 <w:color w:val="CC0000"/>
-                <w:sz w:val="16"/>
+                <w:sz w:val="18"/>
               </w:rPr>
               <w:t>18</w:t>
             </w:r>
@@ -1519,6 +1602,7 @@
         <w:tc>
           <w:tcPr>
             <w:tcW w:type="dxa" w:w="960"/>
+            <w:noWrap/>
           </w:tcPr>
           <w:p>
             <w:pPr>
@@ -1527,7 +1611,7 @@
             <w:r>
               <w:rPr>
                 <w:color w:val="CC0000"/>
-                <w:sz w:val="16"/>
+                <w:sz w:val="18"/>
               </w:rPr>
               <w:t>€4,234</w:t>
             </w:r>
@@ -1536,6 +1620,7 @@
         <w:tc>
           <w:tcPr>
             <w:tcW w:type="dxa" w:w="960"/>
+            <w:noWrap/>
           </w:tcPr>
           <w:p>
             <w:pPr>
@@ -1544,7 +1629,7 @@
             <w:r>
               <w:rPr>
                 <w:color w:val="CC0000"/>
-                <w:sz w:val="16"/>
+                <w:sz w:val="18"/>
               </w:rPr>
               <w:t>8.3%</w:t>
             </w:r>
@@ -1553,6 +1638,7 @@
         <w:tc>
           <w:tcPr>
             <w:tcW w:type="dxa" w:w="960"/>
+            <w:noWrap/>
           </w:tcPr>
           <w:p>
             <w:pPr>
@@ -1561,7 +1647,7 @@
             <w:r>
               <w:rPr>
                 <w:color w:val="CC0000"/>
-                <w:sz w:val="16"/>
+                <w:sz w:val="18"/>
               </w:rPr>
               <w:t>€4,476</w:t>
             </w:r>
@@ -1570,6 +1656,7 @@
         <w:tc>
           <w:tcPr>
             <w:tcW w:type="dxa" w:w="960"/>
+            <w:noWrap/>
           </w:tcPr>
           <w:p>
             <w:pPr>
@@ -1578,7 +1665,7 @@
             <w:r>
               <w:rPr>
                 <w:color w:val="CC0000"/>
-                <w:sz w:val="16"/>
+                <w:sz w:val="18"/>
               </w:rPr>
               <w:t>8.6%</w:t>
             </w:r>
@@ -1587,6 +1674,7 @@
         <w:tc>
           <w:tcPr>
             <w:tcW w:type="dxa" w:w="960"/>
+            <w:noWrap/>
           </w:tcPr>
           <w:p>
             <w:pPr>
@@ -1595,7 +1683,7 @@
             <w:r>
               <w:rPr>
                 <w:color w:val="CC0000"/>
-                <w:sz w:val="16"/>
+                <w:sz w:val="18"/>
               </w:rPr>
               <w:t>€1,847</w:t>
             </w:r>
@@ -1604,6 +1692,7 @@
         <w:tc>
           <w:tcPr>
             <w:tcW w:type="dxa" w:w="960"/>
+            <w:noWrap/>
           </w:tcPr>
           <w:p>
             <w:pPr>
@@ -1612,7 +1701,7 @@
             <w:r>
               <w:rPr>
                 <w:color w:val="CC0000"/>
-                <w:sz w:val="16"/>
+                <w:sz w:val="18"/>
               </w:rPr>
               <w:t>3.4%</w:t>
             </w:r>
@@ -1621,6 +1710,7 @@
         <w:tc>
           <w:tcPr>
             <w:tcW w:type="dxa" w:w="960"/>
+            <w:noWrap/>
           </w:tcPr>
           <w:p>
             <w:pPr>
@@ -1629,7 +1719,7 @@
             <w:r>
               <w:rPr>
                 <w:color w:val="CC0000"/>
-                <w:sz w:val="16"/>
+                <w:sz w:val="18"/>
               </w:rPr>
               <w:t>€-243</w:t>
             </w:r>
@@ -1640,6 +1730,7 @@
         <w:tc>
           <w:tcPr>
             <w:tcW w:type="dxa" w:w="960"/>
+            <w:noWrap/>
           </w:tcPr>
           <w:p>
             <w:pPr>
@@ -1648,7 +1739,7 @@
             <w:r>
               <w:rPr>
                 <w:color w:val="CC0000"/>
-                <w:sz w:val="16"/>
+                <w:sz w:val="18"/>
               </w:rPr>
               <w:t>2009</w:t>
             </w:r>
@@ -1657,6 +1748,7 @@
         <w:tc>
           <w:tcPr>
             <w:tcW w:type="dxa" w:w="960"/>
+            <w:noWrap/>
           </w:tcPr>
           <w:p>
             <w:pPr>
@@ -1665,7 +1757,7 @@
             <w:r>
               <w:rPr>
                 <w:color w:val="CC0000"/>
-                <w:sz w:val="16"/>
+                <w:sz w:val="18"/>
               </w:rPr>
               <w:t>17</w:t>
             </w:r>
@@ -1674,6 +1766,7 @@
         <w:tc>
           <w:tcPr>
             <w:tcW w:type="dxa" w:w="960"/>
+            <w:noWrap/>
           </w:tcPr>
           <w:p>
             <w:pPr>
@@ -1682,7 +1775,7 @@
             <w:r>
               <w:rPr>
                 <w:color w:val="CC0000"/>
-                <w:sz w:val="16"/>
+                <w:sz w:val="18"/>
               </w:rPr>
               <w:t>€4,888</w:t>
             </w:r>
@@ -1691,6 +1784,7 @@
         <w:tc>
           <w:tcPr>
             <w:tcW w:type="dxa" w:w="960"/>
+            <w:noWrap/>
           </w:tcPr>
           <w:p>
             <w:pPr>
@@ -1699,7 +1793,7 @@
             <w:r>
               <w:rPr>
                 <w:color w:val="CC0000"/>
-                <w:sz w:val="16"/>
+                <w:sz w:val="18"/>
               </w:rPr>
               <w:t>9.7%</w:t>
             </w:r>
@@ -1708,6 +1802,7 @@
         <w:tc>
           <w:tcPr>
             <w:tcW w:type="dxa" w:w="960"/>
+            <w:noWrap/>
           </w:tcPr>
           <w:p>
             <w:pPr>
@@ -1716,7 +1811,7 @@
             <w:r>
               <w:rPr>
                 <w:color w:val="CC0000"/>
-                <w:sz w:val="16"/>
+                <w:sz w:val="18"/>
               </w:rPr>
               <w:t>€8,298</w:t>
             </w:r>
@@ -1725,6 +1820,7 @@
         <w:tc>
           <w:tcPr>
             <w:tcW w:type="dxa" w:w="960"/>
+            <w:noWrap/>
           </w:tcPr>
           <w:p>
             <w:pPr>
@@ -1733,7 +1829,7 @@
             <w:r>
               <w:rPr>
                 <w:color w:val="CC0000"/>
-                <w:sz w:val="16"/>
+                <w:sz w:val="18"/>
               </w:rPr>
               <w:t>13.2%</w:t>
             </w:r>
@@ -1742,6 +1838,7 @@
         <w:tc>
           <w:tcPr>
             <w:tcW w:type="dxa" w:w="960"/>
+            <w:noWrap/>
           </w:tcPr>
           <w:p>
             <w:pPr>
@@ -1750,7 +1847,7 @@
             <w:r>
               <w:rPr>
                 <w:color w:val="CC0000"/>
-                <w:sz w:val="16"/>
+                <w:sz w:val="18"/>
               </w:rPr>
               <w:t>€3,718</w:t>
             </w:r>
@@ -1759,6 +1856,7 @@
         <w:tc>
           <w:tcPr>
             <w:tcW w:type="dxa" w:w="960"/>
+            <w:noWrap/>
           </w:tcPr>
           <w:p>
             <w:pPr>
@@ -1767,7 +1865,7 @@
             <w:r>
               <w:rPr>
                 <w:color w:val="CC0000"/>
-                <w:sz w:val="16"/>
+                <w:sz w:val="18"/>
               </w:rPr>
               <w:t>8.0%</w:t>
             </w:r>
@@ -1776,6 +1874,7 @@
         <w:tc>
           <w:tcPr>
             <w:tcW w:type="dxa" w:w="960"/>
+            <w:noWrap/>
           </w:tcPr>
           <w:p>
             <w:pPr>
@@ -1784,7 +1883,7 @@
             <w:r>
               <w:rPr>
                 <w:color w:val="CC0000"/>
-                <w:sz w:val="16"/>
+                <w:sz w:val="18"/>
               </w:rPr>
               <w:t>€-3,410</w:t>
             </w:r>
@@ -1795,6 +1894,7 @@
         <w:tc>
           <w:tcPr>
             <w:tcW w:type="dxa" w:w="960"/>
+            <w:noWrap/>
           </w:tcPr>
           <w:p>
             <w:pPr>
@@ -1803,7 +1903,7 @@
             <w:r>
               <w:rPr>
                 <w:color w:val="CC0000"/>
-                <w:sz w:val="16"/>
+                <w:sz w:val="18"/>
               </w:rPr>
               <w:t>2010</w:t>
             </w:r>
@@ -1812,6 +1912,7 @@
         <w:tc>
           <w:tcPr>
             <w:tcW w:type="dxa" w:w="960"/>
+            <w:noWrap/>
           </w:tcPr>
           <w:p>
             <w:pPr>
@@ -1820,7 +1921,7 @@
             <w:r>
               <w:rPr>
                 <w:color w:val="CC0000"/>
-                <w:sz w:val="16"/>
+                <w:sz w:val="18"/>
               </w:rPr>
               <w:t>16</w:t>
             </w:r>
@@ -1829,6 +1930,7 @@
         <w:tc>
           <w:tcPr>
             <w:tcW w:type="dxa" w:w="960"/>
+            <w:noWrap/>
           </w:tcPr>
           <w:p>
             <w:pPr>
@@ -1837,7 +1939,7 @@
             <w:r>
               <w:rPr>
                 <w:color w:val="CC0000"/>
-                <w:sz w:val="16"/>
+                <w:sz w:val="18"/>
               </w:rPr>
               <w:t>€3,840</w:t>
             </w:r>
@@ -1846,6 +1948,7 @@
         <w:tc>
           <w:tcPr>
             <w:tcW w:type="dxa" w:w="960"/>
+            <w:noWrap/>
           </w:tcPr>
           <w:p>
             <w:pPr>
@@ -1854,7 +1957,7 @@
             <w:r>
               <w:rPr>
                 <w:color w:val="CC0000"/>
-                <w:sz w:val="16"/>
+                <w:sz w:val="18"/>
               </w:rPr>
               <w:t>8.7%</w:t>
             </w:r>
@@ -1863,6 +1966,7 @@
         <w:tc>
           <w:tcPr>
             <w:tcW w:type="dxa" w:w="960"/>
+            <w:noWrap/>
           </w:tcPr>
           <w:p>
             <w:pPr>
@@ -1871,7 +1975,7 @@
             <w:r>
               <w:rPr>
                 <w:color w:val="CC0000"/>
-                <w:sz w:val="16"/>
+                <w:sz w:val="18"/>
               </w:rPr>
               <w:t>€5,777</w:t>
             </w:r>
@@ -1880,6 +1984,7 @@
         <w:tc>
           <w:tcPr>
             <w:tcW w:type="dxa" w:w="960"/>
+            <w:noWrap/>
           </w:tcPr>
           <w:p>
             <w:pPr>
@@ -1888,7 +1993,7 @@
             <w:r>
               <w:rPr>
                 <w:color w:val="CC0000"/>
-                <w:sz w:val="16"/>
+                <w:sz w:val="18"/>
               </w:rPr>
               <w:t>11.5%</w:t>
             </w:r>
@@ -1897,6 +2002,7 @@
         <w:tc>
           <w:tcPr>
             <w:tcW w:type="dxa" w:w="960"/>
+            <w:noWrap/>
           </w:tcPr>
           <w:p>
             <w:pPr>
@@ -1905,7 +2011,7 @@
             <w:r>
               <w:rPr>
                 <w:color w:val="CC0000"/>
-                <w:sz w:val="16"/>
+                <w:sz w:val="18"/>
               </w:rPr>
               <w:t>€2,486</w:t>
             </w:r>
@@ -1914,6 +2020,7 @@
         <w:tc>
           <w:tcPr>
             <w:tcW w:type="dxa" w:w="960"/>
+            <w:noWrap/>
           </w:tcPr>
           <w:p>
             <w:pPr>
@@ -1922,7 +2029,7 @@
             <w:r>
               <w:rPr>
                 <w:color w:val="CC0000"/>
-                <w:sz w:val="16"/>
+                <w:sz w:val="18"/>
               </w:rPr>
               <w:t>5.8%</w:t>
             </w:r>
@@ -1931,6 +2038,7 @@
         <w:tc>
           <w:tcPr>
             <w:tcW w:type="dxa" w:w="960"/>
+            <w:noWrap/>
           </w:tcPr>
           <w:p>
             <w:pPr>
@@ -1939,7 +2047,7 @@
             <w:r>
               <w:rPr>
                 <w:color w:val="CC0000"/>
-                <w:sz w:val="16"/>
+                <w:sz w:val="18"/>
               </w:rPr>
               <w:t>€-1,936</w:t>
             </w:r>
@@ -1950,6 +2058,7 @@
         <w:tc>
           <w:tcPr>
             <w:tcW w:type="dxa" w:w="960"/>
+            <w:noWrap/>
           </w:tcPr>
           <w:p>
             <w:pPr>
@@ -1958,7 +2067,7 @@
             <w:r>
               <w:rPr>
                 <w:color w:val="CC0000"/>
-                <w:sz w:val="16"/>
+                <w:sz w:val="18"/>
               </w:rPr>
               <w:t>2011</w:t>
             </w:r>
@@ -1967,6 +2076,7 @@
         <w:tc>
           <w:tcPr>
             <w:tcW w:type="dxa" w:w="960"/>
+            <w:noWrap/>
           </w:tcPr>
           <w:p>
             <w:pPr>
@@ -1975,7 +2085,7 @@
             <w:r>
               <w:rPr>
                 <w:color w:val="CC0000"/>
-                <w:sz w:val="16"/>
+                <w:sz w:val="18"/>
               </w:rPr>
               <w:t>15</w:t>
             </w:r>
@@ -1984,6 +2094,7 @@
         <w:tc>
           <w:tcPr>
             <w:tcW w:type="dxa" w:w="960"/>
+            <w:noWrap/>
           </w:tcPr>
           <w:p>
             <w:pPr>
@@ -1992,7 +2103,7 @@
             <w:r>
               <w:rPr>
                 <w:color w:val="CC0000"/>
-                <w:sz w:val="16"/>
+                <w:sz w:val="18"/>
               </w:rPr>
               <w:t>€3,181</w:t>
             </w:r>
@@ -2001,6 +2112,7 @@
         <w:tc>
           <w:tcPr>
             <w:tcW w:type="dxa" w:w="960"/>
+            <w:noWrap/>
           </w:tcPr>
           <w:p>
             <w:pPr>
@@ -2009,7 +2121,7 @@
             <w:r>
               <w:rPr>
                 <w:color w:val="CC0000"/>
-                <w:sz w:val="16"/>
+                <w:sz w:val="18"/>
               </w:rPr>
               <w:t>8.0%</w:t>
             </w:r>
@@ -2018,6 +2130,7 @@
         <w:tc>
           <w:tcPr>
             <w:tcW w:type="dxa" w:w="960"/>
+            <w:noWrap/>
           </w:tcPr>
           <w:p>
             <w:pPr>
@@ -2026,7 +2139,7 @@
             <w:r>
               <w:rPr>
                 <w:color w:val="CC0000"/>
-                <w:sz w:val="16"/>
+                <w:sz w:val="18"/>
               </w:rPr>
               <w:t>€4,853</w:t>
             </w:r>
@@ -2035,6 +2148,7 @@
         <w:tc>
           <w:tcPr>
             <w:tcW w:type="dxa" w:w="960"/>
+            <w:noWrap/>
           </w:tcPr>
           <w:p>
             <w:pPr>
@@ -2043,7 +2157,7 @@
             <w:r>
               <w:rPr>
                 <w:color w:val="CC0000"/>
-                <w:sz w:val="16"/>
+                <w:sz w:val="18"/>
               </w:rPr>
               <w:t>11.0%</w:t>
             </w:r>
@@ -2052,6 +2166,7 @@
         <w:tc>
           <w:tcPr>
             <w:tcW w:type="dxa" w:w="960"/>
+            <w:noWrap/>
           </w:tcPr>
           <w:p>
             <w:pPr>
@@ -2060,7 +2175,7 @@
             <w:r>
               <w:rPr>
                 <w:color w:val="CC0000"/>
-                <w:sz w:val="16"/>
+                <w:sz w:val="18"/>
               </w:rPr>
               <w:t>€2,082</w:t>
             </w:r>
@@ -2069,6 +2184,7 @@
         <w:tc>
           <w:tcPr>
             <w:tcW w:type="dxa" w:w="960"/>
+            <w:noWrap/>
           </w:tcPr>
           <w:p>
             <w:pPr>
@@ -2077,7 +2193,7 @@
             <w:r>
               <w:rPr>
                 <w:color w:val="CC0000"/>
-                <w:sz w:val="16"/>
+                <w:sz w:val="18"/>
               </w:rPr>
               <w:t>5.0%</w:t>
             </w:r>
@@ -2086,6 +2202,7 @@
         <w:tc>
           <w:tcPr>
             <w:tcW w:type="dxa" w:w="960"/>
+            <w:noWrap/>
           </w:tcPr>
           <w:p>
             <w:pPr>
@@ -2094,7 +2211,7 @@
             <w:r>
               <w:rPr>
                 <w:color w:val="CC0000"/>
-                <w:sz w:val="16"/>
+                <w:sz w:val="18"/>
               </w:rPr>
               <w:t>€-1,672</w:t>
             </w:r>
@@ -2105,6 +2222,7 @@
         <w:tc>
           <w:tcPr>
             <w:tcW w:type="dxa" w:w="960"/>
+            <w:noWrap/>
           </w:tcPr>
           <w:p>
             <w:pPr>
@@ -2113,7 +2231,7 @@
             <w:r>
               <w:rPr>
                 <w:color w:val="CC0000"/>
-                <w:sz w:val="16"/>
+                <w:sz w:val="18"/>
               </w:rPr>
               <w:t>2012</w:t>
             </w:r>
@@ -2122,6 +2240,7 @@
         <w:tc>
           <w:tcPr>
             <w:tcW w:type="dxa" w:w="960"/>
+            <w:noWrap/>
           </w:tcPr>
           <w:p>
             <w:pPr>
@@ -2130,7 +2249,7 @@
             <w:r>
               <w:rPr>
                 <w:color w:val="CC0000"/>
-                <w:sz w:val="16"/>
+                <w:sz w:val="18"/>
               </w:rPr>
               <w:t>14</w:t>
             </w:r>
@@ -2139,6 +2258,7 @@
         <w:tc>
           <w:tcPr>
             <w:tcW w:type="dxa" w:w="960"/>
+            <w:noWrap/>
           </w:tcPr>
           <w:p>
             <w:pPr>
@@ -2147,7 +2267,7 @@
             <w:r>
               <w:rPr>
                 <w:color w:val="CC0000"/>
-                <w:sz w:val="16"/>
+                <w:sz w:val="18"/>
               </w:rPr>
               <w:t>€2,537</w:t>
             </w:r>
@@ -2156,6 +2276,7 @@
         <w:tc>
           <w:tcPr>
             <w:tcW w:type="dxa" w:w="960"/>
+            <w:noWrap/>
           </w:tcPr>
           <w:p>
             <w:pPr>
@@ -2164,7 +2285,7 @@
             <w:r>
               <w:rPr>
                 <w:color w:val="CC0000"/>
-                <w:sz w:val="16"/>
+                <w:sz w:val="18"/>
               </w:rPr>
               <w:t>6.8%</w:t>
             </w:r>
@@ -2173,6 +2294,7 @@
         <w:tc>
           <w:tcPr>
             <w:tcW w:type="dxa" w:w="960"/>
+            <w:noWrap/>
           </w:tcPr>
           <w:p>
             <w:pPr>
@@ -2181,7 +2303,7 @@
             <w:r>
               <w:rPr>
                 <w:color w:val="CC0000"/>
-                <w:sz w:val="16"/>
+                <w:sz w:val="18"/>
               </w:rPr>
               <w:t>€4,840</w:t>
             </w:r>
@@ -2190,6 +2312,7 @@
         <w:tc>
           <w:tcPr>
             <w:tcW w:type="dxa" w:w="960"/>
+            <w:noWrap/>
           </w:tcPr>
           <w:p>
             <w:pPr>
@@ -2198,7 +2321,7 @@
             <w:r>
               <w:rPr>
                 <w:color w:val="CC0000"/>
-                <w:sz w:val="16"/>
+                <w:sz w:val="18"/>
               </w:rPr>
               <w:t>11.8%</w:t>
             </w:r>
@@ -2207,6 +2330,7 @@
         <w:tc>
           <w:tcPr>
             <w:tcW w:type="dxa" w:w="960"/>
+            <w:noWrap/>
           </w:tcPr>
           <w:p>
             <w:pPr>
@@ -2215,7 +2339,7 @@
             <w:r>
               <w:rPr>
                 <w:color w:val="CC0000"/>
-                <w:sz w:val="16"/>
+                <w:sz w:val="18"/>
               </w:rPr>
               <w:t>€2,430</w:t>
             </w:r>
@@ -2224,6 +2348,7 @@
         <w:tc>
           <w:tcPr>
             <w:tcW w:type="dxa" w:w="960"/>
+            <w:noWrap/>
           </w:tcPr>
           <w:p>
             <w:pPr>
@@ -2232,7 +2357,7 @@
             <w:r>
               <w:rPr>
                 <w:color w:val="CC0000"/>
-                <w:sz w:val="16"/>
+                <w:sz w:val="18"/>
               </w:rPr>
               <w:t>6.5%</w:t>
             </w:r>
@@ -2241,6 +2366,7 @@
         <w:tc>
           <w:tcPr>
             <w:tcW w:type="dxa" w:w="960"/>
+            <w:noWrap/>
           </w:tcPr>
           <w:p>
             <w:pPr>
@@ -2249,7 +2375,7 @@
             <w:r>
               <w:rPr>
                 <w:color w:val="CC0000"/>
-                <w:sz w:val="16"/>
+                <w:sz w:val="18"/>
               </w:rPr>
               <w:t>€-2,303</w:t>
             </w:r>
@@ -2260,6 +2386,7 @@
         <w:tc>
           <w:tcPr>
             <w:tcW w:type="dxa" w:w="960"/>
+            <w:noWrap/>
           </w:tcPr>
           <w:p>
             <w:pPr>
@@ -2268,7 +2395,7 @@
             <w:r>
               <w:rPr>
                 <w:color w:val="CC0000"/>
-                <w:sz w:val="16"/>
+                <w:sz w:val="18"/>
               </w:rPr>
               <w:t>2013</w:t>
             </w:r>
@@ -2277,6 +2404,7 @@
         <w:tc>
           <w:tcPr>
             <w:tcW w:type="dxa" w:w="960"/>
+            <w:noWrap/>
           </w:tcPr>
           <w:p>
             <w:pPr>
@@ -2285,7 +2413,7 @@
             <w:r>
               <w:rPr>
                 <w:color w:val="CC0000"/>
-                <w:sz w:val="16"/>
+                <w:sz w:val="18"/>
               </w:rPr>
               <w:t>13</w:t>
             </w:r>
@@ -2294,6 +2422,7 @@
         <w:tc>
           <w:tcPr>
             <w:tcW w:type="dxa" w:w="960"/>
+            <w:noWrap/>
           </w:tcPr>
           <w:p>
             <w:pPr>
@@ -2302,7 +2431,7 @@
             <w:r>
               <w:rPr>
                 <w:color w:val="CC0000"/>
-                <w:sz w:val="16"/>
+                <w:sz w:val="18"/>
               </w:rPr>
               <w:t>€2,582</w:t>
             </w:r>
@@ -2311,6 +2440,7 @@
         <w:tc>
           <w:tcPr>
             <w:tcW w:type="dxa" w:w="960"/>
+            <w:noWrap/>
           </w:tcPr>
           <w:p>
             <w:pPr>
@@ -2319,7 +2449,7 @@
             <w:r>
               <w:rPr>
                 <w:color w:val="CC0000"/>
-                <w:sz w:val="16"/>
+                <w:sz w:val="18"/>
               </w:rPr>
               <w:t>7.5%</w:t>
             </w:r>
@@ -2328,6 +2458,7 @@
         <w:tc>
           <w:tcPr>
             <w:tcW w:type="dxa" w:w="960"/>
+            <w:noWrap/>
           </w:tcPr>
           <w:p>
             <w:pPr>
@@ -2336,7 +2467,7 @@
             <w:r>
               <w:rPr>
                 <w:color w:val="CC0000"/>
-                <w:sz w:val="16"/>
+                <w:sz w:val="18"/>
               </w:rPr>
               <w:t>€4,061</w:t>
             </w:r>
@@ -2345,6 +2476,7 @@
         <w:tc>
           <w:tcPr>
             <w:tcW w:type="dxa" w:w="960"/>
+            <w:noWrap/>
           </w:tcPr>
           <w:p>
             <w:pPr>
@@ -2353,7 +2485,7 @@
             <w:r>
               <w:rPr>
                 <w:color w:val="CC0000"/>
-                <w:sz w:val="16"/>
+                <w:sz w:val="18"/>
               </w:rPr>
               <w:t>11.3%</w:t>
             </w:r>
@@ -2362,6 +2494,7 @@
         <w:tc>
           <w:tcPr>
             <w:tcW w:type="dxa" w:w="960"/>
+            <w:noWrap/>
           </w:tcPr>
           <w:p>
             <w:pPr>
@@ -2370,7 +2503,7 @@
             <w:r>
               <w:rPr>
                 <w:color w:val="CC0000"/>
-                <w:sz w:val="16"/>
+                <w:sz w:val="18"/>
               </w:rPr>
               <w:t>€1,948</w:t>
             </w:r>
@@ -2379,6 +2512,7 @@
         <w:tc>
           <w:tcPr>
             <w:tcW w:type="dxa" w:w="960"/>
+            <w:noWrap/>
           </w:tcPr>
           <w:p>
             <w:pPr>
@@ -2387,7 +2521,7 @@
             <w:r>
               <w:rPr>
                 <w:color w:val="CC0000"/>
-                <w:sz w:val="16"/>
+                <w:sz w:val="18"/>
               </w:rPr>
               <w:t>5.2%</w:t>
             </w:r>
@@ -2396,6 +2530,7 @@
         <w:tc>
           <w:tcPr>
             <w:tcW w:type="dxa" w:w="960"/>
+            <w:noWrap/>
           </w:tcPr>
           <w:p>
             <w:pPr>
@@ -2404,7 +2539,7 @@
             <w:r>
               <w:rPr>
                 <w:color w:val="CC0000"/>
-                <w:sz w:val="16"/>
+                <w:sz w:val="18"/>
               </w:rPr>
               <w:t>€-1,479</w:t>
             </w:r>
@@ -2415,6 +2550,7 @@
         <w:tc>
           <w:tcPr>
             <w:tcW w:type="dxa" w:w="960"/>
+            <w:noWrap/>
           </w:tcPr>
           <w:p>
             <w:pPr>
@@ -2422,7 +2558,7 @@
             </w:pPr>
             <w:r>
               <w:rPr>
-                <w:sz w:val="16"/>
+                <w:sz w:val="18"/>
               </w:rPr>
               <w:t>2014</w:t>
             </w:r>
@@ -2431,6 +2567,7 @@
         <w:tc>
           <w:tcPr>
             <w:tcW w:type="dxa" w:w="960"/>
+            <w:noWrap/>
           </w:tcPr>
           <w:p>
             <w:pPr>
@@ -2438,7 +2575,7 @@
             </w:pPr>
             <w:r>
               <w:rPr>
-                <w:sz w:val="16"/>
+                <w:sz w:val="18"/>
               </w:rPr>
               <w:t>12</w:t>
             </w:r>
@@ -2447,6 +2584,7 @@
         <w:tc>
           <w:tcPr>
             <w:tcW w:type="dxa" w:w="960"/>
+            <w:noWrap/>
           </w:tcPr>
           <w:p>
             <w:pPr>
@@ -2454,7 +2592,7 @@
             </w:pPr>
             <w:r>
               <w:rPr>
-                <w:sz w:val="16"/>
+                <w:sz w:val="18"/>
               </w:rPr>
               <w:t>€3,466</w:t>
             </w:r>
@@ -2463,6 +2601,7 @@
         <w:tc>
           <w:tcPr>
             <w:tcW w:type="dxa" w:w="960"/>
+            <w:noWrap/>
           </w:tcPr>
           <w:p>
             <w:pPr>
@@ -2470,7 +2609,7 @@
             </w:pPr>
             <w:r>
               <w:rPr>
-                <w:sz w:val="16"/>
+                <w:sz w:val="18"/>
               </w:rPr>
               <w:t>10.8%</w:t>
             </w:r>
@@ -2479,6 +2618,7 @@
         <w:tc>
           <w:tcPr>
             <w:tcW w:type="dxa" w:w="960"/>
+            <w:noWrap/>
           </w:tcPr>
           <w:p>
             <w:pPr>
@@ -2486,7 +2626,7 @@
             </w:pPr>
             <w:r>
               <w:rPr>
-                <w:sz w:val="16"/>
+                <w:sz w:val="18"/>
               </w:rPr>
               <w:t>€3,382</w:t>
             </w:r>
@@ -2495,6 +2635,7 @@
         <w:tc>
           <w:tcPr>
             <w:tcW w:type="dxa" w:w="960"/>
+            <w:noWrap/>
           </w:tcPr>
           <w:p>
             <w:pPr>
@@ -2502,7 +2643,7 @@
             </w:pPr>
             <w:r>
               <w:rPr>
-                <w:sz w:val="16"/>
+                <w:sz w:val="18"/>
               </w:rPr>
               <w:t>10.6%</w:t>
             </w:r>
@@ -2511,6 +2652,7 @@
         <w:tc>
           <w:tcPr>
             <w:tcW w:type="dxa" w:w="960"/>
+            <w:noWrap/>
           </w:tcPr>
           <w:p>
             <w:pPr>
@@ -2518,7 +2660,7 @@
             </w:pPr>
             <w:r>
               <w:rPr>
-                <w:sz w:val="16"/>
+                <w:sz w:val="18"/>
               </w:rPr>
               <w:t>€1,666</w:t>
             </w:r>
@@ -2527,6 +2669,7 @@
         <w:tc>
           <w:tcPr>
             <w:tcW w:type="dxa" w:w="960"/>
+            <w:noWrap/>
           </w:tcPr>
           <w:p>
             <w:pPr>
@@ -2534,7 +2677,7 @@
             </w:pPr>
             <w:r>
               <w:rPr>
-                <w:sz w:val="16"/>
+                <w:sz w:val="18"/>
               </w:rPr>
               <w:t>4.3%</w:t>
             </w:r>
@@ -2543,6 +2686,7 @@
         <w:tc>
           <w:tcPr>
             <w:tcW w:type="dxa" w:w="960"/>
+            <w:noWrap/>
           </w:tcPr>
           <w:p>
             <w:pPr>
@@ -2551,7 +2695,7 @@
             <w:r>
               <w:rPr>
                 <w:color w:val="008000"/>
-                <w:sz w:val="16"/>
+                <w:sz w:val="18"/>
               </w:rPr>
               <w:t>+€83</w:t>
             </w:r>
@@ -2562,6 +2706,7 @@
         <w:tc>
           <w:tcPr>
             <w:tcW w:type="dxa" w:w="960"/>
+            <w:noWrap/>
           </w:tcPr>
           <w:p>
             <w:pPr>
@@ -2569,7 +2714,7 @@
             </w:pPr>
             <w:r>
               <w:rPr>
-                <w:sz w:val="16"/>
+                <w:sz w:val="18"/>
               </w:rPr>
               <w:t>2015</w:t>
             </w:r>
@@ -2578,6 +2723,7 @@
         <w:tc>
           <w:tcPr>
             <w:tcW w:type="dxa" w:w="960"/>
+            <w:noWrap/>
           </w:tcPr>
           <w:p>
             <w:pPr>
@@ -2585,7 +2731,7 @@
             </w:pPr>
             <w:r>
               <w:rPr>
-                <w:sz w:val="16"/>
+                <w:sz w:val="18"/>
               </w:rPr>
               <w:t>11</w:t>
             </w:r>
@@ -2594,6 +2740,7 @@
         <w:tc>
           <w:tcPr>
             <w:tcW w:type="dxa" w:w="960"/>
+            <w:noWrap/>
           </w:tcPr>
           <w:p>
             <w:pPr>
@@ -2601,7 +2748,7 @@
             </w:pPr>
             <w:r>
               <w:rPr>
-                <w:sz w:val="16"/>
+                <w:sz w:val="18"/>
               </w:rPr>
               <w:t>€4,019</w:t>
             </w:r>
@@ -2610,6 +2757,7 @@
         <w:tc>
           <w:tcPr>
             <w:tcW w:type="dxa" w:w="960"/>
+            <w:noWrap/>
           </w:tcPr>
           <w:p>
             <w:pPr>
@@ -2617,7 +2765,7 @@
             </w:pPr>
             <w:r>
               <w:rPr>
-                <w:sz w:val="16"/>
+                <w:sz w:val="18"/>
               </w:rPr>
               <w:t>13.3%</w:t>
             </w:r>
@@ -2626,6 +2774,7 @@
         <w:tc>
           <w:tcPr>
             <w:tcW w:type="dxa" w:w="960"/>
+            <w:noWrap/>
           </w:tcPr>
           <w:p>
             <w:pPr>
@@ -2633,7 +2782,7 @@
             </w:pPr>
             <w:r>
               <w:rPr>
-                <w:sz w:val="16"/>
+                <w:sz w:val="18"/>
               </w:rPr>
               <w:t>€3,532</w:t>
             </w:r>
@@ -2642,6 +2791,7 @@
         <w:tc>
           <w:tcPr>
             <w:tcW w:type="dxa" w:w="960"/>
+            <w:noWrap/>
           </w:tcPr>
           <w:p>
             <w:pPr>
@@ -2649,7 +2799,7 @@
             </w:pPr>
             <w:r>
               <w:rPr>
-                <w:sz w:val="16"/>
+                <w:sz w:val="18"/>
               </w:rPr>
               <w:t>12.0%</w:t>
             </w:r>
@@ -2658,6 +2808,7 @@
         <w:tc>
           <w:tcPr>
             <w:tcW w:type="dxa" w:w="960"/>
+            <w:noWrap/>
           </w:tcPr>
           <w:p>
             <w:pPr>
@@ -2665,7 +2816,7 @@
             </w:pPr>
             <w:r>
               <w:rPr>
-                <w:sz w:val="16"/>
+                <w:sz w:val="18"/>
               </w:rPr>
               <w:t>€2,027</w:t>
             </w:r>
@@ -2674,6 +2825,7 @@
         <w:tc>
           <w:tcPr>
             <w:tcW w:type="dxa" w:w="960"/>
+            <w:noWrap/>
           </w:tcPr>
           <w:p>
             <w:pPr>
@@ -2681,7 +2833,7 @@
             </w:pPr>
             <w:r>
               <w:rPr>
-                <w:sz w:val="16"/>
+                <w:sz w:val="18"/>
               </w:rPr>
               <w:t>6.6%</w:t>
             </w:r>
@@ -2690,6 +2842,7 @@
         <w:tc>
           <w:tcPr>
             <w:tcW w:type="dxa" w:w="960"/>
+            <w:noWrap/>
           </w:tcPr>
           <w:p>
             <w:pPr>
@@ -2698,7 +2851,7 @@
             <w:r>
               <w:rPr>
                 <w:color w:val="008000"/>
-                <w:sz w:val="16"/>
+                <w:sz w:val="18"/>
               </w:rPr>
               <w:t>+€487</w:t>
             </w:r>
@@ -2709,6 +2862,7 @@
         <w:tc>
           <w:tcPr>
             <w:tcW w:type="dxa" w:w="960"/>
+            <w:noWrap/>
           </w:tcPr>
           <w:p>
             <w:pPr>
@@ -2716,7 +2870,7 @@
             </w:pPr>
             <w:r>
               <w:rPr>
-                <w:sz w:val="16"/>
+                <w:sz w:val="18"/>
               </w:rPr>
               <w:t>2016</w:t>
             </w:r>
@@ -2725,6 +2879,7 @@
         <w:tc>
           <w:tcPr>
             <w:tcW w:type="dxa" w:w="960"/>
+            <w:noWrap/>
           </w:tcPr>
           <w:p>
             <w:pPr>
@@ -2732,7 +2887,7 @@
             </w:pPr>
             <w:r>
               <w:rPr>
-                <w:sz w:val="16"/>
+                <w:sz w:val="18"/>
               </w:rPr>
               <w:t>10</w:t>
             </w:r>
@@ -2741,6 +2896,7 @@
         <w:tc>
           <w:tcPr>
             <w:tcW w:type="dxa" w:w="960"/>
+            <w:noWrap/>
           </w:tcPr>
           <w:p>
             <w:pPr>
@@ -2748,7 +2904,7 @@
             </w:pPr>
             <w:r>
               <w:rPr>
-                <w:sz w:val="16"/>
+                <w:sz w:val="18"/>
               </w:rPr>
               <w:t>€4,765</w:t>
             </w:r>
@@ -2757,6 +2913,7 @@
         <w:tc>
           <w:tcPr>
             <w:tcW w:type="dxa" w:w="960"/>
+            <w:noWrap/>
           </w:tcPr>
           <w:p>
             <w:pPr>
@@ -2764,7 +2921,7 @@
             </w:pPr>
             <w:r>
               <w:rPr>
-                <w:sz w:val="16"/>
+                <w:sz w:val="18"/>
               </w:rPr>
               <w:t>16.7%</w:t>
             </w:r>
@@ -2773,6 +2930,7 @@
         <w:tc>
           <w:tcPr>
             <w:tcW w:type="dxa" w:w="960"/>
+            <w:noWrap/>
           </w:tcPr>
           <w:p>
             <w:pPr>
@@ -2780,7 +2938,7 @@
             </w:pPr>
             <w:r>
               <w:rPr>
-                <w:sz w:val="16"/>
+                <w:sz w:val="18"/>
               </w:rPr>
               <w:t>€3,673</w:t>
             </w:r>
@@ -2789,6 +2947,7 @@
         <w:tc>
           <w:tcPr>
             <w:tcW w:type="dxa" w:w="960"/>
+            <w:noWrap/>
           </w:tcPr>
           <w:p>
             <w:pPr>
@@ -2796,7 +2955,7 @@
             </w:pPr>
             <w:r>
               <w:rPr>
-                <w:sz w:val="16"/>
+                <w:sz w:val="18"/>
               </w:rPr>
               <w:t>13.7%</w:t>
             </w:r>
@@ -2805,6 +2964,7 @@
         <w:tc>
           <w:tcPr>
             <w:tcW w:type="dxa" w:w="960"/>
+            <w:noWrap/>
           </w:tcPr>
           <w:p>
             <w:pPr>
@@ -2812,7 +2972,7 @@
             </w:pPr>
             <w:r>
               <w:rPr>
-                <w:sz w:val="16"/>
+                <w:sz w:val="18"/>
               </w:rPr>
               <w:t>€2,340</w:t>
             </w:r>
@@ -2821,6 +2981,7 @@
         <w:tc>
           <w:tcPr>
             <w:tcW w:type="dxa" w:w="960"/>
+            <w:noWrap/>
           </w:tcPr>
           <w:p>
             <w:pPr>
@@ -2828,7 +2989,7 @@
             </w:pPr>
             <w:r>
               <w:rPr>
-                <w:sz w:val="16"/>
+                <w:sz w:val="18"/>
               </w:rPr>
               <w:t>8.8%</w:t>
             </w:r>
@@ -2837,6 +2998,7 @@
         <w:tc>
           <w:tcPr>
             <w:tcW w:type="dxa" w:w="960"/>
+            <w:noWrap/>
           </w:tcPr>
           <w:p>
             <w:pPr>
@@ -2845,7 +3007,7 @@
             <w:r>
               <w:rPr>
                 <w:color w:val="008000"/>
-                <w:sz w:val="16"/>
+                <w:sz w:val="18"/>
               </w:rPr>
               <w:t>+€1,092</w:t>
             </w:r>
@@ -2856,6 +3018,7 @@
         <w:tc>
           <w:tcPr>
             <w:tcW w:type="dxa" w:w="960"/>
+            <w:noWrap/>
           </w:tcPr>
           <w:p>
             <w:pPr>
@@ -2863,7 +3026,7 @@
             </w:pPr>
             <w:r>
               <w:rPr>
-                <w:sz w:val="16"/>
+                <w:sz w:val="18"/>
               </w:rPr>
               <w:t>2017</w:t>
             </w:r>
@@ -2872,6 +3035,7 @@
         <w:tc>
           <w:tcPr>
             <w:tcW w:type="dxa" w:w="960"/>
+            <w:noWrap/>
           </w:tcPr>
           <w:p>
             <w:pPr>
@@ -2879,7 +3043,7 @@
             </w:pPr>
             <w:r>
               <w:rPr>
-                <w:sz w:val="16"/>
+                <w:sz w:val="18"/>
               </w:rPr>
               <w:t>9</w:t>
             </w:r>
@@ -2888,6 +3052,7 @@
         <w:tc>
           <w:tcPr>
             <w:tcW w:type="dxa" w:w="960"/>
+            <w:noWrap/>
           </w:tcPr>
           <w:p>
             <w:pPr>
@@ -2895,7 +3060,7 @@
             </w:pPr>
             <w:r>
               <w:rPr>
-                <w:sz w:val="16"/>
+                <w:sz w:val="18"/>
               </w:rPr>
               <w:t>€4,469</w:t>
             </w:r>
@@ -2904,6 +3069,7 @@
         <w:tc>
           <w:tcPr>
             <w:tcW w:type="dxa" w:w="960"/>
+            <w:noWrap/>
           </w:tcPr>
           <w:p>
             <w:pPr>
@@ -2911,7 +3077,7 @@
             </w:pPr>
             <w:r>
               <w:rPr>
-                <w:sz w:val="16"/>
+                <w:sz w:val="18"/>
               </w:rPr>
               <w:t>17.9%</w:t>
             </w:r>
@@ -2920,6 +3086,7 @@
         <w:tc>
           <w:tcPr>
             <w:tcW w:type="dxa" w:w="960"/>
+            <w:noWrap/>
           </w:tcPr>
           <w:p>
             <w:pPr>
@@ -2927,7 +3094,7 @@
             </w:pPr>
             <w:r>
               <w:rPr>
-                <w:sz w:val="16"/>
+                <w:sz w:val="18"/>
               </w:rPr>
               <w:t>€3,135</w:t>
             </w:r>
@@ -2936,6 +3103,7 @@
         <w:tc>
           <w:tcPr>
             <w:tcW w:type="dxa" w:w="960"/>
+            <w:noWrap/>
           </w:tcPr>
           <w:p>
             <w:pPr>
@@ -2943,7 +3111,7 @@
             </w:pPr>
             <w:r>
               <w:rPr>
-                <w:sz w:val="16"/>
+                <w:sz w:val="18"/>
               </w:rPr>
               <w:t>13.4%</w:t>
             </w:r>
@@ -2952,6 +3120,7 @@
         <w:tc>
           <w:tcPr>
             <w:tcW w:type="dxa" w:w="960"/>
+            <w:noWrap/>
           </w:tcPr>
           <w:p>
             <w:pPr>
@@ -2959,7 +3128,7 @@
             </w:pPr>
             <w:r>
               <w:rPr>
-                <w:sz w:val="16"/>
+                <w:sz w:val="18"/>
               </w:rPr>
               <w:t>€2,072</w:t>
             </w:r>
@@ -2968,6 +3137,7 @@
         <w:tc>
           <w:tcPr>
             <w:tcW w:type="dxa" w:w="960"/>
+            <w:noWrap/>
           </w:tcPr>
           <w:p>
             <w:pPr>
@@ -2975,7 +3145,7 @@
             </w:pPr>
             <w:r>
               <w:rPr>
-                <w:sz w:val="16"/>
+                <w:sz w:val="18"/>
               </w:rPr>
               <w:t>8.3%</w:t>
             </w:r>
@@ -2984,6 +3154,7 @@
         <w:tc>
           <w:tcPr>
             <w:tcW w:type="dxa" w:w="960"/>
+            <w:noWrap/>
           </w:tcPr>
           <w:p>
             <w:pPr>
@@ -2992,7 +3163,7 @@
             <w:r>
               <w:rPr>
                 <w:color w:val="008000"/>
-                <w:sz w:val="16"/>
+                <w:sz w:val="18"/>
               </w:rPr>
               <w:t>+€1,334</w:t>
             </w:r>
@@ -3003,6 +3174,7 @@
         <w:tc>
           <w:tcPr>
             <w:tcW w:type="dxa" w:w="960"/>
+            <w:noWrap/>
           </w:tcPr>
           <w:p>
             <w:pPr>
@@ -3010,7 +3182,7 @@
             </w:pPr>
             <w:r>
               <w:rPr>
-                <w:sz w:val="16"/>
+                <w:sz w:val="18"/>
               </w:rPr>
               <w:t>2018</w:t>
             </w:r>
@@ -3019,6 +3191,7 @@
         <w:tc>
           <w:tcPr>
             <w:tcW w:type="dxa" w:w="960"/>
+            <w:noWrap/>
           </w:tcPr>
           <w:p>
             <w:pPr>
@@ -3026,7 +3199,7 @@
             </w:pPr>
             <w:r>
               <w:rPr>
-                <w:sz w:val="16"/>
+                <w:sz w:val="18"/>
               </w:rPr>
               <w:t>8</w:t>
             </w:r>
@@ -3035,6 +3208,7 @@
         <w:tc>
           <w:tcPr>
             <w:tcW w:type="dxa" w:w="960"/>
+            <w:noWrap/>
           </w:tcPr>
           <w:p>
             <w:pPr>
@@ -3042,7 +3216,7 @@
             </w:pPr>
             <w:r>
               <w:rPr>
-                <w:sz w:val="16"/>
+                <w:sz w:val="18"/>
               </w:rPr>
               <w:t>€3,483</w:t>
             </w:r>
@@ -3051,6 +3225,7 @@
         <w:tc>
           <w:tcPr>
             <w:tcW w:type="dxa" w:w="960"/>
+            <w:noWrap/>
           </w:tcPr>
           <w:p>
             <w:pPr>
@@ -3058,7 +3233,7 @@
             </w:pPr>
             <w:r>
               <w:rPr>
-                <w:sz w:val="16"/>
+                <w:sz w:val="18"/>
               </w:rPr>
               <w:t>16.6%</w:t>
             </w:r>
@@ -3067,6 +3242,7 @@
         <w:tc>
           <w:tcPr>
             <w:tcW w:type="dxa" w:w="960"/>
+            <w:noWrap/>
           </w:tcPr>
           <w:p>
             <w:pPr>
@@ -3074,7 +3250,7 @@
             </w:pPr>
             <w:r>
               <w:rPr>
-                <w:sz w:val="16"/>
+                <w:sz w:val="18"/>
               </w:rPr>
               <w:t>€2,200</w:t>
             </w:r>
@@ -3083,6 +3259,7 @@
         <w:tc>
           <w:tcPr>
             <w:tcW w:type="dxa" w:w="960"/>
+            <w:noWrap/>
           </w:tcPr>
           <w:p>
             <w:pPr>
@@ -3090,7 +3267,7 @@
             </w:pPr>
             <w:r>
               <w:rPr>
-                <w:sz w:val="16"/>
+                <w:sz w:val="18"/>
               </w:rPr>
               <w:t>10.2%</w:t>
             </w:r>
@@ -3099,6 +3276,7 @@
         <w:tc>
           <w:tcPr>
             <w:tcW w:type="dxa" w:w="960"/>
+            <w:noWrap/>
           </w:tcPr>
           <w:p>
             <w:pPr>
@@ -3106,7 +3284,7 @@
             </w:pPr>
             <w:r>
               <w:rPr>
-                <w:sz w:val="16"/>
+                <w:sz w:val="18"/>
               </w:rPr>
               <w:t>€1,415</w:t>
             </w:r>
@@ -3115,6 +3293,7 @@
         <w:tc>
           <w:tcPr>
             <w:tcW w:type="dxa" w:w="960"/>
+            <w:noWrap/>
           </w:tcPr>
           <w:p>
             <w:pPr>
@@ -3122,7 +3301,7 @@
             </w:pPr>
             <w:r>
               <w:rPr>
-                <w:sz w:val="16"/>
+                <w:sz w:val="18"/>
               </w:rPr>
               <w:t>4.4%</w:t>
             </w:r>
@@ -3131,6 +3310,7 @@
         <w:tc>
           <w:tcPr>
             <w:tcW w:type="dxa" w:w="960"/>
+            <w:noWrap/>
           </w:tcPr>
           <w:p>
             <w:pPr>
@@ -3139,7 +3319,7 @@
             <w:r>
               <w:rPr>
                 <w:color w:val="008000"/>
-                <w:sz w:val="16"/>
+                <w:sz w:val="18"/>
               </w:rPr>
               <w:t>+€1,283</w:t>
             </w:r>
@@ -3150,6 +3330,7 @@
         <w:tc>
           <w:tcPr>
             <w:tcW w:type="dxa" w:w="960"/>
+            <w:noWrap/>
           </w:tcPr>
           <w:p>
             <w:pPr>
@@ -3157,7 +3338,7 @@
             </w:pPr>
             <w:r>
               <w:rPr>
-                <w:sz w:val="16"/>
+                <w:sz w:val="18"/>
               </w:rPr>
               <w:t>2019</w:t>
             </w:r>
@@ -3166,6 +3347,7 @@
         <w:tc>
           <w:tcPr>
             <w:tcW w:type="dxa" w:w="960"/>
+            <w:noWrap/>
           </w:tcPr>
           <w:p>
             <w:pPr>
@@ -3173,7 +3355,7 @@
             </w:pPr>
             <w:r>
               <w:rPr>
-                <w:sz w:val="16"/>
+                <w:sz w:val="18"/>
               </w:rPr>
               <w:t>7</w:t>
             </w:r>
@@ -3182,6 +3364,7 @@
         <w:tc>
           <w:tcPr>
             <w:tcW w:type="dxa" w:w="960"/>
+            <w:noWrap/>
           </w:tcPr>
           <w:p>
             <w:pPr>
@@ -3189,7 +3372,7 @@
             </w:pPr>
             <w:r>
               <w:rPr>
-                <w:sz w:val="16"/>
+                <w:sz w:val="18"/>
               </w:rPr>
               <w:t>€3,831</w:t>
             </w:r>
@@ -3198,6 +3381,7 @@
         <w:tc>
           <w:tcPr>
             <w:tcW w:type="dxa" w:w="960"/>
+            <w:noWrap/>
           </w:tcPr>
           <w:p>
             <w:pPr>
@@ -3205,7 +3389,7 @@
             </w:pPr>
             <w:r>
               <w:rPr>
-                <w:sz w:val="16"/>
+                <w:sz w:val="18"/>
               </w:rPr>
               <w:t>20.8%</w:t>
             </w:r>
@@ -3214,6 +3398,7 @@
         <w:tc>
           <w:tcPr>
             <w:tcW w:type="dxa" w:w="960"/>
+            <w:noWrap/>
           </w:tcPr>
           <w:p>
             <w:pPr>
@@ -3221,7 +3406,7 @@
             </w:pPr>
             <w:r>
               <w:rPr>
-                <w:sz w:val="16"/>
+                <w:sz w:val="18"/>
               </w:rPr>
               <w:t>€2,422</w:t>
             </w:r>
@@ -3230,6 +3415,7 @@
         <w:tc>
           <w:tcPr>
             <w:tcW w:type="dxa" w:w="960"/>
+            <w:noWrap/>
           </w:tcPr>
           <w:p>
             <w:pPr>
@@ -3237,7 +3423,7 @@
             </w:pPr>
             <w:r>
               <w:rPr>
-                <w:sz w:val="16"/>
+                <w:sz w:val="18"/>
               </w:rPr>
               <w:t>13.2%</w:t>
             </w:r>
@@ -3246,6 +3432,7 @@
         <w:tc>
           <w:tcPr>
             <w:tcW w:type="dxa" w:w="960"/>
+            <w:noWrap/>
           </w:tcPr>
           <w:p>
             <w:pPr>
@@ -3253,7 +3440,7 @@
             </w:pPr>
             <w:r>
               <w:rPr>
-                <w:sz w:val="16"/>
+                <w:sz w:val="18"/>
               </w:rPr>
               <w:t>€1,892</w:t>
             </w:r>
@@ -3262,6 +3449,7 @@
         <w:tc>
           <w:tcPr>
             <w:tcW w:type="dxa" w:w="960"/>
+            <w:noWrap/>
           </w:tcPr>
           <w:p>
             <w:pPr>
@@ -3269,7 +3457,7 @@
             </w:pPr>
             <w:r>
               <w:rPr>
-                <w:sz w:val="16"/>
+                <w:sz w:val="18"/>
               </w:rPr>
               <w:t>9.4%</w:t>
             </w:r>
@@ -3278,6 +3466,7 @@
         <w:tc>
           <w:tcPr>
             <w:tcW w:type="dxa" w:w="960"/>
+            <w:noWrap/>
           </w:tcPr>
           <w:p>
             <w:pPr>
@@ -3286,7 +3475,7 @@
             <w:r>
               <w:rPr>
                 <w:color w:val="008000"/>
-                <w:sz w:val="16"/>
+                <w:sz w:val="18"/>
               </w:rPr>
               <w:t>+€1,410</w:t>
             </w:r>
@@ -3297,6 +3486,7 @@
         <w:tc>
           <w:tcPr>
             <w:tcW w:type="dxa" w:w="960"/>
+            <w:noWrap/>
           </w:tcPr>
           <w:p>
             <w:pPr>
@@ -3304,7 +3494,7 @@
             </w:pPr>
             <w:r>
               <w:rPr>
-                <w:sz w:val="16"/>
+                <w:sz w:val="18"/>
               </w:rPr>
               <w:t>2020</w:t>
             </w:r>
@@ -3313,6 +3503,7 @@
         <w:tc>
           <w:tcPr>
             <w:tcW w:type="dxa" w:w="960"/>
+            <w:noWrap/>
           </w:tcPr>
           <w:p>
             <w:pPr>
@@ -3320,7 +3511,7 @@
             </w:pPr>
             <w:r>
               <w:rPr>
-                <w:sz w:val="16"/>
+                <w:sz w:val="18"/>
               </w:rPr>
               <w:t>6</w:t>
             </w:r>
@@ -3329,6 +3520,7 @@
         <w:tc>
           <w:tcPr>
             <w:tcW w:type="dxa" w:w="960"/>
+            <w:noWrap/>
           </w:tcPr>
           <w:p>
             <w:pPr>
@@ -3336,7 +3528,7 @@
             </w:pPr>
             <w:r>
               <w:rPr>
-                <w:sz w:val="16"/>
+                <w:sz w:val="18"/>
               </w:rPr>
               <w:t>€3,320</w:t>
             </w:r>
@@ -3345,6 +3537,7 @@
         <w:tc>
           <w:tcPr>
             <w:tcW w:type="dxa" w:w="960"/>
+            <w:noWrap/>
           </w:tcPr>
           <w:p>
             <w:pPr>
@@ -3352,7 +3545,7 @@
             </w:pPr>
             <w:r>
               <w:rPr>
-                <w:sz w:val="16"/>
+                <w:sz w:val="18"/>
               </w:rPr>
               <w:t>21.7%</w:t>
             </w:r>
@@ -3361,6 +3554,7 @@
         <w:tc>
           <w:tcPr>
             <w:tcW w:type="dxa" w:w="960"/>
+            <w:noWrap/>
           </w:tcPr>
           <w:p>
             <w:pPr>
@@ -3368,7 +3562,7 @@
             </w:pPr>
             <w:r>
               <w:rPr>
-                <w:sz w:val="16"/>
+                <w:sz w:val="18"/>
               </w:rPr>
               <w:t>€2,095</w:t>
             </w:r>
@@ -3377,6 +3571,7 @@
         <w:tc>
           <w:tcPr>
             <w:tcW w:type="dxa" w:w="960"/>
+            <w:noWrap/>
           </w:tcPr>
           <w:p>
             <w:pPr>
@@ -3384,7 +3579,7 @@
             </w:pPr>
             <w:r>
               <w:rPr>
-                <w:sz w:val="16"/>
+                <w:sz w:val="18"/>
               </w:rPr>
               <w:t>12.9%</w:t>
             </w:r>
@@ -3393,6 +3588,7 @@
         <w:tc>
           <w:tcPr>
             <w:tcW w:type="dxa" w:w="960"/>
+            <w:noWrap/>
           </w:tcPr>
           <w:p>
             <w:pPr>
@@ -3400,7 +3596,7 @@
             </w:pPr>
             <w:r>
               <w:rPr>
-                <w:sz w:val="16"/>
+                <w:sz w:val="18"/>
               </w:rPr>
               <w:t>€1,772</w:t>
             </w:r>
@@ -3409,6 +3605,7 @@
         <w:tc>
           <w:tcPr>
             <w:tcW w:type="dxa" w:w="960"/>
+            <w:noWrap/>
           </w:tcPr>
           <w:p>
             <w:pPr>
@@ -3416,7 +3613,7 @@
             </w:pPr>
             <w:r>
               <w:rPr>
-                <w:sz w:val="16"/>
+                <w:sz w:val="18"/>
               </w:rPr>
               <w:t>9.8%</w:t>
             </w:r>
@@ -3425,6 +3622,7 @@
         <w:tc>
           <w:tcPr>
             <w:tcW w:type="dxa" w:w="960"/>
+            <w:noWrap/>
           </w:tcPr>
           <w:p>
             <w:pPr>
@@ -3433,7 +3631,7 @@
             <w:r>
               <w:rPr>
                 <w:color w:val="008000"/>
-                <w:sz w:val="16"/>
+                <w:sz w:val="18"/>
               </w:rPr>
               <w:t>+€1,225</w:t>
             </w:r>
@@ -3444,6 +3642,7 @@
         <w:tc>
           <w:tcPr>
             <w:tcW w:type="dxa" w:w="960"/>
+            <w:noWrap/>
           </w:tcPr>
           <w:p>
             <w:pPr>
@@ -3451,7 +3650,7 @@
             </w:pPr>
             <w:r>
               <w:rPr>
-                <w:sz w:val="16"/>
+                <w:sz w:val="18"/>
               </w:rPr>
               <w:t>2021</w:t>
             </w:r>
@@ -3460,6 +3659,7 @@
         <w:tc>
           <w:tcPr>
             <w:tcW w:type="dxa" w:w="960"/>
+            <w:noWrap/>
           </w:tcPr>
           <w:p>
             <w:pPr>
@@ -3467,7 +3667,7 @@
             </w:pPr>
             <w:r>
               <w:rPr>
-                <w:sz w:val="16"/>
+                <w:sz w:val="18"/>
               </w:rPr>
               <w:t>5</w:t>
             </w:r>
@@ -3476,6 +3676,7 @@
         <w:tc>
           <w:tcPr>
             <w:tcW w:type="dxa" w:w="960"/>
+            <w:noWrap/>
           </w:tcPr>
           <w:p>
             <w:pPr>
@@ -3483,7 +3684,7 @@
             </w:pPr>
             <w:r>
               <w:rPr>
-                <w:sz w:val="16"/>
+                <w:sz w:val="18"/>
               </w:rPr>
               <w:t>€2,591</w:t>
             </w:r>
@@ -3492,6 +3693,7 @@
         <w:tc>
           <w:tcPr>
             <w:tcW w:type="dxa" w:w="960"/>
+            <w:noWrap/>
           </w:tcPr>
           <w:p>
             <w:pPr>
@@ -3499,7 +3701,7 @@
             </w:pPr>
             <w:r>
               <w:rPr>
-                <w:sz w:val="16"/>
+                <w:sz w:val="18"/>
               </w:rPr>
               <w:t>20.4%</w:t>
             </w:r>
@@ -3508,6 +3710,7 @@
         <w:tc>
           <w:tcPr>
             <w:tcW w:type="dxa" w:w="960"/>
+            <w:noWrap/>
           </w:tcPr>
           <w:p>
             <w:pPr>
@@ -3515,7 +3718,7 @@
             </w:pPr>
             <w:r>
               <w:rPr>
-                <w:sz w:val="16"/>
+                <w:sz w:val="18"/>
               </w:rPr>
               <w:t>€1,669</w:t>
             </w:r>
@@ -3524,6 +3727,7 @@
         <w:tc>
           <w:tcPr>
             <w:tcW w:type="dxa" w:w="960"/>
+            <w:noWrap/>
           </w:tcPr>
           <w:p>
             <w:pPr>
@@ -3531,7 +3735,7 @@
             </w:pPr>
             <w:r>
               <w:rPr>
-                <w:sz w:val="16"/>
+                <w:sz w:val="18"/>
               </w:rPr>
               <w:t>10.5%</w:t>
             </w:r>
@@ -3540,6 +3744,7 @@
         <w:tc>
           <w:tcPr>
             <w:tcW w:type="dxa" w:w="960"/>
+            <w:noWrap/>
           </w:tcPr>
           <w:p>
             <w:pPr>
@@ -3547,7 +3752,7 @@
             </w:pPr>
             <w:r>
               <w:rPr>
-                <w:sz w:val="16"/>
+                <w:sz w:val="18"/>
               </w:rPr>
               <w:t>€1,457</w:t>
             </w:r>
@@ -3556,6 +3761,7 @@
         <w:tc>
           <w:tcPr>
             <w:tcW w:type="dxa" w:w="960"/>
+            <w:noWrap/>
           </w:tcPr>
           <w:p>
             <w:pPr>
@@ -3563,7 +3769,7 @@
             </w:pPr>
             <w:r>
               <w:rPr>
-                <w:sz w:val="16"/>
+                <w:sz w:val="18"/>
               </w:rPr>
               <w:t>7.6%</w:t>
             </w:r>
@@ -3572,6 +3778,7 @@
         <w:tc>
           <w:tcPr>
             <w:tcW w:type="dxa" w:w="960"/>
+            <w:noWrap/>
           </w:tcPr>
           <w:p>
             <w:pPr>
@@ -3580,7 +3787,7 @@
             <w:r>
               <w:rPr>
                 <w:color w:val="008000"/>
-                <w:sz w:val="16"/>
+                <w:sz w:val="18"/>
               </w:rPr>
               <w:t>+€922</w:t>
             </w:r>
@@ -3591,6 +3798,7 @@
         <w:tc>
           <w:tcPr>
             <w:tcW w:type="dxa" w:w="960"/>
+            <w:noWrap/>
           </w:tcPr>
           <w:p>
             <w:pPr>
@@ -3598,7 +3806,7 @@
             </w:pPr>
             <w:r>
               <w:rPr>
-                <w:sz w:val="16"/>
+                <w:sz w:val="18"/>
               </w:rPr>
               <w:t>2022</w:t>
             </w:r>
@@ -3607,6 +3815,7 @@
         <w:tc>
           <w:tcPr>
             <w:tcW w:type="dxa" w:w="960"/>
+            <w:noWrap/>
           </w:tcPr>
           <w:p>
             <w:pPr>
@@ -3614,7 +3823,7 @@
             </w:pPr>
             <w:r>
               <w:rPr>
-                <w:sz w:val="16"/>
+                <w:sz w:val="18"/>
               </w:rPr>
               <w:t>4</w:t>
             </w:r>
@@ -3623,6 +3832,7 @@
         <w:tc>
           <w:tcPr>
             <w:tcW w:type="dxa" w:w="960"/>
+            <w:noWrap/>
           </w:tcPr>
           <w:p>
             <w:pPr>
@@ -3630,7 +3840,7 @@
             </w:pPr>
             <w:r>
               <w:rPr>
-                <w:sz w:val="16"/>
+                <w:sz w:val="18"/>
               </w:rPr>
               <w:t>€2,901</w:t>
             </w:r>
@@ -3639,6 +3849,7 @@
         <w:tc>
           <w:tcPr>
             <w:tcW w:type="dxa" w:w="960"/>
+            <w:noWrap/>
           </w:tcPr>
           <w:p>
             <w:pPr>
@@ -3646,7 +3857,7 @@
             </w:pPr>
             <w:r>
               <w:rPr>
-                <w:sz w:val="16"/>
+                <w:sz w:val="18"/>
               </w:rPr>
               <w:t>29.6%</w:t>
             </w:r>
@@ -3655,6 +3866,7 @@
         <w:tc>
           <w:tcPr>
             <w:tcW w:type="dxa" w:w="960"/>
+            <w:noWrap/>
           </w:tcPr>
           <w:p>
             <w:pPr>
@@ -3662,7 +3874,7 @@
             </w:pPr>
             <w:r>
               <w:rPr>
-                <w:sz w:val="16"/>
+                <w:sz w:val="18"/>
               </w:rPr>
               <w:t>€1,494</w:t>
             </w:r>
@@ -3671,6 +3883,7 @@
         <w:tc>
           <w:tcPr>
             <w:tcW w:type="dxa" w:w="960"/>
+            <w:noWrap/>
           </w:tcPr>
           <w:p>
             <w:pPr>
@@ -3678,7 +3891,7 @@
             </w:pPr>
             <w:r>
               <w:rPr>
-                <w:sz w:val="16"/>
+                <w:sz w:val="18"/>
               </w:rPr>
               <w:t>10.3%</w:t>
             </w:r>
@@ -3687,6 +3900,7 @@
         <w:tc>
           <w:tcPr>
             <w:tcW w:type="dxa" w:w="960"/>
+            <w:noWrap/>
           </w:tcPr>
           <w:p>
             <w:pPr>
@@ -3694,7 +3908,7 @@
             </w:pPr>
             <w:r>
               <w:rPr>
-                <w:sz w:val="16"/>
+                <w:sz w:val="18"/>
               </w:rPr>
               <w:t>€1,492</w:t>
             </w:r>
@@ -3703,6 +3917,7 @@
         <w:tc>
           <w:tcPr>
             <w:tcW w:type="dxa" w:w="960"/>
+            <w:noWrap/>
           </w:tcPr>
           <w:p>
             <w:pPr>
@@ -3710,7 +3925,7 @@
             </w:pPr>
             <w:r>
               <w:rPr>
-                <w:sz w:val="16"/>
+                <w:sz w:val="18"/>
               </w:rPr>
               <w:t>10.2%</w:t>
             </w:r>
@@ -3719,6 +3934,7 @@
         <w:tc>
           <w:tcPr>
             <w:tcW w:type="dxa" w:w="960"/>
+            <w:noWrap/>
           </w:tcPr>
           <w:p>
             <w:pPr>
@@ -3727,7 +3943,7 @@
             <w:r>
               <w:rPr>
                 <w:color w:val="008000"/>
-                <w:sz w:val="16"/>
+                <w:sz w:val="18"/>
               </w:rPr>
               <w:t>+€1,407</w:t>
             </w:r>
@@ -3738,6 +3954,7 @@
         <w:tc>
           <w:tcPr>
             <w:tcW w:type="dxa" w:w="960"/>
+            <w:noWrap/>
           </w:tcPr>
           <w:p>
             <w:pPr>
@@ -3745,7 +3962,7 @@
             </w:pPr>
             <w:r>
               <w:rPr>
-                <w:sz w:val="16"/>
+                <w:sz w:val="18"/>
               </w:rPr>
               <w:t>2023</w:t>
             </w:r>
@@ -3754,6 +3971,7 @@
         <w:tc>
           <w:tcPr>
             <w:tcW w:type="dxa" w:w="960"/>
+            <w:noWrap/>
           </w:tcPr>
           <w:p>
             <w:pPr>
@@ -3761,7 +3979,7 @@
             </w:pPr>
             <w:r>
               <w:rPr>
-                <w:sz w:val="16"/>
+                <w:sz w:val="18"/>
               </w:rPr>
               <w:t>3</w:t>
             </w:r>
@@ -3770,6 +3988,7 @@
         <w:tc>
           <w:tcPr>
             <w:tcW w:type="dxa" w:w="960"/>
+            <w:noWrap/>
           </w:tcPr>
           <w:p>
             <w:pPr>
@@ -3777,7 +3996,7 @@
             </w:pPr>
             <w:r>
               <w:rPr>
-                <w:sz w:val="16"/>
+                <w:sz w:val="18"/>
               </w:rPr>
               <w:t>€2,779</w:t>
             </w:r>
@@ -3786,6 +4005,7 @@
         <w:tc>
           <w:tcPr>
             <w:tcW w:type="dxa" w:w="960"/>
+            <w:noWrap/>
           </w:tcPr>
           <w:p>
             <w:pPr>
@@ -3793,7 +4013,7 @@
             </w:pPr>
             <w:r>
               <w:rPr>
-                <w:sz w:val="16"/>
+                <w:sz w:val="18"/>
               </w:rPr>
               <w:t>38.9%</w:t>
             </w:r>
@@ -3802,6 +4022,7 @@
         <w:tc>
           <w:tcPr>
             <w:tcW w:type="dxa" w:w="960"/>
+            <w:noWrap/>
           </w:tcPr>
           <w:p>
             <w:pPr>
@@ -3809,7 +4030,7 @@
             </w:pPr>
             <w:r>
               <w:rPr>
-                <w:sz w:val="16"/>
+                <w:sz w:val="18"/>
               </w:rPr>
               <w:t>€1,654</w:t>
             </w:r>
@@ -3818,6 +4039,7 @@
         <w:tc>
           <w:tcPr>
             <w:tcW w:type="dxa" w:w="960"/>
+            <w:noWrap/>
           </w:tcPr>
           <w:p>
             <w:pPr>
@@ -3825,7 +4047,7 @@
             </w:pPr>
             <w:r>
               <w:rPr>
-                <w:sz w:val="16"/>
+                <w:sz w:val="18"/>
               </w:rPr>
               <w:t>17.5%</w:t>
             </w:r>
@@ -3834,6 +4056,7 @@
         <w:tc>
           <w:tcPr>
             <w:tcW w:type="dxa" w:w="960"/>
+            <w:noWrap/>
           </w:tcPr>
           <w:p>
             <w:pPr>
@@ -3841,7 +4064,7 @@
             </w:pPr>
             <w:r>
               <w:rPr>
-                <w:sz w:val="16"/>
+                <w:sz w:val="18"/>
               </w:rPr>
               <w:t>€1,603</w:t>
             </w:r>
@@ -3850,6 +4073,7 @@
         <w:tc>
           <w:tcPr>
             <w:tcW w:type="dxa" w:w="960"/>
+            <w:noWrap/>
           </w:tcPr>
           <w:p>
             <w:pPr>
@@ -3857,7 +4081,7 @@
             </w:pPr>
             <w:r>
               <w:rPr>
-                <w:sz w:val="16"/>
+                <w:sz w:val="18"/>
               </w:rPr>
               <w:t>16.4%</w:t>
             </w:r>
@@ -3866,6 +4090,7 @@
         <w:tc>
           <w:tcPr>
             <w:tcW w:type="dxa" w:w="960"/>
+            <w:noWrap/>
           </w:tcPr>
           <w:p>
             <w:pPr>
@@ -3874,7 +4099,7 @@
             <w:r>
               <w:rPr>
                 <w:color w:val="008000"/>
-                <w:sz w:val="16"/>
+                <w:sz w:val="18"/>
               </w:rPr>
               <w:t>+€1,125</w:t>
             </w:r>
@@ -3885,6 +4110,7 @@
         <w:tc>
           <w:tcPr>
             <w:tcW w:type="dxa" w:w="960"/>
+            <w:noWrap/>
           </w:tcPr>
           <w:p>
             <w:pPr>
@@ -3892,7 +4118,7 @@
             </w:pPr>
             <w:r>
               <w:rPr>
-                <w:sz w:val="16"/>
+                <w:sz w:val="18"/>
               </w:rPr>
               <w:t>2024</w:t>
             </w:r>
@@ -3901,6 +4127,7 @@
         <w:tc>
           <w:tcPr>
             <w:tcW w:type="dxa" w:w="960"/>
+            <w:noWrap/>
           </w:tcPr>
           <w:p>
             <w:pPr>
@@ -3908,7 +4135,7 @@
             </w:pPr>
             <w:r>
               <w:rPr>
-                <w:sz w:val="16"/>
+                <w:sz w:val="18"/>
               </w:rPr>
               <w:t>2</w:t>
             </w:r>
@@ -3917,6 +4144,7 @@
         <w:tc>
           <w:tcPr>
             <w:tcW w:type="dxa" w:w="960"/>
+            <w:noWrap/>
           </w:tcPr>
           <w:p>
             <w:pPr>
@@ -3924,7 +4152,7 @@
             </w:pPr>
             <w:r>
               <w:rPr>
-                <w:sz w:val="16"/>
+                <w:sz w:val="18"/>
               </w:rPr>
               <w:t>€2,617</w:t>
             </w:r>
@@ -3933,6 +4161,7 @@
         <w:tc>
           <w:tcPr>
             <w:tcW w:type="dxa" w:w="960"/>
+            <w:noWrap/>
           </w:tcPr>
           <w:p>
             <w:pPr>
@@ -3940,7 +4169,7 @@
             </w:pPr>
             <w:r>
               <w:rPr>
-                <w:sz w:val="16"/>
+                <w:sz w:val="18"/>
               </w:rPr>
               <w:t>57.6%</w:t>
             </w:r>
@@ -3949,6 +4178,7 @@
         <w:tc>
           <w:tcPr>
             <w:tcW w:type="dxa" w:w="960"/>
+            <w:noWrap/>
           </w:tcPr>
           <w:p>
             <w:pPr>
@@ -3956,7 +4186,7 @@
             </w:pPr>
             <w:r>
               <w:rPr>
-                <w:sz w:val="16"/>
+                <w:sz w:val="18"/>
               </w:rPr>
               <w:t>€1,400</w:t>
             </w:r>
@@ -3965,6 +4195,7 @@
         <w:tc>
           <w:tcPr>
             <w:tcW w:type="dxa" w:w="960"/>
+            <w:noWrap/>
           </w:tcPr>
           <w:p>
             <w:pPr>
@@ -3972,7 +4203,7 @@
             </w:pPr>
             <w:r>
               <w:rPr>
-                <w:sz w:val="16"/>
+                <w:sz w:val="18"/>
               </w:rPr>
               <w:t>17.3%</w:t>
             </w:r>
@@ -3981,6 +4212,7 @@
         <w:tc>
           <w:tcPr>
             <w:tcW w:type="dxa" w:w="960"/>
+            <w:noWrap/>
           </w:tcPr>
           <w:p>
             <w:pPr>
@@ -3988,7 +4220,7 @@
             </w:pPr>
             <w:r>
               <w:rPr>
-                <w:sz w:val="16"/>
+                <w:sz w:val="18"/>
               </w:rPr>
               <w:t>€1,453</w:t>
             </w:r>
@@ -3997,6 +4229,7 @@
         <w:tc>
           <w:tcPr>
             <w:tcW w:type="dxa" w:w="960"/>
+            <w:noWrap/>
           </w:tcPr>
           <w:p>
             <w:pPr>
@@ -4004,7 +4237,7 @@
             </w:pPr>
             <w:r>
               <w:rPr>
-                <w:sz w:val="16"/>
+                <w:sz w:val="18"/>
               </w:rPr>
               <w:t>19.3%</w:t>
             </w:r>
@@ -4013,6 +4246,7 @@
         <w:tc>
           <w:tcPr>
             <w:tcW w:type="dxa" w:w="960"/>
+            <w:noWrap/>
           </w:tcPr>
           <w:p>
             <w:pPr>
@@ -4021,7 +4255,7 @@
             <w:r>
               <w:rPr>
                 <w:color w:val="008000"/>
-                <w:sz w:val="16"/>
+                <w:sz w:val="18"/>
               </w:rPr>
               <w:t>+€1,164</w:t>
             </w:r>
@@ -4032,6 +4266,7 @@
         <w:tc>
           <w:tcPr>
             <w:tcW w:type="dxa" w:w="960"/>
+            <w:noWrap/>
           </w:tcPr>
           <w:p>
             <w:pPr>
@@ -4039,7 +4274,7 @@
             </w:pPr>
             <w:r>
               <w:rPr>
-                <w:sz w:val="16"/>
+                <w:sz w:val="18"/>
               </w:rPr>
               <w:t>2025</w:t>
             </w:r>
@@ -4048,6 +4283,7 @@
         <w:tc>
           <w:tcPr>
             <w:tcW w:type="dxa" w:w="960"/>
+            <w:noWrap/>
           </w:tcPr>
           <w:p>
             <w:pPr>
@@ -4055,7 +4291,7 @@
             </w:pPr>
             <w:r>
               <w:rPr>
-                <w:sz w:val="16"/>
+                <w:sz w:val="18"/>
               </w:rPr>
               <w:t>1</w:t>
             </w:r>
@@ -4064,6 +4300,7 @@
         <w:tc>
           <w:tcPr>
             <w:tcW w:type="dxa" w:w="960"/>
+            <w:noWrap/>
           </w:tcPr>
           <w:p>
             <w:pPr>
@@ -4071,7 +4308,7 @@
             </w:pPr>
             <w:r>
               <w:rPr>
-                <w:sz w:val="16"/>
+                <w:sz w:val="18"/>
               </w:rPr>
               <w:t>€1,987</w:t>
             </w:r>
@@ -4080,6 +4317,7 @@
         <w:tc>
           <w:tcPr>
             <w:tcW w:type="dxa" w:w="960"/>
+            <w:noWrap/>
           </w:tcPr>
           <w:p>
             <w:pPr>
@@ -4087,7 +4325,7 @@
             </w:pPr>
             <w:r>
               <w:rPr>
-                <w:sz w:val="16"/>
+                <w:sz w:val="18"/>
               </w:rPr>
               <w:t>85.5%</w:t>
             </w:r>
@@ -4096,6 +4334,7 @@
         <w:tc>
           <w:tcPr>
             <w:tcW w:type="dxa" w:w="960"/>
+            <w:noWrap/>
           </w:tcPr>
           <w:p>
             <w:pPr>
@@ -4103,7 +4342,7 @@
             </w:pPr>
             <w:r>
               <w:rPr>
-                <w:sz w:val="16"/>
+                <w:sz w:val="18"/>
               </w:rPr>
               <w:t>€1,188</w:t>
             </w:r>
@@ -4112,6 +4351,7 @@
         <w:tc>
           <w:tcPr>
             <w:tcW w:type="dxa" w:w="960"/>
+            <w:noWrap/>
           </w:tcPr>
           <w:p>
             <w:pPr>
@@ -4119,7 +4359,7 @@
             </w:pPr>
             <w:r>
               <w:rPr>
-                <w:sz w:val="16"/>
+                <w:sz w:val="18"/>
               </w:rPr>
               <w:t>16.7%</w:t>
             </w:r>
@@ -4128,6 +4368,7 @@
         <w:tc>
           <w:tcPr>
             <w:tcW w:type="dxa" w:w="960"/>
+            <w:noWrap/>
           </w:tcPr>
           <w:p>
             <w:pPr>
@@ -4135,7 +4376,7 @@
             </w:pPr>
             <w:r>
               <w:rPr>
-                <w:sz w:val="16"/>
+                <w:sz w:val="18"/>
               </w:rPr>
               <w:t>€1,257</w:t>
             </w:r>
@@ -4144,6 +4385,7 @@
         <w:tc>
           <w:tcPr>
             <w:tcW w:type="dxa" w:w="960"/>
+            <w:noWrap/>
           </w:tcPr>
           <w:p>
             <w:pPr>
@@ -4151,7 +4393,7 @@
             </w:pPr>
             <w:r>
               <w:rPr>
-                <w:sz w:val="16"/>
+                <w:sz w:val="18"/>
               </w:rPr>
               <w:t>22.9%</w:t>
             </w:r>
@@ -4160,6 +4402,7 @@
         <w:tc>
           <w:tcPr>
             <w:tcW w:type="dxa" w:w="960"/>
+            <w:noWrap/>
           </w:tcPr>
           <w:p>
             <w:pPr>
@@ -4168,7 +4411,7 @@
             <w:r>
               <w:rPr>
                 <w:color w:val="008000"/>
-                <w:sz w:val="16"/>
+                <w:sz w:val="18"/>
               </w:rPr>
               <w:t>+€730</w:t>
             </w:r>

--- a/Gold_vs_Aktien_Bericht.docx
+++ b/Gold_vs_Aktien_Bericht.docx
@@ -4694,6 +4694,57 @@
     </w:p>
     <w:p>
       <w:pPr>
+        <w:jc w:val="center"/>
+      </w:pPr>
+      <w:r>
+        <w:drawing>
+          <wp:inline xmlns:a="http://schemas.openxmlformats.org/drawingml/2006/main" xmlns:pic="http://schemas.openxmlformats.org/drawingml/2006/picture">
+            <wp:extent cx="5669280" cy="2362200"/>
+            <wp:docPr id="5" name="Picture 5"/>
+            <wp:cNvGraphicFramePr>
+              <a:graphicFrameLocks noChangeAspect="1"/>
+            </wp:cNvGraphicFramePr>
+            <a:graphic>
+              <a:graphicData uri="http://schemas.openxmlformats.org/drawingml/2006/picture">
+                <pic:pic>
+                  <pic:nvPicPr>
+                    <pic:cNvPr id="0" name="chart_demographic.png"/>
+                    <pic:cNvPicPr/>
+                  </pic:nvPicPr>
+                  <pic:blipFill>
+                    <a:blip r:embed="rId13"/>
+                    <a:stretch>
+                      <a:fillRect/>
+                    </a:stretch>
+                  </pic:blipFill>
+                  <pic:spPr>
+                    <a:xfrm>
+                      <a:off x="0" y="0"/>
+                      <a:ext cx="5669280" cy="2362200"/>
+                    </a:xfrm>
+                    <a:prstGeom prst="rect"/>
+                  </pic:spPr>
+                </pic:pic>
+              </a:graphicData>
+            </a:graphic>
+          </wp:inline>
+        </w:drawing>
+      </w:r>
+    </w:p>
+    <w:p>
+      <w:pPr>
+        <w:jc w:val="center"/>
+      </w:pPr>
+      <w:r>
+        <w:rPr>
+          <w:color w:val="555555"/>
+          <w:sz w:val="18"/>
+        </w:rPr>
+        <w:t>Abb. 5: Demografischer Gegenwind und Netto-Mittelflüsse in Aktienfonds</w:t>
+      </w:r>
+    </w:p>
+    <w:p>
+      <w:pPr>
         <w:pStyle w:val="Heading1"/>
       </w:pPr>
       <w:r>

--- a/Gold_vs_Aktien_Bericht.docx
+++ b/Gold_vs_Aktien_Bericht.docx
@@ -9,7 +9,8 @@
       <w:r>
         <w:rPr>
           <w:b/>
-          <w:sz w:val="40"/>
+          <w:color w:val="B8860B"/>
+          <w:sz w:val="44"/>
         </w:rPr>
         <w:t>Gold als Kapitalanlage</w:t>
       </w:r>
@@ -20,8 +21,8 @@
       </w:pPr>
       <w:r>
         <w:rPr>
-          <w:i/>
-          <w:sz w:val="24"/>
+          <w:color w:val="555555"/>
+          <w:sz w:val="26"/>
         </w:rPr>
         <w:t>Wertentwicklung, Steuervorteile, demografischer Ausblick</w:t>
         <w:br/>
@@ -34,8 +35,8 @@
       </w:pPr>
       <w:r>
         <w:rPr>
-          <w:color w:val="666666"/>
-          <w:sz w:val="18"/>
+          <w:color w:val="888888"/>
+          <w:sz w:val="20"/>
         </w:rPr>
         <w:t>Stand März 2026  ·  Datenbasis: Yahoo Finance, ECB, London Bullion Market</w:t>
       </w:r>
@@ -63,10 +64,7 @@
     </w:p>
     <w:p>
       <w:r>
-        <w:rPr>
-          <w:b/>
-        </w:rPr>
-        <w:t>Wer im Jahr 2000 je 1.000 € in Gold, den S&amp;P 500 TR und den DAX investiert hätte, erzielt heute fundamental unterschiedliche Ergebnisse: Gold wuchs auf € 23.436 (13,2 % p.a.), der S&amp;P 500 TR auf € 7.566 netto (8,2 % p.a. netto) und der DAX auf € 4.583 netto (6,1 % p.a. netto). Gold übertrifft beide Aktienindizes über diesen Zeitraum erheblich.</w:t>
+        <w:t>Wer im Jahr 2000 je 1.000 € in Gold, den S&amp;P 500 TR und den DAX investiert hätte, erzielt heute fundamental unterschiedliche Ergebnisse: Gold wuchs auf € 14,115 (10.9 % p.a.), der S&amp;P 500 TR auf € 4,631 netto (6.2 % p.a. netto) und der DAX auf € 2,834 netto (4.2 % p.a. netto). Gold übertrifft beide Aktienindizes über diesen Zeitraum erheblich.</w:t>
       </w:r>
     </w:p>
     <w:p>
@@ -75,10 +73,13 @@
       </w:r>
     </w:p>
     <w:p>
+      <w:pPr>
+        <w:jc w:val="center"/>
+      </w:pPr>
       <w:r>
         <w:drawing>
           <wp:inline xmlns:a="http://schemas.openxmlformats.org/drawingml/2006/main" xmlns:pic="http://schemas.openxmlformats.org/drawingml/2006/picture">
-            <wp:extent cx="5760720" cy="2880360"/>
+            <wp:extent cx="5486400" cy="3048000"/>
             <wp:docPr id="1" name="Picture 1"/>
             <wp:cNvGraphicFramePr>
               <a:graphicFrameLocks noChangeAspect="1"/>
@@ -99,7 +100,7 @@
                   <pic:spPr>
                     <a:xfrm>
                       <a:off x="0" y="0"/>
-                      <a:ext cx="5760720" cy="2880360"/>
+                      <a:ext cx="5486400" cy="3048000"/>
                     </a:xfrm>
                     <a:prstGeom prst="rect"/>
                   </pic:spPr>
@@ -111,9 +112,12 @@
       </w:r>
     </w:p>
     <w:p>
+      <w:pPr>
+        <w:jc w:val="center"/>
+      </w:pPr>
       <w:r>
         <w:rPr>
-          <w:i/>
+          <w:color w:val="555555"/>
           <w:sz w:val="18"/>
         </w:rPr>
         <w:t>Abb. 1: Brutto- und Netto-Wertentwicklung seit 2000 in EUR (inkl. Abgeltungsteuer)</w:t>
@@ -135,6 +139,7 @@
     <w:tbl>
       <w:tblPr>
         <w:tblStyle w:val="LightShading-Accent1"/>
+        <w:tblW w:type="auto" w:w="0"/>
         <w:jc w:val="center"/>
         <w:tblLook w:firstColumn="1" w:firstRow="1" w:lastColumn="0" w:lastRow="0" w:noHBand="0" w:noVBand="1" w:val="04A0"/>
         <w:tblLayout w:type="autofit"/>
@@ -157,9 +162,6 @@
             <w:noWrap/>
           </w:tcPr>
           <w:p>
-            <w:pPr>
-              <w:jc w:val="center"/>
-            </w:pPr>
             <w:r>
               <w:rPr>
                 <w:b/>
@@ -175,9 +177,6 @@
             <w:noWrap/>
           </w:tcPr>
           <w:p>
-            <w:pPr>
-              <w:jc w:val="center"/>
-            </w:pPr>
             <w:r>
               <w:rPr>
                 <w:b/>
@@ -193,9 +192,6 @@
             <w:noWrap/>
           </w:tcPr>
           <w:p>
-            <w:pPr>
-              <w:jc w:val="center"/>
-            </w:pPr>
             <w:r>
               <w:rPr>
                 <w:b/>
@@ -211,9 +207,6 @@
             <w:noWrap/>
           </w:tcPr>
           <w:p>
-            <w:pPr>
-              <w:jc w:val="center"/>
-            </w:pPr>
             <w:r>
               <w:rPr>
                 <w:b/>
@@ -229,9 +222,6 @@
             <w:noWrap/>
           </w:tcPr>
           <w:p>
-            <w:pPr>
-              <w:jc w:val="center"/>
-            </w:pPr>
             <w:r>
               <w:rPr>
                 <w:b/>
@@ -247,9 +237,6 @@
             <w:noWrap/>
           </w:tcPr>
           <w:p>
-            <w:pPr>
-              <w:jc w:val="center"/>
-            </w:pPr>
             <w:r>
               <w:rPr>
                 <w:b/>
@@ -265,9 +252,6 @@
             <w:noWrap/>
           </w:tcPr>
           <w:p>
-            <w:pPr>
-              <w:jc w:val="center"/>
-            </w:pPr>
             <w:r>
               <w:rPr>
                 <w:b/>
@@ -283,9 +267,6 @@
             <w:noWrap/>
           </w:tcPr>
           <w:p>
-            <w:pPr>
-              <w:jc w:val="center"/>
-            </w:pPr>
             <w:r>
               <w:rPr>
                 <w:b/>
@@ -301,9 +282,6 @@
             <w:noWrap/>
           </w:tcPr>
           <w:p>
-            <w:pPr>
-              <w:jc w:val="center"/>
-            </w:pPr>
             <w:r>
               <w:rPr>
                 <w:b/>
@@ -321,9 +299,6 @@
             <w:noWrap/>
           </w:tcPr>
           <w:p>
-            <w:pPr>
-              <w:jc w:val="center"/>
-            </w:pPr>
             <w:r>
               <w:rPr>
                 <w:sz w:val="18"/>
@@ -338,9 +313,6 @@
             <w:noWrap/>
           </w:tcPr>
           <w:p>
-            <w:pPr>
-              <w:jc w:val="center"/>
-            </w:pPr>
             <w:r>
               <w:rPr>
                 <w:sz w:val="18"/>
@@ -355,14 +327,11 @@
             <w:noWrap/>
           </w:tcPr>
           <w:p>
-            <w:pPr>
-              <w:jc w:val="center"/>
-            </w:pPr>
             <w:r>
               <w:rPr>
                 <w:sz w:val="18"/>
               </w:rPr>
-              <w:t>€23,436</w:t>
+              <w:t>€14,115</w:t>
             </w:r>
           </w:p>
         </w:tc>
@@ -372,9 +341,646 @@
             <w:noWrap/>
           </w:tcPr>
           <w:p>
-            <w:pPr>
-              <w:jc w:val="center"/>
-            </w:pPr>
+            <w:r>
+              <w:rPr>
+                <w:sz w:val="18"/>
+              </w:rPr>
+              <w:t>10.9%</w:t>
+            </w:r>
+          </w:p>
+        </w:tc>
+        <w:tc>
+          <w:tcPr>
+            <w:tcW w:type="dxa" w:w="960"/>
+            <w:noWrap/>
+          </w:tcPr>
+          <w:p>
+            <w:r>
+              <w:rPr>
+                <w:sz w:val="18"/>
+              </w:rPr>
+              <w:t>€4,631</w:t>
+            </w:r>
+          </w:p>
+        </w:tc>
+        <w:tc>
+          <w:tcPr>
+            <w:tcW w:type="dxa" w:w="960"/>
+            <w:noWrap/>
+          </w:tcPr>
+          <w:p>
+            <w:r>
+              <w:rPr>
+                <w:sz w:val="18"/>
+              </w:rPr>
+              <w:t>6.2%</w:t>
+            </w:r>
+          </w:p>
+        </w:tc>
+        <w:tc>
+          <w:tcPr>
+            <w:tcW w:type="dxa" w:w="960"/>
+            <w:noWrap/>
+          </w:tcPr>
+          <w:p>
+            <w:r>
+              <w:rPr>
+                <w:sz w:val="18"/>
+              </w:rPr>
+              <w:t>€2,834</w:t>
+            </w:r>
+          </w:p>
+        </w:tc>
+        <w:tc>
+          <w:tcPr>
+            <w:tcW w:type="dxa" w:w="960"/>
+            <w:noWrap/>
+          </w:tcPr>
+          <w:p>
+            <w:r>
+              <w:rPr>
+                <w:sz w:val="18"/>
+              </w:rPr>
+              <w:t>4.2%</w:t>
+            </w:r>
+          </w:p>
+        </w:tc>
+        <w:tc>
+          <w:tcPr>
+            <w:tcW w:type="dxa" w:w="960"/>
+            <w:noWrap/>
+          </w:tcPr>
+          <w:p>
+            <w:r>
+              <w:rPr>
+                <w:sz w:val="18"/>
+              </w:rPr>
+              <w:t>+€9,485</w:t>
+            </w:r>
+          </w:p>
+        </w:tc>
+      </w:tr>
+      <w:tr>
+        <w:tc>
+          <w:tcPr>
+            <w:tcW w:type="dxa" w:w="960"/>
+            <w:noWrap/>
+          </w:tcPr>
+          <w:p>
+            <w:r>
+              <w:rPr>
+                <w:sz w:val="18"/>
+              </w:rPr>
+              <w:t>2001</w:t>
+            </w:r>
+          </w:p>
+        </w:tc>
+        <w:tc>
+          <w:tcPr>
+            <w:tcW w:type="dxa" w:w="960"/>
+            <w:noWrap/>
+          </w:tcPr>
+          <w:p>
+            <w:r>
+              <w:rPr>
+                <w:sz w:val="18"/>
+              </w:rPr>
+              <w:t>25</w:t>
+            </w:r>
+          </w:p>
+        </w:tc>
+        <w:tc>
+          <w:tcPr>
+            <w:tcW w:type="dxa" w:w="960"/>
+            <w:noWrap/>
+          </w:tcPr>
+          <w:p>
+            <w:r>
+              <w:rPr>
+                <w:sz w:val="18"/>
+              </w:rPr>
+              <w:t>€15,432</w:t>
+            </w:r>
+          </w:p>
+        </w:tc>
+        <w:tc>
+          <w:tcPr>
+            <w:tcW w:type="dxa" w:w="960"/>
+            <w:noWrap/>
+          </w:tcPr>
+          <w:p>
+            <w:r>
+              <w:rPr>
+                <w:sz w:val="18"/>
+              </w:rPr>
+              <w:t>11.5%</w:t>
+            </w:r>
+          </w:p>
+        </w:tc>
+        <w:tc>
+          <w:tcPr>
+            <w:tcW w:type="dxa" w:w="960"/>
+            <w:noWrap/>
+          </w:tcPr>
+          <w:p>
+            <w:r>
+              <w:rPr>
+                <w:sz w:val="18"/>
+              </w:rPr>
+              <w:t>€5,316</w:t>
+            </w:r>
+          </w:p>
+        </w:tc>
+        <w:tc>
+          <w:tcPr>
+            <w:tcW w:type="dxa" w:w="960"/>
+            <w:noWrap/>
+          </w:tcPr>
+          <w:p>
+            <w:r>
+              <w:rPr>
+                <w:sz w:val="18"/>
+              </w:rPr>
+              <w:t>6.9%</w:t>
+            </w:r>
+          </w:p>
+        </w:tc>
+        <w:tc>
+          <w:tcPr>
+            <w:tcW w:type="dxa" w:w="960"/>
+            <w:noWrap/>
+          </w:tcPr>
+          <w:p>
+            <w:r>
+              <w:rPr>
+                <w:sz w:val="18"/>
+              </w:rPr>
+              <w:t>€2,998</w:t>
+            </w:r>
+          </w:p>
+        </w:tc>
+        <w:tc>
+          <w:tcPr>
+            <w:tcW w:type="dxa" w:w="960"/>
+            <w:noWrap/>
+          </w:tcPr>
+          <w:p>
+            <w:r>
+              <w:rPr>
+                <w:sz w:val="18"/>
+              </w:rPr>
+              <w:t>4.5%</w:t>
+            </w:r>
+          </w:p>
+        </w:tc>
+        <w:tc>
+          <w:tcPr>
+            <w:tcW w:type="dxa" w:w="960"/>
+            <w:noWrap/>
+          </w:tcPr>
+          <w:p>
+            <w:r>
+              <w:rPr>
+                <w:sz w:val="18"/>
+              </w:rPr>
+              <w:t>+€10,116</w:t>
+            </w:r>
+          </w:p>
+        </w:tc>
+      </w:tr>
+      <w:tr>
+        <w:tc>
+          <w:tcPr>
+            <w:tcW w:type="dxa" w:w="960"/>
+            <w:noWrap/>
+          </w:tcPr>
+          <w:p>
+            <w:r>
+              <w:rPr>
+                <w:sz w:val="18"/>
+              </w:rPr>
+              <w:t>2002</w:t>
+            </w:r>
+          </w:p>
+        </w:tc>
+        <w:tc>
+          <w:tcPr>
+            <w:tcW w:type="dxa" w:w="960"/>
+            <w:noWrap/>
+          </w:tcPr>
+          <w:p>
+            <w:r>
+              <w:rPr>
+                <w:sz w:val="18"/>
+              </w:rPr>
+              <w:t>24</w:t>
+            </w:r>
+          </w:p>
+        </w:tc>
+        <w:tc>
+          <w:tcPr>
+            <w:tcW w:type="dxa" w:w="960"/>
+            <w:noWrap/>
+          </w:tcPr>
+          <w:p>
+            <w:r>
+              <w:rPr>
+                <w:sz w:val="18"/>
+              </w:rPr>
+              <w:t>€13,504</w:t>
+            </w:r>
+          </w:p>
+        </w:tc>
+        <w:tc>
+          <w:tcPr>
+            <w:tcW w:type="dxa" w:w="960"/>
+            <w:noWrap/>
+          </w:tcPr>
+          <w:p>
+            <w:r>
+              <w:rPr>
+                <w:sz w:val="18"/>
+              </w:rPr>
+              <w:t>11.4%</w:t>
+            </w:r>
+          </w:p>
+        </w:tc>
+        <w:tc>
+          <w:tcPr>
+            <w:tcW w:type="dxa" w:w="960"/>
+            <w:noWrap/>
+          </w:tcPr>
+          <w:p>
+            <w:r>
+              <w:rPr>
+                <w:sz w:val="18"/>
+              </w:rPr>
+              <w:t>€5,872</w:t>
+            </w:r>
+          </w:p>
+        </w:tc>
+        <w:tc>
+          <w:tcPr>
+            <w:tcW w:type="dxa" w:w="960"/>
+            <w:noWrap/>
+          </w:tcPr>
+          <w:p>
+            <w:r>
+              <w:rPr>
+                <w:sz w:val="18"/>
+              </w:rPr>
+              <w:t>7.6%</w:t>
+            </w:r>
+          </w:p>
+        </w:tc>
+        <w:tc>
+          <w:tcPr>
+            <w:tcW w:type="dxa" w:w="960"/>
+            <w:noWrap/>
+          </w:tcPr>
+          <w:p>
+            <w:r>
+              <w:rPr>
+                <w:sz w:val="18"/>
+              </w:rPr>
+              <w:t>€3,928</w:t>
+            </w:r>
+          </w:p>
+        </w:tc>
+        <w:tc>
+          <w:tcPr>
+            <w:tcW w:type="dxa" w:w="960"/>
+            <w:noWrap/>
+          </w:tcPr>
+          <w:p>
+            <w:r>
+              <w:rPr>
+                <w:sz w:val="18"/>
+              </w:rPr>
+              <w:t>5.8%</w:t>
+            </w:r>
+          </w:p>
+        </w:tc>
+        <w:tc>
+          <w:tcPr>
+            <w:tcW w:type="dxa" w:w="960"/>
+            <w:noWrap/>
+          </w:tcPr>
+          <w:p>
+            <w:r>
+              <w:rPr>
+                <w:sz w:val="18"/>
+              </w:rPr>
+              <w:t>+€7,632</w:t>
+            </w:r>
+          </w:p>
+        </w:tc>
+      </w:tr>
+      <w:tr>
+        <w:tc>
+          <w:tcPr>
+            <w:tcW w:type="dxa" w:w="960"/>
+            <w:noWrap/>
+          </w:tcPr>
+          <w:p>
+            <w:r>
+              <w:rPr>
+                <w:sz w:val="18"/>
+              </w:rPr>
+              <w:t>2003</w:t>
+            </w:r>
+          </w:p>
+        </w:tc>
+        <w:tc>
+          <w:tcPr>
+            <w:tcW w:type="dxa" w:w="960"/>
+            <w:noWrap/>
+          </w:tcPr>
+          <w:p>
+            <w:r>
+              <w:rPr>
+                <w:sz w:val="18"/>
+              </w:rPr>
+              <w:t>23</w:t>
+            </w:r>
+          </w:p>
+        </w:tc>
+        <w:tc>
+          <w:tcPr>
+            <w:tcW w:type="dxa" w:w="960"/>
+            <w:noWrap/>
+          </w:tcPr>
+          <w:p>
+            <w:r>
+              <w:rPr>
+                <w:sz w:val="18"/>
+              </w:rPr>
+              <w:t>€12,953</w:t>
+            </w:r>
+          </w:p>
+        </w:tc>
+        <w:tc>
+          <w:tcPr>
+            <w:tcW w:type="dxa" w:w="960"/>
+            <w:noWrap/>
+          </w:tcPr>
+          <w:p>
+            <w:r>
+              <w:rPr>
+                <w:sz w:val="18"/>
+              </w:rPr>
+              <w:t>11.7%</w:t>
+            </w:r>
+          </w:p>
+        </w:tc>
+        <w:tc>
+          <w:tcPr>
+            <w:tcW w:type="dxa" w:w="960"/>
+            <w:noWrap/>
+          </w:tcPr>
+          <w:p>
+            <w:r>
+              <w:rPr>
+                <w:sz w:val="18"/>
+              </w:rPr>
+              <w:t>€9,436</w:t>
+            </w:r>
+          </w:p>
+        </w:tc>
+        <w:tc>
+          <w:tcPr>
+            <w:tcW w:type="dxa" w:w="960"/>
+            <w:noWrap/>
+          </w:tcPr>
+          <w:p>
+            <w:r>
+              <w:rPr>
+                <w:sz w:val="18"/>
+              </w:rPr>
+              <w:t>10.2%</w:t>
+            </w:r>
+          </w:p>
+        </w:tc>
+        <w:tc>
+          <w:tcPr>
+            <w:tcW w:type="dxa" w:w="960"/>
+            <w:noWrap/>
+          </w:tcPr>
+          <w:p>
+            <w:r>
+              <w:rPr>
+                <w:sz w:val="18"/>
+              </w:rPr>
+              <w:t>€7,142</w:t>
+            </w:r>
+          </w:p>
+        </w:tc>
+        <w:tc>
+          <w:tcPr>
+            <w:tcW w:type="dxa" w:w="960"/>
+            <w:noWrap/>
+          </w:tcPr>
+          <w:p>
+            <w:r>
+              <w:rPr>
+                <w:sz w:val="18"/>
+              </w:rPr>
+              <w:t>8.9%</w:t>
+            </w:r>
+          </w:p>
+        </w:tc>
+        <w:tc>
+          <w:tcPr>
+            <w:tcW w:type="dxa" w:w="960"/>
+            <w:noWrap/>
+          </w:tcPr>
+          <w:p>
+            <w:r>
+              <w:rPr>
+                <w:sz w:val="18"/>
+              </w:rPr>
+              <w:t>+€3,517</w:t>
+            </w:r>
+          </w:p>
+        </w:tc>
+      </w:tr>
+      <w:tr>
+        <w:tc>
+          <w:tcPr>
+            <w:tcW w:type="dxa" w:w="960"/>
+            <w:noWrap/>
+          </w:tcPr>
+          <w:p>
+            <w:r>
+              <w:rPr>
+                <w:sz w:val="18"/>
+              </w:rPr>
+              <w:t>2004</w:t>
+            </w:r>
+          </w:p>
+        </w:tc>
+        <w:tc>
+          <w:tcPr>
+            <w:tcW w:type="dxa" w:w="960"/>
+            <w:noWrap/>
+          </w:tcPr>
+          <w:p>
+            <w:r>
+              <w:rPr>
+                <w:sz w:val="18"/>
+              </w:rPr>
+              <w:t>22</w:t>
+            </w:r>
+          </w:p>
+        </w:tc>
+        <w:tc>
+          <w:tcPr>
+            <w:tcW w:type="dxa" w:w="960"/>
+            <w:noWrap/>
+          </w:tcPr>
+          <w:p>
+            <w:r>
+              <w:rPr>
+                <w:sz w:val="18"/>
+              </w:rPr>
+              <w:t>€13,581</w:t>
+            </w:r>
+          </w:p>
+        </w:tc>
+        <w:tc>
+          <w:tcPr>
+            <w:tcW w:type="dxa" w:w="960"/>
+            <w:noWrap/>
+          </w:tcPr>
+          <w:p>
+            <w:r>
+              <w:rPr>
+                <w:sz w:val="18"/>
+              </w:rPr>
+              <w:t>12.5%</w:t>
+            </w:r>
+          </w:p>
+        </w:tc>
+        <w:tc>
+          <w:tcPr>
+            <w:tcW w:type="dxa" w:w="960"/>
+            <w:noWrap/>
+          </w:tcPr>
+          <w:p>
+            <w:r>
+              <w:rPr>
+                <w:sz w:val="18"/>
+              </w:rPr>
+              <w:t>€8,056</w:t>
+            </w:r>
+          </w:p>
+        </w:tc>
+        <w:tc>
+          <w:tcPr>
+            <w:tcW w:type="dxa" w:w="960"/>
+            <w:noWrap/>
+          </w:tcPr>
+          <w:p>
+            <w:r>
+              <w:rPr>
+                <w:sz w:val="18"/>
+              </w:rPr>
+              <w:t>9.9%</w:t>
+            </w:r>
+          </w:p>
+        </w:tc>
+        <w:tc>
+          <w:tcPr>
+            <w:tcW w:type="dxa" w:w="960"/>
+            <w:noWrap/>
+          </w:tcPr>
+          <w:p>
+            <w:r>
+              <w:rPr>
+                <w:sz w:val="18"/>
+              </w:rPr>
+              <w:t>€4,895</w:t>
+            </w:r>
+          </w:p>
+        </w:tc>
+        <w:tc>
+          <w:tcPr>
+            <w:tcW w:type="dxa" w:w="960"/>
+            <w:noWrap/>
+          </w:tcPr>
+          <w:p>
+            <w:r>
+              <w:rPr>
+                <w:sz w:val="18"/>
+              </w:rPr>
+              <w:t>7.4%</w:t>
+            </w:r>
+          </w:p>
+        </w:tc>
+        <w:tc>
+          <w:tcPr>
+            <w:tcW w:type="dxa" w:w="960"/>
+            <w:noWrap/>
+          </w:tcPr>
+          <w:p>
+            <w:r>
+              <w:rPr>
+                <w:sz w:val="18"/>
+              </w:rPr>
+              <w:t>+€5,525</w:t>
+            </w:r>
+          </w:p>
+        </w:tc>
+      </w:tr>
+      <w:tr>
+        <w:tc>
+          <w:tcPr>
+            <w:tcW w:type="dxa" w:w="960"/>
+            <w:noWrap/>
+          </w:tcPr>
+          <w:p>
+            <w:r>
+              <w:rPr>
+                <w:sz w:val="18"/>
+              </w:rPr>
+              <w:t>2005</w:t>
+            </w:r>
+          </w:p>
+        </w:tc>
+        <w:tc>
+          <w:tcPr>
+            <w:tcW w:type="dxa" w:w="960"/>
+            <w:noWrap/>
+          </w:tcPr>
+          <w:p>
+            <w:r>
+              <w:rPr>
+                <w:sz w:val="18"/>
+              </w:rPr>
+              <w:t>21</w:t>
+            </w:r>
+          </w:p>
+        </w:tc>
+        <w:tc>
+          <w:tcPr>
+            <w:tcW w:type="dxa" w:w="960"/>
+            <w:noWrap/>
+          </w:tcPr>
+          <w:p>
+            <w:r>
+              <w:rPr>
+                <w:sz w:val="18"/>
+              </w:rPr>
+              <w:t>€13,630</w:t>
+            </w:r>
+          </w:p>
+        </w:tc>
+        <w:tc>
+          <w:tcPr>
+            <w:tcW w:type="dxa" w:w="960"/>
+            <w:noWrap/>
+          </w:tcPr>
+          <w:p>
             <w:r>
               <w:rPr>
                 <w:sz w:val="18"/>
@@ -389,14 +995,11 @@
             <w:noWrap/>
           </w:tcPr>
           <w:p>
-            <w:pPr>
-              <w:jc w:val="center"/>
-            </w:pPr>
             <w:r>
               <w:rPr>
                 <w:sz w:val="18"/>
               </w:rPr>
-              <w:t>€7,566</w:t>
+              <w:t>€7,984</w:t>
             </w:r>
           </w:p>
         </w:tc>
@@ -406,14 +1009,11 @@
             <w:noWrap/>
           </w:tcPr>
           <w:p>
-            <w:pPr>
-              <w:jc w:val="center"/>
-            </w:pPr>
             <w:r>
               <w:rPr>
                 <w:sz w:val="18"/>
               </w:rPr>
-              <w:t>8.2%</w:t>
+              <w:t>10.3%</w:t>
             </w:r>
           </w:p>
         </w:tc>
@@ -423,14 +1023,11 @@
             <w:noWrap/>
           </w:tcPr>
           <w:p>
-            <w:pPr>
-              <w:jc w:val="center"/>
-            </w:pPr>
             <w:r>
               <w:rPr>
                 <w:sz w:val="18"/>
               </w:rPr>
-              <w:t>€4,583</w:t>
+              <w:t>€4,678</w:t>
             </w:r>
           </w:p>
         </w:tc>
@@ -440,14 +1037,11 @@
             <w:noWrap/>
           </w:tcPr>
           <w:p>
-            <w:pPr>
-              <w:jc w:val="center"/>
-            </w:pPr>
             <w:r>
               <w:rPr>
                 <w:sz w:val="18"/>
               </w:rPr>
-              <w:t>6.1%</w:t>
+              <w:t>7.6%</w:t>
             </w:r>
           </w:p>
         </w:tc>
@@ -457,15 +1051,11 @@
             <w:noWrap/>
           </w:tcPr>
           <w:p>
-            <w:pPr>
-              <w:jc w:val="center"/>
-            </w:pPr>
             <w:r>
               <w:rPr>
-                <w:color w:val="008000"/>
                 <w:sz w:val="18"/>
               </w:rPr>
-              <w:t>+€15,869</w:t>
+              <w:t>+€5,646</w:t>
             </w:r>
           </w:p>
         </w:tc>
@@ -477,14 +1067,11 @@
             <w:noWrap/>
           </w:tcPr>
           <w:p>
-            <w:pPr>
-              <w:jc w:val="center"/>
-            </w:pPr>
             <w:r>
               <w:rPr>
                 <w:sz w:val="18"/>
               </w:rPr>
-              <w:t>2001</w:t>
+              <w:t>2006</w:t>
             </w:r>
           </w:p>
         </w:tc>
@@ -494,14 +1081,11 @@
             <w:noWrap/>
           </w:tcPr>
           <w:p>
-            <w:pPr>
-              <w:jc w:val="center"/>
-            </w:pPr>
             <w:r>
               <w:rPr>
                 <w:sz w:val="18"/>
               </w:rPr>
-              <w:t>25</w:t>
+              <w:t>20</w:t>
             </w:r>
           </w:p>
         </w:tc>
@@ -511,14 +1095,11 @@
             <w:noWrap/>
           </w:tcPr>
           <w:p>
-            <w:pPr>
-              <w:jc w:val="center"/>
-            </w:pPr>
             <w:r>
               <w:rPr>
                 <w:sz w:val="18"/>
               </w:rPr>
-              <w:t>€23,535</w:t>
+              <w:t>€9,364</w:t>
             </w:r>
           </w:p>
         </w:tc>
@@ -528,14 +1109,11 @@
             <w:noWrap/>
           </w:tcPr>
           <w:p>
-            <w:pPr>
-              <w:jc w:val="center"/>
-            </w:pPr>
             <w:r>
               <w:rPr>
                 <w:sz w:val="18"/>
               </w:rPr>
-              <w:t>13.4%</w:t>
+              <w:t>11.8%</w:t>
             </w:r>
           </w:p>
         </w:tc>
@@ -545,14 +1123,11 @@
             <w:noWrap/>
           </w:tcPr>
           <w:p>
-            <w:pPr>
-              <w:jc w:val="center"/>
-            </w:pPr>
             <w:r>
               <w:rPr>
                 <w:sz w:val="18"/>
               </w:rPr>
-              <w:t>€8,010</w:t>
+              <w:t>€6,754</w:t>
             </w:r>
           </w:p>
         </w:tc>
@@ -562,14 +1137,11 @@
             <w:noWrap/>
           </w:tcPr>
           <w:p>
-            <w:pPr>
-              <w:jc w:val="center"/>
-            </w:pPr>
             <w:r>
               <w:rPr>
                 <w:sz w:val="18"/>
               </w:rPr>
-              <w:t>8.6%</w:t>
+              <w:t>10.0%</w:t>
             </w:r>
           </w:p>
         </w:tc>
@@ -579,14 +1151,11 @@
             <w:noWrap/>
           </w:tcPr>
           <w:p>
-            <w:pPr>
-              <w:jc w:val="center"/>
-            </w:pPr>
             <w:r>
               <w:rPr>
                 <w:sz w:val="18"/>
               </w:rPr>
-              <w:t>€4,476</w:t>
+              <w:t>€3,554</w:t>
             </w:r>
           </w:p>
         </w:tc>
@@ -596,14 +1165,11 @@
             <w:noWrap/>
           </w:tcPr>
           <w:p>
-            <w:pPr>
-              <w:jc w:val="center"/>
-            </w:pPr>
             <w:r>
               <w:rPr>
                 <w:sz w:val="18"/>
               </w:rPr>
-              <w:t>6.1%</w:t>
+              <w:t>6.5%</w:t>
             </w:r>
           </w:p>
         </w:tc>
@@ -613,15 +1179,11 @@
             <w:noWrap/>
           </w:tcPr>
           <w:p>
-            <w:pPr>
-              <w:jc w:val="center"/>
-            </w:pPr>
             <w:r>
               <w:rPr>
-                <w:color w:val="008000"/>
                 <w:sz w:val="18"/>
               </w:rPr>
-              <w:t>+€15,525</w:t>
+              <w:t>+€2,610</w:t>
             </w:r>
           </w:p>
         </w:tc>
@@ -633,14 +1195,11 @@
             <w:noWrap/>
           </w:tcPr>
           <w:p>
-            <w:pPr>
-              <w:jc w:val="center"/>
-            </w:pPr>
             <w:r>
               <w:rPr>
                 <w:sz w:val="18"/>
               </w:rPr>
-              <w:t>2002</w:t>
+              <w:t>2007</w:t>
             </w:r>
           </w:p>
         </w:tc>
@@ -650,14 +1209,11 @@
             <w:noWrap/>
           </w:tcPr>
           <w:p>
-            <w:pPr>
-              <w:jc w:val="center"/>
-            </w:pPr>
             <w:r>
               <w:rPr>
                 <w:sz w:val="18"/>
               </w:rPr>
-              <w:t>24</w:t>
+              <w:t>19</w:t>
             </w:r>
           </w:p>
         </w:tc>
@@ -667,14 +1223,11 @@
             <w:noWrap/>
           </w:tcPr>
           <w:p>
-            <w:pPr>
-              <w:jc w:val="center"/>
-            </w:pPr>
             <w:r>
               <w:rPr>
                 <w:sz w:val="18"/>
               </w:rPr>
-              <w:t>€23,841</w:t>
+              <w:t>€8,763</w:t>
             </w:r>
           </w:p>
         </w:tc>
@@ -684,14 +1237,11 @@
             <w:noWrap/>
           </w:tcPr>
           <w:p>
-            <w:pPr>
-              <w:jc w:val="center"/>
-            </w:pPr>
             <w:r>
               <w:rPr>
                 <w:sz w:val="18"/>
               </w:rPr>
-              <w:t>14.1%</w:t>
+              <w:t>12.0%</w:t>
             </w:r>
           </w:p>
         </w:tc>
@@ -701,14 +1251,11 @@
             <w:noWrap/>
           </w:tcPr>
           <w:p>
-            <w:pPr>
-              <w:jc w:val="center"/>
-            </w:pPr>
             <w:r>
               <w:rPr>
                 <w:sz w:val="18"/>
               </w:rPr>
-              <w:t>€10,225</w:t>
+              <w:t>€6,317</w:t>
             </w:r>
           </w:p>
         </w:tc>
@@ -718,9 +1265,6 @@
             <w:noWrap/>
           </w:tcPr>
           <w:p>
-            <w:pPr>
-              <w:jc w:val="center"/>
-            </w:pPr>
             <w:r>
               <w:rPr>
                 <w:sz w:val="18"/>
@@ -735,14 +1279,11 @@
             <w:noWrap/>
           </w:tcPr>
           <w:p>
-            <w:pPr>
-              <w:jc w:val="center"/>
-            </w:pPr>
             <w:r>
               <w:rPr>
                 <w:sz w:val="18"/>
               </w:rPr>
-              <w:t>€6,793</w:t>
+              <w:t>€3,001</w:t>
             </w:r>
           </w:p>
         </w:tc>
@@ -752,14 +1293,11 @@
             <w:noWrap/>
           </w:tcPr>
           <w:p>
-            <w:pPr>
-              <w:jc w:val="center"/>
-            </w:pPr>
             <w:r>
               <w:rPr>
                 <w:sz w:val="18"/>
               </w:rPr>
-              <w:t>8.3%</w:t>
+              <w:t>5.9%</w:t>
             </w:r>
           </w:p>
         </w:tc>
@@ -769,15 +1307,11 @@
             <w:noWrap/>
           </w:tcPr>
           <w:p>
-            <w:pPr>
-              <w:jc w:val="center"/>
-            </w:pPr>
             <w:r>
               <w:rPr>
-                <w:color w:val="008000"/>
                 <w:sz w:val="18"/>
               </w:rPr>
-              <w:t>+€13,615</w:t>
+              <w:t>+€2,446</w:t>
             </w:r>
           </w:p>
         </w:tc>
@@ -789,789 +1323,6 @@
             <w:noWrap/>
           </w:tcPr>
           <w:p>
-            <w:pPr>
-              <w:jc w:val="center"/>
-            </w:pPr>
-            <w:r>
-              <w:rPr>
-                <w:sz w:val="18"/>
-              </w:rPr>
-              <w:t>2003</w:t>
-            </w:r>
-          </w:p>
-        </w:tc>
-        <w:tc>
-          <w:tcPr>
-            <w:tcW w:type="dxa" w:w="960"/>
-            <w:noWrap/>
-          </w:tcPr>
-          <w:p>
-            <w:pPr>
-              <w:jc w:val="center"/>
-            </w:pPr>
-            <w:r>
-              <w:rPr>
-                <w:sz w:val="18"/>
-              </w:rPr>
-              <w:t>23</w:t>
-            </w:r>
-          </w:p>
-        </w:tc>
-        <w:tc>
-          <w:tcPr>
-            <w:tcW w:type="dxa" w:w="960"/>
-            <w:noWrap/>
-          </w:tcPr>
-          <w:p>
-            <w:pPr>
-              <w:jc w:val="center"/>
-            </w:pPr>
-            <w:r>
-              <w:rPr>
-                <w:sz w:val="18"/>
-              </w:rPr>
-              <w:t>€14,582</w:t>
-            </w:r>
-          </w:p>
-        </w:tc>
-        <w:tc>
-          <w:tcPr>
-            <w:tcW w:type="dxa" w:w="960"/>
-            <w:noWrap/>
-          </w:tcPr>
-          <w:p>
-            <w:pPr>
-              <w:jc w:val="center"/>
-            </w:pPr>
-            <w:r>
-              <w:rPr>
-                <w:sz w:val="18"/>
-              </w:rPr>
-              <w:t>12.3%</w:t>
-            </w:r>
-          </w:p>
-        </w:tc>
-        <w:tc>
-          <w:tcPr>
-            <w:tcW w:type="dxa" w:w="960"/>
-            <w:noWrap/>
-          </w:tcPr>
-          <w:p>
-            <w:pPr>
-              <w:jc w:val="center"/>
-            </w:pPr>
-            <w:r>
-              <w:rPr>
-                <w:sz w:val="18"/>
-              </w:rPr>
-              <w:t>€10,600</w:t>
-            </w:r>
-          </w:p>
-        </w:tc>
-        <w:tc>
-          <w:tcPr>
-            <w:tcW w:type="dxa" w:w="960"/>
-            <w:noWrap/>
-          </w:tcPr>
-          <w:p>
-            <w:pPr>
-              <w:jc w:val="center"/>
-            </w:pPr>
-            <w:r>
-              <w:rPr>
-                <w:sz w:val="18"/>
-              </w:rPr>
-              <w:t>10.8%</w:t>
-            </w:r>
-          </w:p>
-        </w:tc>
-        <w:tc>
-          <w:tcPr>
-            <w:tcW w:type="dxa" w:w="960"/>
-            <w:noWrap/>
-          </w:tcPr>
-          <w:p>
-            <w:pPr>
-              <w:jc w:val="center"/>
-            </w:pPr>
-            <w:r>
-              <w:rPr>
-                <w:sz w:val="18"/>
-              </w:rPr>
-              <w:t>€8,018</w:t>
-            </w:r>
-          </w:p>
-        </w:tc>
-        <w:tc>
-          <w:tcPr>
-            <w:tcW w:type="dxa" w:w="960"/>
-            <w:noWrap/>
-          </w:tcPr>
-          <w:p>
-            <w:pPr>
-              <w:jc w:val="center"/>
-            </w:pPr>
-            <w:r>
-              <w:rPr>
-                <w:sz w:val="18"/>
-              </w:rPr>
-              <w:t>9.4%</w:t>
-            </w:r>
-          </w:p>
-        </w:tc>
-        <w:tc>
-          <w:tcPr>
-            <w:tcW w:type="dxa" w:w="960"/>
-            <w:noWrap/>
-          </w:tcPr>
-          <w:p>
-            <w:pPr>
-              <w:jc w:val="center"/>
-            </w:pPr>
-            <w:r>
-              <w:rPr>
-                <w:color w:val="008000"/>
-                <w:sz w:val="18"/>
-              </w:rPr>
-              <w:t>+€3,982</w:t>
-            </w:r>
-          </w:p>
-        </w:tc>
-      </w:tr>
-      <w:tr>
-        <w:tc>
-          <w:tcPr>
-            <w:tcW w:type="dxa" w:w="960"/>
-            <w:noWrap/>
-          </w:tcPr>
-          <w:p>
-            <w:pPr>
-              <w:jc w:val="center"/>
-            </w:pPr>
-            <w:r>
-              <w:rPr>
-                <w:sz w:val="18"/>
-              </w:rPr>
-              <w:t>2004</w:t>
-            </w:r>
-          </w:p>
-        </w:tc>
-        <w:tc>
-          <w:tcPr>
-            <w:tcW w:type="dxa" w:w="960"/>
-            <w:noWrap/>
-          </w:tcPr>
-          <w:p>
-            <w:pPr>
-              <w:jc w:val="center"/>
-            </w:pPr>
-            <w:r>
-              <w:rPr>
-                <w:sz w:val="18"/>
-              </w:rPr>
-              <w:t>22</w:t>
-            </w:r>
-          </w:p>
-        </w:tc>
-        <w:tc>
-          <w:tcPr>
-            <w:tcW w:type="dxa" w:w="960"/>
-            <w:noWrap/>
-          </w:tcPr>
-          <w:p>
-            <w:pPr>
-              <w:jc w:val="center"/>
-            </w:pPr>
-            <w:r>
-              <w:rPr>
-                <w:sz w:val="18"/>
-              </w:rPr>
-              <w:t>€11,662</w:t>
-            </w:r>
-          </w:p>
-        </w:tc>
-        <w:tc>
-          <w:tcPr>
-            <w:tcW w:type="dxa" w:w="960"/>
-            <w:noWrap/>
-          </w:tcPr>
-          <w:p>
-            <w:pPr>
-              <w:jc w:val="center"/>
-            </w:pPr>
-            <w:r>
-              <w:rPr>
-                <w:sz w:val="18"/>
-              </w:rPr>
-              <w:t>11.7%</w:t>
-            </w:r>
-          </w:p>
-        </w:tc>
-        <w:tc>
-          <w:tcPr>
-            <w:tcW w:type="dxa" w:w="960"/>
-            <w:noWrap/>
-          </w:tcPr>
-          <w:p>
-            <w:pPr>
-              <w:jc w:val="center"/>
-            </w:pPr>
-            <w:r>
-              <w:rPr>
-                <w:sz w:val="18"/>
-              </w:rPr>
-              <w:t>€6,944</w:t>
-            </w:r>
-          </w:p>
-        </w:tc>
-        <w:tc>
-          <w:tcPr>
-            <w:tcW w:type="dxa" w:w="960"/>
-            <w:noWrap/>
-          </w:tcPr>
-          <w:p>
-            <w:pPr>
-              <w:jc w:val="center"/>
-            </w:pPr>
-            <w:r>
-              <w:rPr>
-                <w:sz w:val="18"/>
-              </w:rPr>
-              <w:t>9.2%</w:t>
-            </w:r>
-          </w:p>
-        </w:tc>
-        <w:tc>
-          <w:tcPr>
-            <w:tcW w:type="dxa" w:w="960"/>
-            <w:noWrap/>
-          </w:tcPr>
-          <w:p>
-            <w:pPr>
-              <w:jc w:val="center"/>
-            </w:pPr>
-            <w:r>
-              <w:rPr>
-                <w:sz w:val="18"/>
-              </w:rPr>
-              <w:t>€4,230</w:t>
-            </w:r>
-          </w:p>
-        </w:tc>
-        <w:tc>
-          <w:tcPr>
-            <w:tcW w:type="dxa" w:w="960"/>
-            <w:noWrap/>
-          </w:tcPr>
-          <w:p>
-            <w:pPr>
-              <w:jc w:val="center"/>
-            </w:pPr>
-            <w:r>
-              <w:rPr>
-                <w:sz w:val="18"/>
-              </w:rPr>
-              <w:t>6.7%</w:t>
-            </w:r>
-          </w:p>
-        </w:tc>
-        <w:tc>
-          <w:tcPr>
-            <w:tcW w:type="dxa" w:w="960"/>
-            <w:noWrap/>
-          </w:tcPr>
-          <w:p>
-            <w:pPr>
-              <w:jc w:val="center"/>
-            </w:pPr>
-            <w:r>
-              <w:rPr>
-                <w:color w:val="008000"/>
-                <w:sz w:val="18"/>
-              </w:rPr>
-              <w:t>+€4,718</w:t>
-            </w:r>
-          </w:p>
-        </w:tc>
-      </w:tr>
-      <w:tr>
-        <w:tc>
-          <w:tcPr>
-            <w:tcW w:type="dxa" w:w="960"/>
-            <w:noWrap/>
-          </w:tcPr>
-          <w:p>
-            <w:pPr>
-              <w:jc w:val="center"/>
-            </w:pPr>
-            <w:r>
-              <w:rPr>
-                <w:sz w:val="18"/>
-              </w:rPr>
-              <w:t>2005</w:t>
-            </w:r>
-          </w:p>
-        </w:tc>
-        <w:tc>
-          <w:tcPr>
-            <w:tcW w:type="dxa" w:w="960"/>
-            <w:noWrap/>
-          </w:tcPr>
-          <w:p>
-            <w:pPr>
-              <w:jc w:val="center"/>
-            </w:pPr>
-            <w:r>
-              <w:rPr>
-                <w:sz w:val="18"/>
-              </w:rPr>
-              <w:t>21</w:t>
-            </w:r>
-          </w:p>
-        </w:tc>
-        <w:tc>
-          <w:tcPr>
-            <w:tcW w:type="dxa" w:w="960"/>
-            <w:noWrap/>
-          </w:tcPr>
-          <w:p>
-            <w:pPr>
-              <w:jc w:val="center"/>
-            </w:pPr>
-            <w:r>
-              <w:rPr>
-                <w:sz w:val="18"/>
-              </w:rPr>
-              <w:t>€10,565</w:t>
-            </w:r>
-          </w:p>
-        </w:tc>
-        <w:tc>
-          <w:tcPr>
-            <w:tcW w:type="dxa" w:w="960"/>
-            <w:noWrap/>
-          </w:tcPr>
-          <w:p>
-            <w:pPr>
-              <w:jc w:val="center"/>
-            </w:pPr>
-            <w:r>
-              <w:rPr>
-                <w:sz w:val="18"/>
-              </w:rPr>
-              <w:t>11.8%</w:t>
-            </w:r>
-          </w:p>
-        </w:tc>
-        <w:tc>
-          <w:tcPr>
-            <w:tcW w:type="dxa" w:w="960"/>
-            <w:noWrap/>
-          </w:tcPr>
-          <w:p>
-            <w:pPr>
-              <w:jc w:val="center"/>
-            </w:pPr>
-            <w:r>
-              <w:rPr>
-                <w:sz w:val="18"/>
-              </w:rPr>
-              <w:t>€6,230</w:t>
-            </w:r>
-          </w:p>
-        </w:tc>
-        <w:tc>
-          <w:tcPr>
-            <w:tcW w:type="dxa" w:w="960"/>
-            <w:noWrap/>
-          </w:tcPr>
-          <w:p>
-            <w:pPr>
-              <w:jc w:val="center"/>
-            </w:pPr>
-            <w:r>
-              <w:rPr>
-                <w:sz w:val="18"/>
-              </w:rPr>
-              <w:t>9.1%</w:t>
-            </w:r>
-          </w:p>
-        </w:tc>
-        <w:tc>
-          <w:tcPr>
-            <w:tcW w:type="dxa" w:w="960"/>
-            <w:noWrap/>
-          </w:tcPr>
-          <w:p>
-            <w:pPr>
-              <w:jc w:val="center"/>
-            </w:pPr>
-            <w:r>
-              <w:rPr>
-                <w:sz w:val="18"/>
-              </w:rPr>
-              <w:t>€3,668</w:t>
-            </w:r>
-          </w:p>
-        </w:tc>
-        <w:tc>
-          <w:tcPr>
-            <w:tcW w:type="dxa" w:w="960"/>
-            <w:noWrap/>
-          </w:tcPr>
-          <w:p>
-            <w:pPr>
-              <w:jc w:val="center"/>
-            </w:pPr>
-            <w:r>
-              <w:rPr>
-                <w:sz w:val="18"/>
-              </w:rPr>
-              <w:t>6.3%</w:t>
-            </w:r>
-          </w:p>
-        </w:tc>
-        <w:tc>
-          <w:tcPr>
-            <w:tcW w:type="dxa" w:w="960"/>
-            <w:noWrap/>
-          </w:tcPr>
-          <w:p>
-            <w:pPr>
-              <w:jc w:val="center"/>
-            </w:pPr>
-            <w:r>
-              <w:rPr>
-                <w:color w:val="008000"/>
-                <w:sz w:val="18"/>
-              </w:rPr>
-              <w:t>+€4,335</w:t>
-            </w:r>
-          </w:p>
-        </w:tc>
-      </w:tr>
-      <w:tr>
-        <w:tc>
-          <w:tcPr>
-            <w:tcW w:type="dxa" w:w="960"/>
-            <w:noWrap/>
-          </w:tcPr>
-          <w:p>
-            <w:pPr>
-              <w:jc w:val="center"/>
-            </w:pPr>
-            <w:r>
-              <w:rPr>
-                <w:sz w:val="18"/>
-              </w:rPr>
-              <w:t>2006</w:t>
-            </w:r>
-          </w:p>
-        </w:tc>
-        <w:tc>
-          <w:tcPr>
-            <w:tcW w:type="dxa" w:w="960"/>
-            <w:noWrap/>
-          </w:tcPr>
-          <w:p>
-            <w:pPr>
-              <w:jc w:val="center"/>
-            </w:pPr>
-            <w:r>
-              <w:rPr>
-                <w:sz w:val="18"/>
-              </w:rPr>
-              <w:t>20</w:t>
-            </w:r>
-          </w:p>
-        </w:tc>
-        <w:tc>
-          <w:tcPr>
-            <w:tcW w:type="dxa" w:w="960"/>
-            <w:noWrap/>
-          </w:tcPr>
-          <w:p>
-            <w:pPr>
-              <w:jc w:val="center"/>
-            </w:pPr>
-            <w:r>
-              <w:rPr>
-                <w:sz w:val="18"/>
-              </w:rPr>
-              <w:t>€8,398</w:t>
-            </w:r>
-          </w:p>
-        </w:tc>
-        <w:tc>
-          <w:tcPr>
-            <w:tcW w:type="dxa" w:w="960"/>
-            <w:noWrap/>
-          </w:tcPr>
-          <w:p>
-            <w:pPr>
-              <w:jc w:val="center"/>
-            </w:pPr>
-            <w:r>
-              <w:rPr>
-                <w:sz w:val="18"/>
-              </w:rPr>
-              <w:t>11.2%</w:t>
-            </w:r>
-          </w:p>
-        </w:tc>
-        <w:tc>
-          <w:tcPr>
-            <w:tcW w:type="dxa" w:w="960"/>
-            <w:noWrap/>
-          </w:tcPr>
-          <w:p>
-            <w:pPr>
-              <w:jc w:val="center"/>
-            </w:pPr>
-            <w:r>
-              <w:rPr>
-                <w:sz w:val="18"/>
-              </w:rPr>
-              <w:t>€6,076</w:t>
-            </w:r>
-          </w:p>
-        </w:tc>
-        <w:tc>
-          <w:tcPr>
-            <w:tcW w:type="dxa" w:w="960"/>
-            <w:noWrap/>
-          </w:tcPr>
-          <w:p>
-            <w:pPr>
-              <w:jc w:val="center"/>
-            </w:pPr>
-            <w:r>
-              <w:rPr>
-                <w:sz w:val="18"/>
-              </w:rPr>
-              <w:t>9.4%</w:t>
-            </w:r>
-          </w:p>
-        </w:tc>
-        <w:tc>
-          <w:tcPr>
-            <w:tcW w:type="dxa" w:w="960"/>
-            <w:noWrap/>
-          </w:tcPr>
-          <w:p>
-            <w:pPr>
-              <w:jc w:val="center"/>
-            </w:pPr>
-            <w:r>
-              <w:rPr>
-                <w:sz w:val="18"/>
-              </w:rPr>
-              <w:t>€3,207</w:t>
-            </w:r>
-          </w:p>
-        </w:tc>
-        <w:tc>
-          <w:tcPr>
-            <w:tcW w:type="dxa" w:w="960"/>
-            <w:noWrap/>
-          </w:tcPr>
-          <w:p>
-            <w:pPr>
-              <w:jc w:val="center"/>
-            </w:pPr>
-            <w:r>
-              <w:rPr>
-                <w:sz w:val="18"/>
-              </w:rPr>
-              <w:t>6.0%</w:t>
-            </w:r>
-          </w:p>
-        </w:tc>
-        <w:tc>
-          <w:tcPr>
-            <w:tcW w:type="dxa" w:w="960"/>
-            <w:noWrap/>
-          </w:tcPr>
-          <w:p>
-            <w:pPr>
-              <w:jc w:val="center"/>
-            </w:pPr>
-            <w:r>
-              <w:rPr>
-                <w:color w:val="008000"/>
-                <w:sz w:val="18"/>
-              </w:rPr>
-              <w:t>+€2,322</w:t>
-            </w:r>
-          </w:p>
-        </w:tc>
-      </w:tr>
-      <w:tr>
-        <w:tc>
-          <w:tcPr>
-            <w:tcW w:type="dxa" w:w="960"/>
-            <w:noWrap/>
-          </w:tcPr>
-          <w:p>
-            <w:pPr>
-              <w:jc w:val="center"/>
-            </w:pPr>
-            <w:r>
-              <w:rPr>
-                <w:sz w:val="18"/>
-              </w:rPr>
-              <w:t>2007</w:t>
-            </w:r>
-          </w:p>
-        </w:tc>
-        <w:tc>
-          <w:tcPr>
-            <w:tcW w:type="dxa" w:w="960"/>
-            <w:noWrap/>
-          </w:tcPr>
-          <w:p>
-            <w:pPr>
-              <w:jc w:val="center"/>
-            </w:pPr>
-            <w:r>
-              <w:rPr>
-                <w:sz w:val="18"/>
-              </w:rPr>
-              <w:t>19</w:t>
-            </w:r>
-          </w:p>
-        </w:tc>
-        <w:tc>
-          <w:tcPr>
-            <w:tcW w:type="dxa" w:w="960"/>
-            <w:noWrap/>
-          </w:tcPr>
-          <w:p>
-            <w:pPr>
-              <w:jc w:val="center"/>
-            </w:pPr>
-            <w:r>
-              <w:rPr>
-                <w:sz w:val="18"/>
-              </w:rPr>
-              <w:t>€6,878</w:t>
-            </w:r>
-          </w:p>
-        </w:tc>
-        <w:tc>
-          <w:tcPr>
-            <w:tcW w:type="dxa" w:w="960"/>
-            <w:noWrap/>
-          </w:tcPr>
-          <w:p>
-            <w:pPr>
-              <w:jc w:val="center"/>
-            </w:pPr>
-            <w:r>
-              <w:rPr>
-                <w:sz w:val="18"/>
-              </w:rPr>
-              <w:t>10.6%</w:t>
-            </w:r>
-          </w:p>
-        </w:tc>
-        <w:tc>
-          <w:tcPr>
-            <w:tcW w:type="dxa" w:w="960"/>
-            <w:noWrap/>
-          </w:tcPr>
-          <w:p>
-            <w:pPr>
-              <w:jc w:val="center"/>
-            </w:pPr>
-            <w:r>
-              <w:rPr>
-                <w:sz w:val="18"/>
-              </w:rPr>
-              <w:t>€4,997</w:t>
-            </w:r>
-          </w:p>
-        </w:tc>
-        <w:tc>
-          <w:tcPr>
-            <w:tcW w:type="dxa" w:w="960"/>
-            <w:noWrap/>
-          </w:tcPr>
-          <w:p>
-            <w:pPr>
-              <w:jc w:val="center"/>
-            </w:pPr>
-            <w:r>
-              <w:rPr>
-                <w:sz w:val="18"/>
-              </w:rPr>
-              <w:t>8.8%</w:t>
-            </w:r>
-          </w:p>
-        </w:tc>
-        <w:tc>
-          <w:tcPr>
-            <w:tcW w:type="dxa" w:w="960"/>
-            <w:noWrap/>
-          </w:tcPr>
-          <w:p>
-            <w:pPr>
-              <w:jc w:val="center"/>
-            </w:pPr>
-            <w:r>
-              <w:rPr>
-                <w:sz w:val="18"/>
-              </w:rPr>
-              <w:t>€2,395</w:t>
-            </w:r>
-          </w:p>
-        </w:tc>
-        <w:tc>
-          <w:tcPr>
-            <w:tcW w:type="dxa" w:w="960"/>
-            <w:noWrap/>
-          </w:tcPr>
-          <w:p>
-            <w:pPr>
-              <w:jc w:val="center"/>
-            </w:pPr>
-            <w:r>
-              <w:rPr>
-                <w:sz w:val="18"/>
-              </w:rPr>
-              <w:t>4.7%</w:t>
-            </w:r>
-          </w:p>
-        </w:tc>
-        <w:tc>
-          <w:tcPr>
-            <w:tcW w:type="dxa" w:w="960"/>
-            <w:noWrap/>
-          </w:tcPr>
-          <w:p>
-            <w:pPr>
-              <w:jc w:val="center"/>
-            </w:pPr>
-            <w:r>
-              <w:rPr>
-                <w:color w:val="008000"/>
-                <w:sz w:val="18"/>
-              </w:rPr>
-              <w:t>+€1,880</w:t>
-            </w:r>
-          </w:p>
-        </w:tc>
-      </w:tr>
-      <w:tr>
-        <w:tc>
-          <w:tcPr>
-            <w:tcW w:type="dxa" w:w="960"/>
-            <w:noWrap/>
-          </w:tcPr>
-          <w:p>
-            <w:pPr>
-              <w:jc w:val="center"/>
-            </w:pPr>
             <w:r>
               <w:rPr>
                 <w:color w:val="CC0000"/>
@@ -1587,9 +1338,6 @@
             <w:noWrap/>
           </w:tcPr>
           <w:p>
-            <w:pPr>
-              <w:jc w:val="center"/>
-            </w:pPr>
             <w:r>
               <w:rPr>
                 <w:color w:val="CC0000"/>
@@ -1605,15 +1353,12 @@
             <w:noWrap/>
           </w:tcPr>
           <w:p>
-            <w:pPr>
-              <w:jc w:val="center"/>
-            </w:pPr>
             <w:r>
               <w:rPr>
                 <w:color w:val="CC0000"/>
                 <w:sz w:val="18"/>
               </w:rPr>
-              <w:t>€4,234</w:t>
+              <w:t>€7,108</w:t>
             </w:r>
           </w:p>
         </w:tc>
@@ -1623,9 +1368,340 @@
             <w:noWrap/>
           </w:tcPr>
           <w:p>
-            <w:pPr>
-              <w:jc w:val="center"/>
-            </w:pPr>
+            <w:r>
+              <w:rPr>
+                <w:color w:val="CC0000"/>
+                <w:sz w:val="18"/>
+              </w:rPr>
+              <w:t>11.4%</w:t>
+            </w:r>
+          </w:p>
+        </w:tc>
+        <w:tc>
+          <w:tcPr>
+            <w:tcW w:type="dxa" w:w="960"/>
+            <w:noWrap/>
+          </w:tcPr>
+          <w:p>
+            <w:r>
+              <w:rPr>
+                <w:color w:val="CC0000"/>
+                <w:sz w:val="18"/>
+              </w:rPr>
+              <w:t>€7,390</w:t>
+            </w:r>
+          </w:p>
+        </w:tc>
+        <w:tc>
+          <w:tcPr>
+            <w:tcW w:type="dxa" w:w="960"/>
+            <w:noWrap/>
+          </w:tcPr>
+          <w:p>
+            <w:r>
+              <w:rPr>
+                <w:color w:val="CC0000"/>
+                <w:sz w:val="18"/>
+              </w:rPr>
+              <w:t>11.7%</w:t>
+            </w:r>
+          </w:p>
+        </w:tc>
+        <w:tc>
+          <w:tcPr>
+            <w:tcW w:type="dxa" w:w="960"/>
+            <w:noWrap/>
+          </w:tcPr>
+          <w:p>
+            <w:r>
+              <w:rPr>
+                <w:color w:val="CC0000"/>
+                <w:sz w:val="18"/>
+              </w:rPr>
+              <w:t>€2,975</w:t>
+            </w:r>
+          </w:p>
+        </w:tc>
+        <w:tc>
+          <w:tcPr>
+            <w:tcW w:type="dxa" w:w="960"/>
+            <w:noWrap/>
+          </w:tcPr>
+          <w:p>
+            <w:r>
+              <w:rPr>
+                <w:color w:val="CC0000"/>
+                <w:sz w:val="18"/>
+              </w:rPr>
+              <w:t>6.2%</w:t>
+            </w:r>
+          </w:p>
+        </w:tc>
+        <w:tc>
+          <w:tcPr>
+            <w:tcW w:type="dxa" w:w="960"/>
+            <w:noWrap/>
+          </w:tcPr>
+          <w:p>
+            <w:r>
+              <w:rPr>
+                <w:color w:val="CC0000"/>
+                <w:sz w:val="18"/>
+              </w:rPr>
+              <w:t>€-282</w:t>
+            </w:r>
+          </w:p>
+        </w:tc>
+      </w:tr>
+      <w:tr>
+        <w:tc>
+          <w:tcPr>
+            <w:tcW w:type="dxa" w:w="960"/>
+            <w:noWrap/>
+          </w:tcPr>
+          <w:p>
+            <w:r>
+              <w:rPr>
+                <w:color w:val="CC0000"/>
+                <w:sz w:val="18"/>
+              </w:rPr>
+              <w:t>2009</w:t>
+            </w:r>
+          </w:p>
+        </w:tc>
+        <w:tc>
+          <w:tcPr>
+            <w:tcW w:type="dxa" w:w="960"/>
+            <w:noWrap/>
+          </w:tcPr>
+          <w:p>
+            <w:r>
+              <w:rPr>
+                <w:color w:val="CC0000"/>
+                <w:sz w:val="18"/>
+              </w:rPr>
+              <w:t>17</w:t>
+            </w:r>
+          </w:p>
+        </w:tc>
+        <w:tc>
+          <w:tcPr>
+            <w:tcW w:type="dxa" w:w="960"/>
+            <w:noWrap/>
+          </w:tcPr>
+          <w:p>
+            <w:r>
+              <w:rPr>
+                <w:color w:val="CC0000"/>
+                <w:sz w:val="18"/>
+              </w:rPr>
+              <w:t>€6,096</w:t>
+            </w:r>
+          </w:p>
+        </w:tc>
+        <w:tc>
+          <w:tcPr>
+            <w:tcW w:type="dxa" w:w="960"/>
+            <w:noWrap/>
+          </w:tcPr>
+          <w:p>
+            <w:r>
+              <w:rPr>
+                <w:color w:val="CC0000"/>
+                <w:sz w:val="18"/>
+              </w:rPr>
+              <w:t>11.1%</w:t>
+            </w:r>
+          </w:p>
+        </w:tc>
+        <w:tc>
+          <w:tcPr>
+            <w:tcW w:type="dxa" w:w="960"/>
+            <w:noWrap/>
+          </w:tcPr>
+          <w:p>
+            <w:r>
+              <w:rPr>
+                <w:color w:val="CC0000"/>
+                <w:sz w:val="18"/>
+              </w:rPr>
+              <w:t>€10,304</w:t>
+            </w:r>
+          </w:p>
+        </w:tc>
+        <w:tc>
+          <w:tcPr>
+            <w:tcW w:type="dxa" w:w="960"/>
+            <w:noWrap/>
+          </w:tcPr>
+          <w:p>
+            <w:r>
+              <w:rPr>
+                <w:color w:val="CC0000"/>
+                <w:sz w:val="18"/>
+              </w:rPr>
+              <w:t>14.6%</w:t>
+            </w:r>
+          </w:p>
+        </w:tc>
+        <w:tc>
+          <w:tcPr>
+            <w:tcW w:type="dxa" w:w="960"/>
+            <w:noWrap/>
+          </w:tcPr>
+          <w:p>
+            <w:r>
+              <w:rPr>
+                <w:color w:val="CC0000"/>
+                <w:sz w:val="18"/>
+              </w:rPr>
+              <w:t>€4,592</w:t>
+            </w:r>
+          </w:p>
+        </w:tc>
+        <w:tc>
+          <w:tcPr>
+            <w:tcW w:type="dxa" w:w="960"/>
+            <w:noWrap/>
+          </w:tcPr>
+          <w:p>
+            <w:r>
+              <w:rPr>
+                <w:color w:val="CC0000"/>
+                <w:sz w:val="18"/>
+              </w:rPr>
+              <w:t>9.3%</w:t>
+            </w:r>
+          </w:p>
+        </w:tc>
+        <w:tc>
+          <w:tcPr>
+            <w:tcW w:type="dxa" w:w="960"/>
+            <w:noWrap/>
+          </w:tcPr>
+          <w:p>
+            <w:r>
+              <w:rPr>
+                <w:color w:val="CC0000"/>
+                <w:sz w:val="18"/>
+              </w:rPr>
+              <w:t>€-4,208</w:t>
+            </w:r>
+          </w:p>
+        </w:tc>
+      </w:tr>
+      <w:tr>
+        <w:tc>
+          <w:tcPr>
+            <w:tcW w:type="dxa" w:w="960"/>
+            <w:noWrap/>
+          </w:tcPr>
+          <w:p>
+            <w:r>
+              <w:rPr>
+                <w:color w:val="CC0000"/>
+                <w:sz w:val="18"/>
+              </w:rPr>
+              <w:t>2010</w:t>
+            </w:r>
+          </w:p>
+        </w:tc>
+        <w:tc>
+          <w:tcPr>
+            <w:tcW w:type="dxa" w:w="960"/>
+            <w:noWrap/>
+          </w:tcPr>
+          <w:p>
+            <w:r>
+              <w:rPr>
+                <w:color w:val="CC0000"/>
+                <w:sz w:val="18"/>
+              </w:rPr>
+              <w:t>16</w:t>
+            </w:r>
+          </w:p>
+        </w:tc>
+        <w:tc>
+          <w:tcPr>
+            <w:tcW w:type="dxa" w:w="960"/>
+            <w:noWrap/>
+          </w:tcPr>
+          <w:p>
+            <w:r>
+              <w:rPr>
+                <w:color w:val="CC0000"/>
+                <w:sz w:val="18"/>
+              </w:rPr>
+              <w:t>€5,688</w:t>
+            </w:r>
+          </w:p>
+        </w:tc>
+        <w:tc>
+          <w:tcPr>
+            <w:tcW w:type="dxa" w:w="960"/>
+            <w:noWrap/>
+          </w:tcPr>
+          <w:p>
+            <w:r>
+              <w:rPr>
+                <w:color w:val="CC0000"/>
+                <w:sz w:val="18"/>
+              </w:rPr>
+              <w:t>11.4%</w:t>
+            </w:r>
+          </w:p>
+        </w:tc>
+        <w:tc>
+          <w:tcPr>
+            <w:tcW w:type="dxa" w:w="960"/>
+            <w:noWrap/>
+          </w:tcPr>
+          <w:p>
+            <w:r>
+              <w:rPr>
+                <w:color w:val="CC0000"/>
+                <w:sz w:val="18"/>
+              </w:rPr>
+              <w:t>€8,467</w:t>
+            </w:r>
+          </w:p>
+        </w:tc>
+        <w:tc>
+          <w:tcPr>
+            <w:tcW w:type="dxa" w:w="960"/>
+            <w:noWrap/>
+          </w:tcPr>
+          <w:p>
+            <w:r>
+              <w:rPr>
+                <w:color w:val="CC0000"/>
+                <w:sz w:val="18"/>
+              </w:rPr>
+              <w:t>14.2%</w:t>
+            </w:r>
+          </w:p>
+        </w:tc>
+        <w:tc>
+          <w:tcPr>
+            <w:tcW w:type="dxa" w:w="960"/>
+            <w:noWrap/>
+          </w:tcPr>
+          <w:p>
+            <w:r>
+              <w:rPr>
+                <w:color w:val="CC0000"/>
+                <w:sz w:val="18"/>
+              </w:rPr>
+              <w:t>€3,593</w:t>
+            </w:r>
+          </w:p>
+        </w:tc>
+        <w:tc>
+          <w:tcPr>
+            <w:tcW w:type="dxa" w:w="960"/>
+            <w:noWrap/>
+          </w:tcPr>
+          <w:p>
             <w:r>
               <w:rPr>
                 <w:color w:val="CC0000"/>
@@ -1641,87 +1717,12 @@
             <w:noWrap/>
           </w:tcPr>
           <w:p>
-            <w:pPr>
-              <w:jc w:val="center"/>
-            </w:pPr>
             <w:r>
               <w:rPr>
                 <w:color w:val="CC0000"/>
                 <w:sz w:val="18"/>
               </w:rPr>
-              <w:t>€4,476</w:t>
-            </w:r>
-          </w:p>
-        </w:tc>
-        <w:tc>
-          <w:tcPr>
-            <w:tcW w:type="dxa" w:w="960"/>
-            <w:noWrap/>
-          </w:tcPr>
-          <w:p>
-            <w:pPr>
-              <w:jc w:val="center"/>
-            </w:pPr>
-            <w:r>
-              <w:rPr>
-                <w:color w:val="CC0000"/>
-                <w:sz w:val="18"/>
-              </w:rPr>
-              <w:t>8.6%</w:t>
-            </w:r>
-          </w:p>
-        </w:tc>
-        <w:tc>
-          <w:tcPr>
-            <w:tcW w:type="dxa" w:w="960"/>
-            <w:noWrap/>
-          </w:tcPr>
-          <w:p>
-            <w:pPr>
-              <w:jc w:val="center"/>
-            </w:pPr>
-            <w:r>
-              <w:rPr>
-                <w:color w:val="CC0000"/>
-                <w:sz w:val="18"/>
-              </w:rPr>
-              <w:t>€1,847</w:t>
-            </w:r>
-          </w:p>
-        </w:tc>
-        <w:tc>
-          <w:tcPr>
-            <w:tcW w:type="dxa" w:w="960"/>
-            <w:noWrap/>
-          </w:tcPr>
-          <w:p>
-            <w:pPr>
-              <w:jc w:val="center"/>
-            </w:pPr>
-            <w:r>
-              <w:rPr>
-                <w:color w:val="CC0000"/>
-                <w:sz w:val="18"/>
-              </w:rPr>
-              <w:t>3.4%</w:t>
-            </w:r>
-          </w:p>
-        </w:tc>
-        <w:tc>
-          <w:tcPr>
-            <w:tcW w:type="dxa" w:w="960"/>
-            <w:noWrap/>
-          </w:tcPr>
-          <w:p>
-            <w:pPr>
-              <w:jc w:val="center"/>
-            </w:pPr>
-            <w:r>
-              <w:rPr>
-                <w:color w:val="CC0000"/>
-                <w:sz w:val="18"/>
-              </w:rPr>
-              <w:t>€-243</w:t>
+              <w:t>€-2,779</w:t>
             </w:r>
           </w:p>
         </w:tc>
@@ -1733,337 +1734,6 @@
             <w:noWrap/>
           </w:tcPr>
           <w:p>
-            <w:pPr>
-              <w:jc w:val="center"/>
-            </w:pPr>
-            <w:r>
-              <w:rPr>
-                <w:color w:val="CC0000"/>
-                <w:sz w:val="18"/>
-              </w:rPr>
-              <w:t>2009</w:t>
-            </w:r>
-          </w:p>
-        </w:tc>
-        <w:tc>
-          <w:tcPr>
-            <w:tcW w:type="dxa" w:w="960"/>
-            <w:noWrap/>
-          </w:tcPr>
-          <w:p>
-            <w:pPr>
-              <w:jc w:val="center"/>
-            </w:pPr>
-            <w:r>
-              <w:rPr>
-                <w:color w:val="CC0000"/>
-                <w:sz w:val="18"/>
-              </w:rPr>
-              <w:t>17</w:t>
-            </w:r>
-          </w:p>
-        </w:tc>
-        <w:tc>
-          <w:tcPr>
-            <w:tcW w:type="dxa" w:w="960"/>
-            <w:noWrap/>
-          </w:tcPr>
-          <w:p>
-            <w:pPr>
-              <w:jc w:val="center"/>
-            </w:pPr>
-            <w:r>
-              <w:rPr>
-                <w:color w:val="CC0000"/>
-                <w:sz w:val="18"/>
-              </w:rPr>
-              <w:t>€4,888</w:t>
-            </w:r>
-          </w:p>
-        </w:tc>
-        <w:tc>
-          <w:tcPr>
-            <w:tcW w:type="dxa" w:w="960"/>
-            <w:noWrap/>
-          </w:tcPr>
-          <w:p>
-            <w:pPr>
-              <w:jc w:val="center"/>
-            </w:pPr>
-            <w:r>
-              <w:rPr>
-                <w:color w:val="CC0000"/>
-                <w:sz w:val="18"/>
-              </w:rPr>
-              <w:t>9.7%</w:t>
-            </w:r>
-          </w:p>
-        </w:tc>
-        <w:tc>
-          <w:tcPr>
-            <w:tcW w:type="dxa" w:w="960"/>
-            <w:noWrap/>
-          </w:tcPr>
-          <w:p>
-            <w:pPr>
-              <w:jc w:val="center"/>
-            </w:pPr>
-            <w:r>
-              <w:rPr>
-                <w:color w:val="CC0000"/>
-                <w:sz w:val="18"/>
-              </w:rPr>
-              <w:t>€8,298</w:t>
-            </w:r>
-          </w:p>
-        </w:tc>
-        <w:tc>
-          <w:tcPr>
-            <w:tcW w:type="dxa" w:w="960"/>
-            <w:noWrap/>
-          </w:tcPr>
-          <w:p>
-            <w:pPr>
-              <w:jc w:val="center"/>
-            </w:pPr>
-            <w:r>
-              <w:rPr>
-                <w:color w:val="CC0000"/>
-                <w:sz w:val="18"/>
-              </w:rPr>
-              <w:t>13.2%</w:t>
-            </w:r>
-          </w:p>
-        </w:tc>
-        <w:tc>
-          <w:tcPr>
-            <w:tcW w:type="dxa" w:w="960"/>
-            <w:noWrap/>
-          </w:tcPr>
-          <w:p>
-            <w:pPr>
-              <w:jc w:val="center"/>
-            </w:pPr>
-            <w:r>
-              <w:rPr>
-                <w:color w:val="CC0000"/>
-                <w:sz w:val="18"/>
-              </w:rPr>
-              <w:t>€3,718</w:t>
-            </w:r>
-          </w:p>
-        </w:tc>
-        <w:tc>
-          <w:tcPr>
-            <w:tcW w:type="dxa" w:w="960"/>
-            <w:noWrap/>
-          </w:tcPr>
-          <w:p>
-            <w:pPr>
-              <w:jc w:val="center"/>
-            </w:pPr>
-            <w:r>
-              <w:rPr>
-                <w:color w:val="CC0000"/>
-                <w:sz w:val="18"/>
-              </w:rPr>
-              <w:t>8.0%</w:t>
-            </w:r>
-          </w:p>
-        </w:tc>
-        <w:tc>
-          <w:tcPr>
-            <w:tcW w:type="dxa" w:w="960"/>
-            <w:noWrap/>
-          </w:tcPr>
-          <w:p>
-            <w:pPr>
-              <w:jc w:val="center"/>
-            </w:pPr>
-            <w:r>
-              <w:rPr>
-                <w:color w:val="CC0000"/>
-                <w:sz w:val="18"/>
-              </w:rPr>
-              <w:t>€-3,410</w:t>
-            </w:r>
-          </w:p>
-        </w:tc>
-      </w:tr>
-      <w:tr>
-        <w:tc>
-          <w:tcPr>
-            <w:tcW w:type="dxa" w:w="960"/>
-            <w:noWrap/>
-          </w:tcPr>
-          <w:p>
-            <w:pPr>
-              <w:jc w:val="center"/>
-            </w:pPr>
-            <w:r>
-              <w:rPr>
-                <w:color w:val="CC0000"/>
-                <w:sz w:val="18"/>
-              </w:rPr>
-              <w:t>2010</w:t>
-            </w:r>
-          </w:p>
-        </w:tc>
-        <w:tc>
-          <w:tcPr>
-            <w:tcW w:type="dxa" w:w="960"/>
-            <w:noWrap/>
-          </w:tcPr>
-          <w:p>
-            <w:pPr>
-              <w:jc w:val="center"/>
-            </w:pPr>
-            <w:r>
-              <w:rPr>
-                <w:color w:val="CC0000"/>
-                <w:sz w:val="18"/>
-              </w:rPr>
-              <w:t>16</w:t>
-            </w:r>
-          </w:p>
-        </w:tc>
-        <w:tc>
-          <w:tcPr>
-            <w:tcW w:type="dxa" w:w="960"/>
-            <w:noWrap/>
-          </w:tcPr>
-          <w:p>
-            <w:pPr>
-              <w:jc w:val="center"/>
-            </w:pPr>
-            <w:r>
-              <w:rPr>
-                <w:color w:val="CC0000"/>
-                <w:sz w:val="18"/>
-              </w:rPr>
-              <w:t>€3,840</w:t>
-            </w:r>
-          </w:p>
-        </w:tc>
-        <w:tc>
-          <w:tcPr>
-            <w:tcW w:type="dxa" w:w="960"/>
-            <w:noWrap/>
-          </w:tcPr>
-          <w:p>
-            <w:pPr>
-              <w:jc w:val="center"/>
-            </w:pPr>
-            <w:r>
-              <w:rPr>
-                <w:color w:val="CC0000"/>
-                <w:sz w:val="18"/>
-              </w:rPr>
-              <w:t>8.7%</w:t>
-            </w:r>
-          </w:p>
-        </w:tc>
-        <w:tc>
-          <w:tcPr>
-            <w:tcW w:type="dxa" w:w="960"/>
-            <w:noWrap/>
-          </w:tcPr>
-          <w:p>
-            <w:pPr>
-              <w:jc w:val="center"/>
-            </w:pPr>
-            <w:r>
-              <w:rPr>
-                <w:color w:val="CC0000"/>
-                <w:sz w:val="18"/>
-              </w:rPr>
-              <w:t>€5,777</w:t>
-            </w:r>
-          </w:p>
-        </w:tc>
-        <w:tc>
-          <w:tcPr>
-            <w:tcW w:type="dxa" w:w="960"/>
-            <w:noWrap/>
-          </w:tcPr>
-          <w:p>
-            <w:pPr>
-              <w:jc w:val="center"/>
-            </w:pPr>
-            <w:r>
-              <w:rPr>
-                <w:color w:val="CC0000"/>
-                <w:sz w:val="18"/>
-              </w:rPr>
-              <w:t>11.5%</w:t>
-            </w:r>
-          </w:p>
-        </w:tc>
-        <w:tc>
-          <w:tcPr>
-            <w:tcW w:type="dxa" w:w="960"/>
-            <w:noWrap/>
-          </w:tcPr>
-          <w:p>
-            <w:pPr>
-              <w:jc w:val="center"/>
-            </w:pPr>
-            <w:r>
-              <w:rPr>
-                <w:color w:val="CC0000"/>
-                <w:sz w:val="18"/>
-              </w:rPr>
-              <w:t>€2,486</w:t>
-            </w:r>
-          </w:p>
-        </w:tc>
-        <w:tc>
-          <w:tcPr>
-            <w:tcW w:type="dxa" w:w="960"/>
-            <w:noWrap/>
-          </w:tcPr>
-          <w:p>
-            <w:pPr>
-              <w:jc w:val="center"/>
-            </w:pPr>
-            <w:r>
-              <w:rPr>
-                <w:color w:val="CC0000"/>
-                <w:sz w:val="18"/>
-              </w:rPr>
-              <w:t>5.8%</w:t>
-            </w:r>
-          </w:p>
-        </w:tc>
-        <w:tc>
-          <w:tcPr>
-            <w:tcW w:type="dxa" w:w="960"/>
-            <w:noWrap/>
-          </w:tcPr>
-          <w:p>
-            <w:pPr>
-              <w:jc w:val="center"/>
-            </w:pPr>
-            <w:r>
-              <w:rPr>
-                <w:color w:val="CC0000"/>
-                <w:sz w:val="18"/>
-              </w:rPr>
-              <w:t>€-1,936</w:t>
-            </w:r>
-          </w:p>
-        </w:tc>
-      </w:tr>
-      <w:tr>
-        <w:tc>
-          <w:tcPr>
-            <w:tcW w:type="dxa" w:w="960"/>
-            <w:noWrap/>
-          </w:tcPr>
-          <w:p>
-            <w:pPr>
-              <w:jc w:val="center"/>
-            </w:pPr>
             <w:r>
               <w:rPr>
                 <w:color w:val="CC0000"/>
@@ -2079,9 +1749,6 @@
             <w:noWrap/>
           </w:tcPr>
           <w:p>
-            <w:pPr>
-              <w:jc w:val="center"/>
-            </w:pPr>
             <w:r>
               <w:rPr>
                 <w:color w:val="CC0000"/>
@@ -2097,15 +1764,12 @@
             <w:noWrap/>
           </w:tcPr>
           <w:p>
-            <w:pPr>
-              <w:jc w:val="center"/>
-            </w:pPr>
             <w:r>
               <w:rPr>
                 <w:color w:val="CC0000"/>
                 <w:sz w:val="18"/>
               </w:rPr>
-              <w:t>€3,181</w:t>
+              <w:t>€4,528</w:t>
             </w:r>
           </w:p>
         </w:tc>
@@ -2115,15 +1779,12 @@
             <w:noWrap/>
           </w:tcPr>
           <w:p>
-            <w:pPr>
-              <w:jc w:val="center"/>
-            </w:pPr>
             <w:r>
               <w:rPr>
                 <w:color w:val="CC0000"/>
                 <w:sz w:val="18"/>
               </w:rPr>
-              <w:t>8.0%</w:t>
+              <w:t>10.5%</w:t>
             </w:r>
           </w:p>
         </w:tc>
@@ -2133,15 +1794,12 @@
             <w:noWrap/>
           </w:tcPr>
           <w:p>
-            <w:pPr>
-              <w:jc w:val="center"/>
-            </w:pPr>
             <w:r>
               <w:rPr>
                 <w:color w:val="CC0000"/>
                 <w:sz w:val="18"/>
               </w:rPr>
-              <w:t>€4,853</w:t>
+              <w:t>€6,830</w:t>
             </w:r>
           </w:p>
         </w:tc>
@@ -2151,15 +1809,12 @@
             <w:noWrap/>
           </w:tcPr>
           <w:p>
-            <w:pPr>
-              <w:jc w:val="center"/>
-            </w:pPr>
             <w:r>
               <w:rPr>
                 <w:color w:val="CC0000"/>
                 <w:sz w:val="18"/>
               </w:rPr>
-              <w:t>11.0%</w:t>
+              <w:t>13.6%</w:t>
             </w:r>
           </w:p>
         </w:tc>
@@ -2169,15 +1824,12 @@
             <w:noWrap/>
           </w:tcPr>
           <w:p>
-            <w:pPr>
-              <w:jc w:val="center"/>
-            </w:pPr>
             <w:r>
               <w:rPr>
                 <w:color w:val="CC0000"/>
                 <w:sz w:val="18"/>
               </w:rPr>
-              <w:t>€2,082</w:t>
+              <w:t>€2,886</w:t>
             </w:r>
           </w:p>
         </w:tc>
@@ -2187,15 +1839,12 @@
             <w:noWrap/>
           </w:tcPr>
           <w:p>
-            <w:pPr>
-              <w:jc w:val="center"/>
-            </w:pPr>
             <w:r>
               <w:rPr>
                 <w:color w:val="CC0000"/>
                 <w:sz w:val="18"/>
               </w:rPr>
-              <w:t>5.0%</w:t>
+              <w:t>7.3%</w:t>
             </w:r>
           </w:p>
         </w:tc>
@@ -2205,15 +1854,12 @@
             <w:noWrap/>
           </w:tcPr>
           <w:p>
-            <w:pPr>
-              <w:jc w:val="center"/>
-            </w:pPr>
             <w:r>
               <w:rPr>
                 <w:color w:val="CC0000"/>
                 <w:sz w:val="18"/>
               </w:rPr>
-              <w:t>€-1,672</w:t>
+              <w:t>€-2,302</w:t>
             </w:r>
           </w:p>
         </w:tc>
@@ -2225,9 +1871,6 @@
             <w:noWrap/>
           </w:tcPr>
           <w:p>
-            <w:pPr>
-              <w:jc w:val="center"/>
-            </w:pPr>
             <w:r>
               <w:rPr>
                 <w:color w:val="CC0000"/>
@@ -2243,9 +1886,6 @@
             <w:noWrap/>
           </w:tcPr>
           <w:p>
-            <w:pPr>
-              <w:jc w:val="center"/>
-            </w:pPr>
             <w:r>
               <w:rPr>
                 <w:color w:val="CC0000"/>
@@ -2261,15 +1901,12 @@
             <w:noWrap/>
           </w:tcPr>
           <w:p>
-            <w:pPr>
-              <w:jc w:val="center"/>
-            </w:pPr>
             <w:r>
               <w:rPr>
                 <w:color w:val="CC0000"/>
                 <w:sz w:val="18"/>
               </w:rPr>
-              <w:t>€2,537</w:t>
+              <w:t>€3,344</w:t>
             </w:r>
           </w:p>
         </w:tc>
@@ -2279,15 +1916,12 @@
             <w:noWrap/>
           </w:tcPr>
           <w:p>
-            <w:pPr>
-              <w:jc w:val="center"/>
-            </w:pPr>
             <w:r>
               <w:rPr>
                 <w:color w:val="CC0000"/>
                 <w:sz w:val="18"/>
               </w:rPr>
-              <w:t>6.8%</w:t>
+              <w:t>8.9%</w:t>
             </w:r>
           </w:p>
         </w:tc>
@@ -2297,15 +1931,12 @@
             <w:noWrap/>
           </w:tcPr>
           <w:p>
-            <w:pPr>
-              <w:jc w:val="center"/>
-            </w:pPr>
             <w:r>
               <w:rPr>
                 <w:color w:val="CC0000"/>
                 <w:sz w:val="18"/>
               </w:rPr>
-              <w:t>€4,840</w:t>
+              <w:t>€6,321</w:t>
             </w:r>
           </w:p>
         </w:tc>
@@ -2315,15 +1946,12 @@
             <w:noWrap/>
           </w:tcPr>
           <w:p>
-            <w:pPr>
-              <w:jc w:val="center"/>
-            </w:pPr>
             <w:r>
               <w:rPr>
                 <w:color w:val="CC0000"/>
                 <w:sz w:val="18"/>
               </w:rPr>
-              <w:t>11.8%</w:t>
+              <w:t>14.0%</w:t>
             </w:r>
           </w:p>
         </w:tc>
@@ -2333,15 +1961,12 @@
             <w:noWrap/>
           </w:tcPr>
           <w:p>
-            <w:pPr>
-              <w:jc w:val="center"/>
-            </w:pPr>
             <w:r>
               <w:rPr>
                 <w:color w:val="CC0000"/>
                 <w:sz w:val="18"/>
               </w:rPr>
-              <w:t>€2,430</w:t>
+              <w:t>€3,145</w:t>
             </w:r>
           </w:p>
         </w:tc>
@@ -2351,15 +1976,12 @@
             <w:noWrap/>
           </w:tcPr>
           <w:p>
-            <w:pPr>
-              <w:jc w:val="center"/>
-            </w:pPr>
             <w:r>
               <w:rPr>
                 <w:color w:val="CC0000"/>
                 <w:sz w:val="18"/>
               </w:rPr>
-              <w:t>6.5%</w:t>
+              <w:t>8.5%</w:t>
             </w:r>
           </w:p>
         </w:tc>
@@ -2369,15 +1991,12 @@
             <w:noWrap/>
           </w:tcPr>
           <w:p>
-            <w:pPr>
-              <w:jc w:val="center"/>
-            </w:pPr>
             <w:r>
               <w:rPr>
                 <w:color w:val="CC0000"/>
                 <w:sz w:val="18"/>
               </w:rPr>
-              <w:t>€-2,303</w:t>
+              <w:t>€-2,977</w:t>
             </w:r>
           </w:p>
         </w:tc>
@@ -2389,9 +2008,6 @@
             <w:noWrap/>
           </w:tcPr>
           <w:p>
-            <w:pPr>
-              <w:jc w:val="center"/>
-            </w:pPr>
             <w:r>
               <w:rPr>
                 <w:color w:val="CC0000"/>
@@ -2407,9 +2023,6 @@
             <w:noWrap/>
           </w:tcPr>
           <w:p>
-            <w:pPr>
-              <w:jc w:val="center"/>
-            </w:pPr>
             <w:r>
               <w:rPr>
                 <w:color w:val="CC0000"/>
@@ -2425,15 +2038,12 @@
             <w:noWrap/>
           </w:tcPr>
           <w:p>
-            <w:pPr>
-              <w:jc w:val="center"/>
-            </w:pPr>
             <w:r>
               <w:rPr>
                 <w:color w:val="CC0000"/>
                 <w:sz w:val="18"/>
               </w:rPr>
-              <w:t>€2,582</w:t>
+              <w:t>€3,599</w:t>
             </w:r>
           </w:p>
         </w:tc>
@@ -2443,15 +2053,12 @@
             <w:noWrap/>
           </w:tcPr>
           <w:p>
-            <w:pPr>
-              <w:jc w:val="center"/>
-            </w:pPr>
             <w:r>
               <w:rPr>
                 <w:color w:val="CC0000"/>
                 <w:sz w:val="18"/>
               </w:rPr>
-              <w:t>7.5%</w:t>
+              <w:t>10.3%</w:t>
             </w:r>
           </w:p>
         </w:tc>
@@ -2461,15 +2068,12 @@
             <w:noWrap/>
           </w:tcPr>
           <w:p>
-            <w:pPr>
-              <w:jc w:val="center"/>
-            </w:pPr>
             <w:r>
               <w:rPr>
                 <w:color w:val="CC0000"/>
                 <w:sz w:val="18"/>
               </w:rPr>
-              <w:t>€4,061</w:t>
+              <w:t>€5,588</w:t>
             </w:r>
           </w:p>
         </w:tc>
@@ -2479,15 +2083,12 @@
             <w:noWrap/>
           </w:tcPr>
           <w:p>
-            <w:pPr>
-              <w:jc w:val="center"/>
-            </w:pPr>
             <w:r>
               <w:rPr>
                 <w:color w:val="CC0000"/>
                 <w:sz w:val="18"/>
               </w:rPr>
-              <w:t>11.3%</w:t>
+              <w:t>14.0%</w:t>
             </w:r>
           </w:p>
         </w:tc>
@@ -2497,15 +2098,12 @@
             <w:noWrap/>
           </w:tcPr>
           <w:p>
-            <w:pPr>
-              <w:jc w:val="center"/>
-            </w:pPr>
             <w:r>
               <w:rPr>
                 <w:color w:val="CC0000"/>
                 <w:sz w:val="18"/>
               </w:rPr>
-              <w:t>€1,948</w:t>
+              <w:t>€2,643</w:t>
             </w:r>
           </w:p>
         </w:tc>
@@ -2515,15 +2113,12 @@
             <w:noWrap/>
           </w:tcPr>
           <w:p>
-            <w:pPr>
-              <w:jc w:val="center"/>
-            </w:pPr>
             <w:r>
               <w:rPr>
                 <w:color w:val="CC0000"/>
                 <w:sz w:val="18"/>
               </w:rPr>
-              <w:t>5.2%</w:t>
+              <w:t>7.7%</w:t>
             </w:r>
           </w:p>
         </w:tc>
@@ -2533,15 +2128,12 @@
             <w:noWrap/>
           </w:tcPr>
           <w:p>
-            <w:pPr>
-              <w:jc w:val="center"/>
-            </w:pPr>
             <w:r>
               <w:rPr>
                 <w:color w:val="CC0000"/>
                 <w:sz w:val="18"/>
               </w:rPr>
-              <w:t>€-1,479</w:t>
+              <w:t>€-1,989</w:t>
             </w:r>
           </w:p>
         </w:tc>
@@ -2553,9 +2145,6 @@
             <w:noWrap/>
           </w:tcPr>
           <w:p>
-            <w:pPr>
-              <w:jc w:val="center"/>
-            </w:pPr>
             <w:r>
               <w:rPr>
                 <w:sz w:val="18"/>
@@ -2570,9 +2159,6 @@
             <w:noWrap/>
           </w:tcPr>
           <w:p>
-            <w:pPr>
-              <w:jc w:val="center"/>
-            </w:pPr>
             <w:r>
               <w:rPr>
                 <w:sz w:val="18"/>
@@ -2587,14 +2173,11 @@
             <w:noWrap/>
           </w:tcPr>
           <w:p>
-            <w:pPr>
-              <w:jc w:val="center"/>
-            </w:pPr>
             <w:r>
               <w:rPr>
                 <w:sz w:val="18"/>
               </w:rPr>
-              <w:t>€3,466</w:t>
+              <w:t>€4,807</w:t>
             </w:r>
           </w:p>
         </w:tc>
@@ -2604,14 +2187,11 @@
             <w:noWrap/>
           </w:tcPr>
           <w:p>
-            <w:pPr>
-              <w:jc w:val="center"/>
-            </w:pPr>
             <w:r>
               <w:rPr>
                 <w:sz w:val="18"/>
               </w:rPr>
-              <w:t>10.8%</w:t>
+              <w:t>13.8%</w:t>
             </w:r>
           </w:p>
         </w:tc>
@@ -2621,14 +2201,11 @@
             <w:noWrap/>
           </w:tcPr>
           <w:p>
-            <w:pPr>
-              <w:jc w:val="center"/>
-            </w:pPr>
             <w:r>
               <w:rPr>
                 <w:sz w:val="18"/>
               </w:rPr>
-              <w:t>€3,382</w:t>
+              <w:t>€4,620</w:t>
             </w:r>
           </w:p>
         </w:tc>
@@ -2638,14 +2215,11 @@
             <w:noWrap/>
           </w:tcPr>
           <w:p>
-            <w:pPr>
-              <w:jc w:val="center"/>
-            </w:pPr>
             <w:r>
               <w:rPr>
                 <w:sz w:val="18"/>
               </w:rPr>
-              <w:t>10.6%</w:t>
+              <w:t>13.5%</w:t>
             </w:r>
           </w:p>
         </w:tc>
@@ -2655,14 +2229,11 @@
             <w:noWrap/>
           </w:tcPr>
           <w:p>
-            <w:pPr>
-              <w:jc w:val="center"/>
-            </w:pPr>
             <w:r>
               <w:rPr>
                 <w:sz w:val="18"/>
               </w:rPr>
-              <w:t>€1,666</w:t>
+              <w:t>€2,239</w:t>
             </w:r>
           </w:p>
         </w:tc>
@@ -2672,14 +2243,11 @@
             <w:noWrap/>
           </w:tcPr>
           <w:p>
-            <w:pPr>
-              <w:jc w:val="center"/>
-            </w:pPr>
             <w:r>
               <w:rPr>
                 <w:sz w:val="18"/>
               </w:rPr>
-              <w:t>4.3%</w:t>
+              <w:t>6.9%</w:t>
             </w:r>
           </w:p>
         </w:tc>
@@ -2689,15 +2257,11 @@
             <w:noWrap/>
           </w:tcPr>
           <w:p>
-            <w:pPr>
-              <w:jc w:val="center"/>
-            </w:pPr>
             <w:r>
               <w:rPr>
-                <w:color w:val="008000"/>
                 <w:sz w:val="18"/>
               </w:rPr>
-              <w:t>+€83</w:t>
+              <w:t>+€187</w:t>
             </w:r>
           </w:p>
         </w:tc>
@@ -2709,9 +2273,6 @@
             <w:noWrap/>
           </w:tcPr>
           <w:p>
-            <w:pPr>
-              <w:jc w:val="center"/>
-            </w:pPr>
             <w:r>
               <w:rPr>
                 <w:sz w:val="18"/>
@@ -2726,9 +2287,6 @@
             <w:noWrap/>
           </w:tcPr>
           <w:p>
-            <w:pPr>
-              <w:jc w:val="center"/>
-            </w:pPr>
             <w:r>
               <w:rPr>
                 <w:sz w:val="18"/>
@@ -2743,14 +2301,11 @@
             <w:noWrap/>
           </w:tcPr>
           <w:p>
-            <w:pPr>
-              <w:jc w:val="center"/>
-            </w:pPr>
             <w:r>
               <w:rPr>
                 <w:sz w:val="18"/>
               </w:rPr>
-              <w:t>€4,019</w:t>
+              <w:t>€3,900</w:t>
             </w:r>
           </w:p>
         </w:tc>
@@ -2760,9 +2315,546 @@
             <w:noWrap/>
           </w:tcPr>
           <w:p>
-            <w:pPr>
-              <w:jc w:val="center"/>
-            </w:pPr>
+            <w:r>
+              <w:rPr>
+                <w:sz w:val="18"/>
+              </w:rPr>
+              <w:t>13.0%</w:t>
+            </w:r>
+          </w:p>
+        </w:tc>
+        <w:tc>
+          <w:tcPr>
+            <w:tcW w:type="dxa" w:w="960"/>
+            <w:noWrap/>
+          </w:tcPr>
+          <w:p>
+            <w:r>
+              <w:rPr>
+                <w:sz w:val="18"/>
+              </w:rPr>
+              <w:t>€3,433</w:t>
+            </w:r>
+          </w:p>
+        </w:tc>
+        <w:tc>
+          <w:tcPr>
+            <w:tcW w:type="dxa" w:w="960"/>
+            <w:noWrap/>
+          </w:tcPr>
+          <w:p>
+            <w:r>
+              <w:rPr>
+                <w:sz w:val="18"/>
+              </w:rPr>
+              <w:t>11.7%</w:t>
+            </w:r>
+          </w:p>
+        </w:tc>
+        <w:tc>
+          <w:tcPr>
+            <w:tcW w:type="dxa" w:w="960"/>
+            <w:noWrap/>
+          </w:tcPr>
+          <w:p>
+            <w:r>
+              <w:rPr>
+                <w:sz w:val="18"/>
+              </w:rPr>
+              <w:t>€1,972</w:t>
+            </w:r>
+          </w:p>
+        </w:tc>
+        <w:tc>
+          <w:tcPr>
+            <w:tcW w:type="dxa" w:w="960"/>
+            <w:noWrap/>
+          </w:tcPr>
+          <w:p>
+            <w:r>
+              <w:rPr>
+                <w:sz w:val="18"/>
+              </w:rPr>
+              <w:t>6.3%</w:t>
+            </w:r>
+          </w:p>
+        </w:tc>
+        <w:tc>
+          <w:tcPr>
+            <w:tcW w:type="dxa" w:w="960"/>
+            <w:noWrap/>
+          </w:tcPr>
+          <w:p>
+            <w:r>
+              <w:rPr>
+                <w:sz w:val="18"/>
+              </w:rPr>
+              <w:t>+€467</w:t>
+            </w:r>
+          </w:p>
+        </w:tc>
+      </w:tr>
+      <w:tr>
+        <w:tc>
+          <w:tcPr>
+            <w:tcW w:type="dxa" w:w="960"/>
+            <w:noWrap/>
+          </w:tcPr>
+          <w:p>
+            <w:r>
+              <w:rPr>
+                <w:sz w:val="18"/>
+              </w:rPr>
+              <w:t>2016</w:t>
+            </w:r>
+          </w:p>
+        </w:tc>
+        <w:tc>
+          <w:tcPr>
+            <w:tcW w:type="dxa" w:w="960"/>
+            <w:noWrap/>
+          </w:tcPr>
+          <w:p>
+            <w:r>
+              <w:rPr>
+                <w:sz w:val="18"/>
+              </w:rPr>
+              <w:t>10</w:t>
+            </w:r>
+          </w:p>
+        </w:tc>
+        <w:tc>
+          <w:tcPr>
+            <w:tcW w:type="dxa" w:w="960"/>
+            <w:noWrap/>
+          </w:tcPr>
+          <w:p>
+            <w:r>
+              <w:rPr>
+                <w:sz w:val="18"/>
+              </w:rPr>
+              <w:t>€4,314</w:t>
+            </w:r>
+          </w:p>
+        </w:tc>
+        <w:tc>
+          <w:tcPr>
+            <w:tcW w:type="dxa" w:w="960"/>
+            <w:noWrap/>
+          </w:tcPr>
+          <w:p>
+            <w:r>
+              <w:rPr>
+                <w:sz w:val="18"/>
+              </w:rPr>
+              <w:t>15.5%</w:t>
+            </w:r>
+          </w:p>
+        </w:tc>
+        <w:tc>
+          <w:tcPr>
+            <w:tcW w:type="dxa" w:w="960"/>
+            <w:noWrap/>
+          </w:tcPr>
+          <w:p>
+            <w:r>
+              <w:rPr>
+                <w:sz w:val="18"/>
+              </w:rPr>
+              <w:t>€3,343</w:t>
+            </w:r>
+          </w:p>
+        </w:tc>
+        <w:tc>
+          <w:tcPr>
+            <w:tcW w:type="dxa" w:w="960"/>
+            <w:noWrap/>
+          </w:tcPr>
+          <w:p>
+            <w:r>
+              <w:rPr>
+                <w:sz w:val="18"/>
+              </w:rPr>
+              <w:t>12.7%</w:t>
+            </w:r>
+          </w:p>
+        </w:tc>
+        <w:tc>
+          <w:tcPr>
+            <w:tcW w:type="dxa" w:w="960"/>
+            <w:noWrap/>
+          </w:tcPr>
+          <w:p>
+            <w:r>
+              <w:rPr>
+                <w:sz w:val="18"/>
+              </w:rPr>
+              <w:t>€2,136</w:t>
+            </w:r>
+          </w:p>
+        </w:tc>
+        <w:tc>
+          <w:tcPr>
+            <w:tcW w:type="dxa" w:w="960"/>
+            <w:noWrap/>
+          </w:tcPr>
+          <w:p>
+            <w:r>
+              <w:rPr>
+                <w:sz w:val="18"/>
+              </w:rPr>
+              <w:t>7.8%</w:t>
+            </w:r>
+          </w:p>
+        </w:tc>
+        <w:tc>
+          <w:tcPr>
+            <w:tcW w:type="dxa" w:w="960"/>
+            <w:noWrap/>
+          </w:tcPr>
+          <w:p>
+            <w:r>
+              <w:rPr>
+                <w:sz w:val="18"/>
+              </w:rPr>
+              <w:t>+€971</w:t>
+            </w:r>
+          </w:p>
+        </w:tc>
+      </w:tr>
+      <w:tr>
+        <w:tc>
+          <w:tcPr>
+            <w:tcW w:type="dxa" w:w="960"/>
+            <w:noWrap/>
+          </w:tcPr>
+          <w:p>
+            <w:r>
+              <w:rPr>
+                <w:sz w:val="18"/>
+              </w:rPr>
+              <w:t>2017</w:t>
+            </w:r>
+          </w:p>
+        </w:tc>
+        <w:tc>
+          <w:tcPr>
+            <w:tcW w:type="dxa" w:w="960"/>
+            <w:noWrap/>
+          </w:tcPr>
+          <w:p>
+            <w:r>
+              <w:rPr>
+                <w:sz w:val="18"/>
+              </w:rPr>
+              <w:t>9</w:t>
+            </w:r>
+          </w:p>
+        </w:tc>
+        <w:tc>
+          <w:tcPr>
+            <w:tcW w:type="dxa" w:w="960"/>
+            <w:noWrap/>
+          </w:tcPr>
+          <w:p>
+            <w:r>
+              <w:rPr>
+                <w:sz w:val="18"/>
+              </w:rPr>
+              <w:t>€3,925</w:t>
+            </w:r>
+          </w:p>
+        </w:tc>
+        <w:tc>
+          <w:tcPr>
+            <w:tcW w:type="dxa" w:w="960"/>
+            <w:noWrap/>
+          </w:tcPr>
+          <w:p>
+            <w:r>
+              <w:rPr>
+                <w:sz w:val="18"/>
+              </w:rPr>
+              <w:t>16.2%</w:t>
+            </w:r>
+          </w:p>
+        </w:tc>
+        <w:tc>
+          <w:tcPr>
+            <w:tcW w:type="dxa" w:w="960"/>
+            <w:noWrap/>
+          </w:tcPr>
+          <w:p>
+            <w:r>
+              <w:rPr>
+                <w:sz w:val="18"/>
+              </w:rPr>
+              <w:t>€2,776</w:t>
+            </w:r>
+          </w:p>
+        </w:tc>
+        <w:tc>
+          <w:tcPr>
+            <w:tcW w:type="dxa" w:w="960"/>
+            <w:noWrap/>
+          </w:tcPr>
+          <w:p>
+            <w:r>
+              <w:rPr>
+                <w:sz w:val="18"/>
+              </w:rPr>
+              <w:t>11.9%</w:t>
+            </w:r>
+          </w:p>
+        </w:tc>
+        <w:tc>
+          <w:tcPr>
+            <w:tcW w:type="dxa" w:w="960"/>
+            <w:noWrap/>
+          </w:tcPr>
+          <w:p>
+            <w:r>
+              <w:rPr>
+                <w:sz w:val="18"/>
+              </w:rPr>
+              <w:t>€1,842</w:t>
+            </w:r>
+          </w:p>
+        </w:tc>
+        <w:tc>
+          <w:tcPr>
+            <w:tcW w:type="dxa" w:w="960"/>
+            <w:noWrap/>
+          </w:tcPr>
+          <w:p>
+            <w:r>
+              <w:rPr>
+                <w:sz w:val="18"/>
+              </w:rPr>
+              <w:t>6.9%</w:t>
+            </w:r>
+          </w:p>
+        </w:tc>
+        <w:tc>
+          <w:tcPr>
+            <w:tcW w:type="dxa" w:w="960"/>
+            <w:noWrap/>
+          </w:tcPr>
+          <w:p>
+            <w:r>
+              <w:rPr>
+                <w:sz w:val="18"/>
+              </w:rPr>
+              <w:t>+€1,149</w:t>
+            </w:r>
+          </w:p>
+        </w:tc>
+      </w:tr>
+      <w:tr>
+        <w:tc>
+          <w:tcPr>
+            <w:tcW w:type="dxa" w:w="960"/>
+            <w:noWrap/>
+          </w:tcPr>
+          <w:p>
+            <w:r>
+              <w:rPr>
+                <w:sz w:val="18"/>
+              </w:rPr>
+              <w:t>2018</w:t>
+            </w:r>
+          </w:p>
+        </w:tc>
+        <w:tc>
+          <w:tcPr>
+            <w:tcW w:type="dxa" w:w="960"/>
+            <w:noWrap/>
+          </w:tcPr>
+          <w:p>
+            <w:r>
+              <w:rPr>
+                <w:sz w:val="18"/>
+              </w:rPr>
+              <w:t>8</w:t>
+            </w:r>
+          </w:p>
+        </w:tc>
+        <w:tc>
+          <w:tcPr>
+            <w:tcW w:type="dxa" w:w="960"/>
+            <w:noWrap/>
+          </w:tcPr>
+          <w:p>
+            <w:r>
+              <w:rPr>
+                <w:sz w:val="18"/>
+              </w:rPr>
+              <w:t>€4,103</w:t>
+            </w:r>
+          </w:p>
+        </w:tc>
+        <w:tc>
+          <w:tcPr>
+            <w:tcW w:type="dxa" w:w="960"/>
+            <w:noWrap/>
+          </w:tcPr>
+          <w:p>
+            <w:r>
+              <w:rPr>
+                <w:sz w:val="18"/>
+              </w:rPr>
+              <w:t>19.0%</w:t>
+            </w:r>
+          </w:p>
+        </w:tc>
+        <w:tc>
+          <w:tcPr>
+            <w:tcW w:type="dxa" w:w="960"/>
+            <w:noWrap/>
+          </w:tcPr>
+          <w:p>
+            <w:r>
+              <w:rPr>
+                <w:sz w:val="18"/>
+              </w:rPr>
+              <w:t>€2,559</w:t>
+            </w:r>
+          </w:p>
+        </w:tc>
+        <w:tc>
+          <w:tcPr>
+            <w:tcW w:type="dxa" w:w="960"/>
+            <w:noWrap/>
+          </w:tcPr>
+          <w:p>
+            <w:r>
+              <w:rPr>
+                <w:sz w:val="18"/>
+              </w:rPr>
+              <w:t>12.3%</w:t>
+            </w:r>
+          </w:p>
+        </w:tc>
+        <w:tc>
+          <w:tcPr>
+            <w:tcW w:type="dxa" w:w="960"/>
+            <w:noWrap/>
+          </w:tcPr>
+          <w:p>
+            <w:r>
+              <w:rPr>
+                <w:sz w:val="18"/>
+              </w:rPr>
+              <w:t>€1,634</w:t>
+            </w:r>
+          </w:p>
+        </w:tc>
+        <w:tc>
+          <w:tcPr>
+            <w:tcW w:type="dxa" w:w="960"/>
+            <w:noWrap/>
+          </w:tcPr>
+          <w:p>
+            <w:r>
+              <w:rPr>
+                <w:sz w:val="18"/>
+              </w:rPr>
+              <w:t>6.2%</w:t>
+            </w:r>
+          </w:p>
+        </w:tc>
+        <w:tc>
+          <w:tcPr>
+            <w:tcW w:type="dxa" w:w="960"/>
+            <w:noWrap/>
+          </w:tcPr>
+          <w:p>
+            <w:r>
+              <w:rPr>
+                <w:sz w:val="18"/>
+              </w:rPr>
+              <w:t>+€1,544</w:t>
+            </w:r>
+          </w:p>
+        </w:tc>
+      </w:tr>
+      <w:tr>
+        <w:tc>
+          <w:tcPr>
+            <w:tcW w:type="dxa" w:w="960"/>
+            <w:noWrap/>
+          </w:tcPr>
+          <w:p>
+            <w:r>
+              <w:rPr>
+                <w:sz w:val="18"/>
+              </w:rPr>
+              <w:t>2019</w:t>
+            </w:r>
+          </w:p>
+        </w:tc>
+        <w:tc>
+          <w:tcPr>
+            <w:tcW w:type="dxa" w:w="960"/>
+            <w:noWrap/>
+          </w:tcPr>
+          <w:p>
+            <w:r>
+              <w:rPr>
+                <w:sz w:val="18"/>
+              </w:rPr>
+              <w:t>7</w:t>
+            </w:r>
+          </w:p>
+        </w:tc>
+        <w:tc>
+          <w:tcPr>
+            <w:tcW w:type="dxa" w:w="960"/>
+            <w:noWrap/>
+          </w:tcPr>
+          <w:p>
+            <w:r>
+              <w:rPr>
+                <w:sz w:val="18"/>
+              </w:rPr>
+              <w:t>€3,840</w:t>
+            </w:r>
+          </w:p>
+        </w:tc>
+        <w:tc>
+          <w:tcPr>
+            <w:tcW w:type="dxa" w:w="960"/>
+            <w:noWrap/>
+          </w:tcPr>
+          <w:p>
+            <w:r>
+              <w:rPr>
+                <w:sz w:val="18"/>
+              </w:rPr>
+              <w:t>20.8%</w:t>
+            </w:r>
+          </w:p>
+        </w:tc>
+        <w:tc>
+          <w:tcPr>
+            <w:tcW w:type="dxa" w:w="960"/>
+            <w:noWrap/>
+          </w:tcPr>
+          <w:p>
+            <w:r>
+              <w:rPr>
+                <w:sz w:val="18"/>
+              </w:rPr>
+              <w:t>€2,426</w:t>
+            </w:r>
+          </w:p>
+        </w:tc>
+        <w:tc>
+          <w:tcPr>
+            <w:tcW w:type="dxa" w:w="960"/>
+            <w:noWrap/>
+          </w:tcPr>
+          <w:p>
             <w:r>
               <w:rPr>
                 <w:sz w:val="18"/>
@@ -2777,14 +2869,11 @@
             <w:noWrap/>
           </w:tcPr>
           <w:p>
-            <w:pPr>
-              <w:jc w:val="center"/>
-            </w:pPr>
             <w:r>
               <w:rPr>
                 <w:sz w:val="18"/>
               </w:rPr>
-              <w:t>€3,532</w:t>
+              <w:t>€1,896</w:t>
             </w:r>
           </w:p>
         </w:tc>
@@ -2794,667 +2883,6 @@
             <w:noWrap/>
           </w:tcPr>
           <w:p>
-            <w:pPr>
-              <w:jc w:val="center"/>
-            </w:pPr>
-            <w:r>
-              <w:rPr>
-                <w:sz w:val="18"/>
-              </w:rPr>
-              <w:t>12.0%</w:t>
-            </w:r>
-          </w:p>
-        </w:tc>
-        <w:tc>
-          <w:tcPr>
-            <w:tcW w:type="dxa" w:w="960"/>
-            <w:noWrap/>
-          </w:tcPr>
-          <w:p>
-            <w:pPr>
-              <w:jc w:val="center"/>
-            </w:pPr>
-            <w:r>
-              <w:rPr>
-                <w:sz w:val="18"/>
-              </w:rPr>
-              <w:t>€2,027</w:t>
-            </w:r>
-          </w:p>
-        </w:tc>
-        <w:tc>
-          <w:tcPr>
-            <w:tcW w:type="dxa" w:w="960"/>
-            <w:noWrap/>
-          </w:tcPr>
-          <w:p>
-            <w:pPr>
-              <w:jc w:val="center"/>
-            </w:pPr>
-            <w:r>
-              <w:rPr>
-                <w:sz w:val="18"/>
-              </w:rPr>
-              <w:t>6.6%</w:t>
-            </w:r>
-          </w:p>
-        </w:tc>
-        <w:tc>
-          <w:tcPr>
-            <w:tcW w:type="dxa" w:w="960"/>
-            <w:noWrap/>
-          </w:tcPr>
-          <w:p>
-            <w:pPr>
-              <w:jc w:val="center"/>
-            </w:pPr>
-            <w:r>
-              <w:rPr>
-                <w:color w:val="008000"/>
-                <w:sz w:val="18"/>
-              </w:rPr>
-              <w:t>+€487</w:t>
-            </w:r>
-          </w:p>
-        </w:tc>
-      </w:tr>
-      <w:tr>
-        <w:tc>
-          <w:tcPr>
-            <w:tcW w:type="dxa" w:w="960"/>
-            <w:noWrap/>
-          </w:tcPr>
-          <w:p>
-            <w:pPr>
-              <w:jc w:val="center"/>
-            </w:pPr>
-            <w:r>
-              <w:rPr>
-                <w:sz w:val="18"/>
-              </w:rPr>
-              <w:t>2016</w:t>
-            </w:r>
-          </w:p>
-        </w:tc>
-        <w:tc>
-          <w:tcPr>
-            <w:tcW w:type="dxa" w:w="960"/>
-            <w:noWrap/>
-          </w:tcPr>
-          <w:p>
-            <w:pPr>
-              <w:jc w:val="center"/>
-            </w:pPr>
-            <w:r>
-              <w:rPr>
-                <w:sz w:val="18"/>
-              </w:rPr>
-              <w:t>10</w:t>
-            </w:r>
-          </w:p>
-        </w:tc>
-        <w:tc>
-          <w:tcPr>
-            <w:tcW w:type="dxa" w:w="960"/>
-            <w:noWrap/>
-          </w:tcPr>
-          <w:p>
-            <w:pPr>
-              <w:jc w:val="center"/>
-            </w:pPr>
-            <w:r>
-              <w:rPr>
-                <w:sz w:val="18"/>
-              </w:rPr>
-              <w:t>€4,765</w:t>
-            </w:r>
-          </w:p>
-        </w:tc>
-        <w:tc>
-          <w:tcPr>
-            <w:tcW w:type="dxa" w:w="960"/>
-            <w:noWrap/>
-          </w:tcPr>
-          <w:p>
-            <w:pPr>
-              <w:jc w:val="center"/>
-            </w:pPr>
-            <w:r>
-              <w:rPr>
-                <w:sz w:val="18"/>
-              </w:rPr>
-              <w:t>16.7%</w:t>
-            </w:r>
-          </w:p>
-        </w:tc>
-        <w:tc>
-          <w:tcPr>
-            <w:tcW w:type="dxa" w:w="960"/>
-            <w:noWrap/>
-          </w:tcPr>
-          <w:p>
-            <w:pPr>
-              <w:jc w:val="center"/>
-            </w:pPr>
-            <w:r>
-              <w:rPr>
-                <w:sz w:val="18"/>
-              </w:rPr>
-              <w:t>€3,673</w:t>
-            </w:r>
-          </w:p>
-        </w:tc>
-        <w:tc>
-          <w:tcPr>
-            <w:tcW w:type="dxa" w:w="960"/>
-            <w:noWrap/>
-          </w:tcPr>
-          <w:p>
-            <w:pPr>
-              <w:jc w:val="center"/>
-            </w:pPr>
-            <w:r>
-              <w:rPr>
-                <w:sz w:val="18"/>
-              </w:rPr>
-              <w:t>13.7%</w:t>
-            </w:r>
-          </w:p>
-        </w:tc>
-        <w:tc>
-          <w:tcPr>
-            <w:tcW w:type="dxa" w:w="960"/>
-            <w:noWrap/>
-          </w:tcPr>
-          <w:p>
-            <w:pPr>
-              <w:jc w:val="center"/>
-            </w:pPr>
-            <w:r>
-              <w:rPr>
-                <w:sz w:val="18"/>
-              </w:rPr>
-              <w:t>€2,340</w:t>
-            </w:r>
-          </w:p>
-        </w:tc>
-        <w:tc>
-          <w:tcPr>
-            <w:tcW w:type="dxa" w:w="960"/>
-            <w:noWrap/>
-          </w:tcPr>
-          <w:p>
-            <w:pPr>
-              <w:jc w:val="center"/>
-            </w:pPr>
-            <w:r>
-              <w:rPr>
-                <w:sz w:val="18"/>
-              </w:rPr>
-              <w:t>8.8%</w:t>
-            </w:r>
-          </w:p>
-        </w:tc>
-        <w:tc>
-          <w:tcPr>
-            <w:tcW w:type="dxa" w:w="960"/>
-            <w:noWrap/>
-          </w:tcPr>
-          <w:p>
-            <w:pPr>
-              <w:jc w:val="center"/>
-            </w:pPr>
-            <w:r>
-              <w:rPr>
-                <w:color w:val="008000"/>
-                <w:sz w:val="18"/>
-              </w:rPr>
-              <w:t>+€1,092</w:t>
-            </w:r>
-          </w:p>
-        </w:tc>
-      </w:tr>
-      <w:tr>
-        <w:tc>
-          <w:tcPr>
-            <w:tcW w:type="dxa" w:w="960"/>
-            <w:noWrap/>
-          </w:tcPr>
-          <w:p>
-            <w:pPr>
-              <w:jc w:val="center"/>
-            </w:pPr>
-            <w:r>
-              <w:rPr>
-                <w:sz w:val="18"/>
-              </w:rPr>
-              <w:t>2017</w:t>
-            </w:r>
-          </w:p>
-        </w:tc>
-        <w:tc>
-          <w:tcPr>
-            <w:tcW w:type="dxa" w:w="960"/>
-            <w:noWrap/>
-          </w:tcPr>
-          <w:p>
-            <w:pPr>
-              <w:jc w:val="center"/>
-            </w:pPr>
-            <w:r>
-              <w:rPr>
-                <w:sz w:val="18"/>
-              </w:rPr>
-              <w:t>9</w:t>
-            </w:r>
-          </w:p>
-        </w:tc>
-        <w:tc>
-          <w:tcPr>
-            <w:tcW w:type="dxa" w:w="960"/>
-            <w:noWrap/>
-          </w:tcPr>
-          <w:p>
-            <w:pPr>
-              <w:jc w:val="center"/>
-            </w:pPr>
-            <w:r>
-              <w:rPr>
-                <w:sz w:val="18"/>
-              </w:rPr>
-              <w:t>€4,469</w:t>
-            </w:r>
-          </w:p>
-        </w:tc>
-        <w:tc>
-          <w:tcPr>
-            <w:tcW w:type="dxa" w:w="960"/>
-            <w:noWrap/>
-          </w:tcPr>
-          <w:p>
-            <w:pPr>
-              <w:jc w:val="center"/>
-            </w:pPr>
-            <w:r>
-              <w:rPr>
-                <w:sz w:val="18"/>
-              </w:rPr>
-              <w:t>17.9%</w:t>
-            </w:r>
-          </w:p>
-        </w:tc>
-        <w:tc>
-          <w:tcPr>
-            <w:tcW w:type="dxa" w:w="960"/>
-            <w:noWrap/>
-          </w:tcPr>
-          <w:p>
-            <w:pPr>
-              <w:jc w:val="center"/>
-            </w:pPr>
-            <w:r>
-              <w:rPr>
-                <w:sz w:val="18"/>
-              </w:rPr>
-              <w:t>€3,135</w:t>
-            </w:r>
-          </w:p>
-        </w:tc>
-        <w:tc>
-          <w:tcPr>
-            <w:tcW w:type="dxa" w:w="960"/>
-            <w:noWrap/>
-          </w:tcPr>
-          <w:p>
-            <w:pPr>
-              <w:jc w:val="center"/>
-            </w:pPr>
-            <w:r>
-              <w:rPr>
-                <w:sz w:val="18"/>
-              </w:rPr>
-              <w:t>13.4%</w:t>
-            </w:r>
-          </w:p>
-        </w:tc>
-        <w:tc>
-          <w:tcPr>
-            <w:tcW w:type="dxa" w:w="960"/>
-            <w:noWrap/>
-          </w:tcPr>
-          <w:p>
-            <w:pPr>
-              <w:jc w:val="center"/>
-            </w:pPr>
-            <w:r>
-              <w:rPr>
-                <w:sz w:val="18"/>
-              </w:rPr>
-              <w:t>€2,072</w:t>
-            </w:r>
-          </w:p>
-        </w:tc>
-        <w:tc>
-          <w:tcPr>
-            <w:tcW w:type="dxa" w:w="960"/>
-            <w:noWrap/>
-          </w:tcPr>
-          <w:p>
-            <w:pPr>
-              <w:jc w:val="center"/>
-            </w:pPr>
-            <w:r>
-              <w:rPr>
-                <w:sz w:val="18"/>
-              </w:rPr>
-              <w:t>8.3%</w:t>
-            </w:r>
-          </w:p>
-        </w:tc>
-        <w:tc>
-          <w:tcPr>
-            <w:tcW w:type="dxa" w:w="960"/>
-            <w:noWrap/>
-          </w:tcPr>
-          <w:p>
-            <w:pPr>
-              <w:jc w:val="center"/>
-            </w:pPr>
-            <w:r>
-              <w:rPr>
-                <w:color w:val="008000"/>
-                <w:sz w:val="18"/>
-              </w:rPr>
-              <w:t>+€1,334</w:t>
-            </w:r>
-          </w:p>
-        </w:tc>
-      </w:tr>
-      <w:tr>
-        <w:tc>
-          <w:tcPr>
-            <w:tcW w:type="dxa" w:w="960"/>
-            <w:noWrap/>
-          </w:tcPr>
-          <w:p>
-            <w:pPr>
-              <w:jc w:val="center"/>
-            </w:pPr>
-            <w:r>
-              <w:rPr>
-                <w:sz w:val="18"/>
-              </w:rPr>
-              <w:t>2018</w:t>
-            </w:r>
-          </w:p>
-        </w:tc>
-        <w:tc>
-          <w:tcPr>
-            <w:tcW w:type="dxa" w:w="960"/>
-            <w:noWrap/>
-          </w:tcPr>
-          <w:p>
-            <w:pPr>
-              <w:jc w:val="center"/>
-            </w:pPr>
-            <w:r>
-              <w:rPr>
-                <w:sz w:val="18"/>
-              </w:rPr>
-              <w:t>8</w:t>
-            </w:r>
-          </w:p>
-        </w:tc>
-        <w:tc>
-          <w:tcPr>
-            <w:tcW w:type="dxa" w:w="960"/>
-            <w:noWrap/>
-          </w:tcPr>
-          <w:p>
-            <w:pPr>
-              <w:jc w:val="center"/>
-            </w:pPr>
-            <w:r>
-              <w:rPr>
-                <w:sz w:val="18"/>
-              </w:rPr>
-              <w:t>€3,483</w:t>
-            </w:r>
-          </w:p>
-        </w:tc>
-        <w:tc>
-          <w:tcPr>
-            <w:tcW w:type="dxa" w:w="960"/>
-            <w:noWrap/>
-          </w:tcPr>
-          <w:p>
-            <w:pPr>
-              <w:jc w:val="center"/>
-            </w:pPr>
-            <w:r>
-              <w:rPr>
-                <w:sz w:val="18"/>
-              </w:rPr>
-              <w:t>16.6%</w:t>
-            </w:r>
-          </w:p>
-        </w:tc>
-        <w:tc>
-          <w:tcPr>
-            <w:tcW w:type="dxa" w:w="960"/>
-            <w:noWrap/>
-          </w:tcPr>
-          <w:p>
-            <w:pPr>
-              <w:jc w:val="center"/>
-            </w:pPr>
-            <w:r>
-              <w:rPr>
-                <w:sz w:val="18"/>
-              </w:rPr>
-              <w:t>€2,200</w:t>
-            </w:r>
-          </w:p>
-        </w:tc>
-        <w:tc>
-          <w:tcPr>
-            <w:tcW w:type="dxa" w:w="960"/>
-            <w:noWrap/>
-          </w:tcPr>
-          <w:p>
-            <w:pPr>
-              <w:jc w:val="center"/>
-            </w:pPr>
-            <w:r>
-              <w:rPr>
-                <w:sz w:val="18"/>
-              </w:rPr>
-              <w:t>10.2%</w:t>
-            </w:r>
-          </w:p>
-        </w:tc>
-        <w:tc>
-          <w:tcPr>
-            <w:tcW w:type="dxa" w:w="960"/>
-            <w:noWrap/>
-          </w:tcPr>
-          <w:p>
-            <w:pPr>
-              <w:jc w:val="center"/>
-            </w:pPr>
-            <w:r>
-              <w:rPr>
-                <w:sz w:val="18"/>
-              </w:rPr>
-              <w:t>€1,415</w:t>
-            </w:r>
-          </w:p>
-        </w:tc>
-        <w:tc>
-          <w:tcPr>
-            <w:tcW w:type="dxa" w:w="960"/>
-            <w:noWrap/>
-          </w:tcPr>
-          <w:p>
-            <w:pPr>
-              <w:jc w:val="center"/>
-            </w:pPr>
-            <w:r>
-              <w:rPr>
-                <w:sz w:val="18"/>
-              </w:rPr>
-              <w:t>4.4%</w:t>
-            </w:r>
-          </w:p>
-        </w:tc>
-        <w:tc>
-          <w:tcPr>
-            <w:tcW w:type="dxa" w:w="960"/>
-            <w:noWrap/>
-          </w:tcPr>
-          <w:p>
-            <w:pPr>
-              <w:jc w:val="center"/>
-            </w:pPr>
-            <w:r>
-              <w:rPr>
-                <w:color w:val="008000"/>
-                <w:sz w:val="18"/>
-              </w:rPr>
-              <w:t>+€1,283</w:t>
-            </w:r>
-          </w:p>
-        </w:tc>
-      </w:tr>
-      <w:tr>
-        <w:tc>
-          <w:tcPr>
-            <w:tcW w:type="dxa" w:w="960"/>
-            <w:noWrap/>
-          </w:tcPr>
-          <w:p>
-            <w:pPr>
-              <w:jc w:val="center"/>
-            </w:pPr>
-            <w:r>
-              <w:rPr>
-                <w:sz w:val="18"/>
-              </w:rPr>
-              <w:t>2019</w:t>
-            </w:r>
-          </w:p>
-        </w:tc>
-        <w:tc>
-          <w:tcPr>
-            <w:tcW w:type="dxa" w:w="960"/>
-            <w:noWrap/>
-          </w:tcPr>
-          <w:p>
-            <w:pPr>
-              <w:jc w:val="center"/>
-            </w:pPr>
-            <w:r>
-              <w:rPr>
-                <w:sz w:val="18"/>
-              </w:rPr>
-              <w:t>7</w:t>
-            </w:r>
-          </w:p>
-        </w:tc>
-        <w:tc>
-          <w:tcPr>
-            <w:tcW w:type="dxa" w:w="960"/>
-            <w:noWrap/>
-          </w:tcPr>
-          <w:p>
-            <w:pPr>
-              <w:jc w:val="center"/>
-            </w:pPr>
-            <w:r>
-              <w:rPr>
-                <w:sz w:val="18"/>
-              </w:rPr>
-              <w:t>€3,831</w:t>
-            </w:r>
-          </w:p>
-        </w:tc>
-        <w:tc>
-          <w:tcPr>
-            <w:tcW w:type="dxa" w:w="960"/>
-            <w:noWrap/>
-          </w:tcPr>
-          <w:p>
-            <w:pPr>
-              <w:jc w:val="center"/>
-            </w:pPr>
-            <w:r>
-              <w:rPr>
-                <w:sz w:val="18"/>
-              </w:rPr>
-              <w:t>20.8%</w:t>
-            </w:r>
-          </w:p>
-        </w:tc>
-        <w:tc>
-          <w:tcPr>
-            <w:tcW w:type="dxa" w:w="960"/>
-            <w:noWrap/>
-          </w:tcPr>
-          <w:p>
-            <w:pPr>
-              <w:jc w:val="center"/>
-            </w:pPr>
-            <w:r>
-              <w:rPr>
-                <w:sz w:val="18"/>
-              </w:rPr>
-              <w:t>€2,422</w:t>
-            </w:r>
-          </w:p>
-        </w:tc>
-        <w:tc>
-          <w:tcPr>
-            <w:tcW w:type="dxa" w:w="960"/>
-            <w:noWrap/>
-          </w:tcPr>
-          <w:p>
-            <w:pPr>
-              <w:jc w:val="center"/>
-            </w:pPr>
-            <w:r>
-              <w:rPr>
-                <w:sz w:val="18"/>
-              </w:rPr>
-              <w:t>13.2%</w:t>
-            </w:r>
-          </w:p>
-        </w:tc>
-        <w:tc>
-          <w:tcPr>
-            <w:tcW w:type="dxa" w:w="960"/>
-            <w:noWrap/>
-          </w:tcPr>
-          <w:p>
-            <w:pPr>
-              <w:jc w:val="center"/>
-            </w:pPr>
-            <w:r>
-              <w:rPr>
-                <w:sz w:val="18"/>
-              </w:rPr>
-              <w:t>€1,892</w:t>
-            </w:r>
-          </w:p>
-        </w:tc>
-        <w:tc>
-          <w:tcPr>
-            <w:tcW w:type="dxa" w:w="960"/>
-            <w:noWrap/>
-          </w:tcPr>
-          <w:p>
-            <w:pPr>
-              <w:jc w:val="center"/>
-            </w:pPr>
             <w:r>
               <w:rPr>
                 <w:sz w:val="18"/>
@@ -3469,15 +2897,11 @@
             <w:noWrap/>
           </w:tcPr>
           <w:p>
-            <w:pPr>
-              <w:jc w:val="center"/>
-            </w:pPr>
             <w:r>
               <w:rPr>
-                <w:color w:val="008000"/>
                 <w:sz w:val="18"/>
               </w:rPr>
-              <w:t>+€1,410</w:t>
+              <w:t>+€1,413</w:t>
             </w:r>
           </w:p>
         </w:tc>
@@ -3489,9 +2913,6 @@
             <w:noWrap/>
           </w:tcPr>
           <w:p>
-            <w:pPr>
-              <w:jc w:val="center"/>
-            </w:pPr>
             <w:r>
               <w:rPr>
                 <w:sz w:val="18"/>
@@ -3506,9 +2927,6 @@
             <w:noWrap/>
           </w:tcPr>
           <w:p>
-            <w:pPr>
-              <w:jc w:val="center"/>
-            </w:pPr>
             <w:r>
               <w:rPr>
                 <w:sz w:val="18"/>
@@ -3523,14 +2941,11 @@
             <w:noWrap/>
           </w:tcPr>
           <w:p>
-            <w:pPr>
-              <w:jc w:val="center"/>
-            </w:pPr>
             <w:r>
               <w:rPr>
                 <w:sz w:val="18"/>
               </w:rPr>
-              <w:t>€3,320</w:t>
+              <w:t>€3,080</w:t>
             </w:r>
           </w:p>
         </w:tc>
@@ -3540,14 +2955,11 @@
             <w:noWrap/>
           </w:tcPr>
           <w:p>
-            <w:pPr>
-              <w:jc w:val="center"/>
-            </w:pPr>
             <w:r>
               <w:rPr>
                 <w:sz w:val="18"/>
               </w:rPr>
-              <w:t>21.7%</w:t>
+              <w:t>20.2%</w:t>
             </w:r>
           </w:p>
         </w:tc>
@@ -3557,14 +2969,11 @@
             <w:noWrap/>
           </w:tcPr>
           <w:p>
-            <w:pPr>
-              <w:jc w:val="center"/>
-            </w:pPr>
             <w:r>
               <w:rPr>
                 <w:sz w:val="18"/>
               </w:rPr>
-              <w:t>€2,095</w:t>
+              <w:t>€1,957</w:t>
             </w:r>
           </w:p>
         </w:tc>
@@ -3574,14 +2983,11 @@
             <w:noWrap/>
           </w:tcPr>
           <w:p>
-            <w:pPr>
-              <w:jc w:val="center"/>
-            </w:pPr>
             <w:r>
               <w:rPr>
                 <w:sz w:val="18"/>
               </w:rPr>
-              <w:t>12.9%</w:t>
+              <w:t>11.6%</w:t>
             </w:r>
           </w:p>
         </w:tc>
@@ -3591,14 +2997,11 @@
             <w:noWrap/>
           </w:tcPr>
           <w:p>
-            <w:pPr>
-              <w:jc w:val="center"/>
-            </w:pPr>
             <w:r>
               <w:rPr>
                 <w:sz w:val="18"/>
               </w:rPr>
-              <w:t>€1,772</w:t>
+              <w:t>€1,657</w:t>
             </w:r>
           </w:p>
         </w:tc>
@@ -3608,14 +3011,11 @@
             <w:noWrap/>
           </w:tcPr>
           <w:p>
-            <w:pPr>
-              <w:jc w:val="center"/>
-            </w:pPr>
             <w:r>
               <w:rPr>
                 <w:sz w:val="18"/>
               </w:rPr>
-              <w:t>9.8%</w:t>
+              <w:t>8.6%</w:t>
             </w:r>
           </w:p>
         </w:tc>
@@ -3625,15 +3025,11 @@
             <w:noWrap/>
           </w:tcPr>
           <w:p>
-            <w:pPr>
-              <w:jc w:val="center"/>
-            </w:pPr>
             <w:r>
               <w:rPr>
-                <w:color w:val="008000"/>
                 <w:sz w:val="18"/>
               </w:rPr>
-              <w:t>+€1,225</w:t>
+              <w:t>+€1,123</w:t>
             </w:r>
           </w:p>
         </w:tc>
@@ -3645,9 +3041,6 @@
             <w:noWrap/>
           </w:tcPr>
           <w:p>
-            <w:pPr>
-              <w:jc w:val="center"/>
-            </w:pPr>
             <w:r>
               <w:rPr>
                 <w:sz w:val="18"/>
@@ -3662,9 +3055,6 @@
             <w:noWrap/>
           </w:tcPr>
           <w:p>
-            <w:pPr>
-              <w:jc w:val="center"/>
-            </w:pPr>
             <w:r>
               <w:rPr>
                 <w:sz w:val="18"/>
@@ -3679,14 +3069,11 @@
             <w:noWrap/>
           </w:tcPr>
           <w:p>
-            <w:pPr>
-              <w:jc w:val="center"/>
-            </w:pPr>
             <w:r>
               <w:rPr>
                 <w:sz w:val="18"/>
               </w:rPr>
-              <w:t>€2,591</w:t>
+              <w:t>€2,898</w:t>
             </w:r>
           </w:p>
         </w:tc>
@@ -3696,14 +3083,11 @@
             <w:noWrap/>
           </w:tcPr>
           <w:p>
-            <w:pPr>
-              <w:jc w:val="center"/>
-            </w:pPr>
             <w:r>
               <w:rPr>
                 <w:sz w:val="18"/>
               </w:rPr>
-              <w:t>20.4%</w:t>
+              <w:t>23.1%</w:t>
             </w:r>
           </w:p>
         </w:tc>
@@ -3713,14 +3097,11 @@
             <w:noWrap/>
           </w:tcPr>
           <w:p>
-            <w:pPr>
-              <w:jc w:val="center"/>
-            </w:pPr>
             <w:r>
               <w:rPr>
                 <w:sz w:val="18"/>
               </w:rPr>
-              <w:t>€1,669</w:t>
+              <w:t>€1,844</w:t>
             </w:r>
           </w:p>
         </w:tc>
@@ -3730,14 +3111,11 @@
             <w:noWrap/>
           </w:tcPr>
           <w:p>
-            <w:pPr>
-              <w:jc w:val="center"/>
-            </w:pPr>
             <w:r>
               <w:rPr>
                 <w:sz w:val="18"/>
               </w:rPr>
-              <w:t>10.5%</w:t>
+              <w:t>12.7%</w:t>
             </w:r>
           </w:p>
         </w:tc>
@@ -3747,14 +3125,11 @@
             <w:noWrap/>
           </w:tcPr>
           <w:p>
-            <w:pPr>
-              <w:jc w:val="center"/>
-            </w:pPr>
             <w:r>
               <w:rPr>
                 <w:sz w:val="18"/>
               </w:rPr>
-              <w:t>€1,457</w:t>
+              <w:t>€1,608</w:t>
             </w:r>
           </w:p>
         </w:tc>
@@ -3764,14 +3139,11 @@
             <w:noWrap/>
           </w:tcPr>
           <w:p>
-            <w:pPr>
-              <w:jc w:val="center"/>
-            </w:pPr>
             <w:r>
               <w:rPr>
                 <w:sz w:val="18"/>
               </w:rPr>
-              <w:t>7.6%</w:t>
+              <w:t>9.7%</w:t>
             </w:r>
           </w:p>
         </w:tc>
@@ -3781,15 +3153,11 @@
             <w:noWrap/>
           </w:tcPr>
           <w:p>
-            <w:pPr>
-              <w:jc w:val="center"/>
-            </w:pPr>
             <w:r>
               <w:rPr>
-                <w:color w:val="008000"/>
                 <w:sz w:val="18"/>
               </w:rPr>
-              <w:t>+€922</w:t>
+              <w:t>+€1,053</w:t>
             </w:r>
           </w:p>
         </w:tc>
@@ -3801,9 +3169,6 @@
             <w:noWrap/>
           </w:tcPr>
           <w:p>
-            <w:pPr>
-              <w:jc w:val="center"/>
-            </w:pPr>
             <w:r>
               <w:rPr>
                 <w:sz w:val="18"/>
@@ -3818,9 +3183,6 @@
             <w:noWrap/>
           </w:tcPr>
           <w:p>
-            <w:pPr>
-              <w:jc w:val="center"/>
-            </w:pPr>
             <w:r>
               <w:rPr>
                 <w:sz w:val="18"/>
@@ -3835,14 +3197,11 @@
             <w:noWrap/>
           </w:tcPr>
           <w:p>
-            <w:pPr>
-              <w:jc w:val="center"/>
-            </w:pPr>
             <w:r>
               <w:rPr>
                 <w:sz w:val="18"/>
               </w:rPr>
-              <w:t>€2,901</w:t>
+              <w:t>€2,741</w:t>
             </w:r>
           </w:p>
         </w:tc>
@@ -3852,14 +3211,11 @@
             <w:noWrap/>
           </w:tcPr>
           <w:p>
-            <w:pPr>
-              <w:jc w:val="center"/>
-            </w:pPr>
             <w:r>
               <w:rPr>
                 <w:sz w:val="18"/>
               </w:rPr>
-              <w:t>29.6%</w:t>
+              <w:t>27.8%</w:t>
             </w:r>
           </w:p>
         </w:tc>
@@ -3869,9 +3225,134 @@
             <w:noWrap/>
           </w:tcPr>
           <w:p>
-            <w:pPr>
-              <w:jc w:val="center"/>
-            </w:pPr>
+            <w:r>
+              <w:rPr>
+                <w:sz w:val="18"/>
+              </w:rPr>
+              <w:t>€1,422</w:t>
+            </w:r>
+          </w:p>
+        </w:tc>
+        <w:tc>
+          <w:tcPr>
+            <w:tcW w:type="dxa" w:w="960"/>
+            <w:noWrap/>
+          </w:tcPr>
+          <w:p>
+            <w:r>
+              <w:rPr>
+                <w:sz w:val="18"/>
+              </w:rPr>
+              <w:t>8.9%</w:t>
+            </w:r>
+          </w:p>
+        </w:tc>
+        <w:tc>
+          <w:tcPr>
+            <w:tcW w:type="dxa" w:w="960"/>
+            <w:noWrap/>
+          </w:tcPr>
+          <w:p>
+            <w:r>
+              <w:rPr>
+                <w:sz w:val="18"/>
+              </w:rPr>
+              <w:t>€1,420</w:t>
+            </w:r>
+          </w:p>
+        </w:tc>
+        <w:tc>
+          <w:tcPr>
+            <w:tcW w:type="dxa" w:w="960"/>
+            <w:noWrap/>
+          </w:tcPr>
+          <w:p>
+            <w:r>
+              <w:rPr>
+                <w:sz w:val="18"/>
+              </w:rPr>
+              <w:t>8.9%</w:t>
+            </w:r>
+          </w:p>
+        </w:tc>
+        <w:tc>
+          <w:tcPr>
+            <w:tcW w:type="dxa" w:w="960"/>
+            <w:noWrap/>
+          </w:tcPr>
+          <w:p>
+            <w:r>
+              <w:rPr>
+                <w:sz w:val="18"/>
+              </w:rPr>
+              <w:t>+€1,319</w:t>
+            </w:r>
+          </w:p>
+        </w:tc>
+      </w:tr>
+      <w:tr>
+        <w:tc>
+          <w:tcPr>
+            <w:tcW w:type="dxa" w:w="960"/>
+            <w:noWrap/>
+          </w:tcPr>
+          <w:p>
+            <w:r>
+              <w:rPr>
+                <w:sz w:val="18"/>
+              </w:rPr>
+              <w:t>2023</w:t>
+            </w:r>
+          </w:p>
+        </w:tc>
+        <w:tc>
+          <w:tcPr>
+            <w:tcW w:type="dxa" w:w="960"/>
+            <w:noWrap/>
+          </w:tcPr>
+          <w:p>
+            <w:r>
+              <w:rPr>
+                <w:sz w:val="18"/>
+              </w:rPr>
+              <w:t>3</w:t>
+            </w:r>
+          </w:p>
+        </w:tc>
+        <w:tc>
+          <w:tcPr>
+            <w:tcW w:type="dxa" w:w="960"/>
+            <w:noWrap/>
+          </w:tcPr>
+          <w:p>
+            <w:r>
+              <w:rPr>
+                <w:sz w:val="18"/>
+              </w:rPr>
+              <w:t>€2,476</w:t>
+            </w:r>
+          </w:p>
+        </w:tc>
+        <w:tc>
+          <w:tcPr>
+            <w:tcW w:type="dxa" w:w="960"/>
+            <w:noWrap/>
+          </w:tcPr>
+          <w:p>
+            <w:r>
+              <w:rPr>
+                <w:sz w:val="18"/>
+              </w:rPr>
+              <w:t>33.8%</w:t>
+            </w:r>
+          </w:p>
+        </w:tc>
+        <w:tc>
+          <w:tcPr>
+            <w:tcW w:type="dxa" w:w="960"/>
+            <w:noWrap/>
+          </w:tcPr>
+          <w:p>
             <w:r>
               <w:rPr>
                 <w:sz w:val="18"/>
@@ -3886,14 +3367,11 @@
             <w:noWrap/>
           </w:tcPr>
           <w:p>
-            <w:pPr>
-              <w:jc w:val="center"/>
-            </w:pPr>
             <w:r>
               <w:rPr>
                 <w:sz w:val="18"/>
               </w:rPr>
-              <w:t>10.3%</w:t>
+              <w:t>13.8%</w:t>
             </w:r>
           </w:p>
         </w:tc>
@@ -3903,14 +3381,11 @@
             <w:noWrap/>
           </w:tcPr>
           <w:p>
-            <w:pPr>
-              <w:jc w:val="center"/>
-            </w:pPr>
             <w:r>
               <w:rPr>
                 <w:sz w:val="18"/>
               </w:rPr>
-              <w:t>€1,492</w:t>
+              <w:t>€1,448</w:t>
             </w:r>
           </w:p>
         </w:tc>
@@ -3920,14 +3395,11 @@
             <w:noWrap/>
           </w:tcPr>
           <w:p>
-            <w:pPr>
-              <w:jc w:val="center"/>
-            </w:pPr>
             <w:r>
               <w:rPr>
                 <w:sz w:val="18"/>
               </w:rPr>
-              <w:t>10.2%</w:t>
+              <w:t>12.6%</w:t>
             </w:r>
           </w:p>
         </w:tc>
@@ -3937,15 +3409,11 @@
             <w:noWrap/>
           </w:tcPr>
           <w:p>
-            <w:pPr>
-              <w:jc w:val="center"/>
-            </w:pPr>
             <w:r>
               <w:rPr>
-                <w:color w:val="008000"/>
                 <w:sz w:val="18"/>
               </w:rPr>
-              <w:t>+€1,407</w:t>
+              <w:t>+€982</w:t>
             </w:r>
           </w:p>
         </w:tc>
@@ -3957,165 +3425,6 @@
             <w:noWrap/>
           </w:tcPr>
           <w:p>
-            <w:pPr>
-              <w:jc w:val="center"/>
-            </w:pPr>
-            <w:r>
-              <w:rPr>
-                <w:sz w:val="18"/>
-              </w:rPr>
-              <w:t>2023</w:t>
-            </w:r>
-          </w:p>
-        </w:tc>
-        <w:tc>
-          <w:tcPr>
-            <w:tcW w:type="dxa" w:w="960"/>
-            <w:noWrap/>
-          </w:tcPr>
-          <w:p>
-            <w:pPr>
-              <w:jc w:val="center"/>
-            </w:pPr>
-            <w:r>
-              <w:rPr>
-                <w:sz w:val="18"/>
-              </w:rPr>
-              <w:t>3</w:t>
-            </w:r>
-          </w:p>
-        </w:tc>
-        <w:tc>
-          <w:tcPr>
-            <w:tcW w:type="dxa" w:w="960"/>
-            <w:noWrap/>
-          </w:tcPr>
-          <w:p>
-            <w:pPr>
-              <w:jc w:val="center"/>
-            </w:pPr>
-            <w:r>
-              <w:rPr>
-                <w:sz w:val="18"/>
-              </w:rPr>
-              <w:t>€2,779</w:t>
-            </w:r>
-          </w:p>
-        </w:tc>
-        <w:tc>
-          <w:tcPr>
-            <w:tcW w:type="dxa" w:w="960"/>
-            <w:noWrap/>
-          </w:tcPr>
-          <w:p>
-            <w:pPr>
-              <w:jc w:val="center"/>
-            </w:pPr>
-            <w:r>
-              <w:rPr>
-                <w:sz w:val="18"/>
-              </w:rPr>
-              <w:t>38.9%</w:t>
-            </w:r>
-          </w:p>
-        </w:tc>
-        <w:tc>
-          <w:tcPr>
-            <w:tcW w:type="dxa" w:w="960"/>
-            <w:noWrap/>
-          </w:tcPr>
-          <w:p>
-            <w:pPr>
-              <w:jc w:val="center"/>
-            </w:pPr>
-            <w:r>
-              <w:rPr>
-                <w:sz w:val="18"/>
-              </w:rPr>
-              <w:t>€1,654</w:t>
-            </w:r>
-          </w:p>
-        </w:tc>
-        <w:tc>
-          <w:tcPr>
-            <w:tcW w:type="dxa" w:w="960"/>
-            <w:noWrap/>
-          </w:tcPr>
-          <w:p>
-            <w:pPr>
-              <w:jc w:val="center"/>
-            </w:pPr>
-            <w:r>
-              <w:rPr>
-                <w:sz w:val="18"/>
-              </w:rPr>
-              <w:t>17.5%</w:t>
-            </w:r>
-          </w:p>
-        </w:tc>
-        <w:tc>
-          <w:tcPr>
-            <w:tcW w:type="dxa" w:w="960"/>
-            <w:noWrap/>
-          </w:tcPr>
-          <w:p>
-            <w:pPr>
-              <w:jc w:val="center"/>
-            </w:pPr>
-            <w:r>
-              <w:rPr>
-                <w:sz w:val="18"/>
-              </w:rPr>
-              <w:t>€1,603</w:t>
-            </w:r>
-          </w:p>
-        </w:tc>
-        <w:tc>
-          <w:tcPr>
-            <w:tcW w:type="dxa" w:w="960"/>
-            <w:noWrap/>
-          </w:tcPr>
-          <w:p>
-            <w:pPr>
-              <w:jc w:val="center"/>
-            </w:pPr>
-            <w:r>
-              <w:rPr>
-                <w:sz w:val="18"/>
-              </w:rPr>
-              <w:t>16.4%</w:t>
-            </w:r>
-          </w:p>
-        </w:tc>
-        <w:tc>
-          <w:tcPr>
-            <w:tcW w:type="dxa" w:w="960"/>
-            <w:noWrap/>
-          </w:tcPr>
-          <w:p>
-            <w:pPr>
-              <w:jc w:val="center"/>
-            </w:pPr>
-            <w:r>
-              <w:rPr>
-                <w:color w:val="008000"/>
-                <w:sz w:val="18"/>
-              </w:rPr>
-              <w:t>+€1,125</w:t>
-            </w:r>
-          </w:p>
-        </w:tc>
-      </w:tr>
-      <w:tr>
-        <w:tc>
-          <w:tcPr>
-            <w:tcW w:type="dxa" w:w="960"/>
-            <w:noWrap/>
-          </w:tcPr>
-          <w:p>
-            <w:pPr>
-              <w:jc w:val="center"/>
-            </w:pPr>
             <w:r>
               <w:rPr>
                 <w:sz w:val="18"/>
@@ -4130,9 +3439,6 @@
             <w:noWrap/>
           </w:tcPr>
           <w:p>
-            <w:pPr>
-              <w:jc w:val="center"/>
-            </w:pPr>
             <w:r>
               <w:rPr>
                 <w:sz w:val="18"/>
@@ -4147,14 +3453,11 @@
             <w:noWrap/>
           </w:tcPr>
           <w:p>
-            <w:pPr>
-              <w:jc w:val="center"/>
-            </w:pPr>
             <w:r>
               <w:rPr>
                 <w:sz w:val="18"/>
               </w:rPr>
-              <w:t>€2,617</w:t>
+              <w:t>€2,333</w:t>
             </w:r>
           </w:p>
         </w:tc>
@@ -4164,14 +3467,11 @@
             <w:noWrap/>
           </w:tcPr>
           <w:p>
-            <w:pPr>
-              <w:jc w:val="center"/>
-            </w:pPr>
             <w:r>
               <w:rPr>
                 <w:sz w:val="18"/>
               </w:rPr>
-              <w:t>57.6%</w:t>
+              <w:t>49.3%</w:t>
             </w:r>
           </w:p>
         </w:tc>
@@ -4181,14 +3481,11 @@
             <w:noWrap/>
           </w:tcPr>
           <w:p>
-            <w:pPr>
-              <w:jc w:val="center"/>
-            </w:pPr>
             <w:r>
               <w:rPr>
                 <w:sz w:val="18"/>
               </w:rPr>
-              <w:t>€1,400</w:t>
+              <w:t>€1,269</w:t>
             </w:r>
           </w:p>
         </w:tc>
@@ -4198,14 +3495,11 @@
             <w:noWrap/>
           </w:tcPr>
           <w:p>
-            <w:pPr>
-              <w:jc w:val="center"/>
-            </w:pPr>
             <w:r>
               <w:rPr>
                 <w:sz w:val="18"/>
               </w:rPr>
-              <w:t>17.3%</w:t>
+              <w:t>11.9%</w:t>
             </w:r>
           </w:p>
         </w:tc>
@@ -4215,14 +3509,11 @@
             <w:noWrap/>
           </w:tcPr>
           <w:p>
-            <w:pPr>
-              <w:jc w:val="center"/>
-            </w:pPr>
             <w:r>
               <w:rPr>
                 <w:sz w:val="18"/>
               </w:rPr>
-              <w:t>€1,453</w:t>
+              <w:t>€1,316</w:t>
             </w:r>
           </w:p>
         </w:tc>
@@ -4232,14 +3523,11 @@
             <w:noWrap/>
           </w:tcPr>
           <w:p>
-            <w:pPr>
-              <w:jc w:val="center"/>
-            </w:pPr>
             <w:r>
               <w:rPr>
                 <w:sz w:val="18"/>
               </w:rPr>
-              <w:t>19.3%</w:t>
+              <w:t>13.9%</w:t>
             </w:r>
           </w:p>
         </w:tc>
@@ -4249,15 +3537,11 @@
             <w:noWrap/>
           </w:tcPr>
           <w:p>
-            <w:pPr>
-              <w:jc w:val="center"/>
-            </w:pPr>
             <w:r>
               <w:rPr>
-                <w:color w:val="008000"/>
                 <w:sz w:val="18"/>
               </w:rPr>
-              <w:t>+€1,164</w:t>
+              <w:t>+€1,018</w:t>
             </w:r>
           </w:p>
         </w:tc>
@@ -4269,9 +3553,6 @@
             <w:noWrap/>
           </w:tcPr>
           <w:p>
-            <w:pPr>
-              <w:jc w:val="center"/>
-            </w:pPr>
             <w:r>
               <w:rPr>
                 <w:sz w:val="18"/>
@@ -4286,9 +3567,6 @@
             <w:noWrap/>
           </w:tcPr>
           <w:p>
-            <w:pPr>
-              <w:jc w:val="center"/>
-            </w:pPr>
             <w:r>
               <w:rPr>
                 <w:sz w:val="18"/>
@@ -4303,14 +3581,11 @@
             <w:noWrap/>
           </w:tcPr>
           <w:p>
-            <w:pPr>
-              <w:jc w:val="center"/>
-            </w:pPr>
             <w:r>
               <w:rPr>
                 <w:sz w:val="18"/>
               </w:rPr>
-              <w:t>€1,987</w:t>
+              <w:t>€1,630</w:t>
             </w:r>
           </w:p>
         </w:tc>
@@ -4320,14 +3595,11 @@
             <w:noWrap/>
           </w:tcPr>
           <w:p>
-            <w:pPr>
-              <w:jc w:val="center"/>
-            </w:pPr>
             <w:r>
               <w:rPr>
                 <w:sz w:val="18"/>
               </w:rPr>
-              <w:t>85.5%</w:t>
+              <w:t>55.2%</w:t>
             </w:r>
           </w:p>
         </w:tc>
@@ -4337,14 +3609,11 @@
             <w:noWrap/>
           </w:tcPr>
           <w:p>
-            <w:pPr>
-              <w:jc w:val="center"/>
-            </w:pPr>
             <w:r>
               <w:rPr>
                 <w:sz w:val="18"/>
               </w:rPr>
-              <w:t>€1,188</w:t>
+              <w:t>€1,007</w:t>
             </w:r>
           </w:p>
         </w:tc>
@@ -4354,14 +3623,11 @@
             <w:noWrap/>
           </w:tcPr>
           <w:p>
-            <w:pPr>
-              <w:jc w:val="center"/>
-            </w:pPr>
             <w:r>
               <w:rPr>
                 <w:sz w:val="18"/>
               </w:rPr>
-              <w:t>16.7%</w:t>
+              <w:t>0.7%</w:t>
             </w:r>
           </w:p>
         </w:tc>
@@ -4371,14 +3637,11 @@
             <w:noWrap/>
           </w:tcPr>
           <w:p>
-            <w:pPr>
-              <w:jc w:val="center"/>
-            </w:pPr>
             <w:r>
               <w:rPr>
                 <w:sz w:val="18"/>
               </w:rPr>
-              <w:t>€1,257</w:t>
+              <w:t>€1,064</w:t>
             </w:r>
           </w:p>
         </w:tc>
@@ -4388,14 +3651,11 @@
             <w:noWrap/>
           </w:tcPr>
           <w:p>
-            <w:pPr>
-              <w:jc w:val="center"/>
-            </w:pPr>
             <w:r>
               <w:rPr>
                 <w:sz w:val="18"/>
               </w:rPr>
-              <w:t>22.9%</w:t>
+              <w:t>5.8%</w:t>
             </w:r>
           </w:p>
         </w:tc>
@@ -4405,15 +3665,11 @@
             <w:noWrap/>
           </w:tcPr>
           <w:p>
-            <w:pPr>
-              <w:jc w:val="center"/>
-            </w:pPr>
             <w:r>
               <w:rPr>
-                <w:color w:val="008000"/>
                 <w:sz w:val="18"/>
               </w:rPr>
-              <w:t>+€730</w:t>
+              <w:t>+€566</w:t>
             </w:r>
           </w:p>
         </w:tc>
@@ -4429,10 +3685,13 @@
       </w:r>
     </w:p>
     <w:p>
+      <w:pPr>
+        <w:jc w:val="center"/>
+      </w:pPr>
       <w:r>
         <w:drawing>
           <wp:inline xmlns:a="http://schemas.openxmlformats.org/drawingml/2006/main" xmlns:pic="http://schemas.openxmlformats.org/drawingml/2006/picture">
-            <wp:extent cx="5760720" cy="2618509"/>
+            <wp:extent cx="5486400" cy="3048000"/>
             <wp:docPr id="2" name="Picture 2"/>
             <wp:cNvGraphicFramePr>
               <a:graphicFrameLocks noChangeAspect="1"/>
@@ -4453,7 +3712,7 @@
                   <pic:spPr>
                     <a:xfrm>
                       <a:off x="0" y="0"/>
-                      <a:ext cx="5760720" cy="2618509"/>
+                      <a:ext cx="5486400" cy="3048000"/>
                     </a:xfrm>
                     <a:prstGeom prst="rect"/>
                   </pic:spPr>
@@ -4465,19 +3724,25 @@
       </w:r>
     </w:p>
     <w:p>
+      <w:pPr>
+        <w:jc w:val="center"/>
+      </w:pPr>
       <w:r>
         <w:rPr>
-          <w:i/>
+          <w:color w:val="555555"/>
           <w:sz w:val="18"/>
         </w:rPr>
         <w:t>Abb. 2: Endwert und CAGR netto nach Startjahr (nach Abgeltungsteuer)</w:t>
       </w:r>
     </w:p>
     <w:p>
+      <w:pPr>
+        <w:jc w:val="center"/>
+      </w:pPr>
       <w:r>
         <w:drawing>
           <wp:inline xmlns:a="http://schemas.openxmlformats.org/drawingml/2006/main" xmlns:pic="http://schemas.openxmlformats.org/drawingml/2006/picture">
-            <wp:extent cx="5760720" cy="2592324"/>
+            <wp:extent cx="5486400" cy="2438400"/>
             <wp:docPr id="3" name="Picture 3"/>
             <wp:cNvGraphicFramePr>
               <a:graphicFrameLocks noChangeAspect="1"/>
@@ -4498,7 +3763,7 @@
                   <pic:spPr>
                     <a:xfrm>
                       <a:off x="0" y="0"/>
-                      <a:ext cx="5760720" cy="2592324"/>
+                      <a:ext cx="5486400" cy="2438400"/>
                     </a:xfrm>
                     <a:prstGeom prst="rect"/>
                   </pic:spPr>
@@ -4510,9 +3775,12 @@
       </w:r>
     </w:p>
     <w:p>
+      <w:pPr>
+        <w:jc w:val="center"/>
+      </w:pPr>
       <w:r>
         <w:rPr>
-          <w:i/>
+          <w:color w:val="555555"/>
           <w:sz w:val="18"/>
         </w:rPr>
         <w:t>Abb. 3: Goldvorteil gegenüber bestem Aktienindex nach Steuer, pro Einstiegsjahr</w:t>
@@ -4541,7 +3809,7 @@
     </w:p>
     <w:p>
       <w:r>
-        <w:t>Physisches Gold (Barren, Münzen) gilt als privates Veräußerungsgeschäft. Gewinne aus dem Verkauf sind nach einer Haltedauer von mehr als einem Jahr vollständig steuerfrei – ohne Betragsbegrenzung. Wer im Jahr 2000 für 1.000 € Gold kaufte und heute verkauft, erzielt einen steuerfreien Gewinn von rund € 22.436. Kein anderes Anlageinstrument bietet diese Kombination aus Renditepotenzial und vollständiger Steuerfreiheit.</w:t>
+        <w:t>Physisches Gold (Barren, Münzen) gilt als privates Veräußerungsgeschäft. Gewinne aus dem Verkauf sind nach einer Haltedauer von mehr als einem Jahr vollständig steuerfrei – ohne Betragsbegrenzung. Wer im Jahr 2000 für 1.000 € Gold kaufte und heute verkauft, erzielt einen steuerfreien Gewinn von rund € 13,115. Kein anderes Anlageinstrument bietet diese Kombination aus Renditepotenzial und vollständiger Steuerfreiheit.</w:t>
       </w:r>
     </w:p>
     <w:p>
@@ -4567,7 +3835,7 @@
     </w:p>
     <w:p>
       <w:r>
-        <w:t>Der Steuereffekt ist erheblich: Aus 1.000 € in einem S&amp;P 500 Aktien-ETF seit 2000 werden brutto € 9.268, nach Steuer jedoch nur € 7.566. Gold hingegen: brutto wie netto € 23.436.</w:t>
+        <w:t>Der Steuereffekt ist erheblich: Aus 1.000 € in einem S&amp;P 500 Aktien-ETF seit 2000 werden brutto € 5,452, nach Steuer jedoch nur € 4,631. Gold hingegen: brutto wie netto € 14,115.</w:t>
       </w:r>
     </w:p>
     <w:p>
@@ -4604,13 +3872,7 @@
     </w:p>
     <w:p>
       <w:r>
-        <w:rPr>
-          <w:b/>
-        </w:rPr>
-        <w:t xml:space="preserve">Wichtig: </w:t>
-      </w:r>
-      <w:r>
-        <w:t>Nur physisches Gold (Barren, Münzen wie Krügerrand, Maple Leaf, Wiener Philharmoniker) profitiert von der Steuerfreiheit nach §23 EStG. Gold-ETFs, Gold-ETCs (z.B. Xetra-Gold mit physischer Lieferungsoption: steuerfrei; andere ohne Lieferrecht: steuerpflichtig!) und Goldaktien werden steuerlich wie Wertpapiere behandelt.</w:t>
+        <w:t>Wichtig: Nur physisches Gold (Barren, Münzen wie Krügerrand, Maple Leaf, Wiener Philharmoniker) profitiert von der Steuerfreiheit nach §23 EStG. Gold-ETFs, Gold-ETCs (z.B. Xetra-Gold mit physischer Lieferungsoption: steuerfrei; andere ohne Lieferrecht: steuerpflichtig!) und Goldaktien werden steuerlich wie Wertpapiere behandelt.</w:t>
       </w:r>
     </w:p>
     <w:p>
@@ -4636,7 +3898,7 @@
     </w:p>
     <w:p>
       <w:r>
-        <w:t>In Deutschland halten Privathaushalte laut Bundesbank Aktien und Investmentfonds im Wert von über 1,5 Billionen Euro. Der Großteil davon entfällt auf die Generation 60+. In den USA verwalten Boomer mit Stand 2023 rund 52 % des gesamten Aktienvermogens. Zwischen 2025 und 2035 erreichen die stärksten Jahrgänge das Alter von 70–80 Jahren.</w:t>
+        <w:t>In Deutschland halten Privathaushalte laut Bundesbank Aktien und Investmentfonds im Wert von über 1,5 Billionen Euro. Der Großteil davon entfällt auf die Generation 60+. In den USA verwalten Boomer mit Stand 2023 rund 52 % des gesamten Aktienvermögens. Zwischen 2025 und 2035 erreichen die stärksten Jahrgänge das Alter von 70–80 Jahren.</w:t>
       </w:r>
     </w:p>
     <w:p>
@@ -4660,7 +3922,7 @@
         <w:pStyle w:val="ListBullet"/>
       </w:pPr>
       <w:r>
-        <w:t>Required Minimum Distributions (USA): Ab 73 Jahren Zwangsverkaufe aus Altersvorsorge.</w:t>
+        <w:t>Required Minimum Distributions (USA): Ab 73 Jahren Zwangsverkäufe aus Altersvorsorge.</w:t>
       </w:r>
     </w:p>
     <w:p>
@@ -4689,7 +3951,7 @@
     </w:p>
     <w:p>
       <w:r>
-        <w:t>Gold hat keinen Eigentümer der verkaufen muss. Die wichtigsten strukturellen Goldkäufer sind Zentralbanken (Rekordkäufe 2022–2024: über 1.000 Tonnen p.a.), aufstrebende Mittelschichten in Asien und staatliche Reservefonds.</w:t>
+        <w:t>Gold hat keinen Eigentümer der verkaufen muss. Die wichtigsten strukturellen Goldkäufer sind Zentralbanken (Rekordkäufe 2022–2024: über 1.000 Tonnen p.a.), aufstrebende Mittelschichten in Asien (China, Indien) und staatliche Reservefonds. Diese Nachfrage ist demographisch unabhängig und wächst. Gleichzeitig sinkt das Goldangebot: Neue Minen werden seltener erschlossen, die Förderkosten (All-in Sustaining Costs) steigen jährlich.</w:t>
       </w:r>
     </w:p>
     <w:p>
@@ -4699,8 +3961,8 @@
       <w:r>
         <w:drawing>
           <wp:inline xmlns:a="http://schemas.openxmlformats.org/drawingml/2006/main" xmlns:pic="http://schemas.openxmlformats.org/drawingml/2006/picture">
-            <wp:extent cx="5669280" cy="2362200"/>
-            <wp:docPr id="5" name="Picture 5"/>
+            <wp:extent cx="5486400" cy="2286000"/>
+            <wp:docPr id="4" name="Picture 4"/>
             <wp:cNvGraphicFramePr>
               <a:graphicFrameLocks noChangeAspect="1"/>
             </wp:cNvGraphicFramePr>
@@ -4712,7 +3974,7 @@
                     <pic:cNvPicPr/>
                   </pic:nvPicPr>
                   <pic:blipFill>
-                    <a:blip r:embed="rId13"/>
+                    <a:blip r:embed="rId12"/>
                     <a:stretch>
                       <a:fillRect/>
                     </a:stretch>
@@ -4720,7 +3982,7 @@
                   <pic:spPr>
                     <a:xfrm>
                       <a:off x="0" y="0"/>
-                      <a:ext cx="5669280" cy="2362200"/>
+                      <a:ext cx="5486400" cy="2286000"/>
                     </a:xfrm>
                     <a:prstGeom prst="rect"/>
                   </pic:spPr>
@@ -4753,7 +4015,7 @@
     </w:p>
     <w:p>
       <w:r>
-        <w:t>Gold war eine der renditestarks­ten und steuerlich effizientesten Anlageformen der letzten 25 Jahre. Dennoch empfehlen Banken Gold systematisch wenig oder gar nicht – wegen struktureller Interessenkonflikte.</w:t>
+        <w:t>Gold war eine der renditestärksten und steuerlich effizientesten Anlageformen der letzten 25 Jahre. Dennoch empfehlen Banken Gold systematisch wenig oder gar nicht – wegen struktureller Interessenkonflikte.</w:t>
       </w:r>
     </w:p>
     <w:p>
@@ -4783,11 +4045,14 @@
       </w:r>
     </w:p>
     <w:p>
+      <w:pPr>
+        <w:jc w:val="center"/>
+      </w:pPr>
       <w:r>
         <w:drawing>
           <wp:inline xmlns:a="http://schemas.openxmlformats.org/drawingml/2006/main" xmlns:pic="http://schemas.openxmlformats.org/drawingml/2006/picture">
-            <wp:extent cx="5760720" cy="2563062"/>
-            <wp:docPr id="4" name="Picture 4"/>
+            <wp:extent cx="5486400" cy="2441012"/>
+            <wp:docPr id="5" name="Picture 5"/>
             <wp:cNvGraphicFramePr>
               <a:graphicFrameLocks noChangeAspect="1"/>
             </wp:cNvGraphicFramePr>
@@ -4799,7 +4064,7 @@
                     <pic:cNvPicPr/>
                   </pic:nvPicPr>
                   <pic:blipFill>
-                    <a:blip r:embed="rId12"/>
+                    <a:blip r:embed="rId13"/>
                     <a:stretch>
                       <a:fillRect/>
                     </a:stretch>
@@ -4807,7 +4072,7 @@
                   <pic:spPr>
                     <a:xfrm>
                       <a:off x="0" y="0"/>
-                      <a:ext cx="5760720" cy="2563062"/>
+                      <a:ext cx="5486400" cy="2441012"/>
                     </a:xfrm>
                     <a:prstGeom prst="rect"/>
                   </pic:spPr>
@@ -4819,9 +4084,12 @@
       </w:r>
     </w:p>
     <w:p>
+      <w:pPr>
+        <w:jc w:val="center"/>
+      </w:pPr>
       <w:r>
         <w:rPr>
-          <w:i/>
+          <w:color w:val="555555"/>
           <w:sz w:val="18"/>
         </w:rPr>
         <w:t>Abb. 4: Kosteneffekt: Bankfonds vs. ETF vs. physisches Gold (7 % Bruttorendite, 25 Jahre)</w:t>
@@ -4840,7 +4108,7 @@
         <w:pStyle w:val="ListBullet"/>
       </w:pPr>
       <w:r>
-        <w:t>Lehman-Zertifikate als „sicher“ verkauft – mit voller Provision</w:t>
+        <w:t>Lehman-Zertifikate als „sicher" verkauft – mit voller Provision</w:t>
       </w:r>
     </w:p>
     <w:p>
@@ -4927,7 +4195,7 @@
     </w:p>
     <w:p>
       <w:r>
-        <w:t>Für die kommenden Jahre kommen strukturelle Rückenwíinde hinzu: Die Liquidierungen der Boomer-Generation dürften Aktienindizes belasten, während Zentralbanknachfrage und geopolitische Unsicherheit Gold weiter stützen.</w:t>
+        <w:t>Für die kommenden Jahre kommen strukturelle Rückenwinde hinzu: Die Liquidierungen der Boomer-Generation dürften Aktienindizes belasten, während Zentralbanknachfrage und geopolitische Unsicherheit Gold weiter stützen.</w:t>
       </w:r>
     </w:p>
     <w:p>
